--- a/毕设/毕业设计公文包（计算机学院）2024-2-26/4、计算机学院毕业设计模板 2023-7-2.docx
+++ b/毕设/毕业设计公文包（计算机学院）2024-2-26/4、计算机学院毕业设计模板 2023-7-2.docx
@@ -178,13 +178,7 @@
                   <w:rPr>
                     <w:rFonts w:hint="eastAsia"/>
                   </w:rPr>
-                  <w:t>XXX</w:t>
-                </w:r>
-                <w:r>
-                  <w:rPr>
-                    <w:rFonts w:hint="eastAsia"/>
-                  </w:rPr>
-                  <w:t>系统的设计与实现</w:t>
+                  <w:t>XXX系统的设计与实现</w:t>
                 </w:r>
               </w:sdtContent>
             </w:sdt>
@@ -258,19 +252,7 @@
               <w:rPr>
                 <w:rFonts w:hint="eastAsia"/>
               </w:rPr>
-              <w:t>院</w:t>
-            </w:r>
-            <w:r>
-              <w:rPr>
-                <w:rFonts w:hint="eastAsia"/>
-              </w:rPr>
-              <w:t xml:space="preserve">    </w:t>
-            </w:r>
-            <w:r>
-              <w:rPr>
-                <w:rFonts w:hint="eastAsia"/>
-              </w:rPr>
-              <w:t>系</w:t>
+              <w:t>院    系</w:t>
             </w:r>
           </w:p>
         </w:tc>
@@ -380,13 +362,7 @@
                   <w:rPr>
                     <w:rFonts w:hint="eastAsia"/>
                   </w:rPr>
-                  <w:t>卓越</w:t>
-                </w:r>
-                <w:r>
-                  <w:rPr>
-                    <w:rFonts w:hint="eastAsia"/>
-                  </w:rPr>
-                  <w:t>1901</w:t>
+                  <w:t>卓越1901</w:t>
                 </w:r>
               </w:sdtContent>
             </w:sdt>
@@ -415,19 +391,7 @@
               <w:rPr>
                 <w:rFonts w:hint="eastAsia"/>
               </w:rPr>
-              <w:t>姓</w:t>
-            </w:r>
-            <w:r>
-              <w:rPr>
-                <w:rFonts w:hint="eastAsia"/>
-              </w:rPr>
-              <w:t xml:space="preserve">    </w:t>
-            </w:r>
-            <w:r>
-              <w:rPr>
-                <w:rFonts w:hint="eastAsia"/>
-              </w:rPr>
-              <w:t>名</w:t>
+              <w:t>姓    名</w:t>
             </w:r>
           </w:p>
         </w:tc>
@@ -505,19 +469,7 @@
               <w:rPr>
                 <w:rFonts w:hint="eastAsia"/>
               </w:rPr>
-              <w:t>学</w:t>
-            </w:r>
-            <w:r>
-              <w:rPr>
-                <w:rFonts w:hint="eastAsia"/>
-              </w:rPr>
-              <w:t xml:space="preserve">    </w:t>
-            </w:r>
-            <w:r>
-              <w:rPr>
-                <w:rFonts w:hint="eastAsia"/>
-              </w:rPr>
-              <w:t>号</w:t>
+              <w:t>学    号</w:t>
             </w:r>
           </w:p>
         </w:tc>
@@ -996,13 +948,7 @@
         <w:rPr>
           <w:rFonts w:cs="Times New Roman"/>
         </w:rPr>
-        <w:t>本学位论文作者完全了解学校有关保障、使用学位论文的规定，同意学校保留并向有关学位论文管理部门或机构送交论文的复印件和电子版，允许论文被查阅和借阅。本人授权省级优秀学士论文评选机构将本学位论文的全部或部分内容编入有</w:t>
-      </w:r>
-      <w:r>
-        <w:rPr>
-          <w:rFonts w:cs="Times New Roman"/>
-        </w:rPr>
-        <w:t>关数据进行检索，可以采用影印、缩印或扫描等复制手段保存和汇编本学位论文。</w:t>
+        <w:t>本学位论文作者完全了解学校有关保障、使用学位论文的规定，同意学校保留并向有关学位论文管理部门或机构送交论文的复印件和电子版，允许论文被查阅和借阅。本人授权省级优秀学士论文评选机构将本学位论文的全部或部分内容编入有关数据进行检索，可以采用影印、缩印或扫描等复制手段保存和汇编本学位论文。</w:t>
       </w:r>
     </w:p>
     <w:p>
@@ -1558,13 +1504,7 @@
         <w:rPr>
           <w:rFonts w:hint="eastAsia"/>
         </w:rPr>
-        <w:t>命令的传输层，加快</w:t>
-      </w:r>
-      <w:r>
-        <w:rPr>
-          <w:rFonts w:hint="eastAsia"/>
-        </w:rPr>
-        <w:t>了系统的实现过程。同时以一个正在进行的控制器项目为基础，</w:t>
+        <w:t>命令的传输层，加快了系统的实现过程。同时以一个正在进行的控制器项目为基础，</w:t>
       </w:r>
       <w:r>
         <w:rPr>
@@ -1586,10 +1526,7 @@
         <w:t>XXXXXXXXXXXXXXXXXXXXXXXXXXXXXXXXXXXXXXXXXXXXXXXXXXXXXXXXXXXXXXXXXXXXXXXXXXXXXXXXXXXXXXXXXXXXXXXXXXXXXXXXXXXXXXXXXXXXXXXXXXXXXX</w:t>
       </w:r>
       <w:r>
-        <w:t>XXXXXXXXXXXXXXXXXXXXXXXXXXXXXXXXXXXXXXXXXXXXXXXXXXXXXXXXXXXXXXXXXXXXXXXXXXXXXXXXXXXXXXXX</w:t>
-      </w:r>
-      <w:r>
-        <w:t>XXXXXXXXXXXXXXXXXXX</w:t>
+        <w:t>XXXXXXXXXXXXXXXXXXXXXXXXXXXXXXXXXXXXXXXXXXXXXXXXXXXXXXXXXXXXXXXXXXXXXXXXXXXXXXXXXXXXXXXXXXXXXXXXXXXXXXXXXXX</w:t>
       </w:r>
       <w:r>
         <w:rPr>
@@ -1803,13 +1740,7 @@
         <w:rPr>
           <w:rFonts w:cs="Times New Roman"/>
         </w:rPr>
-        <w:t>Failure resilience is of pivotal importance in practical network function virtualization (NFV) systems, but has been mostly absent in the existing ones. The absence is mainly due to the challenge of patching source code of the existing NF software for extr</w:t>
-      </w:r>
-      <w:r>
-        <w:rPr>
-          <w:rFonts w:cs="Times New Roman"/>
-        </w:rPr>
-        <w:t xml:space="preserve">acting important NF states, a necessary step toward flow migration and replication to provide failure tolerance. </w:t>
+        <w:t xml:space="preserve">Failure resilience is of pivotal importance in practical network function virtualization (NFV) systems, but has been mostly absent in the existing ones. The absence is mainly due to the challenge of patching source code of the existing NF software for extracting important NF states, a necessary step toward flow migration and replication to provide failure tolerance. </w:t>
       </w:r>
       <w:commentRangeEnd w:id="13"/>
       <w:r>
@@ -1845,13 +1776,7 @@
         <w:rPr>
           <w:rFonts w:cs="Times New Roman"/>
         </w:rPr>
-        <w:t>, a novel NFV system that uses the actor programming model to provide transparent resilience, high scalability a</w:t>
-      </w:r>
-      <w:r>
-        <w:rPr>
-          <w:rFonts w:cs="Times New Roman"/>
-        </w:rPr>
-        <w:t xml:space="preserve">nd low overhead in network flow processing. In </w:t>
+        <w:t xml:space="preserve">, a novel NFV system that uses the actor programming model to provide transparent resilience, high scalability and low overhead in network flow processing. In </w:t>
       </w:r>
       <w:proofErr w:type="spellStart"/>
       <w:r>
@@ -1865,13 +1790,7 @@
         <w:rPr>
           <w:rFonts w:cs="Times New Roman"/>
         </w:rPr>
-        <w:t>, a set of efficient APIs are provided for constructing NFs, with inherent support for scalability and resilience. A per-flow management principle is advocated, different from the existing practice, whi</w:t>
-      </w:r>
-      <w:r>
-        <w:rPr>
-          <w:rFonts w:cs="Times New Roman"/>
-        </w:rPr>
-        <w:t xml:space="preserve">ch provides dedicated micro service chain services for individual flows, enabling decentralized flow migration and scalable flow replication. We implement </w:t>
+        <w:t xml:space="preserve">, a set of efficient APIs are provided for constructing NFs, with inherent support for scalability and resilience. A per-flow management principle is advocated, different from the existing practice, which provides dedicated micro service chain services for individual flows, enabling decentralized flow migration and scalable flow replication. We implement </w:t>
       </w:r>
       <w:proofErr w:type="spellStart"/>
       <w:r>
@@ -1885,13 +1804,7 @@
         <w:rPr>
           <w:rFonts w:cs="Times New Roman"/>
         </w:rPr>
-        <w:t xml:space="preserve"> and show that it achieves good scalability, prompt flow migration and failure recovery with l</w:t>
-      </w:r>
-      <w:r>
-        <w:rPr>
-          <w:rFonts w:cs="Times New Roman"/>
-        </w:rPr>
-        <w:t xml:space="preserve">arge numbers of concurrent flows. We also show that </w:t>
+        <w:t xml:space="preserve"> and show that it achieves good scalability, prompt flow migration and failure recovery with large numbers of concurrent flows. We also show that </w:t>
       </w:r>
       <w:proofErr w:type="spellStart"/>
       <w:r>
@@ -1954,13 +1867,7 @@
         <w:rPr>
           <w:rFonts w:cs="Times New Roman"/>
         </w:rPr>
-        <w:t xml:space="preserve"> Network Function Virtualization (NFV), Fa</w:t>
-      </w:r>
-      <w:r>
-        <w:rPr>
-          <w:rFonts w:cs="Times New Roman"/>
-        </w:rPr>
-        <w:t>ilure Resilience, Actor Model, Flow Migration, Service Chain</w:t>
+        <w:t xml:space="preserve"> Network Function Virtualization (NFV), Failure Resilience, Actor Model, Flow Migration, Service Chain</w:t>
       </w:r>
       <w:commentRangeEnd w:id="14"/>
       <w:r>
@@ -2250,10 +2157,7 @@
               <w:fldChar w:fldCharType="begin"/>
             </w:r>
             <w:r>
-              <w:instrText xml:space="preserve"> P</w:instrText>
-            </w:r>
-            <w:r>
-              <w:instrText xml:space="preserve">AGEREF _Toc15876 \h </w:instrText>
+              <w:instrText xml:space="preserve"> PAGEREF _Toc15876 \h </w:instrText>
             </w:r>
             <w:r>
               <w:fldChar w:fldCharType="separate"/>
@@ -2331,10 +2235,7 @@
               <w:fldChar w:fldCharType="begin"/>
             </w:r>
             <w:r>
-              <w:instrText xml:space="preserve"> PAGEREF</w:instrText>
-            </w:r>
-            <w:r>
-              <w:instrText xml:space="preserve"> _Toc2419 \h </w:instrText>
+              <w:instrText xml:space="preserve"> PAGEREF _Toc2419 \h </w:instrText>
             </w:r>
             <w:r>
               <w:fldChar w:fldCharType="separate"/>
@@ -2412,10 +2313,7 @@
               <w:fldChar w:fldCharType="begin"/>
             </w:r>
             <w:r>
-              <w:instrText xml:space="preserve"> PAGEREF _Toc4969 \</w:instrText>
-            </w:r>
-            <w:r>
-              <w:instrText xml:space="preserve">h </w:instrText>
+              <w:instrText xml:space="preserve"> PAGEREF _Toc4969 \h </w:instrText>
             </w:r>
             <w:r>
               <w:fldChar w:fldCharType="separate"/>
@@ -2571,10 +2469,7 @@
               <w:fldChar w:fldCharType="begin"/>
             </w:r>
             <w:r>
-              <w:instrText xml:space="preserve"> PAGE</w:instrText>
-            </w:r>
-            <w:r>
-              <w:instrText xml:space="preserve">REF _Toc17726 \h </w:instrText>
+              <w:instrText xml:space="preserve"> PAGEREF _Toc17726 \h </w:instrText>
             </w:r>
             <w:r>
               <w:fldChar w:fldCharType="separate"/>
@@ -2658,10 +2553,7 @@
               <w:fldChar w:fldCharType="begin"/>
             </w:r>
             <w:r>
-              <w:instrText xml:space="preserve"> PAGEREF _Toc</w:instrText>
-            </w:r>
-            <w:r>
-              <w:instrText xml:space="preserve">1879 \h </w:instrText>
+              <w:instrText xml:space="preserve"> PAGEREF _Toc1879 \h </w:instrText>
             </w:r>
             <w:r>
               <w:fldChar w:fldCharType="separate"/>
@@ -2745,10 +2637,7 @@
               <w:fldChar w:fldCharType="separate"/>
             </w:r>
             <w:r>
-              <w:t>1</w:t>
-            </w:r>
-            <w:r>
-              <w:t>0</w:t>
+              <w:t>10</w:t>
             </w:r>
             <w:r>
               <w:fldChar w:fldCharType="end"/>
@@ -2904,10 +2793,7 @@
               <w:fldChar w:fldCharType="begin"/>
             </w:r>
             <w:r>
-              <w:instrText xml:space="preserve"> PAGEREF _</w:instrText>
-            </w:r>
-            <w:r>
-              <w:instrText xml:space="preserve">Toc25168 \h </w:instrText>
+              <w:instrText xml:space="preserve"> PAGEREF _Toc25168 \h </w:instrText>
             </w:r>
             <w:r>
               <w:fldChar w:fldCharType="separate"/>
@@ -2985,10 +2871,7 @@
               <w:fldChar w:fldCharType="begin"/>
             </w:r>
             <w:r>
-              <w:instrText xml:space="preserve"> PAGEREF _To</w:instrText>
-            </w:r>
-            <w:r>
-              <w:instrText xml:space="preserve">c20695 \h </w:instrText>
+              <w:instrText xml:space="preserve"> PAGEREF _Toc20695 \h </w:instrText>
             </w:r>
             <w:r>
               <w:fldChar w:fldCharType="separate"/>
@@ -4536,15 +4419,7 @@
           <w:szCs w:val="24"/>
           <w:vertAlign w:val="superscript"/>
         </w:rPr>
-        <w:instrText xml:space="preserve"> REF _Re</w:instrText>
-      </w:r>
-      <w:r>
-        <w:rPr>
-          <w:rFonts w:cs="Times New Roman"/>
-          <w:szCs w:val="24"/>
-          <w:vertAlign w:val="superscript"/>
-        </w:rPr>
-        <w:instrText xml:space="preserve">f484195445 \r \h </w:instrText>
+        <w:instrText xml:space="preserve"> REF _Ref484195445 \r \h </w:instrText>
       </w:r>
       <w:r>
         <w:rPr>
@@ -5650,14 +5525,7 @@
           <w:rFonts w:cs="Times New Roman" w:hint="eastAsia"/>
           <w:szCs w:val="24"/>
         </w:rPr>
-        <w:t>处理等应用。这些应用程序需要单</w:t>
-      </w:r>
-      <w:r>
-        <w:rPr>
-          <w:rFonts w:cs="Times New Roman" w:hint="eastAsia"/>
-          <w:szCs w:val="24"/>
-        </w:rPr>
-        <w:t>独的</w:t>
+        <w:t>处理等应用。这些应用程序需要单独的</w:t>
       </w:r>
       <w:r>
         <w:rPr>
@@ -5842,13 +5710,7 @@
         <w:rPr>
           <w:rFonts w:hint="eastAsia"/>
         </w:rPr>
-        <w:t>网络功能虚拟化研</w:t>
-      </w:r>
-      <w:r>
-        <w:rPr>
-          <w:rFonts w:hint="eastAsia"/>
-        </w:rPr>
-        <w:t>究现状</w:t>
+        <w:t>网络功能虚拟化研究现状</w:t>
       </w:r>
     </w:p>
     <w:p>
@@ -5997,7 +5859,7 @@
           <w:szCs w:val="24"/>
           <w:vertAlign w:val="superscript"/>
         </w:rPr>
-        <w:instrText xml:space="preserve"> REF _Ref48419</w:instrText>
+        <w:instrText xml:space="preserve"> REF _Ref484195126 \r \h </w:instrText>
       </w:r>
       <w:r>
         <w:rPr>
@@ -6005,7 +5867,6 @@
           <w:szCs w:val="24"/>
           <w:vertAlign w:val="superscript"/>
         </w:rPr>
-        <w:instrText xml:space="preserve">5126 \r \h </w:instrText>
       </w:r>
       <w:r>
         <w:rPr>
@@ -6013,6 +5874,7 @@
           <w:szCs w:val="24"/>
           <w:vertAlign w:val="superscript"/>
         </w:rPr>
+        <w:fldChar w:fldCharType="separate"/>
       </w:r>
       <w:r>
         <w:rPr>
@@ -6020,6 +5882,45 @@
           <w:szCs w:val="24"/>
           <w:vertAlign w:val="superscript"/>
         </w:rPr>
+        <w:t>[21]</w:t>
+      </w:r>
+      <w:r>
+        <w:rPr>
+          <w:rFonts w:cs="Times New Roman"/>
+          <w:szCs w:val="24"/>
+          <w:vertAlign w:val="superscript"/>
+        </w:rPr>
+        <w:fldChar w:fldCharType="end"/>
+      </w:r>
+      <w:r>
+        <w:rPr>
+          <w:rFonts w:cs="Times New Roman"/>
+          <w:szCs w:val="24"/>
+          <w:vertAlign w:val="superscript"/>
+        </w:rPr>
+        <w:fldChar w:fldCharType="begin"/>
+      </w:r>
+      <w:r>
+        <w:rPr>
+          <w:rFonts w:cs="Times New Roman"/>
+          <w:szCs w:val="24"/>
+          <w:vertAlign w:val="superscript"/>
+        </w:rPr>
+        <w:instrText xml:space="preserve"> REF _Ref484195145 \r \h </w:instrText>
+      </w:r>
+      <w:r>
+        <w:rPr>
+          <w:rFonts w:cs="Times New Roman"/>
+          <w:szCs w:val="24"/>
+          <w:vertAlign w:val="superscript"/>
+        </w:rPr>
+      </w:r>
+      <w:r>
+        <w:rPr>
+          <w:rFonts w:cs="Times New Roman"/>
+          <w:szCs w:val="24"/>
+          <w:vertAlign w:val="superscript"/>
+        </w:rPr>
         <w:fldChar w:fldCharType="separate"/>
       </w:r>
       <w:r>
@@ -6028,7 +5929,7 @@
           <w:szCs w:val="24"/>
           <w:vertAlign w:val="superscript"/>
         </w:rPr>
-        <w:t>[21]</w:t>
+        <w:t>[22]</w:t>
       </w:r>
       <w:r>
         <w:rPr>
@@ -6052,6 +5953,612 @@
           <w:szCs w:val="24"/>
           <w:vertAlign w:val="superscript"/>
         </w:rPr>
+        <w:instrText xml:space="preserve"> REF _Ref484175423 \r \h </w:instrText>
+      </w:r>
+      <w:r>
+        <w:rPr>
+          <w:rFonts w:cs="Times New Roman"/>
+          <w:szCs w:val="24"/>
+          <w:vertAlign w:val="superscript"/>
+        </w:rPr>
+      </w:r>
+      <w:r>
+        <w:rPr>
+          <w:rFonts w:cs="Times New Roman"/>
+          <w:szCs w:val="24"/>
+          <w:vertAlign w:val="superscript"/>
+        </w:rPr>
+        <w:fldChar w:fldCharType="separate"/>
+      </w:r>
+      <w:r>
+        <w:rPr>
+          <w:rFonts w:cs="Times New Roman"/>
+          <w:szCs w:val="24"/>
+          <w:vertAlign w:val="superscript"/>
+        </w:rPr>
+        <w:t>[23]</w:t>
+      </w:r>
+      <w:r>
+        <w:rPr>
+          <w:rFonts w:cs="Times New Roman"/>
+          <w:szCs w:val="24"/>
+          <w:vertAlign w:val="superscript"/>
+        </w:rPr>
+        <w:fldChar w:fldCharType="end"/>
+      </w:r>
+      <w:commentRangeEnd w:id="47"/>
+      <w:r>
+        <w:rPr>
+          <w:rStyle w:val="aff0"/>
+        </w:rPr>
+        <w:commentReference w:id="47"/>
+      </w:r>
+      <w:r>
+        <w:rPr>
+          <w:rFonts w:cs="Times New Roman" w:hint="eastAsia"/>
+          <w:szCs w:val="24"/>
+        </w:rPr>
+        <w:t>，扩展和管理</w:t>
+      </w:r>
+      <w:r>
+        <w:rPr>
+          <w:rFonts w:cs="Times New Roman" w:hint="eastAsia"/>
+          <w:szCs w:val="24"/>
+        </w:rPr>
+        <w:t>NFV</w:t>
+      </w:r>
+      <w:r>
+        <w:rPr>
+          <w:rFonts w:cs="Times New Roman" w:hint="eastAsia"/>
+          <w:szCs w:val="24"/>
+        </w:rPr>
+        <w:t>系统</w:t>
+      </w:r>
+      <w:r>
+        <w:rPr>
+          <w:rFonts w:cs="Times New Roman"/>
+          <w:szCs w:val="24"/>
+          <w:vertAlign w:val="superscript"/>
+        </w:rPr>
+        <w:fldChar w:fldCharType="begin"/>
+      </w:r>
+      <w:r>
+        <w:rPr>
+          <w:rFonts w:cs="Times New Roman"/>
+          <w:szCs w:val="24"/>
+          <w:vertAlign w:val="superscript"/>
+        </w:rPr>
+        <w:instrText xml:space="preserve"> REF _Ref484175606 \r \h </w:instrText>
+      </w:r>
+      <w:r>
+        <w:rPr>
+          <w:rFonts w:cs="Times New Roman"/>
+          <w:szCs w:val="24"/>
+          <w:vertAlign w:val="superscript"/>
+        </w:rPr>
+      </w:r>
+      <w:r>
+        <w:rPr>
+          <w:rFonts w:cs="Times New Roman"/>
+          <w:szCs w:val="24"/>
+          <w:vertAlign w:val="superscript"/>
+        </w:rPr>
+        <w:fldChar w:fldCharType="separate"/>
+      </w:r>
+      <w:r>
+        <w:rPr>
+          <w:rFonts w:cs="Times New Roman"/>
+          <w:szCs w:val="24"/>
+          <w:vertAlign w:val="superscript"/>
+        </w:rPr>
+        <w:t>[24]</w:t>
+      </w:r>
+      <w:r>
+        <w:rPr>
+          <w:rFonts w:cs="Times New Roman"/>
+          <w:szCs w:val="24"/>
+          <w:vertAlign w:val="superscript"/>
+        </w:rPr>
+        <w:fldChar w:fldCharType="end"/>
+      </w:r>
+      <w:r>
+        <w:rPr>
+          <w:rFonts w:cs="Times New Roman"/>
+          <w:szCs w:val="24"/>
+          <w:vertAlign w:val="superscript"/>
+        </w:rPr>
+        <w:fldChar w:fldCharType="begin"/>
+      </w:r>
+      <w:r>
+        <w:rPr>
+          <w:rFonts w:cs="Times New Roman"/>
+          <w:szCs w:val="24"/>
+          <w:vertAlign w:val="superscript"/>
+        </w:rPr>
+        <w:instrText xml:space="preserve"> REF _Ref484175386 \r \h </w:instrText>
+      </w:r>
+      <w:r>
+        <w:rPr>
+          <w:rFonts w:cs="Times New Roman"/>
+          <w:szCs w:val="24"/>
+          <w:vertAlign w:val="superscript"/>
+        </w:rPr>
+      </w:r>
+      <w:r>
+        <w:rPr>
+          <w:rFonts w:cs="Times New Roman"/>
+          <w:szCs w:val="24"/>
+          <w:vertAlign w:val="superscript"/>
+        </w:rPr>
+        <w:fldChar w:fldCharType="separate"/>
+      </w:r>
+      <w:r>
+        <w:rPr>
+          <w:rFonts w:cs="Times New Roman"/>
+          <w:szCs w:val="24"/>
+          <w:vertAlign w:val="superscript"/>
+        </w:rPr>
+        <w:t>[25]</w:t>
+      </w:r>
+      <w:r>
+        <w:rPr>
+          <w:rFonts w:cs="Times New Roman"/>
+          <w:szCs w:val="24"/>
+          <w:vertAlign w:val="superscript"/>
+        </w:rPr>
+        <w:fldChar w:fldCharType="end"/>
+      </w:r>
+      <w:r>
+        <w:rPr>
+          <w:rFonts w:cs="Times New Roman"/>
+          <w:szCs w:val="24"/>
+          <w:vertAlign w:val="superscript"/>
+        </w:rPr>
+        <w:t xml:space="preserve"> </w:t>
+      </w:r>
+      <w:r>
+        <w:rPr>
+          <w:rFonts w:cs="Times New Roman" w:hint="eastAsia"/>
+          <w:szCs w:val="24"/>
+        </w:rPr>
+        <w:t xml:space="preserve"> </w:t>
+      </w:r>
+      <w:r>
+        <w:rPr>
+          <w:rFonts w:cs="Times New Roman" w:hint="eastAsia"/>
+          <w:szCs w:val="24"/>
+        </w:rPr>
+        <w:t>流量迁移</w:t>
+      </w:r>
+      <w:r>
+        <w:rPr>
+          <w:rFonts w:cs="Times New Roman"/>
+          <w:szCs w:val="24"/>
+          <w:vertAlign w:val="superscript"/>
+        </w:rPr>
+        <w:fldChar w:fldCharType="begin"/>
+      </w:r>
+      <w:r>
+        <w:rPr>
+          <w:rFonts w:cs="Times New Roman"/>
+          <w:szCs w:val="24"/>
+          <w:vertAlign w:val="superscript"/>
+        </w:rPr>
+        <w:instrText xml:space="preserve"> REF _Ref484195433 \r \h </w:instrText>
+      </w:r>
+      <w:r>
+        <w:rPr>
+          <w:rFonts w:cs="Times New Roman"/>
+          <w:szCs w:val="24"/>
+          <w:vertAlign w:val="superscript"/>
+        </w:rPr>
+      </w:r>
+      <w:r>
+        <w:rPr>
+          <w:rFonts w:cs="Times New Roman"/>
+          <w:szCs w:val="24"/>
+          <w:vertAlign w:val="superscript"/>
+        </w:rPr>
+        <w:fldChar w:fldCharType="separate"/>
+      </w:r>
+      <w:r>
+        <w:rPr>
+          <w:rFonts w:cs="Times New Roman"/>
+          <w:szCs w:val="24"/>
+          <w:vertAlign w:val="superscript"/>
+        </w:rPr>
+        <w:t>[7]</w:t>
+      </w:r>
+      <w:r>
+        <w:rPr>
+          <w:rFonts w:cs="Times New Roman"/>
+          <w:szCs w:val="24"/>
+          <w:vertAlign w:val="superscript"/>
+        </w:rPr>
+        <w:fldChar w:fldCharType="end"/>
+      </w:r>
+      <w:r>
+        <w:rPr>
+          <w:rFonts w:cs="Times New Roman"/>
+          <w:szCs w:val="24"/>
+          <w:vertAlign w:val="superscript"/>
+        </w:rPr>
+        <w:fldChar w:fldCharType="begin"/>
+      </w:r>
+      <w:r>
+        <w:rPr>
+          <w:rFonts w:cs="Times New Roman"/>
+          <w:szCs w:val="24"/>
+          <w:vertAlign w:val="superscript"/>
+        </w:rPr>
+        <w:instrText xml:space="preserve"> REF _Ref484194784 \r \h </w:instrText>
+      </w:r>
+      <w:r>
+        <w:rPr>
+          <w:rFonts w:cs="Times New Roman"/>
+          <w:szCs w:val="24"/>
+          <w:vertAlign w:val="superscript"/>
+        </w:rPr>
+      </w:r>
+      <w:r>
+        <w:rPr>
+          <w:rFonts w:cs="Times New Roman"/>
+          <w:szCs w:val="24"/>
+          <w:vertAlign w:val="superscript"/>
+        </w:rPr>
+        <w:fldChar w:fldCharType="separate"/>
+      </w:r>
+      <w:r>
+        <w:rPr>
+          <w:rFonts w:cs="Times New Roman"/>
+          <w:szCs w:val="24"/>
+          <w:vertAlign w:val="superscript"/>
+        </w:rPr>
+        <w:t>[8]</w:t>
+      </w:r>
+      <w:r>
+        <w:rPr>
+          <w:rFonts w:cs="Times New Roman"/>
+          <w:szCs w:val="24"/>
+          <w:vertAlign w:val="superscript"/>
+        </w:rPr>
+        <w:fldChar w:fldCharType="end"/>
+      </w:r>
+      <w:r>
+        <w:rPr>
+          <w:rFonts w:cs="Times New Roman"/>
+          <w:szCs w:val="24"/>
+          <w:vertAlign w:val="superscript"/>
+        </w:rPr>
+        <w:fldChar w:fldCharType="begin"/>
+      </w:r>
+      <w:r>
+        <w:rPr>
+          <w:rFonts w:cs="Times New Roman"/>
+          <w:szCs w:val="24"/>
+          <w:vertAlign w:val="superscript"/>
+        </w:rPr>
+        <w:instrText xml:space="preserve"> REF _Ref484194796 \r \h </w:instrText>
+      </w:r>
+      <w:r>
+        <w:rPr>
+          <w:rFonts w:cs="Times New Roman"/>
+          <w:szCs w:val="24"/>
+          <w:vertAlign w:val="superscript"/>
+        </w:rPr>
+      </w:r>
+      <w:r>
+        <w:rPr>
+          <w:rFonts w:cs="Times New Roman"/>
+          <w:szCs w:val="24"/>
+          <w:vertAlign w:val="superscript"/>
+        </w:rPr>
+        <w:fldChar w:fldCharType="separate"/>
+      </w:r>
+      <w:r>
+        <w:rPr>
+          <w:rFonts w:cs="Times New Roman"/>
+          <w:szCs w:val="24"/>
+          <w:vertAlign w:val="superscript"/>
+        </w:rPr>
+        <w:t>[9]</w:t>
+      </w:r>
+      <w:r>
+        <w:rPr>
+          <w:rFonts w:cs="Times New Roman"/>
+          <w:szCs w:val="24"/>
+          <w:vertAlign w:val="superscript"/>
+        </w:rPr>
+        <w:fldChar w:fldCharType="end"/>
+      </w:r>
+      <w:r>
+        <w:rPr>
+          <w:rFonts w:cs="Times New Roman" w:hint="eastAsia"/>
+          <w:szCs w:val="24"/>
+        </w:rPr>
+        <w:t>，</w:t>
+      </w:r>
+      <w:r>
+        <w:rPr>
+          <w:rFonts w:cs="Times New Roman" w:hint="eastAsia"/>
+          <w:szCs w:val="24"/>
+        </w:rPr>
+        <w:t>NF</w:t>
+      </w:r>
+      <w:r>
+        <w:rPr>
+          <w:rFonts w:cs="Times New Roman" w:hint="eastAsia"/>
+          <w:szCs w:val="24"/>
+        </w:rPr>
+        <w:t>备份</w:t>
+      </w:r>
+      <w:r>
+        <w:rPr>
+          <w:rFonts w:cs="Times New Roman"/>
+          <w:szCs w:val="24"/>
+          <w:vertAlign w:val="superscript"/>
+        </w:rPr>
+        <w:fldChar w:fldCharType="begin"/>
+      </w:r>
+      <w:r>
+        <w:rPr>
+          <w:rFonts w:cs="Times New Roman"/>
+          <w:szCs w:val="24"/>
+          <w:vertAlign w:val="superscript"/>
+        </w:rPr>
+        <w:instrText xml:space="preserve"> REF _Ref484175441 \r \h </w:instrText>
+      </w:r>
+      <w:r>
+        <w:rPr>
+          <w:rFonts w:cs="Times New Roman"/>
+          <w:szCs w:val="24"/>
+          <w:vertAlign w:val="superscript"/>
+        </w:rPr>
+      </w:r>
+      <w:r>
+        <w:rPr>
+          <w:rFonts w:cs="Times New Roman"/>
+          <w:szCs w:val="24"/>
+          <w:vertAlign w:val="superscript"/>
+        </w:rPr>
+        <w:fldChar w:fldCharType="separate"/>
+      </w:r>
+      <w:r>
+        <w:rPr>
+          <w:rFonts w:cs="Times New Roman"/>
+          <w:szCs w:val="24"/>
+          <w:vertAlign w:val="superscript"/>
+        </w:rPr>
+        <w:t>[26]</w:t>
+      </w:r>
+      <w:r>
+        <w:rPr>
+          <w:rFonts w:cs="Times New Roman"/>
+          <w:szCs w:val="24"/>
+          <w:vertAlign w:val="superscript"/>
+        </w:rPr>
+        <w:fldChar w:fldCharType="end"/>
+      </w:r>
+      <w:r>
+        <w:rPr>
+          <w:rFonts w:cs="Times New Roman"/>
+          <w:szCs w:val="24"/>
+          <w:vertAlign w:val="superscript"/>
+        </w:rPr>
+        <w:fldChar w:fldCharType="begin"/>
+      </w:r>
+      <w:r>
+        <w:rPr>
+          <w:rFonts w:cs="Times New Roman"/>
+          <w:szCs w:val="24"/>
+          <w:vertAlign w:val="superscript"/>
+        </w:rPr>
+        <w:instrText xml:space="preserve"> REF _Ref484175530 \r \h </w:instrText>
+      </w:r>
+      <w:r>
+        <w:rPr>
+          <w:rFonts w:cs="Times New Roman"/>
+          <w:szCs w:val="24"/>
+          <w:vertAlign w:val="superscript"/>
+        </w:rPr>
+      </w:r>
+      <w:r>
+        <w:rPr>
+          <w:rFonts w:cs="Times New Roman"/>
+          <w:szCs w:val="24"/>
+          <w:vertAlign w:val="superscript"/>
+        </w:rPr>
+        <w:fldChar w:fldCharType="separate"/>
+      </w:r>
+      <w:r>
+        <w:rPr>
+          <w:rFonts w:cs="Times New Roman"/>
+          <w:szCs w:val="24"/>
+          <w:vertAlign w:val="superscript"/>
+        </w:rPr>
+        <w:t>[27]</w:t>
+      </w:r>
+      <w:r>
+        <w:rPr>
+          <w:rFonts w:cs="Times New Roman"/>
+          <w:szCs w:val="24"/>
+          <w:vertAlign w:val="superscript"/>
+        </w:rPr>
+        <w:fldChar w:fldCharType="end"/>
+      </w:r>
+      <w:r>
+        <w:rPr>
+          <w:rFonts w:cs="Times New Roman" w:hint="eastAsia"/>
+          <w:szCs w:val="24"/>
+        </w:rPr>
+        <w:t>和流量转发</w:t>
+      </w:r>
+      <w:r>
+        <w:rPr>
+          <w:rFonts w:cs="Times New Roman"/>
+          <w:szCs w:val="24"/>
+          <w:vertAlign w:val="superscript"/>
+        </w:rPr>
+        <w:fldChar w:fldCharType="begin"/>
+      </w:r>
+      <w:r>
+        <w:rPr>
+          <w:rFonts w:cs="Times New Roman"/>
+          <w:szCs w:val="24"/>
+          <w:vertAlign w:val="superscript"/>
+        </w:rPr>
+        <w:instrText xml:space="preserve"> REF _Ref484195163 \r \h </w:instrText>
+      </w:r>
+      <w:r>
+        <w:rPr>
+          <w:rFonts w:cs="Times New Roman"/>
+          <w:szCs w:val="24"/>
+          <w:vertAlign w:val="superscript"/>
+        </w:rPr>
+      </w:r>
+      <w:r>
+        <w:rPr>
+          <w:rFonts w:cs="Times New Roman"/>
+          <w:szCs w:val="24"/>
+          <w:vertAlign w:val="superscript"/>
+        </w:rPr>
+        <w:fldChar w:fldCharType="separate"/>
+      </w:r>
+      <w:r>
+        <w:rPr>
+          <w:rFonts w:cs="Times New Roman"/>
+          <w:szCs w:val="24"/>
+          <w:vertAlign w:val="superscript"/>
+        </w:rPr>
+        <w:t>[28]</w:t>
+      </w:r>
+      <w:r>
+        <w:rPr>
+          <w:rFonts w:cs="Times New Roman"/>
+          <w:szCs w:val="24"/>
+          <w:vertAlign w:val="superscript"/>
+        </w:rPr>
+        <w:fldChar w:fldCharType="end"/>
+      </w:r>
+      <w:r>
+        <w:rPr>
+          <w:rFonts w:cs="Times New Roman" w:hint="eastAsia"/>
+          <w:szCs w:val="24"/>
+        </w:rPr>
+        <w:t>。</w:t>
+      </w:r>
+      <w:r>
+        <w:rPr>
+          <w:rFonts w:cs="Times New Roman" w:hint="eastAsia"/>
+          <w:szCs w:val="24"/>
+        </w:rPr>
+        <w:t>NF</w:t>
+      </w:r>
+      <w:r>
+        <w:rPr>
+          <w:rFonts w:cs="Times New Roman" w:hint="eastAsia"/>
+          <w:szCs w:val="24"/>
+        </w:rPr>
+        <w:t>实例通常作为在标准虚拟机或容器上运行的软件模块而被创建。</w:t>
+      </w:r>
+      <w:proofErr w:type="spellStart"/>
+      <w:r>
+        <w:rPr>
+          <w:rFonts w:cs="Times New Roman" w:hint="eastAsia"/>
+          <w:szCs w:val="24"/>
+        </w:rPr>
+        <w:t>NFActor</w:t>
+      </w:r>
+      <w:proofErr w:type="spellEnd"/>
+      <w:r>
+        <w:rPr>
+          <w:rFonts w:cs="Times New Roman" w:hint="eastAsia"/>
+          <w:szCs w:val="24"/>
+        </w:rPr>
+        <w:t>自定义了运行时系统以“一个</w:t>
+      </w:r>
+      <w:r>
+        <w:rPr>
+          <w:rFonts w:cs="Times New Roman" w:hint="eastAsia"/>
+          <w:szCs w:val="24"/>
+        </w:rPr>
+        <w:t>actor</w:t>
+      </w:r>
+      <w:r>
+        <w:rPr>
+          <w:rFonts w:cs="Times New Roman"/>
+          <w:szCs w:val="24"/>
+        </w:rPr>
+        <w:t>一个流</w:t>
+      </w:r>
+      <w:r>
+        <w:rPr>
+          <w:rFonts w:cs="Times New Roman" w:hint="eastAsia"/>
+          <w:szCs w:val="24"/>
+        </w:rPr>
+        <w:t>”格式来运行</w:t>
+      </w:r>
+      <w:r>
+        <w:rPr>
+          <w:rFonts w:cs="Times New Roman" w:hint="eastAsia"/>
+          <w:szCs w:val="24"/>
+        </w:rPr>
+        <w:t>NF</w:t>
+      </w:r>
+      <w:r>
+        <w:rPr>
+          <w:rFonts w:cs="Times New Roman" w:hint="eastAsia"/>
+          <w:szCs w:val="24"/>
+        </w:rPr>
+        <w:t>，以实现透明的错误恢复</w:t>
+      </w:r>
+      <w:r>
+        <w:rPr>
+          <w:rFonts w:cs="Times New Roman"/>
+          <w:szCs w:val="24"/>
+        </w:rPr>
+        <w:t>。</w:t>
+      </w:r>
+    </w:p>
+    <w:p>
+      <w:pPr>
+        <w:wordWrap/>
+        <w:ind w:firstLine="480"/>
+        <w:rPr>
+          <w:rFonts w:cs="Times New Roman"/>
+          <w:szCs w:val="24"/>
+        </w:rPr>
+      </w:pPr>
+      <w:r>
+        <w:rPr>
+          <w:rFonts w:cs="Times New Roman" w:hint="eastAsia"/>
+          <w:szCs w:val="24"/>
+        </w:rPr>
+        <w:t>在现有研究中，</w:t>
+      </w:r>
+      <w:proofErr w:type="spellStart"/>
+      <w:r>
+        <w:rPr>
+          <w:rFonts w:cs="Times New Roman" w:hint="eastAsia"/>
+          <w:szCs w:val="24"/>
+        </w:rPr>
+        <w:t>ClickOS</w:t>
+      </w:r>
+      <w:proofErr w:type="spellEnd"/>
+      <w:r>
+        <w:rPr>
+          <w:rFonts w:cs="Times New Roman"/>
+          <w:szCs w:val="24"/>
+          <w:vertAlign w:val="superscript"/>
+        </w:rPr>
+        <w:fldChar w:fldCharType="begin"/>
+      </w:r>
+      <w:r>
+        <w:rPr>
+          <w:rFonts w:cs="Times New Roman"/>
+          <w:szCs w:val="24"/>
+          <w:vertAlign w:val="superscript"/>
+        </w:rPr>
         <w:instrText xml:space="preserve"> REF _Ref484195145 \r \h </w:instrText>
       </w:r>
       <w:r>
@@ -6087,6 +6594,62 @@
       </w:r>
       <w:r>
         <w:rPr>
+          <w:rFonts w:cs="Times New Roman" w:hint="eastAsia"/>
+          <w:szCs w:val="24"/>
+        </w:rPr>
+        <w:t>还引入了模块化设计，简化了</w:t>
+      </w:r>
+      <w:r>
+        <w:rPr>
+          <w:rFonts w:cs="Times New Roman" w:hint="eastAsia"/>
+          <w:szCs w:val="24"/>
+        </w:rPr>
+        <w:t>NF</w:t>
+      </w:r>
+      <w:r>
+        <w:rPr>
+          <w:rFonts w:cs="Times New Roman" w:hint="eastAsia"/>
+          <w:szCs w:val="24"/>
+        </w:rPr>
+        <w:t>结构</w:t>
+      </w:r>
+      <w:r>
+        <w:rPr>
+          <w:rFonts w:cs="Times New Roman" w:hint="eastAsia"/>
+          <w:szCs w:val="24"/>
+        </w:rPr>
+        <w:t xml:space="preserve">; </w:t>
+      </w:r>
+      <w:r>
+        <w:rPr>
+          <w:rFonts w:cs="Times New Roman" w:hint="eastAsia"/>
+          <w:szCs w:val="24"/>
+        </w:rPr>
+        <w:t>然而，在设计之后，一些高级的控制功能例如流量迁移，仍不容易被集成到</w:t>
+      </w:r>
+      <w:r>
+        <w:rPr>
+          <w:rFonts w:cs="Times New Roman" w:hint="eastAsia"/>
+          <w:szCs w:val="24"/>
+        </w:rPr>
+        <w:t>NF</w:t>
+      </w:r>
+      <w:r>
+        <w:rPr>
+          <w:rFonts w:cs="Times New Roman" w:hint="eastAsia"/>
+          <w:szCs w:val="24"/>
+        </w:rPr>
+        <w:t>中。</w:t>
+      </w:r>
+      <w:r>
+        <w:rPr>
+          <w:rFonts w:cs="Times New Roman" w:hint="eastAsia"/>
+          <w:szCs w:val="24"/>
+        </w:rPr>
+        <w:t>Flurries</w:t>
+      </w:r>
+      <w:r>
+        <w:rPr>
           <w:rFonts w:cs="Times New Roman"/>
           <w:szCs w:val="24"/>
           <w:vertAlign w:val="superscript"/>
@@ -6099,7 +6662,7 @@
           <w:szCs w:val="24"/>
           <w:vertAlign w:val="superscript"/>
         </w:rPr>
-        <w:instrText xml:space="preserve"> REF _Ref484175423 \r \h </w:instrText>
+        <w:instrText xml:space="preserve"> REF _Ref484195884 \r \h </w:instrText>
       </w:r>
       <w:r>
         <w:rPr>
@@ -6122,7 +6685,7 @@
           <w:szCs w:val="24"/>
           <w:vertAlign w:val="superscript"/>
         </w:rPr>
-        <w:t>[23]</w:t>
+        <w:t>[29]</w:t>
       </w:r>
       <w:r>
         <w:rPr>
@@ -6132,34 +6695,110 @@
         </w:rPr>
         <w:fldChar w:fldCharType="end"/>
       </w:r>
-      <w:commentRangeEnd w:id="47"/>
-      <w:r>
-        <w:rPr>
-          <w:rStyle w:val="aff0"/>
-        </w:rPr>
-        <w:commentReference w:id="47"/>
-      </w:r>
       <w:r>
         <w:rPr>
           <w:rFonts w:cs="Times New Roman" w:hint="eastAsia"/>
           <w:szCs w:val="24"/>
         </w:rPr>
-        <w:t>，扩展和管理</w:t>
+        <w:t>通过动态地将流量分配给轻量级的</w:t>
       </w:r>
       <w:r>
         <w:rPr>
           <w:rFonts w:cs="Times New Roman" w:hint="eastAsia"/>
           <w:szCs w:val="24"/>
         </w:rPr>
-        <w:t>NFV</w:t>
+        <w:t>NF</w:t>
       </w:r>
       <w:r>
         <w:rPr>
           <w:rFonts w:cs="Times New Roman" w:hint="eastAsia"/>
           <w:szCs w:val="24"/>
         </w:rPr>
-        <w:t>系统</w:t>
-      </w:r>
+        <w:t>来提出细粒度的单流</w:t>
+      </w:r>
+      <w:r>
+        <w:rPr>
+          <w:rFonts w:cs="Times New Roman" w:hint="eastAsia"/>
+          <w:szCs w:val="24"/>
+        </w:rPr>
+        <w:t>NF</w:t>
+      </w:r>
+      <w:r>
+        <w:rPr>
+          <w:rFonts w:cs="Times New Roman" w:hint="eastAsia"/>
+          <w:szCs w:val="24"/>
+        </w:rPr>
+        <w:t>处理。类似的，</w:t>
+      </w:r>
+      <w:proofErr w:type="spellStart"/>
+      <w:r>
+        <w:rPr>
+          <w:rFonts w:cs="Times New Roman" w:hint="eastAsia"/>
+          <w:szCs w:val="24"/>
+        </w:rPr>
+        <w:t>NFActor</w:t>
+      </w:r>
+      <w:proofErr w:type="spellEnd"/>
+      <w:r>
+        <w:rPr>
+          <w:rFonts w:cs="Times New Roman" w:hint="eastAsia"/>
+          <w:szCs w:val="24"/>
+        </w:rPr>
+        <w:t>在一个</w:t>
+      </w:r>
+      <w:r>
+        <w:rPr>
+          <w:rFonts w:cs="Times New Roman" w:hint="eastAsia"/>
+          <w:szCs w:val="24"/>
+        </w:rPr>
+        <w:t>actor</w:t>
+      </w:r>
+      <w:r>
+        <w:rPr>
+          <w:rFonts w:cs="Times New Roman" w:hint="eastAsia"/>
+          <w:szCs w:val="24"/>
+        </w:rPr>
+        <w:t>中实现每个流的</w:t>
+      </w:r>
+      <w:proofErr w:type="gramStart"/>
+      <w:r>
+        <w:rPr>
+          <w:rFonts w:cs="Times New Roman" w:hint="eastAsia"/>
+          <w:szCs w:val="24"/>
+        </w:rPr>
+        <w:t>微服务</w:t>
+      </w:r>
+      <w:proofErr w:type="gramEnd"/>
+      <w:r>
+        <w:rPr>
+          <w:rFonts w:cs="Times New Roman" w:hint="eastAsia"/>
+          <w:szCs w:val="24"/>
+        </w:rPr>
+        <w:t>链处理，并且着重于基于</w:t>
+      </w:r>
+      <w:r>
+        <w:rPr>
+          <w:rFonts w:cs="Times New Roman" w:hint="eastAsia"/>
+          <w:szCs w:val="24"/>
+        </w:rPr>
+        <w:t>actor</w:t>
+      </w:r>
+      <w:r>
+        <w:rPr>
+          <w:rFonts w:cs="Times New Roman" w:hint="eastAsia"/>
+          <w:szCs w:val="24"/>
+        </w:rPr>
+        <w:t>模型来提供透明的错误恢复功能。</w:t>
+      </w:r>
+      <w:proofErr w:type="spellStart"/>
+      <w:r>
+        <w:rPr>
+          <w:rFonts w:cs="Times New Roman" w:hint="eastAsia"/>
+          <w:szCs w:val="24"/>
+        </w:rPr>
+        <w:t>OpenBox</w:t>
+      </w:r>
+      <w:proofErr w:type="spellEnd"/>
       <w:r>
         <w:rPr>
           <w:rFonts w:cs="Times New Roman"/>
@@ -6174,7 +6813,7 @@
           <w:szCs w:val="24"/>
           <w:vertAlign w:val="superscript"/>
         </w:rPr>
-        <w:instrText xml:space="preserve"> REF _Ref484175606 \r \h </w:instrText>
+        <w:instrText xml:space="preserve"> REF _Ref484195161 \r \h </w:instrText>
       </w:r>
       <w:r>
         <w:rPr>
@@ -6197,7 +6836,7 @@
           <w:szCs w:val="24"/>
           <w:vertAlign w:val="superscript"/>
         </w:rPr>
-        <w:t>[24]</w:t>
+        <w:t>[30]</w:t>
       </w:r>
       <w:r>
         <w:rPr>
@@ -6209,6 +6848,92 @@
       </w:r>
       <w:r>
         <w:rPr>
+          <w:rFonts w:cs="Times New Roman" w:hint="eastAsia"/>
+          <w:szCs w:val="24"/>
+        </w:rPr>
+        <w:t>合并了多个</w:t>
+      </w:r>
+      <w:r>
+        <w:rPr>
+          <w:rFonts w:cs="Times New Roman" w:hint="eastAsia"/>
+          <w:szCs w:val="24"/>
+        </w:rPr>
+        <w:t>VNF</w:t>
+      </w:r>
+      <w:r>
+        <w:rPr>
+          <w:rFonts w:cs="Times New Roman" w:hint="eastAsia"/>
+          <w:szCs w:val="24"/>
+        </w:rPr>
+        <w:t>的处理逻辑，从而提高了模块化和处理性能。</w:t>
+      </w:r>
+      <w:proofErr w:type="spellStart"/>
+      <w:r>
+        <w:rPr>
+          <w:rFonts w:cs="Times New Roman" w:hint="eastAsia"/>
+          <w:szCs w:val="24"/>
+        </w:rPr>
+        <w:t>OpenBox</w:t>
+      </w:r>
+      <w:proofErr w:type="spellEnd"/>
+      <w:r>
+        <w:rPr>
+          <w:rFonts w:cs="Times New Roman" w:hint="eastAsia"/>
+          <w:szCs w:val="24"/>
+        </w:rPr>
+        <w:t>的想法也可以应用于</w:t>
+      </w:r>
+      <w:proofErr w:type="spellStart"/>
+      <w:r>
+        <w:rPr>
+          <w:rFonts w:cs="Times New Roman" w:hint="eastAsia"/>
+          <w:szCs w:val="24"/>
+        </w:rPr>
+        <w:t>NFActor</w:t>
+      </w:r>
+      <w:proofErr w:type="spellEnd"/>
+      <w:r>
+        <w:rPr>
+          <w:rFonts w:cs="Times New Roman" w:hint="eastAsia"/>
+          <w:szCs w:val="24"/>
+        </w:rPr>
+        <w:t>，而</w:t>
+      </w:r>
+      <w:proofErr w:type="spellStart"/>
+      <w:r>
+        <w:rPr>
+          <w:rFonts w:cs="Times New Roman" w:hint="eastAsia"/>
+          <w:szCs w:val="24"/>
+        </w:rPr>
+        <w:t>NFActor</w:t>
+      </w:r>
+      <w:proofErr w:type="spellEnd"/>
+      <w:r>
+        <w:rPr>
+          <w:rFonts w:cs="Times New Roman" w:hint="eastAsia"/>
+          <w:szCs w:val="24"/>
+        </w:rPr>
+        <w:t>则主要关注主流服务链处理。</w:t>
+      </w:r>
+    </w:p>
+    <w:p>
+      <w:pPr>
+        <w:wordWrap/>
+        <w:ind w:firstLine="480"/>
+        <w:rPr>
+          <w:rFonts w:cs="Times New Roman"/>
+          <w:szCs w:val="24"/>
+        </w:rPr>
+      </w:pPr>
+      <w:r>
+        <w:rPr>
+          <w:rFonts w:cs="Times New Roman" w:hint="eastAsia"/>
+          <w:szCs w:val="24"/>
+        </w:rPr>
+        <w:t>为了实现流迁移，现有系统</w:t>
+      </w:r>
+      <w:r>
+        <w:rPr>
           <w:rFonts w:cs="Times New Roman"/>
           <w:szCs w:val="24"/>
           <w:vertAlign w:val="superscript"/>
@@ -6221,7 +6946,7 @@
           <w:szCs w:val="24"/>
           <w:vertAlign w:val="superscript"/>
         </w:rPr>
-        <w:instrText xml:space="preserve"> REF _Ref484175386 \r \h </w:instrText>
+        <w:instrText xml:space="preserve"> REF _Ref484195433 \r \h </w:instrText>
       </w:r>
       <w:r>
         <w:rPr>
@@ -6244,7 +6969,7 @@
           <w:szCs w:val="24"/>
           <w:vertAlign w:val="superscript"/>
         </w:rPr>
-        <w:t>[25]</w:t>
+        <w:t>[7]</w:t>
       </w:r>
       <w:r>
         <w:rPr>
@@ -6260,1012 +6985,111 @@
           <w:szCs w:val="24"/>
           <w:vertAlign w:val="superscript"/>
         </w:rPr>
-        <w:t xml:space="preserve"> </w:t>
+        <w:fldChar w:fldCharType="begin"/>
+      </w:r>
+      <w:r>
+        <w:rPr>
+          <w:rFonts w:cs="Times New Roman"/>
+          <w:szCs w:val="24"/>
+          <w:vertAlign w:val="superscript"/>
+        </w:rPr>
+        <w:instrText xml:space="preserve"> REF _Ref484194784 \r \h </w:instrText>
+      </w:r>
+      <w:r>
+        <w:rPr>
+          <w:rFonts w:cs="Times New Roman"/>
+          <w:szCs w:val="24"/>
+          <w:vertAlign w:val="superscript"/>
+        </w:rPr>
+      </w:r>
+      <w:r>
+        <w:rPr>
+          <w:rFonts w:cs="Times New Roman"/>
+          <w:szCs w:val="24"/>
+          <w:vertAlign w:val="superscript"/>
+        </w:rPr>
+        <w:fldChar w:fldCharType="separate"/>
+      </w:r>
+      <w:r>
+        <w:rPr>
+          <w:rFonts w:cs="Times New Roman"/>
+          <w:szCs w:val="24"/>
+          <w:vertAlign w:val="superscript"/>
+        </w:rPr>
+        <w:t>[8]</w:t>
+      </w:r>
+      <w:r>
+        <w:rPr>
+          <w:rFonts w:cs="Times New Roman"/>
+          <w:szCs w:val="24"/>
+          <w:vertAlign w:val="superscript"/>
+        </w:rPr>
+        <w:fldChar w:fldCharType="end"/>
       </w:r>
       <w:r>
         <w:rPr>
           <w:rFonts w:cs="Times New Roman" w:hint="eastAsia"/>
           <w:szCs w:val="24"/>
         </w:rPr>
-        <w:t xml:space="preserve"> </w:t>
+        <w:t>需要直接修改</w:t>
       </w:r>
       <w:r>
         <w:rPr>
           <w:rFonts w:cs="Times New Roman" w:hint="eastAsia"/>
           <w:szCs w:val="24"/>
         </w:rPr>
-        <w:t>流量迁移</w:t>
-      </w:r>
-      <w:r>
-        <w:rPr>
-          <w:rFonts w:cs="Times New Roman"/>
-          <w:szCs w:val="24"/>
-          <w:vertAlign w:val="superscript"/>
-        </w:rPr>
-        <w:fldChar w:fldCharType="begin"/>
-      </w:r>
-      <w:r>
-        <w:rPr>
-          <w:rFonts w:cs="Times New Roman"/>
-          <w:szCs w:val="24"/>
-          <w:vertAlign w:val="superscript"/>
-        </w:rPr>
-        <w:instrText xml:space="preserve"> REF _Ref484195433 \r \h </w:instrText>
-      </w:r>
-      <w:r>
-        <w:rPr>
-          <w:rFonts w:cs="Times New Roman"/>
-          <w:szCs w:val="24"/>
-          <w:vertAlign w:val="superscript"/>
-        </w:rPr>
-      </w:r>
-      <w:r>
-        <w:rPr>
-          <w:rFonts w:cs="Times New Roman"/>
-          <w:szCs w:val="24"/>
-          <w:vertAlign w:val="superscript"/>
-        </w:rPr>
-        <w:fldChar w:fldCharType="separate"/>
-      </w:r>
-      <w:r>
-        <w:rPr>
-          <w:rFonts w:cs="Times New Roman"/>
-          <w:szCs w:val="24"/>
-          <w:vertAlign w:val="superscript"/>
-        </w:rPr>
-        <w:t>[7]</w:t>
-      </w:r>
-      <w:r>
-        <w:rPr>
-          <w:rFonts w:cs="Times New Roman"/>
-          <w:szCs w:val="24"/>
-          <w:vertAlign w:val="superscript"/>
-        </w:rPr>
-        <w:fldChar w:fldCharType="end"/>
-      </w:r>
-      <w:r>
-        <w:rPr>
-          <w:rFonts w:cs="Times New Roman"/>
-          <w:szCs w:val="24"/>
-          <w:vertAlign w:val="superscript"/>
-        </w:rPr>
-        <w:fldChar w:fldCharType="begin"/>
-      </w:r>
-      <w:r>
-        <w:rPr>
-          <w:rFonts w:cs="Times New Roman"/>
-          <w:szCs w:val="24"/>
-          <w:vertAlign w:val="superscript"/>
-        </w:rPr>
-        <w:instrText xml:space="preserve"> REF _Ref484194784 \r \h </w:instrText>
-      </w:r>
-      <w:r>
-        <w:rPr>
-          <w:rFonts w:cs="Times New Roman"/>
-          <w:szCs w:val="24"/>
-          <w:vertAlign w:val="superscript"/>
-        </w:rPr>
-      </w:r>
-      <w:r>
-        <w:rPr>
-          <w:rFonts w:cs="Times New Roman"/>
-          <w:szCs w:val="24"/>
-          <w:vertAlign w:val="superscript"/>
-        </w:rPr>
-        <w:fldChar w:fldCharType="separate"/>
-      </w:r>
-      <w:r>
-        <w:rPr>
-          <w:rFonts w:cs="Times New Roman"/>
-          <w:szCs w:val="24"/>
-          <w:vertAlign w:val="superscript"/>
-        </w:rPr>
-        <w:t>[8]</w:t>
-      </w:r>
-      <w:r>
-        <w:rPr>
-          <w:rFonts w:cs="Times New Roman"/>
-          <w:szCs w:val="24"/>
-          <w:vertAlign w:val="superscript"/>
-        </w:rPr>
-        <w:fldChar w:fldCharType="end"/>
-      </w:r>
-      <w:r>
-        <w:rPr>
-          <w:rFonts w:cs="Times New Roman"/>
-          <w:szCs w:val="24"/>
-          <w:vertAlign w:val="superscript"/>
-        </w:rPr>
-        <w:fldChar w:fldCharType="begin"/>
-      </w:r>
-      <w:r>
-        <w:rPr>
-          <w:rFonts w:cs="Times New Roman"/>
-          <w:szCs w:val="24"/>
-          <w:vertAlign w:val="superscript"/>
-        </w:rPr>
-        <w:instrText xml:space="preserve"> REF _Ref484194796 \r \h </w:instrText>
-      </w:r>
-      <w:r>
-        <w:rPr>
-          <w:rFonts w:cs="Times New Roman"/>
-          <w:szCs w:val="24"/>
-          <w:vertAlign w:val="superscript"/>
-        </w:rPr>
-      </w:r>
-      <w:r>
-        <w:rPr>
-          <w:rFonts w:cs="Times New Roman"/>
-          <w:szCs w:val="24"/>
-          <w:vertAlign w:val="superscript"/>
-        </w:rPr>
-        <w:fldChar w:fldCharType="separate"/>
-      </w:r>
-      <w:r>
-        <w:rPr>
-          <w:rFonts w:cs="Times New Roman"/>
-          <w:szCs w:val="24"/>
-          <w:vertAlign w:val="superscript"/>
-        </w:rPr>
-        <w:t>[9]</w:t>
-      </w:r>
-      <w:r>
-        <w:rPr>
-          <w:rFonts w:cs="Times New Roman"/>
-          <w:szCs w:val="24"/>
-          <w:vertAlign w:val="superscript"/>
-        </w:rPr>
-        <w:fldChar w:fldCharType="end"/>
+        <w:t>NF</w:t>
       </w:r>
       <w:r>
         <w:rPr>
           <w:rFonts w:cs="Times New Roman" w:hint="eastAsia"/>
           <w:szCs w:val="24"/>
         </w:rPr>
-        <w:t>，</w:t>
+        <w:t>软件的核心处理逻辑，主要依靠</w:t>
       </w:r>
       <w:r>
         <w:rPr>
           <w:rFonts w:cs="Times New Roman" w:hint="eastAsia"/>
           <w:szCs w:val="24"/>
         </w:rPr>
-        <w:t>NF</w:t>
+        <w:t>SDN</w:t>
       </w:r>
       <w:r>
         <w:rPr>
           <w:rFonts w:cs="Times New Roman" w:hint="eastAsia"/>
           <w:szCs w:val="24"/>
         </w:rPr>
-        <w:t>备份</w:t>
-      </w:r>
-      <w:r>
-        <w:rPr>
-          <w:rFonts w:cs="Times New Roman"/>
-          <w:szCs w:val="24"/>
-          <w:vertAlign w:val="superscript"/>
-        </w:rPr>
-        <w:fldChar w:fldCharType="begin"/>
-      </w:r>
-      <w:r>
-        <w:rPr>
-          <w:rFonts w:cs="Times New Roman"/>
-          <w:szCs w:val="24"/>
-          <w:vertAlign w:val="superscript"/>
-        </w:rPr>
-        <w:instrText xml:space="preserve"> REF _Ref484175441 \r \h </w:instrText>
-      </w:r>
-      <w:r>
-        <w:rPr>
-          <w:rFonts w:cs="Times New Roman"/>
-          <w:szCs w:val="24"/>
-          <w:vertAlign w:val="superscript"/>
-        </w:rPr>
-      </w:r>
-      <w:r>
-        <w:rPr>
-          <w:rFonts w:cs="Times New Roman"/>
-          <w:szCs w:val="24"/>
-          <w:vertAlign w:val="superscript"/>
-        </w:rPr>
-        <w:fldChar w:fldCharType="separate"/>
-      </w:r>
-      <w:r>
-        <w:rPr>
-          <w:rFonts w:cs="Times New Roman"/>
-          <w:szCs w:val="24"/>
-          <w:vertAlign w:val="superscript"/>
-        </w:rPr>
-        <w:t>[26]</w:t>
-      </w:r>
-      <w:r>
-        <w:rPr>
-          <w:rFonts w:cs="Times New Roman"/>
-          <w:szCs w:val="24"/>
-          <w:vertAlign w:val="superscript"/>
-        </w:rPr>
-        <w:fldChar w:fldCharType="end"/>
-      </w:r>
-      <w:r>
-        <w:rPr>
-          <w:rFonts w:cs="Times New Roman"/>
-          <w:szCs w:val="24"/>
-          <w:vertAlign w:val="superscript"/>
-        </w:rPr>
-        <w:fldChar w:fldCharType="begin"/>
-      </w:r>
-      <w:r>
-        <w:rPr>
-          <w:rFonts w:cs="Times New Roman"/>
-          <w:szCs w:val="24"/>
-          <w:vertAlign w:val="superscript"/>
-        </w:rPr>
-        <w:instrText xml:space="preserve"> REF _</w:instrText>
-      </w:r>
-      <w:r>
-        <w:rPr>
-          <w:rFonts w:cs="Times New Roman"/>
-          <w:szCs w:val="24"/>
-          <w:vertAlign w:val="superscript"/>
-        </w:rPr>
-        <w:instrText xml:space="preserve">Ref484175530 \r \h </w:instrText>
-      </w:r>
-      <w:r>
-        <w:rPr>
-          <w:rFonts w:cs="Times New Roman"/>
-          <w:szCs w:val="24"/>
-          <w:vertAlign w:val="superscript"/>
-        </w:rPr>
-      </w:r>
-      <w:r>
-        <w:rPr>
-          <w:rFonts w:cs="Times New Roman"/>
-          <w:szCs w:val="24"/>
-          <w:vertAlign w:val="superscript"/>
-        </w:rPr>
-        <w:fldChar w:fldCharType="separate"/>
-      </w:r>
-      <w:r>
-        <w:rPr>
-          <w:rFonts w:cs="Times New Roman"/>
-          <w:szCs w:val="24"/>
-          <w:vertAlign w:val="superscript"/>
-        </w:rPr>
-        <w:t>[27]</w:t>
-      </w:r>
-      <w:r>
-        <w:rPr>
-          <w:rFonts w:cs="Times New Roman"/>
-          <w:szCs w:val="24"/>
-          <w:vertAlign w:val="superscript"/>
-        </w:rPr>
-        <w:fldChar w:fldCharType="end"/>
-      </w:r>
+        <w:t>控制器来执行迁移协议，这导致不可忽略的开销。</w:t>
+      </w:r>
+      <w:proofErr w:type="spellStart"/>
       <w:r>
         <w:rPr>
           <w:rFonts w:cs="Times New Roman" w:hint="eastAsia"/>
           <w:szCs w:val="24"/>
         </w:rPr>
-        <w:t>和流量转发</w:t>
-      </w:r>
-      <w:r>
-        <w:rPr>
-          <w:rFonts w:cs="Times New Roman"/>
-          <w:szCs w:val="24"/>
-          <w:vertAlign w:val="superscript"/>
-        </w:rPr>
-        <w:fldChar w:fldCharType="begin"/>
-      </w:r>
-      <w:r>
-        <w:rPr>
-          <w:rFonts w:cs="Times New Roman"/>
-          <w:szCs w:val="24"/>
-          <w:vertAlign w:val="superscript"/>
-        </w:rPr>
-        <w:instrText xml:space="preserve"> REF _Ref484195163 \r \h </w:instrText>
-      </w:r>
-      <w:r>
-        <w:rPr>
-          <w:rFonts w:cs="Times New Roman"/>
-          <w:szCs w:val="24"/>
-          <w:vertAlign w:val="superscript"/>
-        </w:rPr>
-      </w:r>
-      <w:r>
-        <w:rPr>
-          <w:rFonts w:cs="Times New Roman"/>
-          <w:szCs w:val="24"/>
-          <w:vertAlign w:val="superscript"/>
-        </w:rPr>
-        <w:fldChar w:fldCharType="separate"/>
-      </w:r>
-      <w:r>
-        <w:rPr>
-          <w:rFonts w:cs="Times New Roman"/>
-          <w:szCs w:val="24"/>
-          <w:vertAlign w:val="superscript"/>
-        </w:rPr>
-        <w:t>[28]</w:t>
-      </w:r>
-      <w:r>
-        <w:rPr>
-          <w:rFonts w:cs="Times New Roman"/>
-          <w:szCs w:val="24"/>
-          <w:vertAlign w:val="superscript"/>
-        </w:rPr>
-        <w:fldChar w:fldCharType="end"/>
-      </w:r>
+        <w:t>NFActor</w:t>
+      </w:r>
+      <w:proofErr w:type="spellEnd"/>
       <w:r>
         <w:rPr>
           <w:rFonts w:cs="Times New Roman" w:hint="eastAsia"/>
           <w:szCs w:val="24"/>
         </w:rPr>
-        <w:t>。</w:t>
+        <w:t>使用新颖设计的</w:t>
       </w:r>
       <w:r>
         <w:rPr>
           <w:rFonts w:cs="Times New Roman" w:hint="eastAsia"/>
           <w:szCs w:val="24"/>
         </w:rPr>
-        <w:t>NF</w:t>
+        <w:t>NF API</w:t>
       </w:r>
       <w:r>
         <w:rPr>
           <w:rFonts w:cs="Times New Roman" w:hint="eastAsia"/>
           <w:szCs w:val="24"/>
         </w:rPr>
-        <w:t>实例通常作为在标准虚拟机或容器上运行的软件模块而被创建。</w:t>
-      </w:r>
-      <w:proofErr w:type="spellStart"/>
-      <w:r>
-        <w:rPr>
-          <w:rFonts w:cs="Times New Roman" w:hint="eastAsia"/>
-          <w:szCs w:val="24"/>
-        </w:rPr>
-        <w:t>NFActor</w:t>
-      </w:r>
-      <w:proofErr w:type="spellEnd"/>
-      <w:r>
-        <w:rPr>
-          <w:rFonts w:cs="Times New Roman" w:hint="eastAsia"/>
-          <w:szCs w:val="24"/>
-        </w:rPr>
-        <w:t>自定义了运行时系统以“一个</w:t>
-      </w:r>
-      <w:r>
-        <w:rPr>
-          <w:rFonts w:cs="Times New Roman" w:hint="eastAsia"/>
-          <w:szCs w:val="24"/>
-        </w:rPr>
-        <w:t>actor</w:t>
-      </w:r>
-      <w:r>
-        <w:rPr>
-          <w:rFonts w:cs="Times New Roman"/>
-          <w:szCs w:val="24"/>
-        </w:rPr>
-        <w:t>一个流</w:t>
-      </w:r>
-      <w:r>
-        <w:rPr>
-          <w:rFonts w:cs="Times New Roman" w:hint="eastAsia"/>
-          <w:szCs w:val="24"/>
-        </w:rPr>
-        <w:t>”格式来运行</w:t>
-      </w:r>
-      <w:r>
-        <w:rPr>
-          <w:rFonts w:cs="Times New Roman" w:hint="eastAsia"/>
-          <w:szCs w:val="24"/>
-        </w:rPr>
-        <w:t>NF</w:t>
-      </w:r>
-      <w:r>
-        <w:rPr>
-          <w:rFonts w:cs="Times New Roman" w:hint="eastAsia"/>
-          <w:szCs w:val="24"/>
-        </w:rPr>
-        <w:t>，以实现透明的错误恢复</w:t>
-      </w:r>
-      <w:r>
-        <w:rPr>
-          <w:rFonts w:cs="Times New Roman"/>
-          <w:szCs w:val="24"/>
-        </w:rPr>
-        <w:t>。</w:t>
-      </w:r>
-    </w:p>
-    <w:p>
-      <w:pPr>
-        <w:wordWrap/>
-        <w:ind w:firstLine="480"/>
-        <w:rPr>
-          <w:rFonts w:cs="Times New Roman"/>
-          <w:szCs w:val="24"/>
-        </w:rPr>
-      </w:pPr>
-      <w:r>
-        <w:rPr>
-          <w:rFonts w:cs="Times New Roman" w:hint="eastAsia"/>
-          <w:szCs w:val="24"/>
-        </w:rPr>
-        <w:t>在现有研究中，</w:t>
-      </w:r>
-      <w:proofErr w:type="spellStart"/>
-      <w:r>
-        <w:rPr>
-          <w:rFonts w:cs="Times New Roman" w:hint="eastAsia"/>
-          <w:szCs w:val="24"/>
-        </w:rPr>
-        <w:t>ClickOS</w:t>
-      </w:r>
-      <w:proofErr w:type="spellEnd"/>
-      <w:r>
-        <w:rPr>
-          <w:rFonts w:cs="Times New Roman"/>
-          <w:szCs w:val="24"/>
-          <w:vertAlign w:val="superscript"/>
-        </w:rPr>
-        <w:fldChar w:fldCharType="begin"/>
-      </w:r>
-      <w:r>
-        <w:rPr>
-          <w:rFonts w:cs="Times New Roman"/>
-          <w:szCs w:val="24"/>
-          <w:vertAlign w:val="superscript"/>
-        </w:rPr>
-        <w:instrText xml:space="preserve"> REF _Ref484195145 \r \h </w:instrText>
-      </w:r>
-      <w:r>
-        <w:rPr>
-          <w:rFonts w:cs="Times New Roman"/>
-          <w:szCs w:val="24"/>
-          <w:vertAlign w:val="superscript"/>
-        </w:rPr>
-      </w:r>
-      <w:r>
-        <w:rPr>
-          <w:rFonts w:cs="Times New Roman"/>
-          <w:szCs w:val="24"/>
-          <w:vertAlign w:val="superscript"/>
-        </w:rPr>
-        <w:fldChar w:fldCharType="separate"/>
-      </w:r>
-      <w:r>
-        <w:rPr>
-          <w:rFonts w:cs="Times New Roman"/>
-          <w:szCs w:val="24"/>
-          <w:vertAlign w:val="superscript"/>
-        </w:rPr>
-        <w:t>[22]</w:t>
-      </w:r>
-      <w:r>
-        <w:rPr>
-          <w:rFonts w:cs="Times New Roman"/>
-          <w:szCs w:val="24"/>
-          <w:vertAlign w:val="superscript"/>
-        </w:rPr>
-        <w:fldChar w:fldCharType="end"/>
-      </w:r>
-      <w:r>
-        <w:rPr>
-          <w:rFonts w:cs="Times New Roman" w:hint="eastAsia"/>
-          <w:szCs w:val="24"/>
-        </w:rPr>
-        <w:t>还引入了模块化设计，简化了</w:t>
-      </w:r>
-      <w:r>
-        <w:rPr>
-          <w:rFonts w:cs="Times New Roman" w:hint="eastAsia"/>
-          <w:szCs w:val="24"/>
-        </w:rPr>
-        <w:t>NF</w:t>
-      </w:r>
-      <w:r>
-        <w:rPr>
-          <w:rFonts w:cs="Times New Roman" w:hint="eastAsia"/>
-          <w:szCs w:val="24"/>
-        </w:rPr>
-        <w:t>结构</w:t>
-      </w:r>
-      <w:r>
-        <w:rPr>
-          <w:rFonts w:cs="Times New Roman" w:hint="eastAsia"/>
-          <w:szCs w:val="24"/>
-        </w:rPr>
-        <w:t xml:space="preserve">; </w:t>
-      </w:r>
-      <w:r>
-        <w:rPr>
-          <w:rFonts w:cs="Times New Roman" w:hint="eastAsia"/>
-          <w:szCs w:val="24"/>
-        </w:rPr>
-        <w:t>然而，在设计之后，一些高级的控制功能例如流量迁移，仍不容易被集成到</w:t>
-      </w:r>
-      <w:r>
-        <w:rPr>
-          <w:rFonts w:cs="Times New Roman" w:hint="eastAsia"/>
-          <w:szCs w:val="24"/>
-        </w:rPr>
-        <w:t>NF</w:t>
-      </w:r>
-      <w:r>
-        <w:rPr>
-          <w:rFonts w:cs="Times New Roman" w:hint="eastAsia"/>
-          <w:szCs w:val="24"/>
-        </w:rPr>
-        <w:t>中。</w:t>
-      </w:r>
-      <w:r>
-        <w:rPr>
-          <w:rFonts w:cs="Times New Roman" w:hint="eastAsia"/>
-          <w:szCs w:val="24"/>
-        </w:rPr>
-        <w:t>Flurries</w:t>
-      </w:r>
-      <w:r>
-        <w:rPr>
-          <w:rFonts w:cs="Times New Roman"/>
-          <w:szCs w:val="24"/>
-          <w:vertAlign w:val="superscript"/>
-        </w:rPr>
-        <w:fldChar w:fldCharType="begin"/>
-      </w:r>
-      <w:r>
-        <w:rPr>
-          <w:rFonts w:cs="Times New Roman"/>
-          <w:szCs w:val="24"/>
-          <w:vertAlign w:val="superscript"/>
-        </w:rPr>
-        <w:instrText xml:space="preserve"> REF _Ref484195884 \r \h </w:instrText>
-      </w:r>
-      <w:r>
-        <w:rPr>
-          <w:rFonts w:cs="Times New Roman"/>
-          <w:szCs w:val="24"/>
-          <w:vertAlign w:val="superscript"/>
-        </w:rPr>
-      </w:r>
-      <w:r>
-        <w:rPr>
-          <w:rFonts w:cs="Times New Roman"/>
-          <w:szCs w:val="24"/>
-          <w:vertAlign w:val="superscript"/>
-        </w:rPr>
-        <w:fldChar w:fldCharType="separate"/>
-      </w:r>
-      <w:r>
-        <w:rPr>
-          <w:rFonts w:cs="Times New Roman"/>
-          <w:szCs w:val="24"/>
-          <w:vertAlign w:val="superscript"/>
-        </w:rPr>
-        <w:t>[29]</w:t>
-      </w:r>
-      <w:r>
-        <w:rPr>
-          <w:rFonts w:cs="Times New Roman"/>
-          <w:szCs w:val="24"/>
-          <w:vertAlign w:val="superscript"/>
-        </w:rPr>
-        <w:fldChar w:fldCharType="end"/>
-      </w:r>
-      <w:r>
-        <w:rPr>
-          <w:rFonts w:cs="Times New Roman" w:hint="eastAsia"/>
-          <w:szCs w:val="24"/>
-        </w:rPr>
-        <w:t>通过动态地将流量分配给轻量级的</w:t>
-      </w:r>
-      <w:r>
-        <w:rPr>
-          <w:rFonts w:cs="Times New Roman" w:hint="eastAsia"/>
-          <w:szCs w:val="24"/>
-        </w:rPr>
-        <w:t>NF</w:t>
-      </w:r>
-      <w:r>
-        <w:rPr>
-          <w:rFonts w:cs="Times New Roman" w:hint="eastAsia"/>
-          <w:szCs w:val="24"/>
-        </w:rPr>
-        <w:t>来提出细粒度的单流</w:t>
-      </w:r>
-      <w:r>
-        <w:rPr>
-          <w:rFonts w:cs="Times New Roman" w:hint="eastAsia"/>
-          <w:szCs w:val="24"/>
-        </w:rPr>
-        <w:t>NF</w:t>
-      </w:r>
-      <w:r>
-        <w:rPr>
-          <w:rFonts w:cs="Times New Roman" w:hint="eastAsia"/>
-          <w:szCs w:val="24"/>
-        </w:rPr>
-        <w:t>处理。类</w:t>
-      </w:r>
-      <w:r>
-        <w:rPr>
-          <w:rFonts w:cs="Times New Roman" w:hint="eastAsia"/>
-          <w:szCs w:val="24"/>
-        </w:rPr>
-        <w:t>似的，</w:t>
-      </w:r>
-      <w:proofErr w:type="spellStart"/>
-      <w:r>
-        <w:rPr>
-          <w:rFonts w:cs="Times New Roman" w:hint="eastAsia"/>
-          <w:szCs w:val="24"/>
-        </w:rPr>
-        <w:t>NFActor</w:t>
-      </w:r>
-      <w:proofErr w:type="spellEnd"/>
-      <w:r>
-        <w:rPr>
-          <w:rFonts w:cs="Times New Roman" w:hint="eastAsia"/>
-          <w:szCs w:val="24"/>
-        </w:rPr>
-        <w:t>在一个</w:t>
-      </w:r>
-      <w:r>
-        <w:rPr>
-          <w:rFonts w:cs="Times New Roman" w:hint="eastAsia"/>
-          <w:szCs w:val="24"/>
-        </w:rPr>
-        <w:t>actor</w:t>
-      </w:r>
-      <w:r>
-        <w:rPr>
-          <w:rFonts w:cs="Times New Roman" w:hint="eastAsia"/>
-          <w:szCs w:val="24"/>
-        </w:rPr>
-        <w:t>中实现每个流的</w:t>
-      </w:r>
-      <w:proofErr w:type="gramStart"/>
-      <w:r>
-        <w:rPr>
-          <w:rFonts w:cs="Times New Roman" w:hint="eastAsia"/>
-          <w:szCs w:val="24"/>
-        </w:rPr>
-        <w:t>微服务</w:t>
-      </w:r>
-      <w:proofErr w:type="gramEnd"/>
-      <w:r>
-        <w:rPr>
-          <w:rFonts w:cs="Times New Roman" w:hint="eastAsia"/>
-          <w:szCs w:val="24"/>
-        </w:rPr>
-        <w:t>链处理，并且着重于基于</w:t>
-      </w:r>
-      <w:r>
-        <w:rPr>
-          <w:rFonts w:cs="Times New Roman" w:hint="eastAsia"/>
-          <w:szCs w:val="24"/>
-        </w:rPr>
-        <w:t>actor</w:t>
-      </w:r>
-      <w:r>
-        <w:rPr>
-          <w:rFonts w:cs="Times New Roman" w:hint="eastAsia"/>
-          <w:szCs w:val="24"/>
-        </w:rPr>
-        <w:t>模型来提供透明的错误恢复功能。</w:t>
-      </w:r>
-      <w:proofErr w:type="spellStart"/>
-      <w:r>
-        <w:rPr>
-          <w:rFonts w:cs="Times New Roman" w:hint="eastAsia"/>
-          <w:szCs w:val="24"/>
-        </w:rPr>
-        <w:t>OpenBox</w:t>
-      </w:r>
-      <w:proofErr w:type="spellEnd"/>
-      <w:r>
-        <w:rPr>
-          <w:rFonts w:cs="Times New Roman"/>
-          <w:szCs w:val="24"/>
-          <w:vertAlign w:val="superscript"/>
-        </w:rPr>
-        <w:fldChar w:fldCharType="begin"/>
-      </w:r>
-      <w:r>
-        <w:rPr>
-          <w:rFonts w:cs="Times New Roman"/>
-          <w:szCs w:val="24"/>
-          <w:vertAlign w:val="superscript"/>
-        </w:rPr>
-        <w:instrText xml:space="preserve"> REF _Ref484195161 \r \h </w:instrText>
-      </w:r>
-      <w:r>
-        <w:rPr>
-          <w:rFonts w:cs="Times New Roman"/>
-          <w:szCs w:val="24"/>
-          <w:vertAlign w:val="superscript"/>
-        </w:rPr>
-      </w:r>
-      <w:r>
-        <w:rPr>
-          <w:rFonts w:cs="Times New Roman"/>
-          <w:szCs w:val="24"/>
-          <w:vertAlign w:val="superscript"/>
-        </w:rPr>
-        <w:fldChar w:fldCharType="separate"/>
-      </w:r>
-      <w:r>
-        <w:rPr>
-          <w:rFonts w:cs="Times New Roman"/>
-          <w:szCs w:val="24"/>
-          <w:vertAlign w:val="superscript"/>
-        </w:rPr>
-        <w:t>[30]</w:t>
-      </w:r>
-      <w:r>
-        <w:rPr>
-          <w:rFonts w:cs="Times New Roman"/>
-          <w:szCs w:val="24"/>
-          <w:vertAlign w:val="superscript"/>
-        </w:rPr>
-        <w:fldChar w:fldCharType="end"/>
-      </w:r>
-      <w:r>
-        <w:rPr>
-          <w:rFonts w:cs="Times New Roman" w:hint="eastAsia"/>
-          <w:szCs w:val="24"/>
-        </w:rPr>
-        <w:t>合并了多个</w:t>
-      </w:r>
-      <w:r>
-        <w:rPr>
-          <w:rFonts w:cs="Times New Roman" w:hint="eastAsia"/>
-          <w:szCs w:val="24"/>
-        </w:rPr>
-        <w:t>VNF</w:t>
-      </w:r>
-      <w:r>
-        <w:rPr>
-          <w:rFonts w:cs="Times New Roman" w:hint="eastAsia"/>
-          <w:szCs w:val="24"/>
-        </w:rPr>
-        <w:t>的处理逻辑，从而提高了模块化和处理性能。</w:t>
-      </w:r>
-      <w:proofErr w:type="spellStart"/>
-      <w:r>
-        <w:rPr>
-          <w:rFonts w:cs="Times New Roman" w:hint="eastAsia"/>
-          <w:szCs w:val="24"/>
-        </w:rPr>
-        <w:t>OpenBox</w:t>
-      </w:r>
-      <w:proofErr w:type="spellEnd"/>
-      <w:r>
-        <w:rPr>
-          <w:rFonts w:cs="Times New Roman" w:hint="eastAsia"/>
-          <w:szCs w:val="24"/>
-        </w:rPr>
-        <w:t>的想法也可以应用于</w:t>
-      </w:r>
-      <w:proofErr w:type="spellStart"/>
-      <w:r>
-        <w:rPr>
-          <w:rFonts w:cs="Times New Roman" w:hint="eastAsia"/>
-          <w:szCs w:val="24"/>
-        </w:rPr>
-        <w:t>NFActor</w:t>
-      </w:r>
-      <w:proofErr w:type="spellEnd"/>
-      <w:r>
-        <w:rPr>
-          <w:rFonts w:cs="Times New Roman" w:hint="eastAsia"/>
-          <w:szCs w:val="24"/>
-        </w:rPr>
-        <w:t>，而</w:t>
-      </w:r>
-      <w:proofErr w:type="spellStart"/>
-      <w:r>
-        <w:rPr>
-          <w:rFonts w:cs="Times New Roman" w:hint="eastAsia"/>
-          <w:szCs w:val="24"/>
-        </w:rPr>
-        <w:t>NFActor</w:t>
-      </w:r>
-      <w:proofErr w:type="spellEnd"/>
-      <w:r>
-        <w:rPr>
-          <w:rFonts w:cs="Times New Roman" w:hint="eastAsia"/>
-          <w:szCs w:val="24"/>
-        </w:rPr>
-        <w:t>则主要关注主流服务链处理。</w:t>
-      </w:r>
-    </w:p>
-    <w:p>
-      <w:pPr>
-        <w:wordWrap/>
-        <w:ind w:firstLine="480"/>
-        <w:rPr>
-          <w:rFonts w:cs="Times New Roman"/>
-          <w:szCs w:val="24"/>
-        </w:rPr>
-      </w:pPr>
-      <w:r>
-        <w:rPr>
-          <w:rFonts w:cs="Times New Roman" w:hint="eastAsia"/>
-          <w:szCs w:val="24"/>
-        </w:rPr>
-        <w:t>为了实现流迁移，现有系统</w:t>
-      </w:r>
-      <w:r>
-        <w:rPr>
-          <w:rFonts w:cs="Times New Roman"/>
-          <w:szCs w:val="24"/>
-          <w:vertAlign w:val="superscript"/>
-        </w:rPr>
-        <w:fldChar w:fldCharType="begin"/>
-      </w:r>
-      <w:r>
-        <w:rPr>
-          <w:rFonts w:cs="Times New Roman"/>
-          <w:szCs w:val="24"/>
-          <w:vertAlign w:val="superscript"/>
-        </w:rPr>
-        <w:instrText xml:space="preserve"> REF _Re</w:instrText>
-      </w:r>
-      <w:r>
-        <w:rPr>
-          <w:rFonts w:cs="Times New Roman"/>
-          <w:szCs w:val="24"/>
-          <w:vertAlign w:val="superscript"/>
-        </w:rPr>
-        <w:instrText xml:space="preserve">f484195433 \r \h </w:instrText>
-      </w:r>
-      <w:r>
-        <w:rPr>
-          <w:rFonts w:cs="Times New Roman"/>
-          <w:szCs w:val="24"/>
-          <w:vertAlign w:val="superscript"/>
-        </w:rPr>
-      </w:r>
-      <w:r>
-        <w:rPr>
-          <w:rFonts w:cs="Times New Roman"/>
-          <w:szCs w:val="24"/>
-          <w:vertAlign w:val="superscript"/>
-        </w:rPr>
-        <w:fldChar w:fldCharType="separate"/>
-      </w:r>
-      <w:r>
-        <w:rPr>
-          <w:rFonts w:cs="Times New Roman"/>
-          <w:szCs w:val="24"/>
-          <w:vertAlign w:val="superscript"/>
-        </w:rPr>
-        <w:t>[7]</w:t>
-      </w:r>
-      <w:r>
-        <w:rPr>
-          <w:rFonts w:cs="Times New Roman"/>
-          <w:szCs w:val="24"/>
-          <w:vertAlign w:val="superscript"/>
-        </w:rPr>
-        <w:fldChar w:fldCharType="end"/>
-      </w:r>
-      <w:r>
-        <w:rPr>
-          <w:rFonts w:cs="Times New Roman"/>
-          <w:szCs w:val="24"/>
-          <w:vertAlign w:val="superscript"/>
-        </w:rPr>
-        <w:fldChar w:fldCharType="begin"/>
-      </w:r>
-      <w:r>
-        <w:rPr>
-          <w:rFonts w:cs="Times New Roman"/>
-          <w:szCs w:val="24"/>
-          <w:vertAlign w:val="superscript"/>
-        </w:rPr>
-        <w:instrText xml:space="preserve"> REF _Ref484194784 \r \h </w:instrText>
-      </w:r>
-      <w:r>
-        <w:rPr>
-          <w:rFonts w:cs="Times New Roman"/>
-          <w:szCs w:val="24"/>
-          <w:vertAlign w:val="superscript"/>
-        </w:rPr>
-      </w:r>
-      <w:r>
-        <w:rPr>
-          <w:rFonts w:cs="Times New Roman"/>
-          <w:szCs w:val="24"/>
-          <w:vertAlign w:val="superscript"/>
-        </w:rPr>
-        <w:fldChar w:fldCharType="separate"/>
-      </w:r>
-      <w:r>
-        <w:rPr>
-          <w:rFonts w:cs="Times New Roman"/>
-          <w:szCs w:val="24"/>
-          <w:vertAlign w:val="superscript"/>
-        </w:rPr>
-        <w:t>[8]</w:t>
-      </w:r>
-      <w:r>
-        <w:rPr>
-          <w:rFonts w:cs="Times New Roman"/>
-          <w:szCs w:val="24"/>
-          <w:vertAlign w:val="superscript"/>
-        </w:rPr>
-        <w:fldChar w:fldCharType="end"/>
-      </w:r>
-      <w:r>
-        <w:rPr>
-          <w:rFonts w:cs="Times New Roman" w:hint="eastAsia"/>
-          <w:szCs w:val="24"/>
-        </w:rPr>
-        <w:t>需要直接修改</w:t>
-      </w:r>
-      <w:r>
-        <w:rPr>
-          <w:rFonts w:cs="Times New Roman" w:hint="eastAsia"/>
-          <w:szCs w:val="24"/>
-        </w:rPr>
-        <w:t>NF</w:t>
-      </w:r>
-      <w:r>
-        <w:rPr>
-          <w:rFonts w:cs="Times New Roman" w:hint="eastAsia"/>
-          <w:szCs w:val="24"/>
-        </w:rPr>
-        <w:t>软件的核心处理逻辑，主要依靠</w:t>
-      </w:r>
-      <w:r>
-        <w:rPr>
-          <w:rFonts w:cs="Times New Roman" w:hint="eastAsia"/>
-          <w:szCs w:val="24"/>
-        </w:rPr>
-        <w:t>SDN</w:t>
-      </w:r>
-      <w:r>
-        <w:rPr>
-          <w:rFonts w:cs="Times New Roman" w:hint="eastAsia"/>
-          <w:szCs w:val="24"/>
-        </w:rPr>
-        <w:t>控制器来执行迁移协议，这导致不可忽略的开销。</w:t>
-      </w:r>
-      <w:proofErr w:type="spellStart"/>
-      <w:r>
-        <w:rPr>
-          <w:rFonts w:cs="Times New Roman" w:hint="eastAsia"/>
-          <w:szCs w:val="24"/>
-        </w:rPr>
-        <w:t>NFActor</w:t>
-      </w:r>
-      <w:proofErr w:type="spellEnd"/>
-      <w:r>
-        <w:rPr>
-          <w:rFonts w:cs="Times New Roman" w:hint="eastAsia"/>
-          <w:szCs w:val="24"/>
-        </w:rPr>
-        <w:t>使用新颖设计的</w:t>
-      </w:r>
-      <w:r>
-        <w:rPr>
-          <w:rFonts w:cs="Times New Roman" w:hint="eastAsia"/>
-          <w:szCs w:val="24"/>
-        </w:rPr>
-        <w:t>NF API</w:t>
-      </w:r>
-      <w:r>
-        <w:rPr>
-          <w:rFonts w:cs="Times New Roman" w:hint="eastAsia"/>
-          <w:szCs w:val="24"/>
-        </w:rPr>
-        <w:t>和分布式框</w:t>
-      </w:r>
-      <w:r>
-        <w:rPr>
-          <w:rFonts w:cs="Times New Roman" w:hint="eastAsia"/>
-          <w:szCs w:val="24"/>
-        </w:rPr>
-        <w:t>架来克服这些问题，在这个框架中流状态非常容易提取，并且只需</w:t>
+        <w:t>和分布式框架来克服这些问题，在这个框架中流状态非常容易提取，并且只需</w:t>
       </w:r>
       <w:r>
         <w:rPr>
@@ -7617,13 +7441,7 @@
         <w:rPr>
           <w:rFonts w:hint="eastAsia"/>
         </w:rPr>
-        <w:t>协议还支持根据负载的特征（读写比率或者请求大小）在线改变存储节点的配置，</w:t>
-      </w:r>
-      <w:r>
-        <w:rPr>
-          <w:rFonts w:hint="eastAsia"/>
-        </w:rPr>
-        <w:t>使之更加适合负载。</w:t>
+        <w:t>协议还支持根据负载的特征（读写比率或者请求大小）在线改变存储节点的配置，使之更加适合负载。</w:t>
       </w:r>
     </w:p>
     <w:p>
@@ -7674,25 +7492,7 @@
         <w:rPr>
           <w:rFonts w:hint="eastAsia"/>
         </w:rPr>
-        <w:t>构思设计</w:t>
-      </w:r>
-      <w:r>
-        <w:rPr>
-          <w:rFonts w:hint="eastAsia"/>
-        </w:rPr>
-        <w:t>actor</w:t>
-      </w:r>
-      <w:r>
-        <w:rPr>
-          <w:rFonts w:hint="eastAsia"/>
-        </w:rPr>
-        <w:t>的模型；</w:t>
-      </w:r>
-      <w:r>
-        <w:rPr>
-          <w:rFonts w:hint="eastAsia"/>
-        </w:rPr>
-        <w:t>ads</w:t>
+        <w:t>构思设计actor的模型；ads</w:t>
       </w:r>
       <w:proofErr w:type="gramStart"/>
       <w:r>
@@ -7716,19 +7516,7 @@
         <w:rPr>
           <w:rFonts w:hint="eastAsia"/>
         </w:rPr>
-        <w:t>使用上述模型构建流</w:t>
-      </w:r>
-      <w:r>
-        <w:rPr>
-          <w:rFonts w:hint="eastAsia"/>
-        </w:rPr>
-        <w:t>actor</w:t>
-      </w:r>
-      <w:r>
-        <w:rPr>
-          <w:rFonts w:hint="eastAsia"/>
-        </w:rPr>
-        <w:t>的雏形；</w:t>
+        <w:t>使用上述模型构建流actor的雏形；</w:t>
       </w:r>
     </w:p>
     <w:p>
@@ -7744,19 +7532,7 @@
         <w:rPr>
           <w:rFonts w:hint="eastAsia"/>
         </w:rPr>
-        <w:t>使用</w:t>
-      </w:r>
-      <w:r>
-        <w:rPr>
-          <w:rFonts w:hint="eastAsia"/>
-        </w:rPr>
-        <w:t>DPDK</w:t>
-      </w:r>
-      <w:r>
-        <w:rPr>
-          <w:rFonts w:hint="eastAsia"/>
-        </w:rPr>
-        <w:t>来设计运行时系统之间的可靠传输；</w:t>
+        <w:t>使用DPDK来设计运行时系统之间的可靠传输；</w:t>
       </w:r>
     </w:p>
     <w:p>
@@ -7772,19 +7548,7 @@
         <w:rPr>
           <w:rFonts w:hint="eastAsia"/>
         </w:rPr>
-        <w:t>使用</w:t>
-      </w:r>
-      <w:r>
-        <w:rPr>
-          <w:rFonts w:hint="eastAsia"/>
-        </w:rPr>
-        <w:t>GRPC</w:t>
-      </w:r>
-      <w:r>
-        <w:rPr>
-          <w:rFonts w:hint="eastAsia"/>
-        </w:rPr>
-        <w:t>来构建控制器与运行时系统的通信；</w:t>
+        <w:t>使用GRPC来构建控制器与运行时系统的通信；</w:t>
       </w:r>
     </w:p>
     <w:p>
@@ -7879,14 +7643,7 @@
           <w:rFonts w:cs="Times New Roman" w:hint="eastAsia"/>
           <w:szCs w:val="24"/>
         </w:rPr>
-        <w:t>第二章首先介绍几</w:t>
-      </w:r>
-      <w:r>
-        <w:rPr>
-          <w:rFonts w:cs="Times New Roman" w:hint="eastAsia"/>
-          <w:szCs w:val="24"/>
-        </w:rPr>
-        <w:t>种存储技术、特别是存储区域网（</w:t>
+        <w:t>第二章首先介绍几种存储技术、特别是存储区域网（</w:t>
       </w:r>
       <w:r>
         <w:rPr>
@@ -8037,14 +7794,7 @@
           <w:rFonts w:cs="Times New Roman" w:hint="eastAsia"/>
           <w:szCs w:val="24"/>
         </w:rPr>
-        <w:t>详</w:t>
-      </w:r>
-      <w:r>
-        <w:rPr>
-          <w:rFonts w:cs="Times New Roman" w:hint="eastAsia"/>
-          <w:szCs w:val="24"/>
-        </w:rPr>
-        <w:t>细的描述了一个原型系统的设计和实现。</w:t>
+        <w:t>详细的描述了一个原型系统的设计和实现。</w:t>
       </w:r>
       <w:r>
         <w:rPr>
@@ -8206,14 +7956,23 @@
           <w:rFonts w:hint="eastAsia"/>
           <w:color w:val="C45911" w:themeColor="accent2" w:themeShade="BF"/>
         </w:rPr>
-        <w:t>第二章可以进行项目方案论证或进行具体背景知识的概述，说明设计原理并进行</w:t>
-      </w:r>
-      <w:r>
-        <w:rPr>
-          <w:rFonts w:hint="eastAsia"/>
+        <w:t>第二章可以进行项目方案论证或进行具体背景知识的概述，说明设计原理并进行方案选择，阐明为什么要选择这个设计方案，包括各种方案的分析、比较，以及所采用方案的特点</w:t>
+      </w:r>
+    </w:p>
+    <w:p>
+      <w:pPr>
+        <w:wordWrap/>
+        <w:ind w:firstLine="480"/>
+        <w:rPr>
           <w:color w:val="C45911" w:themeColor="accent2" w:themeShade="BF"/>
         </w:rPr>
-        <w:t>方案选择，阐明为什么要选择这个设计方案，包括各种方案的分析、比较，以及所采用方案的特点</w:t>
+      </w:pPr>
+      <w:r>
+        <w:rPr>
+          <w:rFonts w:hint="eastAsia"/>
+          <w:color w:val="C45911" w:themeColor="accent2" w:themeShade="BF"/>
+        </w:rPr>
+        <w:t>本章名字可变，名字最后可结合自己的课题内容，如果毕业设计是一个大项目的一个模块，本章可以介绍整体项目结构以及相关背景知识，如果毕业设计是科学研讨型，第二章，第三章都可以介绍理论背景知识。</w:t>
       </w:r>
     </w:p>
     <w:p>
@@ -8229,57 +7988,35 @@
           <w:rFonts w:hint="eastAsia"/>
           <w:color w:val="C45911" w:themeColor="accent2" w:themeShade="BF"/>
         </w:rPr>
-        <w:t>本章名字可变，名字最后可结合自己的课题内容，如果毕业设计是一个大项目的一个模块，本章可以介绍整体项目结构以及相关背景知识，如果毕业设计是科学研讨型，第二章，第三章都可以介绍理论背景知识。</w:t>
+        <w:t>（</w:t>
+      </w:r>
+      <w:proofErr w:type="gramStart"/>
+      <w:r>
+        <w:rPr>
+          <w:rFonts w:hint="eastAsia"/>
+          <w:color w:val="C45911" w:themeColor="accent2" w:themeShade="BF"/>
+        </w:rPr>
+        <w:t>除总结那</w:t>
+      </w:r>
+      <w:proofErr w:type="gramEnd"/>
+      <w:r>
+        <w:rPr>
+          <w:rFonts w:hint="eastAsia"/>
+          <w:color w:val="C45911" w:themeColor="accent2" w:themeShade="BF"/>
+        </w:rPr>
+        <w:t>一章以外，每章都加一段引言）</w:t>
       </w:r>
     </w:p>
     <w:p>
       <w:pPr>
         <w:wordWrap/>
         <w:ind w:firstLine="480"/>
-        <w:rPr>
-          <w:color w:val="C45911" w:themeColor="accent2" w:themeShade="BF"/>
-        </w:rPr>
-      </w:pPr>
-      <w:r>
-        <w:rPr>
-          <w:rFonts w:hint="eastAsia"/>
-          <w:color w:val="C45911" w:themeColor="accent2" w:themeShade="BF"/>
-        </w:rPr>
-        <w:t>（</w:t>
-      </w:r>
-      <w:proofErr w:type="gramStart"/>
-      <w:r>
-        <w:rPr>
-          <w:rFonts w:hint="eastAsia"/>
-          <w:color w:val="C45911" w:themeColor="accent2" w:themeShade="BF"/>
-        </w:rPr>
-        <w:t>除总结那</w:t>
-      </w:r>
-      <w:proofErr w:type="gramEnd"/>
-      <w:r>
-        <w:rPr>
-          <w:rFonts w:hint="eastAsia"/>
-          <w:color w:val="C45911" w:themeColor="accent2" w:themeShade="BF"/>
-        </w:rPr>
-        <w:t>一章以外，每章都加一段引言）</w:t>
-      </w:r>
-    </w:p>
-    <w:p>
-      <w:pPr>
-        <w:wordWrap/>
-        <w:ind w:firstLine="480"/>
-      </w:pPr>
-      <w:r>
-        <w:rPr>
-          <w:rFonts w:hint="eastAsia"/>
-        </w:rPr>
-        <w:t>传统存储系统中数据的可靠性通常是采用冗余技术或者备份技术来实现的，如果存储节点出现了如风扇损毁，磁盘温度过高、误码率过高、性能下降等，系统通常不会进行主动处理，而是等待设备或者磁盘完全故障后才通过数据重建或热切换到镜像节点的方式保持存储系统的持续工作，这大大增加了数据风险性。本文提出了主动监控的思想，它对存储系统进行及时的控管，定时对系统中的各个存储节点工作温度、节点能耗、数据误码率、传输性能等健康指标进行分析，当健康指标超出正常阈值时，及时产生预警信息，系统随后自动启动数据迁移，将数据迁移到适当的节点或磁</w:t>
-      </w:r>
-      <w:r>
-        <w:rPr>
-          <w:rFonts w:hint="eastAsia"/>
-        </w:rPr>
-        <w:t>盘，这就是存储设备健康预警及数据迁移技术。</w:t>
+      </w:pPr>
+      <w:r>
+        <w:rPr>
+          <w:rFonts w:hint="eastAsia"/>
+        </w:rPr>
+        <w:t>传统存储系统中数据的可靠性通常是采用冗余技术或者备份技术来实现的，如果存储节点出现了如风扇损毁，磁盘温度过高、误码率过高、性能下降等，系统通常不会进行主动处理，而是等待设备或者磁盘完全故障后才通过数据重建或热切换到镜像节点的方式保持存储系统的持续工作，这大大增加了数据风险性。本文提出了主动监控的思想，它对存储系统进行及时的控管，定时对系统中的各个存储节点工作温度、节点能耗、数据误码率、传输性能等健康指标进行分析，当健康指标超出正常阈值时，及时产生预警信息，系统随后自动启动数据迁移，将数据迁移到适当的节点或磁盘，这就是存储设备健康预警及数据迁移技术。</w:t>
       </w:r>
     </w:p>
     <w:p>
@@ -8364,13 +8101,7 @@
         <w:rPr>
           <w:rFonts w:hint="eastAsia"/>
         </w:rPr>
-        <w:t>传统存储系统中数据的可靠性通常是采用冗余技术或者备份技术来实现的，如果存储节点出现了如风扇损毁，磁盘温度过高、误码率过高、性能的下降等问题，系统通常不会进行主动处理，而是等待设备或者磁盘完全故障后才通过数据重建或热切换到镜像节点的方式保持存储系统的持续工作，这大大增加了数据风险性。</w:t>
-      </w:r>
-      <w:r>
-        <w:rPr>
-          <w:rFonts w:hint="eastAsia"/>
-        </w:rPr>
-        <w:t>本文提出了主动监控的思想，它对存储系统进行及时的控管，定时对系统中的各个存储节点工作温度、节点能耗、数据误码率、传输</w:t>
+        <w:t>传统存储系统中数据的可靠性通常是采用冗余技术或者备份技术来实现的，如果存储节点出现了如风扇损毁，磁盘温度过高、误码率过高、性能的下降等问题，系统通常不会进行主动处理，而是等待设备或者磁盘完全故障后才通过数据重建或热切换到镜像节点的方式保持存储系统的持续工作，这大大增加了数据风险性。本文提出了主动监控的思想，它对存储系统进行及时的控管，定时对系统中的各个存储节点工作温度、节点能耗、数据误码率、传输</w:t>
       </w:r>
       <w:r>
         <w:rPr>
@@ -8437,13 +8168,7 @@
         <w:rPr>
           <w:rFonts w:hint="eastAsia"/>
         </w:rPr>
-        <w:t>传统存储系统中数据的可靠性通常是采用冗余技术或者备份技术来实现的，如果存储节点出现了如风扇损毁，磁盘温度过高、误码率过高代、性能下降等问题，系统通常不会进行主动处理，而是等待设备或者磁盘完全故障后才通过数据重建或</w:t>
-      </w:r>
-      <w:r>
-        <w:rPr>
-          <w:rFonts w:hint="eastAsia"/>
-        </w:rPr>
-        <w:t>热切换到镜像节点的方式保持存储系统的持续工作，这大大增加了数据风险性。本文提出了主动监控的思想，它对存储系统进行及时的控管，定时对系统中的各个存储节点工作温度、节点能耗当健康指标超出正常阈值时，及时产生预警信息，系统随后自动启动数据迁移，将数据迁移到适当的节点或磁盘，这就是存储设备健康预警及数据迁移技术。</w:t>
+        <w:t>传统存储系统中数据的可靠性通常是采用冗余技术或者备份技术来实现的，如果存储节点出现了如风扇损毁，磁盘温度过高、误码率过高代、性能下降等问题，系统通常不会进行主动处理，而是等待设备或者磁盘完全故障后才通过数据重建或热切换到镜像节点的方式保持存储系统的持续工作，这大大增加了数据风险性。本文提出了主动监控的思想，它对存储系统进行及时的控管，定时对系统中的各个存储节点工作温度、节点能耗当健康指标超出正常阈值时，及时产生预警信息，系统随后自动启动数据迁移，将数据迁移到适当的节点或磁盘，这就是存储设备健康预警及数据迁移技术。</w:t>
       </w:r>
     </w:p>
     <w:p>
@@ -8475,13 +8200,7 @@
         <w:rPr>
           <w:rFonts w:hint="eastAsia"/>
         </w:rPr>
-        <w:t>传统存储系统中数据的可靠性通常是采用冗余技术或者备份技术来实现的，如果存储节点出现了如风扇损毁，磁盘温度过高、误码率带过高、性能下降等问题，系统通常不会进行主动处理，而是等待设备或者磁</w:t>
-      </w:r>
-      <w:r>
-        <w:rPr>
-          <w:rFonts w:hint="eastAsia"/>
-        </w:rPr>
-        <w:t>盘完全故障后才通过数据重建或热切换到镜像节点的方式保持存储系统的持续工作，这大大增加了数据风险性。本文提出了主动监控的思想，它对存储系统进行及时的控管，定时对系统中的各个存储节点工作温度、节点能耗、数据误码率、传输性能等健康指标进行分析，当健康指标超出正常阈值时，及时产生预警信息，系统随后自动启动数据迁移，将数据迁移到适当的节点或磁盘，这是存储设备健康预警及数据迁移技术。</w:t>
+        <w:t>传统存储系统中数据的可靠性通常是采用冗余技术或者备份技术来实现的，如果存储节点出现了如风扇损毁，磁盘温度过高、误码率带过高、性能下降等问题，系统通常不会进行主动处理，而是等待设备或者磁盘完全故障后才通过数据重建或热切换到镜像节点的方式保持存储系统的持续工作，这大大增加了数据风险性。本文提出了主动监控的思想，它对存储系统进行及时的控管，定时对系统中的各个存储节点工作温度、节点能耗、数据误码率、传输性能等健康指标进行分析，当健康指标超出正常阈值时，及时产生预警信息，系统随后自动启动数据迁移，将数据迁移到适当的节点或磁盘，这是存储设备健康预警及数据迁移技术。</w:t>
       </w:r>
     </w:p>
     <w:p>
@@ -8520,13 +8239,7 @@
           <w:rFonts w:hint="eastAsia"/>
         </w:rPr>
         <w:lastRenderedPageBreak/>
-        <w:t>险性。本文提出了主动监控的思想，它对存储系统进行及时的控管，定时对系统中的各个存储节点工作温度、节点能耗、数据误码率、传输性能等健康指标进行分析，当健康指标超出正常阈值时，及时产生预警信息，系统随后自动启动数据迁移，将数据迁移到适当的节</w:t>
-      </w:r>
-      <w:r>
-        <w:rPr>
-          <w:rFonts w:hint="eastAsia"/>
-        </w:rPr>
-        <w:t>点或磁盘，这就是存储设备健康预警及数据迁移技术。</w:t>
+        <w:t>险性。本文提出了主动监控的思想，它对存储系统进行及时的控管，定时对系统中的各个存储节点工作温度、节点能耗、数据误码率、传输性能等健康指标进行分析，当健康指标超出正常阈值时，及时产生预警信息，系统随后自动启动数据迁移，将数据迁移到适当的节点或磁盘，这就是存储设备健康预警及数据迁移技术。</w:t>
       </w:r>
     </w:p>
     <w:p>
@@ -9300,13 +9013,7 @@
         <w:rPr>
           <w:rFonts w:hint="eastAsia"/>
         </w:rPr>
-        <w:t>传统存储系统中数据的可靠性通常是采用冗余技术或者备份技术来实现的，如果存储节点出现了如风扇损毁，磁盘温度过高、误码率过高、性的能下降等问题，系统通常不会进行主动处理，而是等待设备或者磁盘完全故障后才通过数据重建或热切换到镜像节点的方式保持存储系统的持续工作，这大大增加了数据风险性。本文提出了主动监控的思想，它对存储系统进行及时的控管，定时对系统中的各个存储节点工作温度、节点能耗、数据误码率、传输性能等健康的指标进行分析，当健康指标超出正常阈值时</w:t>
-      </w:r>
-      <w:r>
-        <w:rPr>
-          <w:rFonts w:hint="eastAsia"/>
-        </w:rPr>
-        <w:t>，及时产生预警信息，系统随后自动启动数据迁移，将数据迁移到适当的节点或磁盘，这就是存储设备健康预警及数据迁移技术。</w:t>
+        <w:t>传统存储系统中数据的可靠性通常是采用冗余技术或者备份技术来实现的，如果存储节点出现了如风扇损毁，磁盘温度过高、误码率过高、性的能下降等问题，系统通常不会进行主动处理，而是等待设备或者磁盘完全故障后才通过数据重建或热切换到镜像节点的方式保持存储系统的持续工作，这大大增加了数据风险性。本文提出了主动监控的思想，它对存储系统进行及时的控管，定时对系统中的各个存储节点工作温度、节点能耗、数据误码率、传输性能等健康的指标进行分析，当健康指标超出正常阈值时，及时产生预警信息，系统随后自动启动数据迁移，将数据迁移到适当的节点或磁盘，这就是存储设备健康预警及数据迁移技术。</w:t>
       </w:r>
     </w:p>
     <w:p>
@@ -9519,19 +9226,7 @@
         <w:rPr>
           <w:rFonts w:hint="eastAsia"/>
         </w:rPr>
-        <w:t>JGMSA30</w:t>
-      </w:r>
-      <w:r>
-        <w:rPr>
-          <w:rFonts w:hint="eastAsia"/>
-        </w:rPr>
-        <w:t>型加固磁盘阵列在磁盘存在一部分坏扇区时能够继续工作，当磁盘出现一部分扇区时，阵列并不立即使用新盘替换并重建数据，该磁盘通过自</w:t>
-      </w:r>
-      <w:r>
-        <w:rPr>
-          <w:rFonts w:hint="eastAsia"/>
-        </w:rPr>
-        <w:t>愈可以继续正常工作，为数据迁移提供时间窗口；</w:t>
+        <w:t>JGMSA30型加固磁盘阵列在磁盘存在一部分坏扇区时能够继续工作，当磁盘出现一部分扇区时，阵列并不立即使用新盘替换并重建数据，该磁盘通过自愈可以继续正常工作，为数据迁移提供时间窗口；</w:t>
       </w:r>
     </w:p>
     <w:p>
@@ -9547,55 +9242,7 @@
         <w:rPr>
           <w:rFonts w:hint="eastAsia"/>
         </w:rPr>
-        <w:t>能够将磁盘坏扇区数据恢复，根据磁盘所在</w:t>
-      </w:r>
-      <w:r>
-        <w:rPr>
-          <w:rFonts w:hint="eastAsia"/>
-        </w:rPr>
-        <w:t>RAID</w:t>
-      </w:r>
-      <w:r>
-        <w:rPr>
-          <w:rFonts w:hint="eastAsia"/>
-        </w:rPr>
-        <w:t>阵列对应的</w:t>
-      </w:r>
-      <w:r>
-        <w:rPr>
-          <w:rFonts w:hint="eastAsia"/>
-        </w:rPr>
-        <w:t>RAID</w:t>
-      </w:r>
-      <w:r>
-        <w:rPr>
-          <w:rFonts w:hint="eastAsia"/>
-        </w:rPr>
-        <w:t>算法，通过获取其它成员盘的同一</w:t>
-      </w:r>
-      <w:r>
-        <w:rPr>
-          <w:rFonts w:hint="eastAsia"/>
-        </w:rPr>
-        <w:t>Stripe</w:t>
-      </w:r>
-      <w:r>
-        <w:rPr>
-          <w:rFonts w:hint="eastAsia"/>
-        </w:rPr>
-        <w:t>上的数据由，</w:t>
-      </w:r>
-      <w:r>
-        <w:rPr>
-          <w:rFonts w:hint="eastAsia"/>
-        </w:rPr>
-        <w:t>RAID</w:t>
-      </w:r>
-      <w:r>
-        <w:rPr>
-          <w:rFonts w:hint="eastAsia"/>
-        </w:rPr>
-        <w:t>算法计算恢复出坏扇区数据；</w:t>
+        <w:t>能够将磁盘坏扇区数据恢复，根据磁盘所在RAID阵列对应的RAID算法，通过获取其它成员盘的同一Stripe上的数据由，RAID算法计算恢复出坏扇区数据；</w:t>
       </w:r>
     </w:p>
     <w:p>
@@ -9631,31 +9278,7 @@
         <w:rPr>
           <w:rFonts w:hint="eastAsia"/>
         </w:rPr>
-        <w:t>能够通过</w:t>
-      </w:r>
-      <w:r>
-        <w:rPr>
-          <w:rFonts w:hint="eastAsia"/>
-        </w:rPr>
-        <w:t>WEB</w:t>
-      </w:r>
-      <w:r>
-        <w:rPr>
-          <w:rFonts w:hint="eastAsia"/>
-        </w:rPr>
-        <w:t>界面进行统一监控，用户可通过</w:t>
-      </w:r>
-      <w:r>
-        <w:rPr>
-          <w:rFonts w:hint="eastAsia"/>
-        </w:rPr>
-        <w:t>WEB</w:t>
-      </w:r>
-      <w:r>
-        <w:rPr>
-          <w:rFonts w:hint="eastAsia"/>
-        </w:rPr>
-        <w:t>界面对磁盘自愈与数据主动迁移进行相关配置操作，例如可以配置磁盘健康参数、使用数据迁移的目标磁盘替换坏扇区磁盘等；</w:t>
+        <w:t>能够通过WEB界面进行统一监控，用户可通过WEB界面对磁盘自愈与数据主动迁移进行相关配置操作，例如可以配置磁盘健康参数、使用数据迁移的目标磁盘替换坏扇区磁盘等；</w:t>
       </w:r>
       <w:bookmarkStart w:id="464" w:name="_Toc390947157"/>
       <w:bookmarkStart w:id="465" w:name="_Toc230494859"/>
@@ -9797,13 +9420,7 @@
         <w:rPr>
           <w:rFonts w:hint="eastAsia"/>
         </w:rPr>
-        <w:t>接口的主板增加相应的芯片构成，例如网卡</w:t>
-      </w:r>
-      <w:r>
-        <w:rPr>
-          <w:rFonts w:hint="eastAsia"/>
-        </w:rPr>
-        <w:t>等相关芯片。将光纤芯片加入到该平台中，以支持光纤访问该阵列，同时还具有</w:t>
+        <w:t>接口的主板增加相应的芯片构成，例如网卡等相关芯片。将光纤芯片加入到该平台中，以支持光纤访问该阵列，同时还具有</w:t>
       </w:r>
       <w:r>
         <w:rPr>
@@ -9940,7 +9557,7 @@
           <v:shape id="_x0000_i1025" type="#_x0000_t75" style="width:316.8pt;height:273.6pt" o:ole="">
             <v:imagedata r:id="rId22" o:title=""/>
           </v:shape>
-          <o:OLEObject Type="Embed" ProgID="Visio.Drawing.11" ShapeID="_x0000_i1025" DrawAspect="Content" ObjectID="_1777114524" r:id="rId23"/>
+          <o:OLEObject Type="Embed" ProgID="Visio.Drawing.11" ShapeID="_x0000_i1025" DrawAspect="Content" ObjectID="_1777355000" r:id="rId23"/>
         </w:object>
       </w:r>
     </w:p>
@@ -10169,13 +9786,7 @@
         <w:rPr>
           <w:rFonts w:hint="eastAsia"/>
         </w:rPr>
-        <w:t>系统开发的。为了提</w:t>
-      </w:r>
-      <w:r>
-        <w:rPr>
-          <w:rFonts w:hint="eastAsia"/>
-        </w:rPr>
-        <w:t>高该系统核心程序的可移植性，采用</w:t>
+        <w:t>系统开发的。为了提高该系统核心程序的可移植性，采用</w:t>
       </w:r>
       <w:r>
         <w:rPr>
@@ -10302,14 +9913,7 @@
           <w:rFonts w:hint="eastAsia"/>
           <w:color w:val="FF0000"/>
         </w:rPr>
-        <w:t>（软件整体结构图必须提供，有些系统还需要提供详</w:t>
-      </w:r>
-      <w:r>
-        <w:rPr>
-          <w:rFonts w:hint="eastAsia"/>
-          <w:color w:val="FF0000"/>
-        </w:rPr>
-        <w:t>细的动态运行分析图）</w:t>
+        <w:t>（软件整体结构图必须提供，有些系统还需要提供详细的动态运行分析图）</w:t>
       </w:r>
     </w:p>
     <w:p>
@@ -10323,7 +9927,7 @@
           <v:shape id="_x0000_i1026" type="#_x0000_t75" style="width:339.95pt;height:256.7pt" o:ole="">
             <v:imagedata r:id="rId24" o:title=""/>
           </v:shape>
-          <o:OLEObject Type="Embed" ProgID="Visio.Drawing.11" ShapeID="_x0000_i1026" DrawAspect="Content" ObjectID="_1777114525" r:id="rId25"/>
+          <o:OLEObject Type="Embed" ProgID="Visio.Drawing.11" ShapeID="_x0000_i1026" DrawAspect="Content" ObjectID="_1777355001" r:id="rId25"/>
         </w:object>
       </w:r>
     </w:p>
@@ -10518,13 +10122,7 @@
         <w:rPr>
           <w:rFonts w:hint="eastAsia"/>
         </w:rPr>
-        <w:t>RC</w:t>
-      </w:r>
-      <w:r>
-        <w:rPr>
-          <w:rFonts w:hint="eastAsia"/>
-        </w:rPr>
-        <w:t>阵列配置信息管理模块</w:t>
+        <w:t>RC阵列配置信息管理模块</w:t>
       </w:r>
     </w:p>
     <w:p>
@@ -10549,13 +10147,7 @@
         <w:rPr>
           <w:rFonts w:hint="eastAsia"/>
         </w:rPr>
-        <w:t>系统中所接磁盘信息，以及这些磁</w:t>
-      </w:r>
-      <w:r>
-        <w:rPr>
-          <w:rFonts w:hint="eastAsia"/>
-        </w:rPr>
-        <w:t>盘所属的</w:t>
+        <w:t>系统中所接磁盘信息，以及这些磁盘所属的</w:t>
       </w:r>
       <w:r>
         <w:rPr>
@@ -10631,13 +10223,7 @@
         <w:rPr>
           <w:rFonts w:hint="eastAsia"/>
         </w:rPr>
-        <w:t>AGST</w:t>
-      </w:r>
-      <w:r>
-        <w:rPr>
-          <w:rFonts w:hint="eastAsia"/>
-        </w:rPr>
-        <w:t>模块</w:t>
+        <w:t>AGST模块</w:t>
       </w:r>
     </w:p>
     <w:p>
@@ -10683,13 +10269,7 @@
         <w:rPr>
           <w:rFonts w:hint="eastAsia"/>
         </w:rPr>
-        <w:t>CM</w:t>
-      </w:r>
-      <w:r>
-        <w:rPr>
-          <w:rFonts w:hint="eastAsia"/>
-        </w:rPr>
-        <w:t>模块</w:t>
+        <w:t>CM模块</w:t>
       </w:r>
     </w:p>
     <w:p>
@@ -10962,17 +10542,7 @@
                     <w:rFonts w:ascii="Cambria Math" w:eastAsia="Cambria Math" w:hAnsi="Cambria Math" w:cs="Cambria Math"/>
                     <w:sz w:val="32"/>
                   </w:rPr>
-                  <m:t>-</m:t>
-                </m:r>
-                <m:r>
-                  <m:rPr>
-                    <m:sty m:val="p"/>
-                  </m:rPr>
-                  <w:rPr>
-                    <w:rFonts w:ascii="Cambria Math" w:eastAsia="Cambria Math" w:hAnsi="Cambria Math" w:cs="Cambria Math"/>
-                    <w:sz w:val="32"/>
-                  </w:rPr>
-                  <m:t>4</m:t>
+                  <m:t>-4</m:t>
                 </m:r>
                 <m:r>
                   <w:rPr>
@@ -11201,17 +10771,7 @@
                     <w:rFonts w:ascii="Cambria Math" w:eastAsia="Cambria Math" w:hAnsi="Cambria Math" w:cs="Cambria Math"/>
                     <w:sz w:val="32"/>
                   </w:rPr>
-                  <m:t>-</m:t>
-                </m:r>
-                <m:r>
-                  <m:rPr>
-                    <m:sty m:val="p"/>
-                  </m:rPr>
-                  <w:rPr>
-                    <w:rFonts w:ascii="Cambria Math" w:eastAsia="Cambria Math" w:hAnsi="Cambria Math" w:cs="Cambria Math"/>
-                    <w:sz w:val="32"/>
-                  </w:rPr>
-                  <m:t>4</m:t>
+                  <m:t>-4</m:t>
                 </m:r>
                 <m:r>
                   <w:rPr>
@@ -11323,13 +10883,7 @@
         <w:rPr>
           <w:rFonts w:hint="eastAsia"/>
         </w:rPr>
-        <w:t>传统存储系统中数据的可靠性通常是采用冗余技术或者备份技术来实现的，如果存储节点出现了如风扇损毁，磁盘温度过高、误码率过高、性能下降等问题，系统通常不会进行主动处理，而是等待设备或者磁盘完全故障后才通过数据重建或热切换到镜像节点的方式保持存储系统的持续工作，这大大增加了数据风险性。本文提出了主动监控的思想，它对存储系统进行及时的控管，定时对系统中的各个存储节点工作温度、节点能耗、数据误码率、传输性能等健康指标进行分析，当健康指标超出正常阈值时，及时产生预警信息，系统随后自动启动数据迁移，将数据迁移到适当的节点</w:t>
-      </w:r>
-      <w:r>
-        <w:rPr>
-          <w:rFonts w:hint="eastAsia"/>
-        </w:rPr>
-        <w:t>或磁盘，这就是存储设备健康预警及数据迁移技术。</w:t>
+        <w:t>传统存储系统中数据的可靠性通常是采用冗余技术或者备份技术来实现的，如果存储节点出现了如风扇损毁，磁盘温度过高、误码率过高、性能下降等问题，系统通常不会进行主动处理，而是等待设备或者磁盘完全故障后才通过数据重建或热切换到镜像节点的方式保持存储系统的持续工作，这大大增加了数据风险性。本文提出了主动监控的思想，它对存储系统进行及时的控管，定时对系统中的各个存储节点工作温度、节点能耗、数据误码率、传输性能等健康指标进行分析，当健康指标超出正常阈值时，及时产生预警信息，系统随后自动启动数据迁移，将数据迁移到适当的节点或磁盘，这就是存储设备健康预警及数据迁移技术。</w:t>
       </w:r>
     </w:p>
     <w:p>
@@ -11489,13 +11043,7 @@
         <w:rPr>
           <w:rFonts w:hint="eastAsia"/>
         </w:rPr>
-        <w:instrText>REF _Re</w:instrText>
-      </w:r>
-      <w:r>
-        <w:rPr>
-          <w:rFonts w:hint="eastAsia"/>
-        </w:rPr>
-        <w:instrText>f126596472 \h</w:instrText>
+        <w:instrText>REF _Ref126596472 \h</w:instrText>
       </w:r>
       <w:r>
         <w:instrText xml:space="preserve"> </w:instrText>
@@ -11573,7 +11121,7 @@
           <v:shape id="_x0000_i1027" type="#_x0000_t75" style="width:5in;height:218.5pt" o:ole="">
             <v:imagedata r:id="rId26" o:title=""/>
           </v:shape>
-          <o:OLEObject Type="Embed" ProgID="Word.Picture.8" ShapeID="_x0000_i1027" DrawAspect="Content" ObjectID="_1777114526" r:id="rId27"/>
+          <o:OLEObject Type="Embed" ProgID="Word.Picture.8" ShapeID="_x0000_i1027" DrawAspect="Content" ObjectID="_1777355002" r:id="rId27"/>
         </w:object>
       </w:r>
     </w:p>
@@ -11776,21 +11324,7 @@
           <w:rFonts w:hint="eastAsia"/>
           <w:b/>
         </w:rPr>
-        <w:t>编译</w:t>
-      </w:r>
-      <w:r>
-        <w:rPr>
-          <w:rFonts w:hint="eastAsia"/>
-          <w:b/>
-        </w:rPr>
-        <w:t>ARM Linux</w:t>
-      </w:r>
-      <w:r>
-        <w:rPr>
-          <w:rFonts w:hint="eastAsia"/>
-          <w:b/>
-        </w:rPr>
-        <w:t>内核</w:t>
+        <w:t>编译ARM Linux内核</w:t>
       </w:r>
     </w:p>
     <w:p>
@@ -11966,21 +11500,7 @@
           <w:rFonts w:hint="eastAsia"/>
           <w:b/>
         </w:rPr>
-        <w:t>编译</w:t>
-      </w:r>
-      <w:r>
-        <w:rPr>
-          <w:rFonts w:hint="eastAsia"/>
-          <w:b/>
-        </w:rPr>
-        <w:t>ARM Linux</w:t>
-      </w:r>
-      <w:r>
-        <w:rPr>
-          <w:rFonts w:hint="eastAsia"/>
-          <w:b/>
-        </w:rPr>
-        <w:t>内核</w:t>
+        <w:t>编译ARM Linux内核</w:t>
       </w:r>
     </w:p>
     <w:p>
@@ -12018,13 +11538,7 @@
         <w:rPr>
           <w:rFonts w:hint="eastAsia"/>
         </w:rPr>
-        <w:t>过滤器、数据迁移、磁盘自愈、磁盘属性管理、</w:t>
-      </w:r>
-      <w:r>
-        <w:rPr>
-          <w:rFonts w:hint="eastAsia"/>
-        </w:rPr>
-        <w:t>磁盘状态检测及终端配置接口，模块划分图如</w:t>
+        <w:t>过滤器、数据迁移、磁盘自愈、磁盘属性管理、磁盘状态检测及终端配置接口，模块划分图如</w:t>
       </w:r>
       <w:commentRangeStart w:id="478"/>
       <w:r>
@@ -12097,7 +11611,7 @@
           <v:shape id="_x0000_i1028" type="#_x0000_t75" style="width:375.05pt;height:241.65pt" o:ole="">
             <v:imagedata r:id="rId28" o:title=""/>
           </v:shape>
-          <o:OLEObject Type="Embed" ProgID="Visio.Drawing.11" ShapeID="_x0000_i1028" DrawAspect="Content" ObjectID="_1777114527" r:id="rId29"/>
+          <o:OLEObject Type="Embed" ProgID="Visio.Drawing.11" ShapeID="_x0000_i1028" DrawAspect="Content" ObjectID="_1777355003" r:id="rId29"/>
         </w:object>
       </w:r>
     </w:p>
@@ -12292,13 +11806,7 @@
           <w:rFonts w:hint="eastAsia"/>
         </w:rPr>
         <w:lastRenderedPageBreak/>
-        <w:t>数据迁移功能模块</w:t>
-      </w:r>
-      <w:r>
-        <w:rPr>
-          <w:rFonts w:hint="eastAsia"/>
-        </w:rPr>
-        <w:t>，因此，磁盘</w:t>
+        <w:t>数据迁移功能模块，因此，磁盘</w:t>
       </w:r>
       <w:r>
         <w:rPr>
@@ -12482,7 +11990,7 @@
           <v:shape id="_x0000_i1029" type="#_x0000_t75" style="width:376.9pt;height:206pt" o:ole="">
             <v:imagedata r:id="rId30" o:title=""/>
           </v:shape>
-          <o:OLEObject Type="Embed" ProgID="Visio.Drawing.11" ShapeID="_x0000_i1029" DrawAspect="Content" ObjectID="_1777114528" r:id="rId31"/>
+          <o:OLEObject Type="Embed" ProgID="Visio.Drawing.11" ShapeID="_x0000_i1029" DrawAspect="Content" ObjectID="_1777355004" r:id="rId31"/>
         </w:object>
       </w:r>
     </w:p>
@@ -12785,13 +12293,7 @@
         <w:rPr>
           <w:rFonts w:hint="eastAsia"/>
         </w:rPr>
-        <w:instrText>S</w:instrText>
-      </w:r>
-      <w:r>
-        <w:rPr>
-          <w:rFonts w:hint="eastAsia"/>
-        </w:rPr>
-        <w:instrText>TYLEREF 1 \s</w:instrText>
+        <w:instrText>STYLEREF 1 \s</w:instrText>
       </w:r>
       <w:r>
         <w:instrText xml:space="preserve"> </w:instrText>
@@ -14975,57 +14477,51 @@
           <w:sz w:val="22"/>
         </w:rPr>
         <w:tab/>
-      </w:r>
-      <w:r>
+        <w:t>}list_entry;</w:t>
+      </w:r>
+    </w:p>
+    <w:p>
+      <w:pPr>
+        <w:shd w:val="clear" w:color="auto" w:fill="D9D9D9"/>
+        <w:wordWrap/>
+        <w:ind w:firstLine="440"/>
         <w:rPr>
           <w:i/>
           <w:sz w:val="22"/>
         </w:rPr>
-        <w:t>}list_entry;</w:t>
-      </w:r>
-    </w:p>
-    <w:p>
-      <w:pPr>
-        <w:shd w:val="clear" w:color="auto" w:fill="D9D9D9"/>
-        <w:wordWrap/>
-        <w:ind w:firstLine="440"/>
+      </w:pPr>
+      <w:r>
         <w:rPr>
           <w:i/>
           <w:sz w:val="22"/>
         </w:rPr>
-      </w:pPr>
-      <w:r>
-        <w:rPr>
+        <w:tab/>
+        <w:t>char MyData[1]; //</w:t>
+      </w:r>
+      <w:r>
+        <w:rPr>
+          <w:rFonts w:hint="eastAsia"/>
           <w:i/>
           <w:sz w:val="22"/>
         </w:rPr>
-        <w:tab/>
-        <w:t>char MyData[1]; //</w:t>
-      </w:r>
-      <w:r>
-        <w:rPr>
-          <w:rFonts w:hint="eastAsia"/>
+        <w:t>该层过滤器私有数据</w:t>
+      </w:r>
+    </w:p>
+    <w:p>
+      <w:pPr>
+        <w:shd w:val="clear" w:color="auto" w:fill="D9D9D9"/>
+        <w:wordWrap/>
+        <w:ind w:firstLine="440"/>
+        <w:rPr>
           <w:i/>
           <w:sz w:val="22"/>
         </w:rPr>
-        <w:t>该层过滤器私有数据</w:t>
-      </w:r>
-    </w:p>
-    <w:p>
-      <w:pPr>
-        <w:shd w:val="clear" w:color="auto" w:fill="D9D9D9"/>
-        <w:wordWrap/>
-        <w:ind w:firstLine="440"/>
+      </w:pPr>
+      <w:r>
         <w:rPr>
           <w:i/>
           <w:sz w:val="22"/>
         </w:rPr>
-      </w:pPr>
-      <w:r>
-        <w:rPr>
-          <w:i/>
-          <w:sz w:val="22"/>
-        </w:rPr>
         <w:t>}DEVICE_T;</w:t>
       </w:r>
     </w:p>
@@ -15073,10 +14569,7 @@
         <w:t>，它是过滤读写请求的接口集合，是一组函数指针，指向该功能模块提供的过滤读写请求的接口，这些接口在读写请求到来时会被调用。其它字段主要用于注册设备管理使用，例如</w:t>
       </w:r>
       <w:r>
-        <w:t>ADD_DEVICE_</w:t>
-      </w:r>
-      <w:r>
-        <w:t>FUN AddDeviceFun</w:t>
+        <w:t>ADD_DEVICE_FUN AddDeviceFun</w:t>
       </w:r>
       <w:r>
         <w:rPr>
@@ -15198,7 +14691,7 @@
           <v:shape id="_x0000_i1030" type="#_x0000_t75" style="width:415.7pt;height:405.1pt" o:ole="">
             <v:imagedata r:id="rId32" o:title=""/>
           </v:shape>
-          <o:OLEObject Type="Embed" ProgID="Equation.Ribbit" ShapeID="_x0000_i1030" DrawAspect="Content" ObjectID="_1777114529" r:id="rId33"/>
+          <o:OLEObject Type="Embed" ProgID="Equation.Ribbit" ShapeID="_x0000_i1030" DrawAspect="Content" ObjectID="_1777355005" r:id="rId33"/>
         </w:object>
       </w:r>
     </w:p>
@@ -15350,13 +14843,7 @@
         <w:rPr>
           <w:rFonts w:hint="eastAsia"/>
         </w:rPr>
-        <w:t>磁盘属性管理包括磁盘健康状况统计、数据迁移信息的管理、磁盘自愈信息管理及与配置终端接口功能模块交互等功能。磁盘健康状况统计是提供相关接口供其它功能模块</w:t>
-      </w:r>
-      <w:r>
-        <w:rPr>
-          <w:rFonts w:hint="eastAsia"/>
-        </w:rPr>
-        <w:t>调用，以更新磁盘健康状况信息。数据迁移信息的管理，是指对数据迁移中的源磁盘、目标磁盘、迁移进度及迁移状态位图等信息进行管理</w:t>
+        <w:t>磁盘属性管理包括磁盘健康状况统计、数据迁移信息的管理、磁盘自愈信息管理及与配置终端接口功能模块交互等功能。磁盘健康状况统计是提供相关接口供其它功能模块调用，以更新磁盘健康状况信息。数据迁移信息的管理，是指对数据迁移中的源磁盘、目标磁盘、迁移进度及迁移状态位图等信息进行管理</w:t>
       </w:r>
       <w:r>
         <w:t>(</w:t>
@@ -15602,32 +15089,24 @@
           <w:i/>
           <w:sz w:val="22"/>
         </w:rPr>
-        <w:t>替换</w:t>
-      </w:r>
-      <w:r>
-        <w:rPr>
-          <w:rFonts w:hint="eastAsia"/>
+        <w:t>替换映射表</w:t>
+      </w:r>
+    </w:p>
+    <w:p>
+      <w:pPr>
+        <w:shd w:val="clear" w:color="auto" w:fill="D9D9D9"/>
+        <w:wordWrap/>
+        <w:ind w:firstLine="440"/>
+        <w:rPr>
           <w:i/>
           <w:sz w:val="22"/>
         </w:rPr>
-        <w:t>映射表</w:t>
-      </w:r>
-    </w:p>
-    <w:p>
-      <w:pPr>
-        <w:shd w:val="clear" w:color="auto" w:fill="D9D9D9"/>
-        <w:wordWrap/>
-        <w:ind w:firstLine="440"/>
+      </w:pPr>
+      <w:r>
         <w:rPr>
           <w:i/>
           <w:sz w:val="22"/>
         </w:rPr>
-      </w:pPr>
-      <w:r>
-        <w:rPr>
-          <w:i/>
-          <w:sz w:val="22"/>
-        </w:rPr>
         <w:t>}DH_DISK_INFO_T;</w:t>
       </w:r>
     </w:p>
@@ -15760,13 +15239,7 @@
         <w:rPr>
           <w:rFonts w:hint="eastAsia"/>
         </w:rPr>
-        <w:t>磁盘属性管理功能模块负责资源管理，提供一系列接口供外部模块调用。该模块在系统启动时，从磁盘相应的位置将磁盘属性读出</w:t>
-      </w:r>
-      <w:r>
-        <w:rPr>
-          <w:rFonts w:hint="eastAsia"/>
-        </w:rPr>
-        <w:t>来，并初始化好替换映射表等信息。在磁盘属性改变时，会将磁盘属性保存到磁盘中。</w:t>
+        <w:t>磁盘属性管理功能模块负责资源管理，提供一系列接口供外部模块调用。该模块在系统启动时，从磁盘相应的位置将磁盘属性读出来，并初始化好替换映射表等信息。在磁盘属性改变时，会将磁盘属性保存到磁盘中。</w:t>
       </w:r>
     </w:p>
     <w:p>
@@ -15894,14 +15367,7 @@
           <w:rFonts w:hint="eastAsia"/>
           <w:spacing w:val="2"/>
         </w:rPr>
-        <w:t>数据迁移需要从源磁盘读出一块数据，然后将这块数据写到目标磁盘中，需要考虑到迁移写操作</w:t>
-      </w:r>
-      <w:r>
-        <w:rPr>
-          <w:rFonts w:hint="eastAsia"/>
-          <w:spacing w:val="2"/>
-        </w:rPr>
-        <w:t>与正常写操作的同步问题。为保证请求处理的同步，</w:t>
+        <w:t>数据迁移需要从源磁盘读出一块数据，然后将这块数据写到目标磁盘中，需要考虑到迁移写操作与正常写操作的同步问题。为保证请求处理的同步，</w:t>
       </w:r>
       <w:r>
         <w:rPr>
@@ -15935,7 +15401,7 @@
           <v:shape id="_x0000_i1031" type="#_x0000_t75" style="width:206pt;height:4in" o:ole="">
             <v:imagedata r:id="rId34" o:title=""/>
           </v:shape>
-          <o:OLEObject Type="Embed" ProgID="Visio.Drawing.11" ShapeID="_x0000_i1031" DrawAspect="Content" ObjectID="_1777114530" r:id="rId35"/>
+          <o:OLEObject Type="Embed" ProgID="Visio.Drawing.11" ShapeID="_x0000_i1031" DrawAspect="Content" ObjectID="_1777355006" r:id="rId35"/>
         </w:object>
       </w:r>
     </w:p>
@@ -16189,15 +15655,7 @@
           <w:b/>
           <w:bCs/>
         </w:rPr>
-        <w:t>未</w:t>
-      </w:r>
-      <w:r>
-        <w:rPr>
-          <w:rFonts w:hint="eastAsia"/>
-          <w:b/>
-          <w:bCs/>
-        </w:rPr>
-        <w:t>找到引用源。</w:t>
+        <w:t>未找到引用源。</w:t>
       </w:r>
       <w:r>
         <w:fldChar w:fldCharType="end"/>
@@ -16227,7 +15685,7 @@
           <v:shape id="_x0000_i1032" type="#_x0000_t75" style="width:343.1pt;height:365.65pt" o:ole="">
             <v:imagedata r:id="rId36" o:title=""/>
           </v:shape>
-          <o:OLEObject Type="Embed" ProgID="Visio.Drawing.11" ShapeID="_x0000_i1032" DrawAspect="Content" ObjectID="_1777114531" r:id="rId37"/>
+          <o:OLEObject Type="Embed" ProgID="Visio.Drawing.11" ShapeID="_x0000_i1032" DrawAspect="Content" ObjectID="_1777355007" r:id="rId37"/>
         </w:object>
       </w:r>
     </w:p>
@@ -16389,13 +15847,7 @@
         <w:rPr>
           <w:rFonts w:hint="eastAsia"/>
         </w:rPr>
-        <w:t>负载，判断磁</w:t>
-      </w:r>
-      <w:r>
-        <w:rPr>
-          <w:rFonts w:hint="eastAsia"/>
-        </w:rPr>
-        <w:t>盘阵列当前</w:t>
+        <w:t>负载，判断磁盘阵列当前</w:t>
       </w:r>
       <w:r>
         <w:t>I/O</w:t>
@@ -16624,10 +16076,7 @@
         <w:t>块</w:t>
       </w:r>
       <w:r>
-        <w:t>Seagate Cheetah Ult</w:t>
-      </w:r>
-      <w:r>
-        <w:t>ra320</w:t>
+        <w:t>Seagate Cheetah Ultra320</w:t>
       </w:r>
       <w:r>
         <w:rPr>
@@ -16676,11 +16125,19 @@
         </w:rPr>
         <w:t>），与主机（启动器）的</w:t>
       </w:r>
-      <w:r>
-        <w:rPr>
-          <w:rFonts w:hint="eastAsia"/>
-        </w:rPr>
-        <w:t>Qlogic 2310F FC</w:t>
+      <w:proofErr w:type="spellStart"/>
+      <w:r>
+        <w:rPr>
+          <w:rFonts w:hint="eastAsia"/>
+        </w:rPr>
+        <w:t>Qlogic</w:t>
+      </w:r>
+      <w:proofErr w:type="spellEnd"/>
+      <w:r>
+        <w:rPr>
+          <w:rFonts w:hint="eastAsia"/>
+        </w:rPr>
+        <w:t xml:space="preserve"> 2310F FC</w:t>
       </w:r>
       <w:r>
         <w:rPr>
@@ -18219,13 +17676,7 @@
         <w:rPr>
           <w:rFonts w:hint="eastAsia"/>
         </w:rPr>
-        <w:t>处理器</w:t>
-      </w:r>
-      <w:r>
-        <w:rPr>
-          <w:rFonts w:hint="eastAsia"/>
-        </w:rPr>
-        <w:t>的最佳性能，同比性能优于同类进口磁盘阵列，基本达到了设计要求，如需要更高的数据传输率，必须同时提升主机通道以及</w:t>
+        <w:t>处理器的最佳性能，同比性能优于同类进口磁盘阵列，基本达到了设计要求，如需要更高的数据传输率，必须同时提升主机通道以及</w:t>
       </w:r>
       <w:r>
         <w:rPr>
@@ -18417,73 +17868,7 @@
         <w:rPr>
           <w:rFonts w:hint="eastAsia"/>
         </w:rPr>
-        <w:t>提出了对象属性控制存储策略的模型。</w:t>
-      </w:r>
-      <w:r>
-        <w:rPr>
-          <w:rFonts w:hint="eastAsia"/>
-        </w:rPr>
-        <w:t>OSD</w:t>
-      </w:r>
-      <w:r>
-        <w:rPr>
-          <w:rFonts w:hint="eastAsia"/>
-        </w:rPr>
-        <w:t>协议作为</w:t>
-      </w:r>
-      <w:r>
-        <w:rPr>
-          <w:rFonts w:hint="eastAsia"/>
-        </w:rPr>
-        <w:t>SCSI</w:t>
-      </w:r>
-      <w:r>
-        <w:rPr>
-          <w:rFonts w:hint="eastAsia"/>
-        </w:rPr>
-        <w:t>的扩展集，可以在</w:t>
-      </w:r>
-      <w:r>
-        <w:rPr>
-          <w:rFonts w:hint="eastAsia"/>
-        </w:rPr>
-        <w:t>TCP/</w:t>
-      </w:r>
-      <w:r>
-        <w:rPr>
-          <w:rFonts w:hint="eastAsia"/>
-        </w:rPr>
-        <w:t>IP</w:t>
-      </w:r>
-      <w:r>
-        <w:rPr>
-          <w:rFonts w:hint="eastAsia"/>
-        </w:rPr>
-        <w:t>网络和</w:t>
-      </w:r>
-      <w:r>
-        <w:rPr>
-          <w:rFonts w:hint="eastAsia"/>
-        </w:rPr>
-        <w:t>iSCSI</w:t>
-      </w:r>
-      <w:r>
-        <w:rPr>
-          <w:rFonts w:hint="eastAsia"/>
-        </w:rPr>
-        <w:t>协议之上来传输，基于对象的存储设备接收</w:t>
-      </w:r>
-      <w:r>
-        <w:rPr>
-          <w:rFonts w:hint="eastAsia"/>
-        </w:rPr>
-        <w:t>OSD</w:t>
-      </w:r>
-      <w:r>
-        <w:rPr>
-          <w:rFonts w:hint="eastAsia"/>
-        </w:rPr>
-        <w:t>命令并进行处理。</w:t>
+        <w:t>提出了对象属性控制存储策略的模型。OSD协议作为SCSI的扩展集，可以在TCP/IP网络和iSCSI协议之上来传输，基于对象的存储设备接收OSD命令并进行处理。</w:t>
       </w:r>
     </w:p>
     <w:p>
@@ -18499,55 +17884,7 @@
         <w:rPr>
           <w:rFonts w:hint="eastAsia"/>
         </w:rPr>
-        <w:t>结合对应用负载特征的分析，提出根据对象属性描述的负载特征动态选择</w:t>
-      </w:r>
-      <w:r>
-        <w:rPr>
-          <w:rFonts w:hint="eastAsia"/>
-        </w:rPr>
-        <w:t>RAID</w:t>
-      </w:r>
-      <w:r>
-        <w:rPr>
-          <w:rFonts w:hint="eastAsia"/>
-        </w:rPr>
-        <w:t>级别和分条单元大小的数据放置策略。</w:t>
-      </w:r>
-      <w:r>
-        <w:rPr>
-          <w:rFonts w:hint="eastAsia"/>
-        </w:rPr>
-        <w:t>I/O</w:t>
-      </w:r>
-      <w:r>
-        <w:rPr>
-          <w:rFonts w:hint="eastAsia"/>
-        </w:rPr>
-        <w:t>请求较小的对象放在</w:t>
-      </w:r>
-      <w:r>
-        <w:rPr>
-          <w:rFonts w:hint="eastAsia"/>
-        </w:rPr>
-        <w:t>RAID-10</w:t>
-      </w:r>
-      <w:r>
-        <w:rPr>
-          <w:rFonts w:hint="eastAsia"/>
-        </w:rPr>
-        <w:t>中，同时分条单元尺寸较小；反之则放在</w:t>
-      </w:r>
-      <w:r>
-        <w:rPr>
-          <w:rFonts w:hint="eastAsia"/>
-        </w:rPr>
-        <w:t>RAID-5</w:t>
-      </w:r>
-      <w:r>
-        <w:rPr>
-          <w:rFonts w:hint="eastAsia"/>
-        </w:rPr>
-        <w:t>中。</w:t>
+        <w:t>结合对应用负载特征的分析，提出根据对象属性描述的负载特征动态选择RAID级别和分条单元大小的数据放置策略。I/O请求较小的对象放在RAID-10中，同时分条单元尺寸较小；反之则放在RAID-5中。</w:t>
       </w:r>
     </w:p>
     <w:p>
@@ -18583,14 +17920,7 @@
           <w:rFonts w:hint="eastAsia"/>
           <w:color w:val="C45911" w:themeColor="accent2" w:themeShade="BF"/>
         </w:rPr>
-        <w:t>论文总结必须用这样的条目的形式给出，总结是对全文的总结，不是对毕业设计的心得，</w:t>
-      </w:r>
-      <w:r>
-        <w:rPr>
-          <w:rFonts w:hint="eastAsia"/>
-          <w:color w:val="C45911" w:themeColor="accent2" w:themeShade="BF"/>
-        </w:rPr>
-        <w:t>心得部分不要写。</w:t>
+        <w:t>论文总结必须用这样的条目的形式给出，总结是对全文的总结，不是对毕业设计的心得，心得部分不要写。</w:t>
       </w:r>
     </w:p>
     <w:p>
@@ -18630,31 +17960,7 @@
         <w:rPr>
           <w:rFonts w:hint="eastAsia"/>
         </w:rPr>
-        <w:t>以</w:t>
-      </w:r>
-      <w:r>
-        <w:rPr>
-          <w:rFonts w:hint="eastAsia"/>
-        </w:rPr>
-        <w:t>OSD</w:t>
-      </w:r>
-      <w:r>
-        <w:rPr>
-          <w:rFonts w:hint="eastAsia"/>
-        </w:rPr>
-        <w:t>为节点构建大规模（</w:t>
-      </w:r>
-      <w:r>
-        <w:rPr>
-          <w:rFonts w:hint="eastAsia"/>
-        </w:rPr>
-        <w:t>PB</w:t>
-      </w:r>
-      <w:r>
-        <w:rPr>
-          <w:rFonts w:hint="eastAsia"/>
-        </w:rPr>
-        <w:t>级）存储系统；</w:t>
+        <w:t>以OSD为节点构建大规模（PB级）存储系统；</w:t>
       </w:r>
     </w:p>
     <w:p>
@@ -18670,19 +17976,7 @@
         <w:rPr>
           <w:rFonts w:hint="eastAsia"/>
         </w:rPr>
-        <w:t>属性控制的</w:t>
-      </w:r>
-      <w:r>
-        <w:rPr>
-          <w:rFonts w:hint="eastAsia"/>
-        </w:rPr>
-        <w:t>caching/prefetching</w:t>
-      </w:r>
-      <w:r>
-        <w:rPr>
-          <w:rFonts w:hint="eastAsia"/>
-        </w:rPr>
-        <w:t>策略；</w:t>
+        <w:t>属性控制的caching/prefetching策略；</w:t>
       </w:r>
     </w:p>
     <w:p>
@@ -18698,19 +17992,7 @@
         <w:rPr>
           <w:rFonts w:hint="eastAsia"/>
         </w:rPr>
-        <w:t>实现</w:t>
-      </w:r>
-      <w:r>
-        <w:rPr>
-          <w:rFonts w:hint="eastAsia"/>
-        </w:rPr>
-        <w:t>Device-aware</w:t>
-      </w:r>
-      <w:r>
-        <w:rPr>
-          <w:rFonts w:hint="eastAsia"/>
-        </w:rPr>
-        <w:t>（表达设备能力，按需分配资源）；</w:t>
+        <w:t>实现Device-aware（表达设备能力，按需分配资源）；</w:t>
       </w:r>
     </w:p>
     <w:p>
@@ -18744,13 +18026,7 @@
         <w:rPr>
           <w:rFonts w:hint="eastAsia"/>
         </w:rPr>
-        <w:t>随着存储需求的爆炸性增长，下一代互联网络必须有新的存储结构来应对构建和管理更大规模存储系统的挑战。基于对象的存储是最有希望的突破</w:t>
-      </w:r>
-      <w:r>
-        <w:rPr>
-          <w:rFonts w:hint="eastAsia"/>
-        </w:rPr>
-        <w:t>点之一。相信存储技术的发展一定能够满足人们不断增长的存储需求。</w:t>
+        <w:t>随着存储需求的爆炸性增长，下一代互联网络必须有新的存储结构来应对构建和管理更大规模存储系统的挑战。基于对象的存储是最有希望的突破点之一。相信存储技术的发展一定能够满足人们不断增长的存储需求。</w:t>
       </w:r>
     </w:p>
     <w:p>
@@ -19977,13 +19253,7 @@
         <w:rPr>
           <w:rFonts w:hint="eastAsia"/>
         </w:rPr>
-        <w:instrText xml:space="preserve"> \* AR</w:instrText>
-      </w:r>
-      <w:r>
-        <w:rPr>
-          <w:rFonts w:hint="eastAsia"/>
-        </w:rPr>
-        <w:instrText>ABIC \s 1</w:instrText>
+        <w:instrText xml:space="preserve"> \* ARABIC \s 1</w:instrText>
       </w:r>
       <w:r>
         <w:instrText xml:space="preserve"> </w:instrText>
@@ -20477,13 +19747,7 @@
         <w:rPr>
           <w:rFonts w:hint="eastAsia"/>
         </w:rPr>
-        <w:t>所示对话框，选择合适</w:t>
-      </w:r>
-      <w:r>
-        <w:rPr>
-          <w:rFonts w:hint="eastAsia"/>
-        </w:rPr>
-        <w:t>的图编号即可，注意引用内容选择只有标签和编号。</w:t>
+        <w:t>所示对话框，选择合适的图编号即可，注意引用内容选择只有标签和编号。</w:t>
       </w:r>
     </w:p>
     <w:p>
@@ -20565,13 +19829,7 @@
         <w:rPr>
           <w:rFonts w:hint="eastAsia"/>
         </w:rPr>
-        <w:t>”现象，请一定要仔细核对插图以及图注的缩进问题，插图和图注应该严格居中，插图不得超出页边距。另外文章红色字体过大，一般也是有问题，建议所有图标中的文字字体均小于正文字体</w:t>
-      </w:r>
-      <w:r>
-        <w:rPr>
-          <w:rFonts w:hint="eastAsia"/>
-        </w:rPr>
-        <w:t>。</w:t>
+        <w:t>”现象，请一定要仔细核对插图以及图注的缩进问题，插图和图注应该严格居中，插图不得超出页边距。另外文章红色字体过大，一般也是有问题，建议所有图标中的文字字体均小于正文字体。</w:t>
       </w:r>
     </w:p>
     <w:p>
@@ -21950,13 +21208,7 @@
         <w:rPr>
           <w:rFonts w:hint="eastAsia"/>
         </w:rPr>
-        <w:t>表头包括栏头、行头，与表身一起构成表格的主体。表中的竖称为栏</w:t>
-      </w:r>
-      <w:r>
-        <w:rPr>
-          <w:rFonts w:hint="eastAsia"/>
-        </w:rPr>
-        <w:t>，横格称为行。表身的内容，一般包括：数据、文字、公式和表图等。表内的数据对应位要对齐。少数表有表注，表注写在表下面且字号应比表号、表名的字小一号。</w:t>
+        <w:t>表头包括栏头、行头，与表身一起构成表格的主体。表中的竖称为栏，横格称为行。表身的内容，一般包括：数据、文字、公式和表图等。表内的数据对应位要对齐。少数表有表注，表注写在表下面且字号应比表号、表名的字小一号。</w:t>
       </w:r>
     </w:p>
     <w:p>
@@ -22099,13 +21351,7 @@
         <w:rPr>
           <w:rFonts w:hint="eastAsia"/>
         </w:rPr>
-        <w:t>”。表格</w:t>
-      </w:r>
-      <w:r>
-        <w:rPr>
-          <w:rFonts w:hint="eastAsia"/>
-        </w:rPr>
-        <w:t>应尽量靠近正文的叙述，一般应先见文，后见表，表不跨节。表格允许转页。表格转</w:t>
+        <w:t>”。表格应尽量靠近正文的叙述，一般应先见文，后见表，表不跨节。表格允许转页。表格转</w:t>
       </w:r>
       <w:proofErr w:type="gramStart"/>
       <w:r>
@@ -22631,17 +21877,7 @@
                     <w:rFonts w:ascii="Cambria Math" w:eastAsia="Cambria Math" w:hAnsi="Cambria Math" w:cs="Cambria Math"/>
                     <w:sz w:val="32"/>
                   </w:rPr>
-                  <m:t>-</m:t>
-                </m:r>
-                <m:r>
-                  <m:rPr>
-                    <m:sty m:val="p"/>
-                  </m:rPr>
-                  <w:rPr>
-                    <w:rFonts w:ascii="Cambria Math" w:eastAsia="Cambria Math" w:hAnsi="Cambria Math" w:cs="Cambria Math"/>
-                    <w:sz w:val="32"/>
-                  </w:rPr>
-                  <m:t>4</m:t>
+                  <m:t>-4</m:t>
                 </m:r>
                 <m:r>
                   <w:rPr>
@@ -22882,17 +22118,7 @@
                     <w:rFonts w:ascii="Cambria Math" w:eastAsia="Cambria Math" w:hAnsi="Cambria Math" w:cs="Cambria Math"/>
                     <w:sz w:val="32"/>
                   </w:rPr>
-                  <m:t>-</m:t>
-                </m:r>
-                <m:r>
-                  <m:rPr>
-                    <m:sty m:val="p"/>
-                  </m:rPr>
-                  <w:rPr>
-                    <w:rFonts w:ascii="Cambria Math" w:eastAsia="Cambria Math" w:hAnsi="Cambria Math" w:cs="Cambria Math"/>
-                    <w:sz w:val="32"/>
-                  </w:rPr>
-                  <m:t>4</m:t>
+                  <m:t>-4</m:t>
                 </m:r>
                 <m:r>
                   <w:rPr>
@@ -23177,14 +22403,7 @@
           <w:rFonts w:cs="宋体" w:hint="eastAsia"/>
           <w:color w:val="FF0000"/>
         </w:rPr>
-        <w:t>公式一般应在正文中予以引用，引用时以公式编号指示公式。正文中常有公式中表示量的符号说明，采</w:t>
-      </w:r>
-      <w:r>
-        <w:rPr>
-          <w:rFonts w:cs="宋体" w:hint="eastAsia"/>
-          <w:color w:val="FF0000"/>
-        </w:rPr>
-        <w:t>用“式中”二字作为标志。一般可写成接排形式，如“式中，</w:t>
+        <w:t>公式一般应在正文中予以引用，引用时以公式编号指示公式。正文中常有公式中表示量的符号说明，采用“式中”二字作为标志。一般可写成接排形式，如“式中，</w:t>
       </w:r>
       <w:r>
         <w:rPr>
@@ -23272,7 +22491,7 @@
           <v:shape id="_x0000_i1033" type="#_x0000_t75" style="width:343.1pt;height:365.65pt" o:ole="">
             <v:imagedata r:id="rId36" o:title=""/>
           </v:shape>
-          <o:OLEObject Type="Embed" ProgID="Visio.Drawing.11" ShapeID="_x0000_i1033" DrawAspect="Content" ObjectID="_1777114532" r:id="rId48"/>
+          <o:OLEObject Type="Embed" ProgID="Visio.Drawing.11" ShapeID="_x0000_i1033" DrawAspect="Content" ObjectID="_1777355008" r:id="rId48"/>
         </w:object>
       </w:r>
     </w:p>
@@ -23511,13 +22730,7 @@
         <w:rPr>
           <w:rFonts w:hint="eastAsia"/>
         </w:rPr>
-        <w:t>教授。他站在学科发展的前沿，从论文的选题，研究工作逐步深入，到论文的撰写，都给我以细致的指</w:t>
-      </w:r>
-      <w:r>
-        <w:rPr>
-          <w:rFonts w:hint="eastAsia"/>
-        </w:rPr>
-        <w:t>导和建设性的意见，使我得以圆满而顺利地完成……。</w:t>
+        <w:t>教授。他站在学科发展的前沿，从论文的选题，研究工作逐步深入，到论文的撰写，都给我以细致的指导和建设性的意见，使我得以圆满而顺利地完成……。</w:t>
       </w:r>
       <w:r>
         <w:rPr>
@@ -23677,10 +22890,7 @@
       </w:pPr>
       <w:bookmarkStart w:id="910" w:name="_Ref484196102"/>
       <w:r>
-        <w:t>Bremler-Barr A, Harchol Y, Hay D. OpenBox: A Software-Defi</w:t>
-      </w:r>
-      <w:r>
-        <w:t>ned Framework for Developing, Deploying, and Managing Network Functions[C]. Conference on ACM SIGCOMM 2016 Conference. ACM, 2016:511-524.</w:t>
+        <w:t>Bremler-Barr A, Harchol Y, Hay D. OpenBox: A Software-Defined Framework for Developing, Deploying, and Managing Network Functions[C]. Conference on ACM SIGCOMM 2016 Conference. ACM, 2016:511-524.</w:t>
       </w:r>
       <w:bookmarkEnd w:id="910"/>
     </w:p>
@@ -23691,10 +22901,7 @@
       </w:pPr>
       <w:bookmarkStart w:id="911" w:name="_Ref484175628"/>
       <w:r>
-        <w:t>Sekar V, Egi N, Ratnasamy S, et al. Design and implementation of a consolidated middlebox architecture[C]. Usenix Conf</w:t>
-      </w:r>
-      <w:r>
-        <w:t>erence on Networked Systems Design and Implementation. 2011:24-24.</w:t>
+        <w:t>Sekar V, Egi N, Ratnasamy S, et al. Design and implementation of a consolidated middlebox architecture[C]. Usenix Conference on Networked Systems Design and Implementation. 2011:24-24.</w:t>
       </w:r>
       <w:bookmarkEnd w:id="911"/>
     </w:p>
@@ -23705,10 +22912,7 @@
       </w:pPr>
       <w:bookmarkStart w:id="912" w:name="_Ref484195445"/>
       <w:r>
-        <w:t>Anderson J W, Braud R, Kapoor R, et al. xOMB: extensible open middleboxes with commodity servers[C]. Eighth ACM/IEEE Symposium on Architectures for NETWORKING and Communications Systems. AC</w:t>
-      </w:r>
-      <w:r>
-        <w:t>M, 2012:49-60.</w:t>
+        <w:t>Anderson J W, Braud R, Kapoor R, et al. xOMB: extensible open middleboxes with commodity servers[C]. Eighth ACM/IEEE Symposium on Architectures for NETWORKING and Communications Systems. ACM, 2012:49-60.</w:t>
       </w:r>
       <w:bookmarkEnd w:id="912"/>
     </w:p>
@@ -23730,10 +22934,7 @@
       </w:pPr>
       <w:bookmarkStart w:id="914" w:name="_Ref484196072"/>
       <w:r>
-        <w:t xml:space="preserve">Zhang W, Liu G, Zhang W, et al. OpenNetVM: A Platform for High Performance Network Service </w:t>
-      </w:r>
-      <w:r>
-        <w:t>Chains[C]. The Workshop on Hot Topics in Middleboxes and Network Function Virtualization. ACM, 2016:26-31.</w:t>
+        <w:t>Zhang W, Liu G, Zhang W, et al. OpenNetVM: A Platform for High Performance Network Service Chains[C]. The Workshop on Hot Topics in Middleboxes and Network Function Virtualization. ACM, 2016:26-31.</w:t>
       </w:r>
       <w:bookmarkEnd w:id="914"/>
     </w:p>
@@ -23744,10 +22945,7 @@
       </w:pPr>
       <w:bookmarkStart w:id="915" w:name="_Ref484195433"/>
       <w:r>
-        <w:t xml:space="preserve">Gember-Jacobson A, Viswanathan R, Prakash C, et al. OpenNF: enabling innovation in network function control[C]. ACM Conference on SIGCOMM. ACM, </w:t>
-      </w:r>
-      <w:r>
-        <w:t>2015:163-174.</w:t>
+        <w:t>Gember-Jacobson A, Viswanathan R, Prakash C, et al. OpenNF: enabling innovation in network function control[C]. ACM Conference on SIGCOMM. ACM, 2015:163-174.</w:t>
       </w:r>
       <w:bookmarkEnd w:id="915"/>
     </w:p>
@@ -23769,10 +22967,7 @@
       </w:pPr>
       <w:bookmarkStart w:id="917" w:name="_Ref484194796"/>
       <w:r>
-        <w:t>J. Khalid, A. Gember-Jacobson, R. Michael, A.</w:t>
-      </w:r>
-      <w:r>
-        <w:t xml:space="preserve"> Abhashkumar, and A. Akella. Paving the Way for NFV: Simplifying Middlebox Modifications Using StateAlyzr[C]. In Proc. of the 13th USENIX Symposium on Networked Systems Design and Implementation (NSDI’16), 2016.</w:t>
+        <w:t>J. Khalid, A. Gember-Jacobson, R. Michael, A. Abhashkumar, and A. Akella. Paving the Way for NFV: Simplifying Middlebox Modifications Using StateAlyzr[C]. In Proc. of the 13th USENIX Symposium on Networked Systems Design and Implementation (NSDI’16), 2016.</w:t>
       </w:r>
       <w:bookmarkEnd w:id="917"/>
     </w:p>
@@ -23801,14 +22996,7 @@
           <w:rFonts w:cs="Times New Roman"/>
           <w:szCs w:val="24"/>
         </w:rPr>
-        <w:t>Ballani H, Costa P, Gkantsidis C, et al. Ena</w:t>
-      </w:r>
-      <w:r>
-        <w:rPr>
-          <w:rFonts w:cs="Times New Roman"/>
-          <w:szCs w:val="24"/>
-        </w:rPr>
-        <w:t>bling End-Host Network Functions[J]. ACM SIGCOMM Computer Communication Review, 2015, 45(4):493-507.</w:t>
+        <w:t>Ballani H, Costa P, Gkantsidis C, et al. Enabling End-Host Network Functions[J]. ACM SIGCOMM Computer Communication Review, 2015, 45(4):493-507.</w:t>
       </w:r>
       <w:bookmarkEnd w:id="918"/>
     </w:p>
@@ -23874,14 +23062,7 @@
           <w:rFonts w:cs="Times New Roman"/>
           <w:szCs w:val="24"/>
         </w:rPr>
-        <w:t>Yoan N. Ipt</w:t>
-      </w:r>
-      <w:r>
-        <w:rPr>
-          <w:rFonts w:cs="Times New Roman"/>
-          <w:szCs w:val="24"/>
-        </w:rPr>
-        <w:t>ables[M]. Miss Press, 2013.</w:t>
+        <w:t>Yoan N. Iptables[M]. Miss Press, 2013.</w:t>
       </w:r>
       <w:bookmarkEnd w:id="920"/>
     </w:p>
@@ -23976,14 +23157,7 @@
           <w:rFonts w:cs="Times New Roman"/>
           <w:szCs w:val="24"/>
         </w:rPr>
-        <w:t>Surhone L M, Tennoe M T</w:t>
-      </w:r>
-      <w:r>
-        <w:rPr>
-          <w:rFonts w:cs="Times New Roman"/>
-          <w:szCs w:val="24"/>
-        </w:rPr>
-        <w:t>, Henssonow S F, et al. Ffmpeg[M]. 2010.</w:t>
+        <w:t>Surhone L M, Tennoe M T, Henssonow S F, et al. Ffmpeg[M]. 2010.</w:t>
       </w:r>
       <w:bookmarkEnd w:id="924"/>
     </w:p>
@@ -24041,14 +23215,7 @@
           <w:rFonts w:cs="Times New Roman"/>
           <w:szCs w:val="24"/>
         </w:rPr>
-        <w:t>Maheshwari A, Sharma A, Ramamritham K, et al. TranSquid :T</w:t>
-      </w:r>
-      <w:r>
-        <w:rPr>
-          <w:rFonts w:cs="Times New Roman"/>
-          <w:szCs w:val="24"/>
-        </w:rPr>
-        <w:t>ranscoding and Caching Proxy for Heterogenous E-Commerce Environments[C]. International Workshop on Research Issues in Data Engineering: Engineering E-Commerce/e-Business Systems. IEEE Computer Society, 2002:50.</w:t>
+        <w:t>Maheshwari A, Sharma A, Ramamritham K, et al. TranSquid :Transcoding and Caching Proxy for Heterogenous E-Commerce Environments[C]. International Workshop on Research Issues in Data Engineering: Engineering E-Commerce/e-Business Systems. IEEE Computer Society, 2002:50.</w:t>
       </w:r>
       <w:bookmarkEnd w:id="926"/>
     </w:p>
@@ -24077,14 +23244,7 @@
           <w:rFonts w:cs="Times New Roman"/>
           <w:szCs w:val="24"/>
         </w:rPr>
-        <w:t>J. Khalid, A. Gember-Jacobson, R. Michael, A</w:t>
-      </w:r>
-      <w:r>
-        <w:rPr>
-          <w:rFonts w:cs="Times New Roman"/>
-          <w:szCs w:val="24"/>
-        </w:rPr>
-        <w:t>. Abhashkumar, and A. Akella. Paving the Way for NFV: Simplifying Middlebox Modifications Using StateAlyzr[C]. In Proc. of the 13th USENIX Symposium on Networked Systems Design and Implementation (NSDI’16), 2016.</w:t>
+        <w:t>J. Khalid, A. Gember-Jacobson, R. Michael, A. Abhashkumar, and A. Akella. Paving the Way for NFV: Simplifying Middlebox Modifications Using StateAlyzr[C]. In Proc. of the 13th USENIX Symposium on Networked Systems Design and Implementation (NSDI’16), 2016.</w:t>
       </w:r>
       <w:bookmarkEnd w:id="927"/>
     </w:p>
@@ -24113,14 +23273,7 @@
           <w:rFonts w:cs="Times New Roman"/>
           <w:szCs w:val="24"/>
         </w:rPr>
-        <w:t xml:space="preserve">NFV Paper </w:t>
-      </w:r>
-      <w:r>
-        <w:rPr>
-          <w:rFonts w:cs="Times New Roman"/>
-          <w:szCs w:val="24"/>
-        </w:rPr>
-        <w:t>[EB/OL].https://portal.etsi.org/NFV/NFV White Paper2.pdf,2017-05-05.</w:t>
+        <w:t>NFV Paper [EB/OL].https://portal.etsi.org/NFV/NFV White Paper2.pdf,2017-05-05.</w:t>
       </w:r>
       <w:bookmarkEnd w:id="928"/>
     </w:p>
@@ -24149,14 +23302,7 @@
           <w:rFonts w:cs="Times New Roman"/>
           <w:szCs w:val="24"/>
         </w:rPr>
-        <w:t>Hwang J, Ramakrishnan K K, Wood T. NetVM: high performance and flexible networking using virtualization on commodity platforms[C]. Usenix Conference on Networked Systems Design and Implem</w:t>
-      </w:r>
-      <w:r>
-        <w:rPr>
-          <w:rFonts w:cs="Times New Roman"/>
-          <w:szCs w:val="24"/>
-        </w:rPr>
-        <w:t>entation. USENIX Association, 2014:445-458.</w:t>
+        <w:t>Hwang J, Ramakrishnan K K, Wood T. NetVM: high performance and flexible networking using virtualization on commodity platforms[C]. Usenix Conference on Networked Systems Design and Implementation. USENIX Association, 2014:445-458.</w:t>
       </w:r>
       <w:bookmarkEnd w:id="929"/>
     </w:p>
@@ -24214,14 +23360,7 @@
           <w:rFonts w:cs="Times New Roman"/>
           <w:szCs w:val="24"/>
         </w:rPr>
-        <w:t>Martins J, Ahmed M, Ra</w:t>
-      </w:r>
-      <w:r>
-        <w:rPr>
-          <w:rFonts w:cs="Times New Roman"/>
-          <w:szCs w:val="24"/>
-        </w:rPr>
-        <w:t>iciu C, et al. ClickOS and the art of network function virtualization[C]. Usenix Conference on Networked Systems Design and Implementation. USENIX Association, 2014:459-473.</w:t>
+        <w:t>Martins J, Ahmed M, Raiciu C, et al. ClickOS and the art of network function virtualization[C]. Usenix Conference on Networked Systems Design and Implementation. USENIX Association, 2014:459-473.</w:t>
       </w:r>
       <w:bookmarkEnd w:id="931"/>
     </w:p>
@@ -24250,14 +23389,7 @@
           <w:rFonts w:cs="Times New Roman"/>
           <w:szCs w:val="24"/>
         </w:rPr>
-        <w:t>Panda A, Han S, Jang K, et al. NetBricks: taking the V out of NFV[C]. Usenix Confe</w:t>
-      </w:r>
-      <w:r>
-        <w:rPr>
-          <w:rFonts w:cs="Times New Roman"/>
-          <w:szCs w:val="24"/>
-        </w:rPr>
-        <w:t xml:space="preserve">rence on Operating Systems Design and Implementation. USENIX </w:t>
+        <w:t xml:space="preserve">Panda A, Han S, Jang K, et al. NetBricks: taking the V out of NFV[C]. Usenix Conference on Operating Systems Design and Implementation. USENIX </w:t>
       </w:r>
       <w:r>
         <w:rPr>
@@ -24323,14 +23455,7 @@
           <w:rFonts w:cs="Times New Roman"/>
           <w:szCs w:val="24"/>
         </w:rPr>
-        <w:t>Palkar S, Lan C, H</w:t>
-      </w:r>
-      <w:r>
-        <w:rPr>
-          <w:rFonts w:cs="Times New Roman"/>
-          <w:szCs w:val="24"/>
-        </w:rPr>
-        <w:t>an S, et al. E2: a framework for NFV applications[C]. Symposium on Operating Systems Principles. ACM, 2015:121-136.</w:t>
+        <w:t>Palkar S, Lan C, Han S, et al. E2: a framework for NFV applications[C]. Symposium on Operating Systems Principles. ACM, 2015:121-136.</w:t>
       </w:r>
       <w:bookmarkEnd w:id="934"/>
     </w:p>
@@ -24417,14 +23542,7 @@
           <w:rFonts w:cs="Times New Roman"/>
           <w:szCs w:val="24"/>
         </w:rPr>
-        <w:t xml:space="preserve">Qazi Z A, Tu C C, Chiang L, et al. SIMPLE-fying middlebox policy enforcement using SDN[J]. Computer </w:t>
-      </w:r>
-      <w:r>
-        <w:rPr>
-          <w:rFonts w:cs="Times New Roman"/>
-          <w:szCs w:val="24"/>
-        </w:rPr>
-        <w:t>Communication Review, 2013, 43(4):27-38.</w:t>
+        <w:t>Qazi Z A, Tu C C, Chiang L, et al. SIMPLE-fying middlebox policy enforcement using SDN[J]. Computer Communication Review, 2013, 43(4):27-38.</w:t>
       </w:r>
       <w:bookmarkEnd w:id="937"/>
     </w:p>
@@ -24534,14 +23652,7 @@
           <w:rFonts w:cs="Times New Roman"/>
           <w:szCs w:val="24"/>
         </w:rPr>
-        <w:t>A. Gember, R. Grandl, A. A</w:t>
-      </w:r>
-      <w:r>
-        <w:rPr>
-          <w:rFonts w:cs="Times New Roman"/>
-          <w:szCs w:val="24"/>
-        </w:rPr>
-        <w:t>nand, T. Benson, and A. Akella. Stratos: Virtual Middleboxes as First-class Entities[R]. Technical report, UW-Madison 2012.</w:t>
+        <w:t>A. Gember, R. Grandl, A. Anand, T. Benson, and A. Akella. Stratos: Virtual Middleboxes as First-class Entities[R]. Technical report, UW-Madison 2012.</w:t>
       </w:r>
       <w:commentRangeEnd w:id="941"/>
       <w:r>
@@ -24576,14 +23687,7 @@
           <w:rFonts w:cs="Times New Roman"/>
           <w:szCs w:val="24"/>
         </w:rPr>
-        <w:t>Palkar S, Lan C, Han S, et al. E2: a framework for NFV applications[C]. Symposium on Operating Systems Principles. ACM, 2015:121-</w:t>
-      </w:r>
-      <w:r>
-        <w:rPr>
-          <w:rFonts w:cs="Times New Roman"/>
-          <w:szCs w:val="24"/>
-        </w:rPr>
-        <w:t>136.</w:t>
+        <w:t>Palkar S, Lan C, Han S, et al. E2: a framework for NFV applications[C]. Symposium on Operating Systems Principles. ACM, 2015:121-136.</w:t>
       </w:r>
       <w:bookmarkEnd w:id="909"/>
     </w:p>
@@ -24732,13 +23836,7 @@
         <w:rPr>
           <w:rFonts w:hint="eastAsia"/>
         </w:rPr>
-        <w:t>摘要中首次出现的英文缩写应该给出全称，注意即使摘要中</w:t>
-      </w:r>
-      <w:r>
-        <w:rPr>
-          <w:rFonts w:hint="eastAsia"/>
-        </w:rPr>
-        <w:t>出现过正文中首次出现的也一样要给出全称，</w:t>
+        <w:t>摘要中首次出现的英文缩写应该给出全称，注意即使摘要中出现过正文中首次出现的也一样要给出全称，</w:t>
       </w:r>
     </w:p>
   </w:comment>
@@ -24876,13 +23974,7 @@
         <w:rPr>
           <w:rFonts w:hint="eastAsia"/>
         </w:rPr>
-        <w:t>中，把【允许西文在单词中间换</w:t>
-      </w:r>
-      <w:r>
-        <w:rPr>
-          <w:rFonts w:hint="eastAsia"/>
-        </w:rPr>
-        <w:t>行】的勾选去掉，点击确定即可。</w:t>
+        <w:t>中，把【允许西文在单词中间换行】的勾选去掉，点击确定即可。</w:t>
       </w:r>
     </w:p>
     <w:p>
@@ -25581,7 +24673,17 @@
           <w:sz w:val="20"/>
           <w:szCs w:val="20"/>
         </w:rPr>
-        <w:t>论文致谢页页码一般应该大于等于</w:t>
+        <w:t>论文致谢页页码一般应该大于等于4</w:t>
+      </w:r>
+      <w:r>
+        <w:rPr>
+          <w:rFonts w:ascii="宋体" w:hAnsi="宋体" w:cs="宋体"/>
+          <w:color w:val="C45911" w:themeColor="accent2" w:themeShade="BF"/>
+          <w:kern w:val="0"/>
+          <w:sz w:val="20"/>
+          <w:szCs w:val="20"/>
+        </w:rPr>
+        <w:t>0</w:t>
       </w:r>
       <w:r>
         <w:rPr>
@@ -25591,7 +24693,7 @@
           <w:sz w:val="20"/>
           <w:szCs w:val="20"/>
         </w:rPr>
-        <w:t>4</w:t>
+        <w:t>，描述实际工作部分篇幅应在2</w:t>
       </w:r>
       <w:r>
         <w:rPr>
@@ -25611,8 +24713,9 @@
           <w:sz w:val="20"/>
           <w:szCs w:val="20"/>
         </w:rPr>
-        <w:t>，描述实际工作部分篇幅应在</w:t>
-      </w:r>
+        <w:t>页以上。如果达不到要求可能</w:t>
+      </w:r>
+      <w:proofErr w:type="gramStart"/>
       <w:r>
         <w:rPr>
           <w:rFonts w:ascii="宋体" w:hAnsi="宋体" w:cs="宋体" w:hint="eastAsia"/>
@@ -25621,18 +24724,9 @@
           <w:sz w:val="20"/>
           <w:szCs w:val="20"/>
         </w:rPr>
-        <w:t>2</w:t>
-      </w:r>
-      <w:r>
-        <w:rPr>
-          <w:rFonts w:ascii="宋体" w:hAnsi="宋体" w:cs="宋体"/>
-          <w:color w:val="C45911" w:themeColor="accent2" w:themeShade="BF"/>
-          <w:kern w:val="0"/>
-          <w:sz w:val="20"/>
-          <w:szCs w:val="20"/>
-        </w:rPr>
-        <w:t>0</w:t>
-      </w:r>
+        <w:t>直接二辩了</w:t>
+      </w:r>
+      <w:proofErr w:type="gramEnd"/>
       <w:r>
         <w:rPr>
           <w:rFonts w:ascii="宋体" w:hAnsi="宋体" w:cs="宋体" w:hint="eastAsia"/>
@@ -25641,28 +24735,6 @@
           <w:sz w:val="20"/>
           <w:szCs w:val="20"/>
         </w:rPr>
-        <w:t>页以上。如果达不到要求可能</w:t>
-      </w:r>
-      <w:proofErr w:type="gramStart"/>
-      <w:r>
-        <w:rPr>
-          <w:rFonts w:ascii="宋体" w:hAnsi="宋体" w:cs="宋体" w:hint="eastAsia"/>
-          <w:color w:val="C45911" w:themeColor="accent2" w:themeShade="BF"/>
-          <w:kern w:val="0"/>
-          <w:sz w:val="20"/>
-          <w:szCs w:val="20"/>
-        </w:rPr>
-        <w:t>直接二辩了</w:t>
-      </w:r>
-      <w:proofErr w:type="gramEnd"/>
-      <w:r>
-        <w:rPr>
-          <w:rFonts w:ascii="宋体" w:hAnsi="宋体" w:cs="宋体" w:hint="eastAsia"/>
-          <w:color w:val="C45911" w:themeColor="accent2" w:themeShade="BF"/>
-          <w:kern w:val="0"/>
-          <w:sz w:val="20"/>
-          <w:szCs w:val="20"/>
-        </w:rPr>
         <w:t>！！！</w:t>
       </w:r>
     </w:p>
@@ -26053,13 +25125,7 @@
         <w:rPr>
           <w:rFonts w:hint="eastAsia"/>
         </w:rPr>
-        <w:t>每个类</w:t>
-      </w:r>
-      <w:r>
-        <w:rPr>
-          <w:rFonts w:hint="eastAsia"/>
-        </w:rPr>
-        <w:t>别的工作原理、机制、试图解决的问题、解决了的问题和存在的不足进行阐述和分析，该部分篇幅在</w:t>
+        <w:t>每个类别的工作原理、机制、试图解决的问题、解决了的问题和存在的不足进行阐述和分析，该部分篇幅在</w:t>
       </w:r>
       <w:r>
         <w:rPr>
@@ -26564,13 +25630,7 @@
         <w:rPr>
           <w:rFonts w:hint="eastAsia"/>
         </w:rPr>
-        <w:t>、公式</w:t>
-      </w:r>
-      <w:r>
-        <w:rPr>
-          <w:rFonts w:hint="eastAsia"/>
-        </w:rPr>
-        <w:t>编号居右，公式居中。</w:t>
+        <w:t>、公式编号居右，公式居中。</w:t>
       </w:r>
     </w:p>
     <w:p>
@@ -27196,13 +26256,7 @@
         <w:rPr>
           <w:rFonts w:hint="eastAsia"/>
         </w:rPr>
-        <w:t>论文中出现代码时请遵循此处代码格式，灰色底纹，斜体字，注意论文中尽量少出现代码，只能出现一些关键数据结构。</w:t>
-      </w:r>
-      <w:r>
-        <w:rPr>
-          <w:rFonts w:hint="eastAsia"/>
-        </w:rPr>
-        <w:t>系统实现过程尽可能用流程图表示。</w:t>
+        <w:t>论文中出现代码时请遵循此处代码格式，灰色底纹，斜体字，注意论文中尽量少出现代码，只能出现一些关键数据结构。系统实现过程尽可能用流程图表示。</w:t>
       </w:r>
     </w:p>
   </w:comment>
@@ -27241,7 +26295,16 @@
           <w:sz w:val="20"/>
           <w:szCs w:val="20"/>
         </w:rPr>
-        <w:t>规范，比如对于磁盘容量、内存大小等单位书写应为</w:t>
+        <w:t>规范，比如对于磁盘容量、内存大小等单位书写应为MB、GB、TB、KB等（不能是M、</w:t>
+      </w:r>
+      <w:r>
+        <w:rPr>
+          <w:rFonts w:ascii="宋体" w:hAnsi="宋体" w:cs="宋体"/>
+          <w:kern w:val="0"/>
+          <w:sz w:val="20"/>
+          <w:szCs w:val="20"/>
+        </w:rPr>
+        <w:t>G</w:t>
       </w:r>
       <w:r>
         <w:rPr>
@@ -27250,7 +26313,16 @@
           <w:sz w:val="20"/>
           <w:szCs w:val="20"/>
         </w:rPr>
-        <w:t>MB</w:t>
+        <w:t>等）。其他需注意的，如速率G</w:t>
+      </w:r>
+      <w:r>
+        <w:rPr>
+          <w:rFonts w:ascii="宋体" w:hAnsi="宋体" w:cs="宋体"/>
+          <w:kern w:val="0"/>
+          <w:sz w:val="20"/>
+          <w:szCs w:val="20"/>
+        </w:rPr>
+        <w:t>B/s</w:t>
       </w:r>
       <w:r>
         <w:rPr>
@@ -27263,13 +26335,23 @@
       </w:r>
       <w:r>
         <w:rPr>
+          <w:rFonts w:ascii="宋体" w:hAnsi="宋体" w:cs="宋体"/>
+          <w:kern w:val="0"/>
+          <w:sz w:val="20"/>
+          <w:szCs w:val="20"/>
+        </w:rPr>
+        <w:t>Gb/s</w:t>
+      </w:r>
+      <w:r>
+        <w:rPr>
           <w:rFonts w:ascii="宋体" w:hAnsi="宋体" w:cs="宋体" w:hint="eastAsia"/>
           <w:kern w:val="0"/>
           <w:sz w:val="20"/>
           <w:szCs w:val="20"/>
         </w:rPr>
-        <w:t>GB</w:t>
-      </w:r>
+        <w:t>，B代表</w:t>
+      </w:r>
+      <w:proofErr w:type="spellStart"/>
       <w:r>
         <w:rPr>
           <w:rFonts w:ascii="宋体" w:hAnsi="宋体" w:cs="宋体" w:hint="eastAsia"/>
@@ -27277,8 +26359,9 @@
           <w:sz w:val="20"/>
           <w:szCs w:val="20"/>
         </w:rPr>
-        <w:t>、</w:t>
-      </w:r>
+        <w:t>Bytes,b</w:t>
+      </w:r>
+      <w:proofErr w:type="spellEnd"/>
       <w:r>
         <w:rPr>
           <w:rFonts w:ascii="宋体" w:hAnsi="宋体" w:cs="宋体" w:hint="eastAsia"/>
@@ -27286,7 +26369,16 @@
           <w:sz w:val="20"/>
           <w:szCs w:val="20"/>
         </w:rPr>
-        <w:t>TB</w:t>
+        <w:t>代表B</w:t>
+      </w:r>
+      <w:r>
+        <w:rPr>
+          <w:rFonts w:ascii="宋体" w:hAnsi="宋体" w:cs="宋体"/>
+          <w:kern w:val="0"/>
+          <w:sz w:val="20"/>
+          <w:szCs w:val="20"/>
+        </w:rPr>
+        <w:t>it</w:t>
       </w:r>
       <w:r>
         <w:rPr>
@@ -27295,180 +26387,7 @@
           <w:sz w:val="20"/>
           <w:szCs w:val="20"/>
         </w:rPr>
-        <w:t>、</w:t>
-      </w:r>
-      <w:r>
-        <w:rPr>
-          <w:rFonts w:ascii="宋体" w:hAnsi="宋体" w:cs="宋体" w:hint="eastAsia"/>
-          <w:kern w:val="0"/>
-          <w:sz w:val="20"/>
-          <w:szCs w:val="20"/>
-        </w:rPr>
-        <w:t>KB</w:t>
-      </w:r>
-      <w:r>
-        <w:rPr>
-          <w:rFonts w:ascii="宋体" w:hAnsi="宋体" w:cs="宋体" w:hint="eastAsia"/>
-          <w:kern w:val="0"/>
-          <w:sz w:val="20"/>
-          <w:szCs w:val="20"/>
-        </w:rPr>
-        <w:t>等（不能是</w:t>
-      </w:r>
-      <w:r>
-        <w:rPr>
-          <w:rFonts w:ascii="宋体" w:hAnsi="宋体" w:cs="宋体" w:hint="eastAsia"/>
-          <w:kern w:val="0"/>
-          <w:sz w:val="20"/>
-          <w:szCs w:val="20"/>
-        </w:rPr>
-        <w:t>M</w:t>
-      </w:r>
-      <w:r>
-        <w:rPr>
-          <w:rFonts w:ascii="宋体" w:hAnsi="宋体" w:cs="宋体" w:hint="eastAsia"/>
-          <w:kern w:val="0"/>
-          <w:sz w:val="20"/>
-          <w:szCs w:val="20"/>
-        </w:rPr>
-        <w:t>、</w:t>
-      </w:r>
-      <w:r>
-        <w:rPr>
-          <w:rFonts w:ascii="宋体" w:hAnsi="宋体" w:cs="宋体"/>
-          <w:kern w:val="0"/>
-          <w:sz w:val="20"/>
-          <w:szCs w:val="20"/>
-        </w:rPr>
-        <w:t>G</w:t>
-      </w:r>
-      <w:r>
-        <w:rPr>
-          <w:rFonts w:ascii="宋体" w:hAnsi="宋体" w:cs="宋体" w:hint="eastAsia"/>
-          <w:kern w:val="0"/>
-          <w:sz w:val="20"/>
-          <w:szCs w:val="20"/>
-        </w:rPr>
-        <w:t>等）。其他需注意的，如速率</w:t>
-      </w:r>
-      <w:r>
-        <w:rPr>
-          <w:rFonts w:ascii="宋体" w:hAnsi="宋体" w:cs="宋体" w:hint="eastAsia"/>
-          <w:kern w:val="0"/>
-          <w:sz w:val="20"/>
-          <w:szCs w:val="20"/>
-        </w:rPr>
-        <w:t>G</w:t>
-      </w:r>
-      <w:r>
-        <w:rPr>
-          <w:rFonts w:ascii="宋体" w:hAnsi="宋体" w:cs="宋体"/>
-          <w:kern w:val="0"/>
-          <w:sz w:val="20"/>
-          <w:szCs w:val="20"/>
-        </w:rPr>
-        <w:t>B/s</w:t>
-      </w:r>
-      <w:r>
-        <w:rPr>
-          <w:rFonts w:ascii="宋体" w:hAnsi="宋体" w:cs="宋体" w:hint="eastAsia"/>
-          <w:kern w:val="0"/>
-          <w:sz w:val="20"/>
-          <w:szCs w:val="20"/>
-        </w:rPr>
-        <w:t>、</w:t>
-      </w:r>
-      <w:r>
-        <w:rPr>
-          <w:rFonts w:ascii="宋体" w:hAnsi="宋体" w:cs="宋体"/>
-          <w:kern w:val="0"/>
-          <w:sz w:val="20"/>
-          <w:szCs w:val="20"/>
-        </w:rPr>
-        <w:t>Gb/s</w:t>
-      </w:r>
-      <w:r>
-        <w:rPr>
-          <w:rFonts w:ascii="宋体" w:hAnsi="宋体" w:cs="宋体" w:hint="eastAsia"/>
-          <w:kern w:val="0"/>
-          <w:sz w:val="20"/>
-          <w:szCs w:val="20"/>
-        </w:rPr>
-        <w:t>，</w:t>
-      </w:r>
-      <w:r>
-        <w:rPr>
-          <w:rFonts w:ascii="宋体" w:hAnsi="宋体" w:cs="宋体" w:hint="eastAsia"/>
-          <w:kern w:val="0"/>
-          <w:sz w:val="20"/>
-          <w:szCs w:val="20"/>
-        </w:rPr>
-        <w:t>B</w:t>
-      </w:r>
-      <w:r>
-        <w:rPr>
-          <w:rFonts w:ascii="宋体" w:hAnsi="宋体" w:cs="宋体" w:hint="eastAsia"/>
-          <w:kern w:val="0"/>
-          <w:sz w:val="20"/>
-          <w:szCs w:val="20"/>
-        </w:rPr>
-        <w:t>代表</w:t>
-      </w:r>
-      <w:proofErr w:type="spellStart"/>
-      <w:r>
-        <w:rPr>
-          <w:rFonts w:ascii="宋体" w:hAnsi="宋体" w:cs="宋体" w:hint="eastAsia"/>
-          <w:kern w:val="0"/>
-          <w:sz w:val="20"/>
-          <w:szCs w:val="20"/>
-        </w:rPr>
-        <w:t>Bytes,b</w:t>
-      </w:r>
-      <w:proofErr w:type="spellEnd"/>
-      <w:r>
-        <w:rPr>
-          <w:rFonts w:ascii="宋体" w:hAnsi="宋体" w:cs="宋体" w:hint="eastAsia"/>
-          <w:kern w:val="0"/>
-          <w:sz w:val="20"/>
-          <w:szCs w:val="20"/>
-        </w:rPr>
-        <w:t>代表</w:t>
-      </w:r>
-      <w:r>
-        <w:rPr>
-          <w:rFonts w:ascii="宋体" w:hAnsi="宋体" w:cs="宋体" w:hint="eastAsia"/>
-          <w:kern w:val="0"/>
-          <w:sz w:val="20"/>
-          <w:szCs w:val="20"/>
-        </w:rPr>
-        <w:t>B</w:t>
-      </w:r>
-      <w:r>
-        <w:rPr>
-          <w:rFonts w:ascii="宋体" w:hAnsi="宋体" w:cs="宋体"/>
-          <w:kern w:val="0"/>
-          <w:sz w:val="20"/>
-          <w:szCs w:val="20"/>
-        </w:rPr>
-        <w:t>it</w:t>
-      </w:r>
-      <w:r>
-        <w:rPr>
-          <w:rFonts w:ascii="宋体" w:hAnsi="宋体" w:cs="宋体" w:hint="eastAsia"/>
-          <w:kern w:val="0"/>
-          <w:sz w:val="20"/>
-          <w:szCs w:val="20"/>
-        </w:rPr>
-        <w:t>s</w:t>
-      </w:r>
-      <w:r>
-        <w:rPr>
-          <w:rFonts w:ascii="宋体" w:hAnsi="宋体" w:cs="宋体" w:hint="eastAsia"/>
-          <w:kern w:val="0"/>
-          <w:sz w:val="20"/>
-          <w:szCs w:val="20"/>
-        </w:rPr>
-        <w:t>。</w:t>
+        <w:t>s。</w:t>
       </w:r>
     </w:p>
   </w:comment>
@@ -27761,15 +26680,7 @@
           <w:b/>
           <w:color w:val="FF0000"/>
         </w:rPr>
-        <w:t>篇，近三年文献不少</w:t>
-      </w:r>
-      <w:r>
-        <w:rPr>
-          <w:rFonts w:hint="eastAsia"/>
-          <w:b/>
-          <w:color w:val="FF0000"/>
-        </w:rPr>
-        <w:t>于</w:t>
+        <w:t>篇，近三年文献不少于</w:t>
       </w:r>
       <w:r>
         <w:rPr>
@@ -27829,139 +26740,7 @@
         <w:rPr>
           <w:rFonts w:ascii="宋体" w:hAnsi="宋体" w:hint="eastAsia"/>
         </w:rPr>
-        <w:t>(1)</w:t>
-      </w:r>
-      <w:r>
-        <w:rPr>
-          <w:rFonts w:ascii="宋体" w:hAnsi="宋体" w:hint="eastAsia"/>
-        </w:rPr>
-        <w:t>图书：</w:t>
-      </w:r>
-      <w:r>
-        <w:rPr>
-          <w:rFonts w:ascii="宋体" w:hAnsi="宋体" w:hint="eastAsia"/>
-        </w:rPr>
-        <w:t xml:space="preserve"> [</w:t>
-      </w:r>
-      <w:r>
-        <w:rPr>
-          <w:rFonts w:ascii="宋体" w:hAnsi="宋体" w:hint="eastAsia"/>
-        </w:rPr>
-        <w:t>顺序编号</w:t>
-      </w:r>
-      <w:r>
-        <w:rPr>
-          <w:rFonts w:ascii="宋体" w:hAnsi="宋体" w:hint="eastAsia"/>
-        </w:rPr>
-        <w:t xml:space="preserve">]  </w:t>
-      </w:r>
-      <w:r>
-        <w:rPr>
-          <w:rFonts w:ascii="宋体" w:hAnsi="宋体" w:hint="eastAsia"/>
-        </w:rPr>
-        <w:t>作者（采用姓在前，名在后的形式，作者名之间用逗号分隔；</w:t>
-      </w:r>
-      <w:r>
-        <w:rPr>
-          <w:rFonts w:ascii="宋体" w:hAnsi="宋体" w:hint="eastAsia"/>
-        </w:rPr>
-        <w:t>3</w:t>
-      </w:r>
-      <w:r>
-        <w:rPr>
-          <w:rFonts w:ascii="宋体" w:hAnsi="宋体" w:hint="eastAsia"/>
-        </w:rPr>
-        <w:t>人以内全部写上，</w:t>
-      </w:r>
-      <w:r>
-        <w:rPr>
-          <w:rFonts w:ascii="宋体" w:hAnsi="宋体" w:hint="eastAsia"/>
-        </w:rPr>
-        <w:t>3</w:t>
-      </w:r>
-      <w:r>
-        <w:rPr>
-          <w:rFonts w:ascii="宋体" w:hAnsi="宋体" w:hint="eastAsia"/>
-        </w:rPr>
-        <w:t>人以上只写</w:t>
-      </w:r>
-      <w:r>
-        <w:rPr>
-          <w:rFonts w:ascii="宋体" w:hAnsi="宋体" w:hint="eastAsia"/>
-        </w:rPr>
-        <w:t>3</w:t>
-      </w:r>
-      <w:r>
-        <w:rPr>
-          <w:rFonts w:ascii="宋体" w:hAnsi="宋体" w:hint="eastAsia"/>
-        </w:rPr>
-        <w:t>人再加“等”（英文加“</w:t>
-      </w:r>
-      <w:r>
-        <w:rPr>
-          <w:rFonts w:ascii="宋体" w:hAnsi="宋体" w:hint="eastAsia"/>
-        </w:rPr>
-        <w:t xml:space="preserve"> et al</w:t>
-      </w:r>
-      <w:r>
-        <w:rPr>
-          <w:rFonts w:ascii="宋体" w:hAnsi="宋体" w:hint="eastAsia"/>
-        </w:rPr>
-        <w:t>”））</w:t>
-      </w:r>
-      <w:r>
-        <w:rPr>
-          <w:rFonts w:ascii="宋体" w:hAnsi="宋体" w:hint="eastAsia"/>
-        </w:rPr>
-        <w:t>.</w:t>
-      </w:r>
-      <w:r>
-        <w:rPr>
-          <w:rFonts w:ascii="宋体" w:hAnsi="宋体" w:hint="eastAsia"/>
-        </w:rPr>
-        <w:t>书名</w:t>
-      </w:r>
-      <w:r>
-        <w:rPr>
-          <w:rFonts w:ascii="宋体" w:hAnsi="宋体" w:hint="eastAsia"/>
-        </w:rPr>
-        <w:t>.</w:t>
-      </w:r>
-      <w:r>
-        <w:rPr>
-          <w:rFonts w:ascii="宋体" w:hAnsi="宋体" w:hint="eastAsia"/>
-        </w:rPr>
-        <w:t>版本（第×版）</w:t>
-      </w:r>
-      <w:r>
-        <w:rPr>
-          <w:rFonts w:ascii="宋体" w:hAnsi="宋体" w:hint="eastAsia"/>
-        </w:rPr>
-        <w:t>.</w:t>
-      </w:r>
-      <w:r>
-        <w:rPr>
-          <w:rFonts w:ascii="宋体" w:hAnsi="宋体" w:hint="eastAsia"/>
-        </w:rPr>
-        <w:t>译者</w:t>
-      </w:r>
-      <w:r>
-        <w:rPr>
-          <w:rFonts w:ascii="宋体" w:hAnsi="宋体" w:hint="eastAsia"/>
-        </w:rPr>
-        <w:t>.</w:t>
-      </w:r>
-      <w:r>
-        <w:rPr>
-          <w:rFonts w:ascii="宋体" w:hAnsi="宋体" w:hint="eastAsia"/>
-        </w:rPr>
-        <w:t>出版地：出版者，出版年</w:t>
-      </w:r>
-      <w:r>
-        <w:rPr>
-          <w:rFonts w:ascii="宋体" w:hAnsi="宋体" w:hint="eastAsia"/>
-        </w:rPr>
-        <w:t xml:space="preserve">. </w:t>
+        <w:t xml:space="preserve">(1)图书： [顺序编号]  作者（采用姓在前，名在后的形式，作者名之间用逗号分隔；3人以内全部写上，3人以上只写3人再加“等”（英文加“ et al”））.书名.版本（第×版）.译者.出版地：出版者，出版年. </w:t>
       </w:r>
       <w:proofErr w:type="gramStart"/>
       <w:r>
@@ -27991,109 +26770,7 @@
         <w:rPr>
           <w:rFonts w:ascii="宋体" w:hAnsi="宋体" w:hint="eastAsia"/>
         </w:rPr>
-        <w:t>(2)</w:t>
-      </w:r>
-      <w:r>
-        <w:rPr>
-          <w:rFonts w:ascii="宋体" w:hAnsi="宋体" w:hint="eastAsia"/>
-        </w:rPr>
-        <w:t>期刊：</w:t>
-      </w:r>
-      <w:r>
-        <w:rPr>
-          <w:rFonts w:ascii="宋体" w:hAnsi="宋体" w:hint="eastAsia"/>
-        </w:rPr>
-        <w:t>[</w:t>
-      </w:r>
-      <w:r>
-        <w:rPr>
-          <w:rFonts w:ascii="宋体" w:hAnsi="宋体" w:hint="eastAsia"/>
-        </w:rPr>
-        <w:t>顺序编号</w:t>
-      </w:r>
-      <w:r>
-        <w:rPr>
-          <w:rFonts w:ascii="宋体" w:hAnsi="宋体" w:hint="eastAsia"/>
-        </w:rPr>
-        <w:t xml:space="preserve">]  </w:t>
-      </w:r>
-      <w:r>
-        <w:rPr>
-          <w:rFonts w:ascii="宋体" w:hAnsi="宋体" w:hint="eastAsia"/>
-        </w:rPr>
-        <w:t>作者（采用姓在前，名在后的形式，作者名之间用逗号分隔；</w:t>
-      </w:r>
-      <w:r>
-        <w:rPr>
-          <w:rFonts w:ascii="宋体" w:hAnsi="宋体" w:hint="eastAsia"/>
-        </w:rPr>
-        <w:t>3</w:t>
-      </w:r>
-      <w:r>
-        <w:rPr>
-          <w:rFonts w:ascii="宋体" w:hAnsi="宋体" w:hint="eastAsia"/>
-        </w:rPr>
-        <w:t>人以内全部写上，</w:t>
-      </w:r>
-      <w:r>
-        <w:rPr>
-          <w:rFonts w:ascii="宋体" w:hAnsi="宋体" w:hint="eastAsia"/>
-        </w:rPr>
-        <w:t>3</w:t>
-      </w:r>
-      <w:r>
-        <w:rPr>
-          <w:rFonts w:ascii="宋体" w:hAnsi="宋体" w:hint="eastAsia"/>
-        </w:rPr>
-        <w:t>人以上只写</w:t>
-      </w:r>
-      <w:r>
-        <w:rPr>
-          <w:rFonts w:ascii="宋体" w:hAnsi="宋体" w:hint="eastAsia"/>
-        </w:rPr>
-        <w:t>3</w:t>
-      </w:r>
-      <w:r>
-        <w:rPr>
-          <w:rFonts w:ascii="宋体" w:hAnsi="宋体" w:hint="eastAsia"/>
-        </w:rPr>
-        <w:t>人再加“等”（英文加“</w:t>
-      </w:r>
-      <w:r>
-        <w:rPr>
-          <w:rFonts w:ascii="宋体" w:hAnsi="宋体" w:hint="eastAsia"/>
-        </w:rPr>
-        <w:t xml:space="preserve"> et al</w:t>
-      </w:r>
-      <w:r>
-        <w:rPr>
-          <w:rFonts w:ascii="宋体" w:hAnsi="宋体" w:hint="eastAsia"/>
-        </w:rPr>
-        <w:t>”））</w:t>
-      </w:r>
-      <w:r>
-        <w:rPr>
-          <w:rFonts w:ascii="宋体" w:hAnsi="宋体" w:hint="eastAsia"/>
-        </w:rPr>
-        <w:t>.</w:t>
-      </w:r>
-      <w:r>
-        <w:rPr>
-          <w:rFonts w:ascii="宋体" w:hAnsi="宋体" w:hint="eastAsia"/>
-        </w:rPr>
-        <w:t>文章名称</w:t>
-      </w:r>
-      <w:r>
-        <w:rPr>
-          <w:rFonts w:ascii="宋体" w:hAnsi="宋体" w:hint="eastAsia"/>
-        </w:rPr>
-        <w:t>.</w:t>
-      </w:r>
-      <w:r>
-        <w:rPr>
-          <w:rFonts w:ascii="宋体" w:hAnsi="宋体" w:hint="eastAsia"/>
-        </w:rPr>
-        <w:t>期刊名称，年号，卷号（期号）：</w:t>
+        <w:t>(2)期刊：[顺序编号]  作者（采用姓在前，名在后的形式，作者名之间用逗号分隔；3人以内全部写上，3人以上只写3人再加“等”（英文加“ et al”））.文章名称.期刊名称，年号，卷号（期号）：</w:t>
       </w:r>
       <w:proofErr w:type="gramStart"/>
       <w:r>
@@ -28124,378 +26801,88 @@
         <w:rPr>
           <w:rFonts w:ascii="宋体" w:hAnsi="宋体" w:hint="eastAsia"/>
         </w:rPr>
-        <w:t>(3)</w:t>
-      </w:r>
-      <w:r>
-        <w:rPr>
-          <w:rFonts w:ascii="宋体" w:hAnsi="宋体" w:hint="eastAsia"/>
-        </w:rPr>
-        <w:t>会议论文集：</w:t>
-      </w:r>
-      <w:r>
-        <w:rPr>
-          <w:rFonts w:ascii="宋体" w:hAnsi="宋体" w:hint="eastAsia"/>
-        </w:rPr>
-        <w:t>[</w:t>
-      </w:r>
-      <w:r>
-        <w:rPr>
-          <w:rFonts w:ascii="宋体" w:hAnsi="宋体" w:hint="eastAsia"/>
-        </w:rPr>
-        <w:t>顺序编号</w:t>
-      </w:r>
-      <w:r>
-        <w:rPr>
-          <w:rFonts w:ascii="宋体" w:hAnsi="宋体" w:hint="eastAsia"/>
-        </w:rPr>
-        <w:t xml:space="preserve">]  </w:t>
-      </w:r>
-      <w:r>
-        <w:rPr>
-          <w:rFonts w:ascii="宋体" w:hAnsi="宋体" w:hint="eastAsia"/>
-        </w:rPr>
-        <w:t>作者（采用姓在前，名在后的形式，作者名之间用逗号分隔；</w:t>
-      </w:r>
-      <w:r>
-        <w:rPr>
-          <w:rFonts w:ascii="宋体" w:hAnsi="宋体" w:hint="eastAsia"/>
-        </w:rPr>
-        <w:t>3</w:t>
-      </w:r>
-      <w:r>
-        <w:rPr>
-          <w:rFonts w:ascii="宋体" w:hAnsi="宋体" w:hint="eastAsia"/>
-        </w:rPr>
-        <w:t>人以内全部写上，</w:t>
-      </w:r>
-      <w:r>
-        <w:rPr>
-          <w:rFonts w:ascii="宋体" w:hAnsi="宋体" w:hint="eastAsia"/>
-        </w:rPr>
-        <w:t>3</w:t>
-      </w:r>
-      <w:r>
-        <w:rPr>
-          <w:rFonts w:ascii="宋体" w:hAnsi="宋体" w:hint="eastAsia"/>
-        </w:rPr>
-        <w:t>人以上只写</w:t>
-      </w:r>
-      <w:r>
-        <w:rPr>
-          <w:rFonts w:ascii="宋体" w:hAnsi="宋体" w:hint="eastAsia"/>
-        </w:rPr>
-        <w:t>3</w:t>
-      </w:r>
-      <w:r>
-        <w:rPr>
-          <w:rFonts w:ascii="宋体" w:hAnsi="宋体" w:hint="eastAsia"/>
-        </w:rPr>
-        <w:t>人再加“等”（英文加“</w:t>
-      </w:r>
-      <w:r>
-        <w:rPr>
-          <w:rFonts w:ascii="宋体" w:hAnsi="宋体" w:hint="eastAsia"/>
-        </w:rPr>
-        <w:t xml:space="preserve"> et al</w:t>
-      </w:r>
-      <w:r>
-        <w:rPr>
-          <w:rFonts w:ascii="宋体" w:hAnsi="宋体" w:hint="eastAsia"/>
-        </w:rPr>
-        <w:t>”））</w:t>
-      </w:r>
-      <w:r>
-        <w:rPr>
-          <w:rFonts w:ascii="宋体" w:hAnsi="宋体" w:hint="eastAsia"/>
-        </w:rPr>
-        <w:t>.</w:t>
-      </w:r>
-      <w:r>
-        <w:rPr>
-          <w:rFonts w:ascii="宋体" w:hAnsi="宋体" w:hint="eastAsia"/>
-        </w:rPr>
-        <w:t>文章名称</w:t>
-      </w:r>
-      <w:r>
-        <w:rPr>
-          <w:rFonts w:ascii="宋体" w:hAnsi="宋体" w:hint="eastAsia"/>
-        </w:rPr>
-        <w:t>.</w:t>
-      </w:r>
-      <w:r>
-        <w:rPr>
-          <w:rFonts w:ascii="宋体" w:hAnsi="宋体" w:hint="eastAsia"/>
-        </w:rPr>
-        <w:t>见（</w:t>
+        <w:t>(3)会议论文集：[顺序编号]  作者（采用姓在前，名在后的形式，作者名之间用逗号分隔；3人以内全部写上，3人以上只写3人再加“等”（英文加“ et al”））.文章名称.见（</w:t>
       </w:r>
       <w:r>
         <w:rPr>
           <w:rFonts w:ascii="宋体" w:hAnsi="宋体" w:hint="eastAsia"/>
           <w:color w:val="FF0000"/>
         </w:rPr>
-        <w:t>英文用“</w:t>
-      </w:r>
+        <w:t>英文用“in”</w:t>
+      </w:r>
+      <w:r>
+        <w:rPr>
+          <w:rFonts w:ascii="宋体" w:hAnsi="宋体" w:hint="eastAsia"/>
+        </w:rPr>
+        <w:t xml:space="preserve">）:论文集主编.论文集名.出版地：出版者，出版年. </w:t>
+      </w:r>
+      <w:proofErr w:type="gramStart"/>
       <w:r>
         <w:rPr>
           <w:rFonts w:ascii="宋体" w:hAnsi="宋体" w:hint="eastAsia"/>
           <w:color w:val="FF0000"/>
         </w:rPr>
-        <w:t>in</w:t>
-      </w:r>
+        <w:t>起页</w:t>
+      </w:r>
+      <w:proofErr w:type="gramEnd"/>
       <w:r>
         <w:rPr>
           <w:rFonts w:ascii="宋体" w:hAnsi="宋体" w:hint="eastAsia"/>
           <w:color w:val="FF0000"/>
         </w:rPr>
-        <w:t>”</w:t>
-      </w:r>
+        <w:t>～止页</w:t>
+      </w:r>
+    </w:p>
+    <w:p>
+      <w:pPr>
+        <w:pStyle w:val="aa"/>
+        <w:rPr>
+          <w:rFonts w:ascii="宋体" w:hAnsi="宋体"/>
+          <w:color w:val="FF0000"/>
+        </w:rPr>
+      </w:pPr>
       <w:r>
         <w:rPr>
           <w:rFonts w:ascii="宋体" w:hAnsi="宋体" w:hint="eastAsia"/>
         </w:rPr>
-        <w:t>）</w:t>
-      </w:r>
-      <w:r>
-        <w:rPr>
-          <w:rFonts w:ascii="宋体" w:hAnsi="宋体" w:hint="eastAsia"/>
-        </w:rPr>
-        <w:t>:</w:t>
-      </w:r>
-      <w:r>
-        <w:rPr>
-          <w:rFonts w:ascii="宋体" w:hAnsi="宋体" w:hint="eastAsia"/>
-        </w:rPr>
-        <w:t>论文集主编</w:t>
-      </w:r>
-      <w:r>
-        <w:rPr>
-          <w:rFonts w:ascii="宋体" w:hAnsi="宋体" w:hint="eastAsia"/>
-        </w:rPr>
-        <w:t>.</w:t>
-      </w:r>
-      <w:r>
-        <w:rPr>
-          <w:rFonts w:ascii="宋体" w:hAnsi="宋体" w:hint="eastAsia"/>
-        </w:rPr>
-        <w:t>论文集名</w:t>
-      </w:r>
-      <w:r>
-        <w:rPr>
-          <w:rFonts w:ascii="宋体" w:hAnsi="宋体" w:hint="eastAsia"/>
-        </w:rPr>
-        <w:t>.</w:t>
-      </w:r>
-      <w:r>
-        <w:rPr>
-          <w:rFonts w:ascii="宋体" w:hAnsi="宋体" w:hint="eastAsia"/>
-        </w:rPr>
-        <w:t>出版地：出版者，出版年</w:t>
-      </w:r>
-      <w:r>
-        <w:rPr>
-          <w:rFonts w:ascii="宋体" w:hAnsi="宋体" w:hint="eastAsia"/>
-        </w:rPr>
-        <w:t xml:space="preserve">. </w:t>
-      </w:r>
-      <w:proofErr w:type="gramStart"/>
+        <w:t>(4)专利：[顺序编号]  专利申请者.专利题名.专利国别，专利文献种类，专利号，出版年.</w:t>
+      </w:r>
       <w:r>
         <w:rPr>
           <w:rFonts w:ascii="宋体" w:hAnsi="宋体" w:hint="eastAsia"/>
           <w:color w:val="FF0000"/>
         </w:rPr>
-        <w:t>起页</w:t>
-      </w:r>
-      <w:proofErr w:type="gramEnd"/>
+        <w:t xml:space="preserve"> </w:t>
+      </w:r>
+      <w:proofErr w:type="gramStart"/>
       <w:r>
         <w:rPr>
           <w:rFonts w:ascii="宋体" w:hAnsi="宋体" w:hint="eastAsia"/>
           <w:color w:val="FF0000"/>
         </w:rPr>
-        <w:t>～止页</w:t>
-      </w:r>
-    </w:p>
-    <w:p>
-      <w:pPr>
-        <w:pStyle w:val="aa"/>
-        <w:rPr>
-          <w:rFonts w:ascii="宋体" w:hAnsi="宋体"/>
-          <w:color w:val="FF0000"/>
-        </w:rPr>
-      </w:pPr>
-      <w:r>
-        <w:rPr>
-          <w:rFonts w:ascii="宋体" w:hAnsi="宋体" w:hint="eastAsia"/>
-        </w:rPr>
-        <w:t>(4)</w:t>
-      </w:r>
-      <w:r>
-        <w:rPr>
-          <w:rFonts w:ascii="宋体" w:hAnsi="宋体" w:hint="eastAsia"/>
-        </w:rPr>
-        <w:t>专利：</w:t>
-      </w:r>
-      <w:r>
-        <w:rPr>
-          <w:rFonts w:ascii="宋体" w:hAnsi="宋体" w:hint="eastAsia"/>
-        </w:rPr>
-        <w:t>[</w:t>
-      </w:r>
-      <w:r>
-        <w:rPr>
-          <w:rFonts w:ascii="宋体" w:hAnsi="宋体" w:hint="eastAsia"/>
-        </w:rPr>
-        <w:t>顺序编号</w:t>
-      </w:r>
-      <w:r>
-        <w:rPr>
-          <w:rFonts w:ascii="宋体" w:hAnsi="宋体" w:hint="eastAsia"/>
-        </w:rPr>
-        <w:t xml:space="preserve">]  </w:t>
-      </w:r>
-      <w:r>
-        <w:rPr>
-          <w:rFonts w:ascii="宋体" w:hAnsi="宋体" w:hint="eastAsia"/>
-        </w:rPr>
-        <w:t>专利申请者</w:t>
-      </w:r>
-      <w:r>
-        <w:rPr>
-          <w:rFonts w:ascii="宋体" w:hAnsi="宋体" w:hint="eastAsia"/>
-        </w:rPr>
-        <w:t>.</w:t>
-      </w:r>
-      <w:r>
-        <w:rPr>
-          <w:rFonts w:ascii="宋体" w:hAnsi="宋体" w:hint="eastAsia"/>
-        </w:rPr>
-        <w:t>专利题名</w:t>
-      </w:r>
-      <w:r>
-        <w:rPr>
-          <w:rFonts w:ascii="宋体" w:hAnsi="宋体" w:hint="eastAsia"/>
-        </w:rPr>
-        <w:t>.</w:t>
-      </w:r>
-      <w:r>
-        <w:rPr>
-          <w:rFonts w:ascii="宋体" w:hAnsi="宋体" w:hint="eastAsia"/>
-        </w:rPr>
-        <w:t>专利国别，专利文献种类，专利号，出版年</w:t>
-      </w:r>
-      <w:r>
-        <w:rPr>
-          <w:rFonts w:ascii="宋体" w:hAnsi="宋体" w:hint="eastAsia"/>
-        </w:rPr>
-        <w:t>.</w:t>
-      </w:r>
+        <w:t>起页</w:t>
+      </w:r>
+      <w:proofErr w:type="gramEnd"/>
       <w:r>
         <w:rPr>
           <w:rFonts w:ascii="宋体" w:hAnsi="宋体" w:hint="eastAsia"/>
           <w:color w:val="FF0000"/>
         </w:rPr>
-        <w:t xml:space="preserve"> </w:t>
-      </w:r>
-      <w:proofErr w:type="gramStart"/>
+        <w:t>～止页</w:t>
+      </w:r>
+    </w:p>
+    <w:p>
+      <w:pPr>
+        <w:pStyle w:val="aa"/>
+        <w:rPr>
+          <w:rFonts w:ascii="宋体" w:hAnsi="宋体"/>
+        </w:rPr>
+      </w:pPr>
       <w:r>
         <w:rPr>
           <w:rFonts w:ascii="宋体" w:hAnsi="宋体" w:hint="eastAsia"/>
-          <w:color w:val="FF0000"/>
-        </w:rPr>
-        <w:t>起页</w:t>
-      </w:r>
-      <w:proofErr w:type="gramEnd"/>
-      <w:r>
-        <w:rPr>
-          <w:rFonts w:ascii="宋体" w:hAnsi="宋体" w:hint="eastAsia"/>
-          <w:color w:val="FF0000"/>
-        </w:rPr>
-        <w:t>～止页</w:t>
-      </w:r>
-    </w:p>
-    <w:p>
-      <w:pPr>
-        <w:pStyle w:val="aa"/>
-        <w:rPr>
-          <w:rFonts w:ascii="宋体" w:hAnsi="宋体"/>
-        </w:rPr>
-      </w:pPr>
-      <w:r>
-        <w:rPr>
-          <w:rFonts w:ascii="宋体" w:hAnsi="宋体" w:hint="eastAsia"/>
-        </w:rPr>
-        <w:t>(5)</w:t>
-      </w:r>
-      <w:r>
-        <w:rPr>
-          <w:rFonts w:ascii="宋体" w:hAnsi="宋体" w:hint="eastAsia"/>
-        </w:rPr>
-        <w:t>学位论文：</w:t>
-      </w:r>
-      <w:r>
-        <w:rPr>
-          <w:rFonts w:ascii="宋体" w:hAnsi="宋体" w:hint="eastAsia"/>
-        </w:rPr>
-        <w:t>[</w:t>
-      </w:r>
-      <w:r>
-        <w:rPr>
-          <w:rFonts w:ascii="宋体" w:hAnsi="宋体" w:hint="eastAsia"/>
-        </w:rPr>
-        <w:t>顺序编号</w:t>
-      </w:r>
-      <w:r>
-        <w:rPr>
-          <w:rFonts w:ascii="宋体" w:hAnsi="宋体" w:hint="eastAsia"/>
-        </w:rPr>
-        <w:t xml:space="preserve">]  </w:t>
-      </w:r>
-      <w:r>
-        <w:rPr>
-          <w:rFonts w:ascii="宋体" w:hAnsi="宋体" w:hint="eastAsia"/>
-        </w:rPr>
-        <w:t>作者</w:t>
-      </w:r>
-      <w:r>
-        <w:rPr>
-          <w:rFonts w:ascii="宋体" w:hAnsi="宋体" w:hint="eastAsia"/>
-        </w:rPr>
-        <w:t>.</w:t>
-      </w:r>
-      <w:r>
-        <w:rPr>
-          <w:rFonts w:ascii="宋体" w:hAnsi="宋体" w:hint="eastAsia"/>
-        </w:rPr>
-        <w:t>题名：</w:t>
-      </w:r>
-      <w:r>
-        <w:rPr>
-          <w:rFonts w:ascii="宋体" w:hAnsi="宋体" w:hint="eastAsia"/>
-        </w:rPr>
-        <w:t>[</w:t>
-      </w:r>
-      <w:r>
-        <w:rPr>
-          <w:rFonts w:ascii="宋体" w:hAnsi="宋体" w:hint="eastAsia"/>
-        </w:rPr>
-        <w:t>博士（或硕士）学位论文</w:t>
-      </w:r>
-      <w:r>
-        <w:rPr>
-          <w:rFonts w:ascii="宋体" w:hAnsi="宋体" w:hint="eastAsia"/>
-        </w:rPr>
-        <w:t>]</w:t>
-      </w:r>
-      <w:r>
-        <w:rPr>
-          <w:rFonts w:ascii="宋体" w:hAnsi="宋体" w:hint="eastAsia"/>
-        </w:rPr>
-        <w:t>。保存地点：保存单位（如华中科技大学图书馆），年份</w:t>
-      </w:r>
-      <w:r>
-        <w:rPr>
-          <w:rFonts w:ascii="宋体" w:hAnsi="宋体" w:hint="eastAsia"/>
-        </w:rPr>
-        <w:t>.</w:t>
+        </w:rPr>
+        <w:t>(5)学位论文：[顺序编号]  作者.题名：[博士（或硕士）学位论文]。保存地点：保存单位（如华中科技大学图书馆），年份.</w:t>
       </w:r>
     </w:p>
     <w:p>
@@ -28542,43 +26929,7 @@
           <w:sz w:val="20"/>
           <w:szCs w:val="20"/>
         </w:rPr>
-        <w:t>要求的，参考文献中不包含网页链接，确有引用需要请将网页链接的放在脚注。正文中引用到的各类网络资讯指明资料来源时，可用脚注。脚注要按顺序编号。脚注按每一页单独编号。脚注的标识可以用数字</w:t>
-      </w:r>
-      <w:r>
-        <w:rPr>
-          <w:rFonts w:ascii="宋体" w:hAnsi="宋体" w:cs="宋体" w:hint="eastAsia"/>
-          <w:kern w:val="0"/>
-          <w:sz w:val="20"/>
-          <w:szCs w:val="20"/>
-        </w:rPr>
-        <w:t xml:space="preserve"> 1</w:t>
-      </w:r>
-      <w:r>
-        <w:rPr>
-          <w:rFonts w:ascii="宋体" w:hAnsi="宋体" w:cs="宋体" w:hint="eastAsia"/>
-          <w:kern w:val="0"/>
-          <w:sz w:val="20"/>
-          <w:szCs w:val="20"/>
-        </w:rPr>
-        <w:t>，</w:t>
-      </w:r>
-      <w:r>
-        <w:rPr>
-          <w:rFonts w:ascii="宋体" w:hAnsi="宋体" w:cs="宋体" w:hint="eastAsia"/>
-          <w:kern w:val="0"/>
-          <w:sz w:val="20"/>
-          <w:szCs w:val="20"/>
-        </w:rPr>
-        <w:t xml:space="preserve">2 </w:t>
-      </w:r>
-      <w:r>
-        <w:rPr>
-          <w:rFonts w:ascii="宋体" w:hAnsi="宋体" w:cs="宋体" w:hint="eastAsia"/>
-          <w:kern w:val="0"/>
-          <w:sz w:val="20"/>
-          <w:szCs w:val="20"/>
-        </w:rPr>
-        <w:t>等，也可以用符号①，②等。</w:t>
+        <w:t>要求的，参考文献中不包含网页链接，确有引用需要请将网页链接的放在脚注。正文中引用到的各类网络资讯指明资料来源时，可用脚注。脚注要按顺序编号。脚注按每一页单独编号。脚注的标识可以用数字 1，2 等，也可以用符号①，②等。</w:t>
       </w:r>
     </w:p>
     <w:p>
@@ -29077,228 +27428,7 @@
         <w:szCs w:val="32"/>
         <w:fitText w:val="6400" w:id="1450915072"/>
       </w:rPr>
-      <w:t>华</w:t>
-    </w:r>
-    <w:r>
-      <w:rPr>
-        <w:rFonts w:ascii="华文楷体" w:eastAsia="华文楷体" w:hAnsi="华文楷体" w:hint="eastAsia"/>
-        <w:b/>
-        <w:color w:val="C00000"/>
-        <w:spacing w:val="49"/>
-        <w:kern w:val="0"/>
-        <w:sz w:val="32"/>
-        <w:szCs w:val="32"/>
-        <w:fitText w:val="6400" w:id="1450915072"/>
-      </w:rPr>
-      <w:t xml:space="preserve"> </w:t>
-    </w:r>
-    <w:r>
-      <w:rPr>
-        <w:rFonts w:ascii="华文楷体" w:eastAsia="华文楷体" w:hAnsi="华文楷体" w:hint="eastAsia"/>
-        <w:b/>
-        <w:color w:val="C00000"/>
-        <w:spacing w:val="49"/>
-        <w:kern w:val="0"/>
-        <w:sz w:val="32"/>
-        <w:szCs w:val="32"/>
-        <w:fitText w:val="6400" w:id="1450915072"/>
-      </w:rPr>
-      <w:t>中</w:t>
-    </w:r>
-    <w:r>
-      <w:rPr>
-        <w:rFonts w:ascii="华文楷体" w:eastAsia="华文楷体" w:hAnsi="华文楷体" w:hint="eastAsia"/>
-        <w:b/>
-        <w:color w:val="C00000"/>
-        <w:spacing w:val="49"/>
-        <w:kern w:val="0"/>
-        <w:sz w:val="32"/>
-        <w:szCs w:val="32"/>
-        <w:fitText w:val="6400" w:id="1450915072"/>
-      </w:rPr>
-      <w:t xml:space="preserve"> </w:t>
-    </w:r>
-    <w:r>
-      <w:rPr>
-        <w:rFonts w:ascii="华文楷体" w:eastAsia="华文楷体" w:hAnsi="华文楷体" w:hint="eastAsia"/>
-        <w:b/>
-        <w:color w:val="C00000"/>
-        <w:spacing w:val="49"/>
-        <w:kern w:val="0"/>
-        <w:sz w:val="32"/>
-        <w:szCs w:val="32"/>
-        <w:fitText w:val="6400" w:id="1450915072"/>
-      </w:rPr>
-      <w:t>科</w:t>
-    </w:r>
-    <w:r>
-      <w:rPr>
-        <w:rFonts w:ascii="华文楷体" w:eastAsia="华文楷体" w:hAnsi="华文楷体" w:hint="eastAsia"/>
-        <w:b/>
-        <w:color w:val="C00000"/>
-        <w:spacing w:val="49"/>
-        <w:kern w:val="0"/>
-        <w:sz w:val="32"/>
-        <w:szCs w:val="32"/>
-        <w:fitText w:val="6400" w:id="1450915072"/>
-      </w:rPr>
-      <w:t xml:space="preserve"> </w:t>
-    </w:r>
-    <w:r>
-      <w:rPr>
-        <w:rFonts w:ascii="华文楷体" w:eastAsia="华文楷体" w:hAnsi="华文楷体" w:hint="eastAsia"/>
-        <w:b/>
-        <w:color w:val="C00000"/>
-        <w:spacing w:val="49"/>
-        <w:kern w:val="0"/>
-        <w:sz w:val="32"/>
-        <w:szCs w:val="32"/>
-        <w:fitText w:val="6400" w:id="1450915072"/>
-      </w:rPr>
-      <w:t>技</w:t>
-    </w:r>
-    <w:r>
-      <w:rPr>
-        <w:rFonts w:ascii="华文楷体" w:eastAsia="华文楷体" w:hAnsi="华文楷体" w:hint="eastAsia"/>
-        <w:b/>
-        <w:color w:val="C00000"/>
-        <w:spacing w:val="49"/>
-        <w:kern w:val="0"/>
-        <w:sz w:val="32"/>
-        <w:szCs w:val="32"/>
-        <w:fitText w:val="6400" w:id="1450915072"/>
-      </w:rPr>
-      <w:t xml:space="preserve"> </w:t>
-    </w:r>
-    <w:r>
-      <w:rPr>
-        <w:rFonts w:ascii="华文楷体" w:eastAsia="华文楷体" w:hAnsi="华文楷体" w:hint="eastAsia"/>
-        <w:b/>
-        <w:color w:val="C00000"/>
-        <w:spacing w:val="49"/>
-        <w:kern w:val="0"/>
-        <w:sz w:val="32"/>
-        <w:szCs w:val="32"/>
-        <w:fitText w:val="6400" w:id="1450915072"/>
-      </w:rPr>
-      <w:t>大</w:t>
-    </w:r>
-    <w:r>
-      <w:rPr>
-        <w:rFonts w:ascii="华文楷体" w:eastAsia="华文楷体" w:hAnsi="华文楷体" w:hint="eastAsia"/>
-        <w:b/>
-        <w:color w:val="C00000"/>
-        <w:spacing w:val="49"/>
-        <w:kern w:val="0"/>
-        <w:sz w:val="32"/>
-        <w:szCs w:val="32"/>
-        <w:fitText w:val="6400" w:id="1450915072"/>
-      </w:rPr>
-      <w:t xml:space="preserve"> </w:t>
-    </w:r>
-    <w:r>
-      <w:rPr>
-        <w:rFonts w:ascii="华文楷体" w:eastAsia="华文楷体" w:hAnsi="华文楷体" w:hint="eastAsia"/>
-        <w:b/>
-        <w:color w:val="C00000"/>
-        <w:spacing w:val="49"/>
-        <w:kern w:val="0"/>
-        <w:sz w:val="32"/>
-        <w:szCs w:val="32"/>
-        <w:fitText w:val="6400" w:id="1450915072"/>
-      </w:rPr>
-      <w:t>学</w:t>
-    </w:r>
-    <w:r>
-      <w:rPr>
-        <w:rFonts w:ascii="华文楷体" w:eastAsia="华文楷体" w:hAnsi="华文楷体" w:hint="eastAsia"/>
-        <w:b/>
-        <w:color w:val="C00000"/>
-        <w:spacing w:val="49"/>
-        <w:kern w:val="0"/>
-        <w:sz w:val="32"/>
-        <w:szCs w:val="32"/>
-        <w:fitText w:val="6400" w:id="1450915072"/>
-      </w:rPr>
-      <w:t xml:space="preserve"> </w:t>
-    </w:r>
-    <w:r>
-      <w:rPr>
-        <w:rFonts w:ascii="华文楷体" w:eastAsia="华文楷体" w:hAnsi="华文楷体" w:hint="eastAsia"/>
-        <w:b/>
-        <w:color w:val="C00000"/>
-        <w:spacing w:val="49"/>
-        <w:kern w:val="0"/>
-        <w:sz w:val="32"/>
-        <w:szCs w:val="32"/>
-        <w:fitText w:val="6400" w:id="1450915072"/>
-      </w:rPr>
-      <w:t>毕</w:t>
-    </w:r>
-    <w:r>
-      <w:rPr>
-        <w:rFonts w:ascii="华文楷体" w:eastAsia="华文楷体" w:hAnsi="华文楷体" w:hint="eastAsia"/>
-        <w:b/>
-        <w:color w:val="C00000"/>
-        <w:spacing w:val="49"/>
-        <w:kern w:val="0"/>
-        <w:sz w:val="32"/>
-        <w:szCs w:val="32"/>
-        <w:fitText w:val="6400" w:id="1450915072"/>
-      </w:rPr>
-      <w:t xml:space="preserve"> </w:t>
-    </w:r>
-    <w:r>
-      <w:rPr>
-        <w:rFonts w:ascii="华文楷体" w:eastAsia="华文楷体" w:hAnsi="华文楷体" w:hint="eastAsia"/>
-        <w:b/>
-        <w:color w:val="C00000"/>
-        <w:spacing w:val="49"/>
-        <w:kern w:val="0"/>
-        <w:sz w:val="32"/>
-        <w:szCs w:val="32"/>
-        <w:fitText w:val="6400" w:id="1450915072"/>
-      </w:rPr>
-      <w:t>业</w:t>
-    </w:r>
-    <w:r>
-      <w:rPr>
-        <w:rFonts w:ascii="华文楷体" w:eastAsia="华文楷体" w:hAnsi="华文楷体" w:hint="eastAsia"/>
-        <w:b/>
-        <w:color w:val="C00000"/>
-        <w:spacing w:val="49"/>
-        <w:kern w:val="0"/>
-        <w:sz w:val="32"/>
-        <w:szCs w:val="32"/>
-        <w:fitText w:val="6400" w:id="1450915072"/>
-      </w:rPr>
-      <w:t xml:space="preserve"> </w:t>
-    </w:r>
-    <w:r>
-      <w:rPr>
-        <w:rFonts w:ascii="华文楷体" w:eastAsia="华文楷体" w:hAnsi="华文楷体" w:hint="eastAsia"/>
-        <w:b/>
-        <w:color w:val="C00000"/>
-        <w:spacing w:val="49"/>
-        <w:kern w:val="0"/>
-        <w:sz w:val="32"/>
-        <w:szCs w:val="32"/>
-        <w:fitText w:val="6400" w:id="1450915072"/>
-      </w:rPr>
-      <w:t>设</w:t>
-    </w:r>
-    <w:r>
-      <w:rPr>
-        <w:rFonts w:ascii="华文楷体" w:eastAsia="华文楷体" w:hAnsi="华文楷体" w:hint="eastAsia"/>
-        <w:b/>
-        <w:color w:val="C00000"/>
-        <w:spacing w:val="49"/>
-        <w:kern w:val="0"/>
-        <w:sz w:val="32"/>
-        <w:szCs w:val="32"/>
-        <w:fitText w:val="6400" w:id="1450915072"/>
-      </w:rPr>
-      <w:t xml:space="preserve"> </w:t>
+      <w:t xml:space="preserve">华 中 科 技 大 学 毕 业 设 </w:t>
     </w:r>
     <w:r>
       <w:rPr>
@@ -29901,7 +28031,7 @@
   <w:abstractNum w:abstractNumId="7" w15:restartNumberingAfterBreak="0">
     <w:nsid w:val="1D4938B4"/>
     <w:multiLevelType w:val="multilevel"/>
-    <w:tmpl w:val="1D4938B4"/>
+    <w:tmpl w:val="3488C628"/>
     <w:lvl w:ilvl="0">
       <w:start w:val="1"/>
       <w:numFmt w:val="decimal"/>
@@ -29913,6 +28043,7 @@
       </w:pPr>
       <w:rPr>
         <w:rFonts w:hint="eastAsia"/>
+        <w:lang w:val="en-US"/>
       </w:rPr>
     </w:lvl>
     <w:lvl w:ilvl="1">
@@ -32930,21 +31061,7 @@
               <w:rStyle w:val="a3"/>
               <w:rFonts w:hint="eastAsia"/>
             </w:rPr>
-            <w:t>[</w:t>
-          </w:r>
-          <w:r>
-            <w:rPr>
-              <w:rStyle w:val="a3"/>
-              <w:rFonts w:hint="eastAsia"/>
-            </w:rPr>
-            <w:t>单位</w:t>
-          </w:r>
-          <w:r>
-            <w:rPr>
-              <w:rStyle w:val="a3"/>
-              <w:rFonts w:hint="eastAsia"/>
-            </w:rPr>
-            <w:t>]</w:t>
+            <w:t>[单位]</w:t>
           </w:r>
         </w:p>
       </w:docPartBody>
@@ -32974,21 +31091,7 @@
               <w:rStyle w:val="a3"/>
               <w:rFonts w:hint="eastAsia"/>
             </w:rPr>
-            <w:t>[</w:t>
-          </w:r>
-          <w:r>
-            <w:rPr>
-              <w:rStyle w:val="a3"/>
-              <w:rFonts w:hint="eastAsia"/>
-            </w:rPr>
-            <w:t>作者</w:t>
-          </w:r>
-          <w:r>
-            <w:rPr>
-              <w:rStyle w:val="a3"/>
-              <w:rFonts w:hint="eastAsia"/>
-            </w:rPr>
-            <w:t>]</w:t>
+            <w:t>[作者]</w:t>
           </w:r>
         </w:p>
       </w:docPartBody>
@@ -33018,21 +31121,7 @@
               <w:rStyle w:val="a3"/>
               <w:rFonts w:hint="eastAsia"/>
             </w:rPr>
-            <w:t>[</w:t>
-          </w:r>
-          <w:r>
-            <w:rPr>
-              <w:rStyle w:val="a3"/>
-              <w:rFonts w:hint="eastAsia"/>
-            </w:rPr>
-            <w:t>经理</w:t>
-          </w:r>
-          <w:r>
-            <w:rPr>
-              <w:rStyle w:val="a3"/>
-              <w:rFonts w:hint="eastAsia"/>
-            </w:rPr>
-            <w:t>]</w:t>
+            <w:t>[经理]</w:t>
           </w:r>
         </w:p>
       </w:docPartBody>
@@ -33058,19 +31147,7 @@
             <w:rPr>
               <w:rStyle w:val="a3"/>
             </w:rPr>
-            <w:t>[</w:t>
-          </w:r>
-          <w:r>
-            <w:rPr>
-              <w:rStyle w:val="a3"/>
-            </w:rPr>
-            <w:t>类别</w:t>
-          </w:r>
-          <w:r>
-            <w:rPr>
-              <w:rStyle w:val="a3"/>
-            </w:rPr>
-            <w:t>]</w:t>
+            <w:t>[类别]</w:t>
           </w:r>
         </w:p>
       </w:docPartBody>
@@ -33096,19 +31173,7 @@
             <w:rPr>
               <w:rStyle w:val="a3"/>
             </w:rPr>
-            <w:t>[</w:t>
-          </w:r>
-          <w:r>
-            <w:rPr>
-              <w:rStyle w:val="a3"/>
-            </w:rPr>
-            <w:t>关键词</w:t>
-          </w:r>
-          <w:r>
-            <w:rPr>
-              <w:rStyle w:val="a3"/>
-            </w:rPr>
-            <w:t>]</w:t>
+            <w:t>[关键词]</w:t>
           </w:r>
         </w:p>
       </w:docPartBody>
@@ -33134,19 +31199,7 @@
             <w:rPr>
               <w:rStyle w:val="a3"/>
             </w:rPr>
-            <w:t>[</w:t>
-          </w:r>
-          <w:r>
-            <w:rPr>
-              <w:rStyle w:val="a3"/>
-            </w:rPr>
-            <w:t>标题</w:t>
-          </w:r>
-          <w:r>
-            <w:rPr>
-              <w:rStyle w:val="a3"/>
-            </w:rPr>
-            <w:t>]</w:t>
+            <w:t>[标题]</w:t>
           </w:r>
         </w:p>
       </w:docPartBody>
@@ -33176,21 +31229,7 @@
               <w:rStyle w:val="a3"/>
               <w:rFonts w:hint="eastAsia"/>
             </w:rPr>
-            <w:t>[</w:t>
-          </w:r>
-          <w:r>
-            <w:rPr>
-              <w:rStyle w:val="a3"/>
-              <w:rFonts w:hint="eastAsia"/>
-            </w:rPr>
-            <w:t>经理</w:t>
-          </w:r>
-          <w:r>
-            <w:rPr>
-              <w:rStyle w:val="a3"/>
-              <w:rFonts w:hint="eastAsia"/>
-            </w:rPr>
-            <w:t>]</w:t>
+            <w:t>[经理]</w:t>
           </w:r>
         </w:p>
       </w:docPartBody>
@@ -33219,19 +31258,7 @@
             <w:rPr>
               <w:rStyle w:val="a3"/>
             </w:rPr>
-            <w:t>[</w:t>
-          </w:r>
-          <w:r>
-            <w:rPr>
-              <w:rStyle w:val="a3"/>
-            </w:rPr>
-            <w:t>状态</w:t>
-          </w:r>
-          <w:r>
-            <w:rPr>
-              <w:rStyle w:val="a3"/>
-            </w:rPr>
-            <w:t>]</w:t>
+            <w:t>[状态]</w:t>
           </w:r>
         </w:p>
       </w:docPartBody>
@@ -33260,19 +31287,7 @@
             <w:rPr>
               <w:rStyle w:val="a3"/>
             </w:rPr>
-            <w:t>[</w:t>
-          </w:r>
-          <w:r>
-            <w:rPr>
-              <w:rStyle w:val="a3"/>
-            </w:rPr>
-            <w:t>状态</w:t>
-          </w:r>
-          <w:r>
-            <w:rPr>
-              <w:rStyle w:val="a3"/>
-            </w:rPr>
-            <w:t>]</w:t>
+            <w:t>[状态]</w:t>
           </w:r>
         </w:p>
       </w:docPartBody>
@@ -33301,19 +31316,7 @@
             <w:rPr>
               <w:rStyle w:val="a3"/>
             </w:rPr>
-            <w:t>[</w:t>
-          </w:r>
-          <w:r>
-            <w:rPr>
-              <w:rStyle w:val="a3"/>
-            </w:rPr>
-            <w:t>状态</w:t>
-          </w:r>
-          <w:r>
-            <w:rPr>
-              <w:rStyle w:val="a3"/>
-            </w:rPr>
-            <w:t>]</w:t>
+            <w:t>[状态]</w:t>
           </w:r>
         </w:p>
       </w:docPartBody>
@@ -33342,19 +31345,7 @@
             <w:rPr>
               <w:rStyle w:val="a3"/>
             </w:rPr>
-            <w:t>[</w:t>
-          </w:r>
-          <w:r>
-            <w:rPr>
-              <w:rStyle w:val="a3"/>
-            </w:rPr>
-            <w:t>状态</w:t>
-          </w:r>
-          <w:r>
-            <w:rPr>
-              <w:rStyle w:val="a3"/>
-            </w:rPr>
-            <w:t>]</w:t>
+            <w:t>[状态]</w:t>
           </w:r>
         </w:p>
       </w:docPartBody>
@@ -33555,6 +31546,7 @@
     <w:rsid w:val="00B66704"/>
     <w:rsid w:val="00BE1E4C"/>
     <w:rsid w:val="00D91AE1"/>
+    <w:rsid w:val="00D96745"/>
     <w:rsid w:val="00DB4645"/>
     <w:rsid w:val="00E54C7E"/>
     <w:rsid w:val="00EB5978"/>

--- a/毕设/毕业设计公文包（计算机学院）2024-2-26/4、计算机学院毕业设计模板 2023-7-2.docx
+++ b/毕设/毕业设计公文包（计算机学院）2024-2-26/4、计算机学院毕业设计模板 2023-7-2.docx
@@ -7481,13 +7481,9 @@
     <w:p>
       <w:pPr>
         <w:pStyle w:val="a0"/>
-        <w:numPr>
-          <w:ilvl w:val="0"/>
-          <w:numId w:val="8"/>
-        </w:numPr>
-        <w:wordWrap/>
-      </w:pPr>
-      <w:commentRangeStart w:id="56"/>
+      </w:pPr>
+      <w:bookmarkStart w:id="56" w:name="_Hlk166857773"/>
+      <w:commentRangeStart w:id="57"/>
       <w:r>
         <w:rPr>
           <w:rFonts w:hint="eastAsia"/>
@@ -7502,15 +7498,238 @@
         <w:t>发赛发</w:t>
       </w:r>
       <w:proofErr w:type="gramEnd"/>
-    </w:p>
+      <w:r>
+        <w:rPr>
+          <w:rFonts w:hint="eastAsia"/>
+        </w:rPr>
+        <w:t>的说法</w:t>
+      </w:r>
+      <w:proofErr w:type="gramStart"/>
+      <w:r>
+        <w:rPr>
+          <w:rFonts w:hint="eastAsia"/>
+        </w:rPr>
+        <w:t>1发赛发的</w:t>
+      </w:r>
+      <w:proofErr w:type="gramEnd"/>
+      <w:r>
+        <w:rPr>
+          <w:rFonts w:hint="eastAsia"/>
+        </w:rPr>
+        <w:t>说</w:t>
+      </w:r>
+      <w:proofErr w:type="gramStart"/>
+      <w:r>
+        <w:rPr>
+          <w:rFonts w:hint="eastAsia"/>
+        </w:rPr>
+        <w:t>发赛发</w:t>
+      </w:r>
+      <w:proofErr w:type="gramEnd"/>
+      <w:r>
+        <w:rPr>
+          <w:rFonts w:hint="eastAsia"/>
+        </w:rPr>
+        <w:t>的说</w:t>
+      </w:r>
+      <w:proofErr w:type="gramStart"/>
+      <w:r>
+        <w:rPr>
+          <w:rFonts w:hint="eastAsia"/>
+        </w:rPr>
+        <w:t>发赛发</w:t>
+      </w:r>
+      <w:proofErr w:type="gramEnd"/>
+      <w:r>
+        <w:rPr>
+          <w:rFonts w:hint="eastAsia"/>
+        </w:rPr>
+        <w:t>的说</w:t>
+      </w:r>
+      <w:proofErr w:type="gramStart"/>
+      <w:r>
+        <w:rPr>
+          <w:rFonts w:hint="eastAsia"/>
+        </w:rPr>
+        <w:t>发赛发</w:t>
+      </w:r>
+      <w:proofErr w:type="gramEnd"/>
+      <w:r>
+        <w:rPr>
+          <w:rFonts w:hint="eastAsia"/>
+        </w:rPr>
+        <w:t>的说</w:t>
+      </w:r>
+      <w:proofErr w:type="gramStart"/>
+      <w:r>
+        <w:rPr>
+          <w:rFonts w:hint="eastAsia"/>
+        </w:rPr>
+        <w:t>发赛发</w:t>
+      </w:r>
+      <w:proofErr w:type="gramEnd"/>
+      <w:r>
+        <w:rPr>
+          <w:rFonts w:hint="eastAsia"/>
+        </w:rPr>
+        <w:t>的说</w:t>
+      </w:r>
+      <w:proofErr w:type="gramStart"/>
+      <w:r>
+        <w:rPr>
+          <w:rFonts w:hint="eastAsia"/>
+        </w:rPr>
+        <w:t>发赛发</w:t>
+      </w:r>
+      <w:proofErr w:type="gramEnd"/>
+      <w:r>
+        <w:rPr>
+          <w:rFonts w:hint="eastAsia"/>
+        </w:rPr>
+        <w:t>的说</w:t>
+      </w:r>
+      <w:proofErr w:type="gramStart"/>
+      <w:r>
+        <w:rPr>
+          <w:rFonts w:hint="eastAsia"/>
+        </w:rPr>
+        <w:t>发赛发</w:t>
+      </w:r>
+      <w:proofErr w:type="gramEnd"/>
+      <w:r>
+        <w:rPr>
+          <w:rFonts w:hint="eastAsia"/>
+        </w:rPr>
+        <w:t>的说</w:t>
+      </w:r>
+      <w:proofErr w:type="gramStart"/>
+      <w:r>
+        <w:rPr>
+          <w:rFonts w:hint="eastAsia"/>
+        </w:rPr>
+        <w:t>发赛发</w:t>
+      </w:r>
+      <w:proofErr w:type="gramEnd"/>
+      <w:r>
+        <w:rPr>
+          <w:rFonts w:hint="eastAsia"/>
+        </w:rPr>
+        <w:t>的说</w:t>
+      </w:r>
+      <w:proofErr w:type="gramStart"/>
+      <w:r>
+        <w:rPr>
+          <w:rFonts w:hint="eastAsia"/>
+        </w:rPr>
+        <w:t>发赛发</w:t>
+      </w:r>
+      <w:proofErr w:type="gramEnd"/>
+      <w:r>
+        <w:rPr>
+          <w:rFonts w:hint="eastAsia"/>
+        </w:rPr>
+        <w:t>的说</w:t>
+      </w:r>
+      <w:proofErr w:type="gramStart"/>
+      <w:r>
+        <w:rPr>
+          <w:rFonts w:hint="eastAsia"/>
+        </w:rPr>
+        <w:t>发赛发</w:t>
+      </w:r>
+      <w:proofErr w:type="gramEnd"/>
+      <w:r>
+        <w:rPr>
+          <w:rFonts w:hint="eastAsia"/>
+        </w:rPr>
+        <w:t>的说</w:t>
+      </w:r>
+    </w:p>
+    <w:bookmarkEnd w:id="56"/>
     <w:p>
       <w:pPr>
         <w:pStyle w:val="a0"/>
-        <w:numPr>
-          <w:ilvl w:val="0"/>
-          <w:numId w:val="8"/>
-        </w:numPr>
-        <w:wordWrap/>
+      </w:pPr>
+      <w:r>
+        <w:rPr>
+          <w:rFonts w:hint="eastAsia"/>
+        </w:rPr>
+        <w:t>构思设计actor的模型；ads</w:t>
+      </w:r>
+      <w:proofErr w:type="gramStart"/>
+      <w:r>
+        <w:rPr>
+          <w:rFonts w:hint="eastAsia"/>
+        </w:rPr>
+        <w:t>发赛发</w:t>
+      </w:r>
+      <w:proofErr w:type="gramEnd"/>
+      <w:r>
+        <w:rPr>
+          <w:rFonts w:hint="eastAsia"/>
+        </w:rPr>
+        <w:t>的说法</w:t>
+      </w:r>
+      <w:proofErr w:type="gramStart"/>
+      <w:r>
+        <w:rPr>
+          <w:rFonts w:hint="eastAsia"/>
+        </w:rPr>
+        <w:t>1发赛发的</w:t>
+      </w:r>
+      <w:proofErr w:type="gramEnd"/>
+      <w:r>
+        <w:rPr>
+          <w:rFonts w:hint="eastAsia"/>
+        </w:rPr>
+        <w:t>说</w:t>
+      </w:r>
+      <w:proofErr w:type="gramStart"/>
+      <w:r>
+        <w:rPr>
+          <w:rFonts w:hint="eastAsia"/>
+        </w:rPr>
+        <w:t>发赛发</w:t>
+      </w:r>
+      <w:proofErr w:type="gramEnd"/>
+      <w:r>
+        <w:rPr>
+          <w:rFonts w:hint="eastAsia"/>
+        </w:rPr>
+        <w:t>的说</w:t>
+      </w:r>
+      <w:proofErr w:type="gramStart"/>
+      <w:r>
+        <w:rPr>
+          <w:rFonts w:hint="eastAsia"/>
+        </w:rPr>
+        <w:t>发赛发</w:t>
+      </w:r>
+      <w:proofErr w:type="gramEnd"/>
+      <w:r>
+        <w:rPr>
+          <w:rFonts w:hint="eastAsia"/>
+        </w:rPr>
+        <w:t>的说</w:t>
+      </w:r>
+      <w:proofErr w:type="gramStart"/>
+      <w:r>
+        <w:rPr>
+          <w:rFonts w:hint="eastAsia"/>
+        </w:rPr>
+        <w:t>发赛发</w:t>
+      </w:r>
+      <w:proofErr w:type="gramEnd"/>
+      <w:r>
+        <w:rPr>
+          <w:rFonts w:hint="eastAsia"/>
+        </w:rPr>
+        <w:t>的说发</w:t>
+      </w:r>
+    </w:p>
+    <w:p>
+      <w:pPr>
+        <w:pStyle w:val="a0"/>
       </w:pPr>
       <w:r>
         <w:rPr>
@@ -7522,11 +7741,6 @@
     <w:p>
       <w:pPr>
         <w:pStyle w:val="a0"/>
-        <w:numPr>
-          <w:ilvl w:val="0"/>
-          <w:numId w:val="8"/>
-        </w:numPr>
-        <w:wordWrap/>
       </w:pPr>
       <w:r>
         <w:rPr>
@@ -7538,11 +7752,6 @@
     <w:p>
       <w:pPr>
         <w:pStyle w:val="a0"/>
-        <w:numPr>
-          <w:ilvl w:val="0"/>
-          <w:numId w:val="8"/>
-        </w:numPr>
-        <w:wordWrap/>
       </w:pPr>
       <w:r>
         <w:rPr>
@@ -7554,11 +7763,6 @@
     <w:p>
       <w:pPr>
         <w:pStyle w:val="a0"/>
-        <w:numPr>
-          <w:ilvl w:val="0"/>
-          <w:numId w:val="8"/>
-        </w:numPr>
-        <w:wordWrap/>
       </w:pPr>
       <w:r>
         <w:rPr>
@@ -7580,9 +7784,9 @@
         </w:rPr>
         <w:t>功能的统一编程接口。</w:t>
       </w:r>
-      <w:commentRangeEnd w:id="56"/>
-      <w:r>
-        <w:commentReference w:id="56"/>
+      <w:commentRangeEnd w:id="57"/>
+      <w:r>
+        <w:commentReference w:id="57"/>
       </w:r>
     </w:p>
     <w:p>
@@ -7718,6 +7922,7 @@
           <w:rFonts w:cs="Times New Roman" w:hint="eastAsia"/>
           <w:szCs w:val="24"/>
         </w:rPr>
+        <w:lastRenderedPageBreak/>
         <w:t>第三章以磁盘阵列作为研究对象，描述了属性控制的数据放置策略。我们建立了基于闭环</w:t>
       </w:r>
       <w:r>
@@ -7777,7 +7982,6 @@
           <w:rFonts w:cs="Times New Roman" w:hint="eastAsia"/>
           <w:szCs w:val="24"/>
         </w:rPr>
-        <w:lastRenderedPageBreak/>
         <w:t>第五</w:t>
       </w:r>
       <w:proofErr w:type="gramStart"/>
@@ -7933,7 +8137,7 @@
         <w:pStyle w:val="1"/>
         <w:wordWrap/>
       </w:pPr>
-      <w:bookmarkStart w:id="57" w:name="_Toc2419"/>
+      <w:bookmarkStart w:id="58" w:name="_Toc2419"/>
       <w:r>
         <w:rPr>
           <w:rFonts w:hint="eastAsia"/>
@@ -7941,7 +8145,7 @@
         <w:lastRenderedPageBreak/>
         <w:t>方案论证</w:t>
       </w:r>
-      <w:bookmarkEnd w:id="57"/>
+      <w:bookmarkEnd w:id="58"/>
     </w:p>
     <w:p>
       <w:pPr>
@@ -8024,43 +8228,43 @@
         <w:pStyle w:val="2"/>
         <w:wordWrap/>
       </w:pPr>
-      <w:bookmarkStart w:id="58" w:name="_Toc390947148"/>
-      <w:bookmarkStart w:id="59" w:name="_Toc266358966"/>
-      <w:bookmarkStart w:id="60" w:name="_Toc136919022"/>
-      <w:bookmarkStart w:id="61" w:name="_Toc4510"/>
+      <w:bookmarkStart w:id="59" w:name="_Toc390947148"/>
+      <w:bookmarkStart w:id="60" w:name="_Toc266358966"/>
+      <w:bookmarkStart w:id="61" w:name="_Toc136919022"/>
+      <w:bookmarkStart w:id="62" w:name="_Toc4510"/>
       <w:r>
         <w:rPr>
           <w:rFonts w:hint="eastAsia"/>
         </w:rPr>
         <w:t>系统需求分析</w:t>
       </w:r>
-      <w:bookmarkEnd w:id="58"/>
       <w:bookmarkEnd w:id="59"/>
       <w:bookmarkEnd w:id="60"/>
       <w:bookmarkEnd w:id="61"/>
+      <w:bookmarkEnd w:id="62"/>
     </w:p>
     <w:p>
       <w:pPr>
         <w:pStyle w:val="2"/>
         <w:wordWrap/>
       </w:pPr>
-      <w:bookmarkStart w:id="62" w:name="_Toc4969"/>
+      <w:bookmarkStart w:id="63" w:name="_Toc4969"/>
       <w:r>
         <w:rPr>
           <w:rFonts w:hint="eastAsia"/>
         </w:rPr>
         <w:t>系统需求分析</w:t>
       </w:r>
-      <w:bookmarkEnd w:id="62"/>
+      <w:bookmarkEnd w:id="63"/>
     </w:p>
     <w:p>
       <w:pPr>
         <w:wordWrap/>
         <w:ind w:firstLine="480"/>
       </w:pPr>
-      <w:bookmarkStart w:id="63" w:name="_Toc266358967"/>
-      <w:bookmarkStart w:id="64" w:name="_Toc390947149"/>
-      <w:bookmarkStart w:id="65" w:name="_Toc136919023"/>
+      <w:bookmarkStart w:id="64" w:name="_Toc266358967"/>
+      <w:bookmarkStart w:id="65" w:name="_Toc390947149"/>
+      <w:bookmarkStart w:id="66" w:name="_Toc136919023"/>
       <w:r>
         <w:rPr>
           <w:rFonts w:hint="eastAsia"/>
@@ -8144,26 +8348,26 @@
         <w:pStyle w:val="2"/>
         <w:wordWrap/>
       </w:pPr>
-      <w:bookmarkStart w:id="66" w:name="_Toc23765"/>
+      <w:bookmarkStart w:id="67" w:name="_Toc23765"/>
       <w:r>
         <w:rPr>
           <w:rFonts w:hint="eastAsia"/>
         </w:rPr>
         <w:t>系统可行性分析</w:t>
       </w:r>
-      <w:bookmarkEnd w:id="63"/>
       <w:bookmarkEnd w:id="64"/>
       <w:bookmarkEnd w:id="65"/>
       <w:bookmarkEnd w:id="66"/>
+      <w:bookmarkEnd w:id="67"/>
     </w:p>
     <w:p>
       <w:pPr>
         <w:wordWrap/>
         <w:ind w:firstLine="480"/>
       </w:pPr>
-      <w:bookmarkStart w:id="67" w:name="_Toc136919024"/>
-      <w:bookmarkStart w:id="68" w:name="_Toc390947150"/>
-      <w:bookmarkStart w:id="69" w:name="_Toc266358968"/>
+      <w:bookmarkStart w:id="68" w:name="_Toc136919024"/>
+      <w:bookmarkStart w:id="69" w:name="_Toc390947150"/>
+      <w:bookmarkStart w:id="70" w:name="_Toc266358968"/>
       <w:r>
         <w:rPr>
           <w:rFonts w:hint="eastAsia"/>
@@ -8176,26 +8380,26 @@
         <w:pStyle w:val="2"/>
         <w:wordWrap/>
       </w:pPr>
-      <w:bookmarkStart w:id="70" w:name="_Toc31514"/>
+      <w:bookmarkStart w:id="71" w:name="_Toc31514"/>
       <w:r>
         <w:rPr>
           <w:rFonts w:hint="eastAsia"/>
         </w:rPr>
         <w:t>开发工具分析及选择</w:t>
       </w:r>
-      <w:bookmarkEnd w:id="67"/>
       <w:bookmarkEnd w:id="68"/>
       <w:bookmarkEnd w:id="69"/>
       <w:bookmarkEnd w:id="70"/>
+      <w:bookmarkEnd w:id="71"/>
     </w:p>
     <w:p>
       <w:pPr>
         <w:wordWrap/>
         <w:ind w:firstLine="480"/>
       </w:pPr>
-      <w:bookmarkStart w:id="71" w:name="_Toc136919025"/>
-      <w:bookmarkStart w:id="72" w:name="_Toc266358969"/>
-      <w:bookmarkStart w:id="73" w:name="_Toc390947151"/>
+      <w:bookmarkStart w:id="72" w:name="_Toc136919025"/>
+      <w:bookmarkStart w:id="73" w:name="_Toc266358969"/>
+      <w:bookmarkStart w:id="74" w:name="_Toc390947151"/>
       <w:r>
         <w:rPr>
           <w:rFonts w:hint="eastAsia"/>
@@ -8208,26 +8412,26 @@
         <w:pStyle w:val="2"/>
         <w:wordWrap/>
       </w:pPr>
-      <w:bookmarkStart w:id="74" w:name="_Toc15328"/>
+      <w:bookmarkStart w:id="75" w:name="_Toc15328"/>
       <w:r>
         <w:rPr>
           <w:rFonts w:hint="eastAsia"/>
         </w:rPr>
         <w:t>关键技术分析</w:t>
       </w:r>
-      <w:bookmarkEnd w:id="71"/>
       <w:bookmarkEnd w:id="72"/>
       <w:bookmarkEnd w:id="73"/>
       <w:bookmarkEnd w:id="74"/>
+      <w:bookmarkEnd w:id="75"/>
     </w:p>
     <w:p>
       <w:pPr>
         <w:wordWrap/>
         <w:ind w:firstLine="480"/>
       </w:pPr>
-      <w:bookmarkStart w:id="75" w:name="_Toc390947152"/>
-      <w:bookmarkStart w:id="76" w:name="_Toc266358970"/>
-      <w:bookmarkStart w:id="77" w:name="_Toc136919026"/>
+      <w:bookmarkStart w:id="76" w:name="_Toc390947152"/>
+      <w:bookmarkStart w:id="77" w:name="_Toc266358970"/>
+      <w:bookmarkStart w:id="78" w:name="_Toc136919026"/>
       <w:r>
         <w:rPr>
           <w:rFonts w:hint="eastAsia"/>
@@ -8247,399 +8451,398 @@
         <w:pStyle w:val="2"/>
         <w:wordWrap/>
       </w:pPr>
-      <w:bookmarkStart w:id="78" w:name="_Toc17726"/>
+      <w:bookmarkStart w:id="79" w:name="_Toc17726"/>
       <w:r>
         <w:rPr>
           <w:rFonts w:hint="eastAsia"/>
         </w:rPr>
         <w:t>基本方案制定</w:t>
       </w:r>
-      <w:bookmarkEnd w:id="75"/>
       <w:bookmarkEnd w:id="76"/>
       <w:bookmarkEnd w:id="77"/>
       <w:bookmarkEnd w:id="78"/>
+      <w:bookmarkEnd w:id="79"/>
     </w:p>
     <w:p>
       <w:pPr>
         <w:wordWrap/>
         <w:ind w:firstLine="480"/>
       </w:pPr>
-      <w:bookmarkStart w:id="79" w:name="_Toc230493719"/>
-      <w:bookmarkStart w:id="80" w:name="_Toc230493720"/>
-      <w:bookmarkStart w:id="81" w:name="_Toc230494268"/>
-      <w:bookmarkStart w:id="82" w:name="_Toc229383634"/>
-      <w:bookmarkStart w:id="83" w:name="_Toc230494145"/>
-      <w:bookmarkStart w:id="84" w:name="_Toc230494628"/>
-      <w:bookmarkStart w:id="85" w:name="_Toc230331873"/>
-      <w:bookmarkStart w:id="86" w:name="_Toc229454125"/>
-      <w:bookmarkStart w:id="87" w:name="_Toc230494843"/>
-      <w:bookmarkStart w:id="88" w:name="_Toc230494842"/>
-      <w:bookmarkStart w:id="89" w:name="_Toc230494023"/>
-      <w:bookmarkStart w:id="90" w:name="_Toc230494269"/>
-      <w:bookmarkStart w:id="91" w:name="_Toc229454126"/>
-      <w:bookmarkStart w:id="92" w:name="_Toc230494146"/>
-      <w:bookmarkStart w:id="93" w:name="_Toc230331872"/>
-      <w:bookmarkStart w:id="94" w:name="_Toc230405723"/>
-      <w:bookmarkStart w:id="95" w:name="_Toc230494022"/>
-      <w:bookmarkStart w:id="96" w:name="_Toc230405725"/>
-      <w:bookmarkStart w:id="97" w:name="_Toc229454127"/>
-      <w:bookmarkStart w:id="98" w:name="_Toc230494147"/>
-      <w:bookmarkStart w:id="99" w:name="_Toc230494024"/>
-      <w:bookmarkStart w:id="100" w:name="_Toc229383637"/>
-      <w:bookmarkStart w:id="101" w:name="_Toc230493718"/>
-      <w:bookmarkStart w:id="102" w:name="_Toc230331874"/>
-      <w:bookmarkStart w:id="103" w:name="_Toc230494844"/>
-      <w:bookmarkStart w:id="104" w:name="_Toc230405726"/>
-      <w:bookmarkStart w:id="105" w:name="_Toc230331875"/>
-      <w:bookmarkStart w:id="106" w:name="_Toc229383636"/>
-      <w:bookmarkStart w:id="107" w:name="_Toc230494629"/>
-      <w:bookmarkStart w:id="108" w:name="_Toc229383635"/>
-      <w:bookmarkStart w:id="109" w:name="_Toc230405724"/>
-      <w:bookmarkStart w:id="110" w:name="_Toc230494602"/>
-      <w:bookmarkStart w:id="111" w:name="_Toc230405722"/>
-      <w:bookmarkStart w:id="112" w:name="_Toc230494841"/>
-      <w:bookmarkStart w:id="113" w:name="_Toc230494630"/>
-      <w:bookmarkStart w:id="114" w:name="_Toc230331870"/>
-      <w:bookmarkStart w:id="115" w:name="_Toc229454099"/>
-      <w:bookmarkStart w:id="116" w:name="_Toc230493717"/>
-      <w:bookmarkStart w:id="117" w:name="_Toc230493693"/>
-      <w:bookmarkStart w:id="118" w:name="_Toc230494020"/>
-      <w:bookmarkStart w:id="119" w:name="_Toc230405721"/>
-      <w:bookmarkStart w:id="120" w:name="_Toc229454128"/>
-      <w:bookmarkStart w:id="121" w:name="_Toc230494266"/>
-      <w:bookmarkStart w:id="122" w:name="_Toc230494626"/>
-      <w:bookmarkStart w:id="123" w:name="_Toc229383608"/>
-      <w:bookmarkStart w:id="124" w:name="_Toc230494243"/>
-      <w:bookmarkStart w:id="125" w:name="_Toc230494119"/>
-      <w:bookmarkStart w:id="126" w:name="_Toc229383609"/>
-      <w:bookmarkStart w:id="127" w:name="_Toc230331846"/>
-      <w:bookmarkStart w:id="128" w:name="_Toc230494242"/>
-      <w:bookmarkStart w:id="129" w:name="_Toc230494144"/>
-      <w:bookmarkStart w:id="130" w:name="_Toc229454124"/>
-      <w:bookmarkStart w:id="131" w:name="_Toc230494270"/>
-      <w:bookmarkStart w:id="132" w:name="_Toc230494143"/>
-      <w:bookmarkStart w:id="133" w:name="_Toc230331871"/>
-      <w:bookmarkStart w:id="134" w:name="_Toc230494021"/>
-      <w:bookmarkStart w:id="135" w:name="_Toc230494627"/>
-      <w:bookmarkStart w:id="136" w:name="_Toc230493716"/>
-      <w:bookmarkStart w:id="137" w:name="_Toc229383633"/>
-      <w:bookmarkStart w:id="138" w:name="_Toc230494120"/>
-      <w:bookmarkStart w:id="139" w:name="_Toc230494840"/>
-      <w:bookmarkStart w:id="140" w:name="_Toc230494267"/>
-      <w:bookmarkStart w:id="141" w:name="_Toc230493997"/>
-      <w:bookmarkStart w:id="142" w:name="_Toc230494606"/>
-      <w:bookmarkStart w:id="143" w:name="_Toc230493696"/>
-      <w:bookmarkStart w:id="144" w:name="_Toc229454102"/>
-      <w:bookmarkStart w:id="145" w:name="_Toc230405699"/>
-      <w:bookmarkStart w:id="146" w:name="_Toc230405697"/>
-      <w:bookmarkStart w:id="147" w:name="_Toc230405700"/>
-      <w:bookmarkStart w:id="148" w:name="_Toc229383612"/>
-      <w:bookmarkStart w:id="149" w:name="_Toc230494122"/>
-      <w:bookmarkStart w:id="150" w:name="_Toc230493996"/>
-      <w:bookmarkStart w:id="151" w:name="_Toc230494244"/>
-      <w:bookmarkStart w:id="152" w:name="_Toc230494816"/>
-      <w:bookmarkStart w:id="153" w:name="_Toc230494123"/>
-      <w:bookmarkStart w:id="154" w:name="_Toc230494819"/>
-      <w:bookmarkStart w:id="155" w:name="_Toc230494818"/>
-      <w:bookmarkStart w:id="156" w:name="_Toc230494605"/>
-      <w:bookmarkStart w:id="157" w:name="_Toc230493999"/>
-      <w:bookmarkStart w:id="158" w:name="_Toc230405701"/>
-      <w:bookmarkStart w:id="159" w:name="_Toc229383610"/>
-      <w:bookmarkStart w:id="160" w:name="_Toc230493695"/>
-      <w:bookmarkStart w:id="161" w:name="_Toc230494246"/>
-      <w:bookmarkStart w:id="162" w:name="_Toc230331849"/>
-      <w:bookmarkStart w:id="163" w:name="_Toc230493998"/>
-      <w:bookmarkStart w:id="164" w:name="_Toc230494000"/>
-      <w:bookmarkStart w:id="165" w:name="_Toc230331847"/>
-      <w:bookmarkStart w:id="166" w:name="_Toc230494820"/>
-      <w:bookmarkStart w:id="167" w:name="_Toc230493692"/>
-      <w:bookmarkStart w:id="168" w:name="_Toc230494817"/>
-      <w:bookmarkStart w:id="169" w:name="_Toc230493694"/>
-      <w:bookmarkStart w:id="170" w:name="_Toc229454100"/>
-      <w:bookmarkStart w:id="171" w:name="_Toc230405698"/>
-      <w:bookmarkStart w:id="172" w:name="_Toc230331848"/>
-      <w:bookmarkStart w:id="173" w:name="_Toc229383611"/>
-      <w:bookmarkStart w:id="174" w:name="_Toc230494003"/>
-      <w:bookmarkStart w:id="175" w:name="_Toc229454103"/>
-      <w:bookmarkStart w:id="176" w:name="_Toc229454105"/>
-      <w:bookmarkStart w:id="177" w:name="_Toc230331852"/>
-      <w:bookmarkStart w:id="178" w:name="_Toc230493699"/>
-      <w:bookmarkStart w:id="179" w:name="_Toc229454104"/>
-      <w:bookmarkStart w:id="180" w:name="_Toc230494248"/>
-      <w:bookmarkStart w:id="181" w:name="_Toc229454106"/>
-      <w:bookmarkStart w:id="182" w:name="_Toc229454107"/>
-      <w:bookmarkStart w:id="183" w:name="_Toc230331853"/>
-      <w:bookmarkStart w:id="184" w:name="_Toc229454101"/>
-      <w:bookmarkStart w:id="185" w:name="_Toc229383614"/>
-      <w:bookmarkStart w:id="186" w:name="_Toc230494608"/>
-      <w:bookmarkStart w:id="187" w:name="_Toc230493698"/>
-      <w:bookmarkStart w:id="188" w:name="_Toc230494821"/>
-      <w:bookmarkStart w:id="189" w:name="_Toc230494121"/>
-      <w:bookmarkStart w:id="190" w:name="_Toc230494245"/>
-      <w:bookmarkStart w:id="191" w:name="_Toc229383616"/>
-      <w:bookmarkStart w:id="192" w:name="_Toc229383613"/>
-      <w:bookmarkStart w:id="193" w:name="_Toc230494823"/>
-      <w:bookmarkStart w:id="194" w:name="_Toc230494609"/>
-      <w:bookmarkStart w:id="195" w:name="_Toc230405703"/>
-      <w:bookmarkStart w:id="196" w:name="_Toc230405704"/>
-      <w:bookmarkStart w:id="197" w:name="_Toc230494604"/>
-      <w:bookmarkStart w:id="198" w:name="_Toc230331851"/>
-      <w:bookmarkStart w:id="199" w:name="_Toc230494002"/>
-      <w:bookmarkStart w:id="200" w:name="_Toc230494822"/>
-      <w:bookmarkStart w:id="201" w:name="_Toc230493697"/>
-      <w:bookmarkStart w:id="202" w:name="_Toc230494603"/>
-      <w:bookmarkStart w:id="203" w:name="_Toc230494607"/>
-      <w:bookmarkStart w:id="204" w:name="_Toc230494125"/>
-      <w:bookmarkStart w:id="205" w:name="_Toc230331850"/>
-      <w:bookmarkStart w:id="206" w:name="_Toc230494127"/>
-      <w:bookmarkStart w:id="207" w:name="_Toc230494005"/>
-      <w:bookmarkStart w:id="208" w:name="_Toc230494610"/>
-      <w:bookmarkStart w:id="209" w:name="_Toc230494252"/>
-      <w:bookmarkStart w:id="210" w:name="_Toc230494001"/>
-      <w:bookmarkStart w:id="211" w:name="_Toc229454110"/>
-      <w:bookmarkStart w:id="212" w:name="_Toc230405708"/>
-      <w:bookmarkStart w:id="213" w:name="_Toc230405702"/>
-      <w:bookmarkStart w:id="214" w:name="_Toc229383619"/>
-      <w:bookmarkStart w:id="215" w:name="_Toc230494611"/>
-      <w:bookmarkStart w:id="216" w:name="_Toc230494826"/>
-      <w:bookmarkStart w:id="217" w:name="_Toc230494824"/>
-      <w:bookmarkStart w:id="218" w:name="_Toc230494129"/>
-      <w:bookmarkStart w:id="219" w:name="_Toc229454108"/>
-      <w:bookmarkStart w:id="220" w:name="_Toc230494126"/>
-      <w:bookmarkStart w:id="221" w:name="_Toc229383615"/>
-      <w:bookmarkStart w:id="222" w:name="_Toc230494124"/>
-      <w:bookmarkStart w:id="223" w:name="_Toc230494247"/>
-      <w:bookmarkStart w:id="224" w:name="_Toc230494250"/>
-      <w:bookmarkStart w:id="225" w:name="_Toc230405707"/>
-      <w:bookmarkStart w:id="226" w:name="_Toc230493701"/>
-      <w:bookmarkStart w:id="227" w:name="_Toc230331854"/>
-      <w:bookmarkStart w:id="228" w:name="_Toc230494249"/>
-      <w:bookmarkStart w:id="229" w:name="_Toc230493700"/>
-      <w:bookmarkStart w:id="230" w:name="_Toc230494004"/>
-      <w:bookmarkStart w:id="231" w:name="_Toc229383617"/>
-      <w:bookmarkStart w:id="232" w:name="_Toc230331857"/>
-      <w:bookmarkStart w:id="233" w:name="_Toc230405706"/>
-      <w:bookmarkStart w:id="234" w:name="_Toc229383618"/>
-      <w:bookmarkStart w:id="235" w:name="_Toc230494006"/>
-      <w:bookmarkStart w:id="236" w:name="_Toc230331855"/>
-      <w:bookmarkStart w:id="237" w:name="_Toc230494612"/>
-      <w:bookmarkStart w:id="238" w:name="_Toc230494132"/>
-      <w:bookmarkStart w:id="239" w:name="_Toc230405705"/>
-      <w:bookmarkStart w:id="240" w:name="_Toc230494615"/>
-      <w:bookmarkStart w:id="241" w:name="_Toc229454109"/>
-      <w:bookmarkStart w:id="242" w:name="_Toc230331856"/>
-      <w:bookmarkStart w:id="243" w:name="_Toc230331860"/>
-      <w:bookmarkStart w:id="244" w:name="_Toc230405709"/>
-      <w:bookmarkStart w:id="245" w:name="_Toc230494253"/>
-      <w:bookmarkStart w:id="246" w:name="_Toc230494010"/>
-      <w:bookmarkStart w:id="247" w:name="_Toc230494825"/>
-      <w:bookmarkStart w:id="248" w:name="_Toc230493706"/>
-      <w:bookmarkStart w:id="249" w:name="_Toc230331858"/>
-      <w:bookmarkStart w:id="250" w:name="_Toc230493703"/>
-      <w:bookmarkStart w:id="251" w:name="_Toc230494008"/>
-      <w:bookmarkStart w:id="252" w:name="_Toc230494007"/>
-      <w:bookmarkStart w:id="253" w:name="_Toc230494255"/>
-      <w:bookmarkStart w:id="254" w:name="_Toc229454111"/>
-      <w:bookmarkStart w:id="255" w:name="_Toc230494829"/>
-      <w:bookmarkStart w:id="256" w:name="_Toc230494130"/>
-      <w:bookmarkStart w:id="257" w:name="_Toc229383621"/>
-      <w:bookmarkStart w:id="258" w:name="_Toc230494614"/>
-      <w:bookmarkStart w:id="259" w:name="_Toc230494009"/>
-      <w:bookmarkStart w:id="260" w:name="_Toc230494613"/>
-      <w:bookmarkStart w:id="261" w:name="_Toc230493702"/>
-      <w:bookmarkStart w:id="262" w:name="_Toc230493705"/>
-      <w:bookmarkStart w:id="263" w:name="_Toc230494128"/>
-      <w:bookmarkStart w:id="264" w:name="_Toc230405711"/>
-      <w:bookmarkStart w:id="265" w:name="_Toc230405710"/>
-      <w:bookmarkStart w:id="266" w:name="_Toc230494254"/>
-      <w:bookmarkStart w:id="267" w:name="_Toc229383620"/>
-      <w:bookmarkStart w:id="268" w:name="_Toc230494251"/>
-      <w:bookmarkStart w:id="269" w:name="_Toc230494828"/>
-      <w:bookmarkStart w:id="270" w:name="_Toc229383622"/>
-      <w:bookmarkStart w:id="271" w:name="_Toc230331863"/>
-      <w:bookmarkStart w:id="272" w:name="_Toc229454112"/>
-      <w:bookmarkStart w:id="273" w:name="_Toc230494256"/>
-      <w:bookmarkStart w:id="274" w:name="_Toc230494133"/>
-      <w:bookmarkStart w:id="275" w:name="_Toc229454114"/>
-      <w:bookmarkStart w:id="276" w:name="_Toc230405714"/>
-      <w:bookmarkStart w:id="277" w:name="_Toc230331862"/>
-      <w:bookmarkStart w:id="278" w:name="_Toc230494259"/>
-      <w:bookmarkStart w:id="279" w:name="_Toc230494258"/>
-      <w:bookmarkStart w:id="280" w:name="_Toc230493708"/>
-      <w:bookmarkStart w:id="281" w:name="_Toc230493704"/>
-      <w:bookmarkStart w:id="282" w:name="_Toc230405712"/>
-      <w:bookmarkStart w:id="283" w:name="_Toc230494830"/>
-      <w:bookmarkStart w:id="284" w:name="_Toc230494131"/>
-      <w:bookmarkStart w:id="285" w:name="_Toc230331859"/>
-      <w:bookmarkStart w:id="286" w:name="_Toc230494135"/>
-      <w:bookmarkStart w:id="287" w:name="_Toc230494617"/>
-      <w:bookmarkStart w:id="288" w:name="_Toc229383625"/>
-      <w:bookmarkStart w:id="289" w:name="_Toc229383623"/>
-      <w:bookmarkStart w:id="290" w:name="_Toc229454113"/>
-      <w:bookmarkStart w:id="291" w:name="_Toc230494618"/>
-      <w:bookmarkStart w:id="292" w:name="_Toc229454115"/>
-      <w:bookmarkStart w:id="293" w:name="_Toc230493709"/>
-      <w:bookmarkStart w:id="294" w:name="_Toc230494013"/>
-      <w:bookmarkStart w:id="295" w:name="_Toc230494136"/>
-      <w:bookmarkStart w:id="296" w:name="_Toc230494616"/>
-      <w:bookmarkStart w:id="297" w:name="_Toc230494827"/>
-      <w:bookmarkStart w:id="298" w:name="_Toc229454116"/>
-      <w:bookmarkStart w:id="299" w:name="_Toc230494011"/>
-      <w:bookmarkStart w:id="300" w:name="_Toc230494832"/>
-      <w:bookmarkStart w:id="301" w:name="_Toc229383624"/>
-      <w:bookmarkStart w:id="302" w:name="_Toc230493712"/>
-      <w:bookmarkStart w:id="303" w:name="_Toc229454117"/>
-      <w:bookmarkStart w:id="304" w:name="_Toc230331864"/>
-      <w:bookmarkStart w:id="305" w:name="_Toc229383627"/>
-      <w:bookmarkStart w:id="306" w:name="_Toc230494834"/>
-      <w:bookmarkStart w:id="307" w:name="_Toc230494835"/>
-      <w:bookmarkStart w:id="308" w:name="_Toc230494257"/>
-      <w:bookmarkStart w:id="309" w:name="_Toc230494622"/>
-      <w:bookmarkStart w:id="310" w:name="_Toc229454119"/>
-      <w:bookmarkStart w:id="311" w:name="_Toc230494016"/>
-      <w:bookmarkStart w:id="312" w:name="_Toc230494015"/>
-      <w:bookmarkStart w:id="313" w:name="_Toc229383626"/>
-      <w:bookmarkStart w:id="314" w:name="_Toc230494138"/>
-      <w:bookmarkStart w:id="315" w:name="_Toc230493707"/>
-      <w:bookmarkStart w:id="316" w:name="_Toc230494134"/>
-      <w:bookmarkStart w:id="317" w:name="_Toc230331861"/>
-      <w:bookmarkStart w:id="318" w:name="_Toc230405717"/>
-      <w:bookmarkStart w:id="319" w:name="_Toc230494620"/>
-      <w:bookmarkStart w:id="320" w:name="_Toc230331865"/>
-      <w:bookmarkStart w:id="321" w:name="_Toc230493711"/>
-      <w:bookmarkStart w:id="322" w:name="_Toc230494833"/>
-      <w:bookmarkStart w:id="323" w:name="_Toc230494262"/>
-      <w:bookmarkStart w:id="324" w:name="_Toc230494012"/>
-      <w:bookmarkStart w:id="325" w:name="_Toc230331866"/>
-      <w:bookmarkStart w:id="326" w:name="_Toc230494260"/>
-      <w:bookmarkStart w:id="327" w:name="_Toc230405713"/>
-      <w:bookmarkStart w:id="328" w:name="_Toc230493710"/>
-      <w:bookmarkStart w:id="329" w:name="_Toc230405716"/>
-      <w:bookmarkStart w:id="330" w:name="_Toc230405715"/>
-      <w:bookmarkStart w:id="331" w:name="_Toc229383628"/>
-      <w:bookmarkStart w:id="332" w:name="_Toc230494831"/>
-      <w:bookmarkStart w:id="333" w:name="_Toc229454118"/>
-      <w:bookmarkStart w:id="334" w:name="_Toc230331868"/>
-      <w:bookmarkStart w:id="335" w:name="_Toc229383631"/>
-      <w:bookmarkStart w:id="336" w:name="_Toc229383632"/>
-      <w:bookmarkStart w:id="337" w:name="_Toc230405718"/>
-      <w:bookmarkStart w:id="338" w:name="_Toc230494139"/>
-      <w:bookmarkStart w:id="339" w:name="_Toc230494263"/>
-      <w:bookmarkStart w:id="340" w:name="_Toc230405720"/>
-      <w:bookmarkStart w:id="341" w:name="_Toc230494141"/>
-      <w:bookmarkStart w:id="342" w:name="_Toc230494019"/>
-      <w:bookmarkStart w:id="343" w:name="_Toc230493715"/>
-      <w:bookmarkStart w:id="344" w:name="_Toc230494625"/>
-      <w:bookmarkStart w:id="345" w:name="_Toc229454122"/>
-      <w:bookmarkStart w:id="346" w:name="_Toc230494836"/>
-      <w:bookmarkStart w:id="347" w:name="_Toc230494624"/>
-      <w:bookmarkStart w:id="348" w:name="_Toc230494018"/>
-      <w:bookmarkStart w:id="349" w:name="_Toc230494619"/>
-      <w:bookmarkStart w:id="350" w:name="_Toc229454121"/>
-      <w:bookmarkStart w:id="351" w:name="_Toc230494265"/>
-      <w:bookmarkStart w:id="352" w:name="_Toc230494837"/>
-      <w:bookmarkStart w:id="353" w:name="_Toc229383630"/>
-      <w:bookmarkStart w:id="354" w:name="_Toc230494838"/>
-      <w:bookmarkStart w:id="355" w:name="_Toc229383629"/>
-      <w:bookmarkStart w:id="356" w:name="_Toc230493713"/>
-      <w:bookmarkStart w:id="357" w:name="_Toc230494623"/>
-      <w:bookmarkStart w:id="358" w:name="_Toc230494621"/>
-      <w:bookmarkStart w:id="359" w:name="_Toc230494137"/>
-      <w:bookmarkStart w:id="360" w:name="_Toc230494261"/>
-      <w:bookmarkStart w:id="361" w:name="_Toc230494014"/>
-      <w:bookmarkStart w:id="362" w:name="_Toc230493714"/>
-      <w:bookmarkStart w:id="363" w:name="_Toc230331869"/>
-      <w:bookmarkStart w:id="364" w:name="_Toc230494142"/>
-      <w:bookmarkStart w:id="365" w:name="_Toc230494140"/>
-      <w:bookmarkStart w:id="366" w:name="_Toc230405729"/>
-      <w:bookmarkStart w:id="367" w:name="_Toc230494272"/>
-      <w:bookmarkStart w:id="368" w:name="_Toc230494028"/>
-      <w:bookmarkStart w:id="369" w:name="_Toc230494839"/>
-      <w:bookmarkStart w:id="370" w:name="_Toc229454130"/>
-      <w:bookmarkStart w:id="371" w:name="_Toc230331876"/>
-      <w:bookmarkStart w:id="372" w:name="_Toc230494026"/>
-      <w:bookmarkStart w:id="373" w:name="_Toc230331867"/>
-      <w:bookmarkStart w:id="374" w:name="_Toc230405727"/>
-      <w:bookmarkStart w:id="375" w:name="_Toc229454123"/>
-      <w:bookmarkStart w:id="376" w:name="_Toc230494264"/>
-      <w:bookmarkStart w:id="377" w:name="_Toc229454120"/>
-      <w:bookmarkStart w:id="378" w:name="_Toc229454129"/>
-      <w:bookmarkStart w:id="379" w:name="_Toc229454131"/>
-      <w:bookmarkStart w:id="380" w:name="_Toc230493724"/>
-      <w:bookmarkStart w:id="381" w:name="_Toc230331878"/>
-      <w:bookmarkStart w:id="382" w:name="_Toc230494149"/>
-      <w:bookmarkStart w:id="383" w:name="_Toc230493721"/>
-      <w:bookmarkStart w:id="384" w:name="_Toc230494632"/>
-      <w:bookmarkStart w:id="385" w:name="_Toc230493722"/>
-      <w:bookmarkStart w:id="386" w:name="_Toc230494025"/>
-      <w:bookmarkStart w:id="387" w:name="_Toc230405719"/>
-      <w:bookmarkStart w:id="388" w:name="_Toc230494633"/>
-      <w:bookmarkStart w:id="389" w:name="_Toc230494847"/>
-      <w:bookmarkStart w:id="390" w:name="_Toc229383638"/>
-      <w:bookmarkStart w:id="391" w:name="_Toc230494631"/>
-      <w:bookmarkStart w:id="392" w:name="_Toc230494017"/>
-      <w:bookmarkStart w:id="393" w:name="_Toc230494271"/>
-      <w:bookmarkStart w:id="394" w:name="_Toc230494150"/>
-      <w:bookmarkStart w:id="395" w:name="_Toc230405728"/>
-      <w:bookmarkStart w:id="396" w:name="_Toc229383640"/>
-      <w:bookmarkStart w:id="397" w:name="_Toc230494845"/>
-      <w:bookmarkStart w:id="398" w:name="_Toc230494634"/>
-      <w:bookmarkStart w:id="399" w:name="_Toc230405732"/>
-      <w:bookmarkStart w:id="400" w:name="_Toc230494153"/>
-      <w:bookmarkStart w:id="401" w:name="_Toc230493725"/>
-      <w:bookmarkStart w:id="402" w:name="_Toc230494277"/>
-      <w:bookmarkStart w:id="403" w:name="_Toc229383643"/>
-      <w:bookmarkStart w:id="404" w:name="_Toc229454134"/>
-      <w:bookmarkStart w:id="405" w:name="_Toc230405731"/>
-      <w:bookmarkStart w:id="406" w:name="_Toc229383642"/>
-      <w:bookmarkStart w:id="407" w:name="_Toc230494636"/>
-      <w:bookmarkStart w:id="408" w:name="_Toc230405730"/>
-      <w:bookmarkStart w:id="409" w:name="_Toc229454133"/>
-      <w:bookmarkStart w:id="410" w:name="_Toc230494273"/>
-      <w:bookmarkStart w:id="411" w:name="_Toc229383641"/>
-      <w:bookmarkStart w:id="412" w:name="_Toc230494152"/>
-      <w:bookmarkStart w:id="413" w:name="_Toc230494850"/>
-      <w:bookmarkStart w:id="414" w:name="_Toc230493727"/>
-      <w:bookmarkStart w:id="415" w:name="_Toc230494276"/>
-      <w:bookmarkStart w:id="416" w:name="_Toc230494029"/>
-      <w:bookmarkStart w:id="417" w:name="_Toc230331877"/>
-      <w:bookmarkStart w:id="418" w:name="_Toc230494151"/>
-      <w:bookmarkStart w:id="419" w:name="_Toc230494848"/>
-      <w:bookmarkStart w:id="420" w:name="_Toc230493723"/>
-      <w:bookmarkStart w:id="421" w:name="_Toc229454132"/>
-      <w:bookmarkStart w:id="422" w:name="_Toc230494846"/>
-      <w:bookmarkStart w:id="423" w:name="_Toc229383639"/>
-      <w:bookmarkStart w:id="424" w:name="_Toc230494027"/>
-      <w:bookmarkStart w:id="425" w:name="_Toc230494148"/>
-      <w:bookmarkStart w:id="426" w:name="_Toc230331880"/>
-      <w:bookmarkStart w:id="427" w:name="_Toc230494274"/>
-      <w:bookmarkStart w:id="428" w:name="_Toc230494635"/>
-      <w:bookmarkStart w:id="429" w:name="_Toc230494154"/>
-      <w:bookmarkStart w:id="430" w:name="_Toc230494278"/>
-      <w:bookmarkStart w:id="431" w:name="_Toc230494852"/>
-      <w:bookmarkStart w:id="432" w:name="_Toc230494849"/>
-      <w:bookmarkStart w:id="433" w:name="_Toc230494031"/>
-      <w:bookmarkStart w:id="434" w:name="_Toc230494275"/>
-      <w:bookmarkStart w:id="435" w:name="_Toc230494637"/>
-      <w:bookmarkStart w:id="436" w:name="_Toc230331882"/>
-      <w:bookmarkStart w:id="437" w:name="_Toc229383644"/>
-      <w:bookmarkStart w:id="438" w:name="_Toc230405733"/>
-      <w:bookmarkStart w:id="439" w:name="_Toc230331881"/>
-      <w:bookmarkStart w:id="440" w:name="_Toc230493726"/>
-      <w:bookmarkStart w:id="441" w:name="_Toc230494155"/>
-      <w:bookmarkStart w:id="442" w:name="_Toc230494638"/>
-      <w:bookmarkStart w:id="443" w:name="_Toc230494030"/>
-      <w:bookmarkStart w:id="444" w:name="_Toc230494032"/>
-      <w:bookmarkStart w:id="445" w:name="_Toc230494851"/>
-      <w:bookmarkStart w:id="446" w:name="_Toc230493728"/>
-      <w:bookmarkStart w:id="447" w:name="_Toc229454135"/>
-      <w:bookmarkStart w:id="448" w:name="_Toc230331879"/>
-      <w:bookmarkStart w:id="449" w:name="_Toc266358975"/>
-      <w:bookmarkStart w:id="450" w:name="_Toc390947154"/>
-      <w:bookmarkStart w:id="451" w:name="_Toc230494853"/>
-      <w:bookmarkStart w:id="452" w:name="_Toc230494279"/>
-      <w:bookmarkStart w:id="453" w:name="_Toc230955691"/>
-      <w:bookmarkEnd w:id="79"/>
+      <w:bookmarkStart w:id="80" w:name="_Toc230493719"/>
+      <w:bookmarkStart w:id="81" w:name="_Toc230493720"/>
+      <w:bookmarkStart w:id="82" w:name="_Toc230494268"/>
+      <w:bookmarkStart w:id="83" w:name="_Toc229383634"/>
+      <w:bookmarkStart w:id="84" w:name="_Toc230494145"/>
+      <w:bookmarkStart w:id="85" w:name="_Toc230494628"/>
+      <w:bookmarkStart w:id="86" w:name="_Toc230331873"/>
+      <w:bookmarkStart w:id="87" w:name="_Toc229454125"/>
+      <w:bookmarkStart w:id="88" w:name="_Toc230494843"/>
+      <w:bookmarkStart w:id="89" w:name="_Toc230494842"/>
+      <w:bookmarkStart w:id="90" w:name="_Toc230494023"/>
+      <w:bookmarkStart w:id="91" w:name="_Toc230494269"/>
+      <w:bookmarkStart w:id="92" w:name="_Toc229454126"/>
+      <w:bookmarkStart w:id="93" w:name="_Toc230494146"/>
+      <w:bookmarkStart w:id="94" w:name="_Toc230331872"/>
+      <w:bookmarkStart w:id="95" w:name="_Toc230405723"/>
+      <w:bookmarkStart w:id="96" w:name="_Toc230494022"/>
+      <w:bookmarkStart w:id="97" w:name="_Toc230405725"/>
+      <w:bookmarkStart w:id="98" w:name="_Toc229454127"/>
+      <w:bookmarkStart w:id="99" w:name="_Toc230494147"/>
+      <w:bookmarkStart w:id="100" w:name="_Toc230494024"/>
+      <w:bookmarkStart w:id="101" w:name="_Toc229383637"/>
+      <w:bookmarkStart w:id="102" w:name="_Toc230493718"/>
+      <w:bookmarkStart w:id="103" w:name="_Toc230331874"/>
+      <w:bookmarkStart w:id="104" w:name="_Toc230494844"/>
+      <w:bookmarkStart w:id="105" w:name="_Toc230405726"/>
+      <w:bookmarkStart w:id="106" w:name="_Toc230331875"/>
+      <w:bookmarkStart w:id="107" w:name="_Toc229383636"/>
+      <w:bookmarkStart w:id="108" w:name="_Toc230494629"/>
+      <w:bookmarkStart w:id="109" w:name="_Toc229383635"/>
+      <w:bookmarkStart w:id="110" w:name="_Toc230405724"/>
+      <w:bookmarkStart w:id="111" w:name="_Toc230494602"/>
+      <w:bookmarkStart w:id="112" w:name="_Toc230405722"/>
+      <w:bookmarkStart w:id="113" w:name="_Toc230494841"/>
+      <w:bookmarkStart w:id="114" w:name="_Toc230494630"/>
+      <w:bookmarkStart w:id="115" w:name="_Toc230331870"/>
+      <w:bookmarkStart w:id="116" w:name="_Toc229454099"/>
+      <w:bookmarkStart w:id="117" w:name="_Toc230493717"/>
+      <w:bookmarkStart w:id="118" w:name="_Toc230493693"/>
+      <w:bookmarkStart w:id="119" w:name="_Toc230494020"/>
+      <w:bookmarkStart w:id="120" w:name="_Toc230405721"/>
+      <w:bookmarkStart w:id="121" w:name="_Toc229454128"/>
+      <w:bookmarkStart w:id="122" w:name="_Toc230494266"/>
+      <w:bookmarkStart w:id="123" w:name="_Toc230494626"/>
+      <w:bookmarkStart w:id="124" w:name="_Toc229383608"/>
+      <w:bookmarkStart w:id="125" w:name="_Toc230494243"/>
+      <w:bookmarkStart w:id="126" w:name="_Toc230494119"/>
+      <w:bookmarkStart w:id="127" w:name="_Toc229383609"/>
+      <w:bookmarkStart w:id="128" w:name="_Toc230331846"/>
+      <w:bookmarkStart w:id="129" w:name="_Toc230494242"/>
+      <w:bookmarkStart w:id="130" w:name="_Toc230494144"/>
+      <w:bookmarkStart w:id="131" w:name="_Toc229454124"/>
+      <w:bookmarkStart w:id="132" w:name="_Toc230494270"/>
+      <w:bookmarkStart w:id="133" w:name="_Toc230494143"/>
+      <w:bookmarkStart w:id="134" w:name="_Toc230331871"/>
+      <w:bookmarkStart w:id="135" w:name="_Toc230494021"/>
+      <w:bookmarkStart w:id="136" w:name="_Toc230494627"/>
+      <w:bookmarkStart w:id="137" w:name="_Toc230493716"/>
+      <w:bookmarkStart w:id="138" w:name="_Toc229383633"/>
+      <w:bookmarkStart w:id="139" w:name="_Toc230494120"/>
+      <w:bookmarkStart w:id="140" w:name="_Toc230494840"/>
+      <w:bookmarkStart w:id="141" w:name="_Toc230494267"/>
+      <w:bookmarkStart w:id="142" w:name="_Toc230493997"/>
+      <w:bookmarkStart w:id="143" w:name="_Toc230494606"/>
+      <w:bookmarkStart w:id="144" w:name="_Toc230493696"/>
+      <w:bookmarkStart w:id="145" w:name="_Toc229454102"/>
+      <w:bookmarkStart w:id="146" w:name="_Toc230405699"/>
+      <w:bookmarkStart w:id="147" w:name="_Toc230405697"/>
+      <w:bookmarkStart w:id="148" w:name="_Toc230405700"/>
+      <w:bookmarkStart w:id="149" w:name="_Toc229383612"/>
+      <w:bookmarkStart w:id="150" w:name="_Toc230494122"/>
+      <w:bookmarkStart w:id="151" w:name="_Toc230493996"/>
+      <w:bookmarkStart w:id="152" w:name="_Toc230494244"/>
+      <w:bookmarkStart w:id="153" w:name="_Toc230494816"/>
+      <w:bookmarkStart w:id="154" w:name="_Toc230494123"/>
+      <w:bookmarkStart w:id="155" w:name="_Toc230494819"/>
+      <w:bookmarkStart w:id="156" w:name="_Toc230494818"/>
+      <w:bookmarkStart w:id="157" w:name="_Toc230494605"/>
+      <w:bookmarkStart w:id="158" w:name="_Toc230493999"/>
+      <w:bookmarkStart w:id="159" w:name="_Toc230405701"/>
+      <w:bookmarkStart w:id="160" w:name="_Toc229383610"/>
+      <w:bookmarkStart w:id="161" w:name="_Toc230493695"/>
+      <w:bookmarkStart w:id="162" w:name="_Toc230494246"/>
+      <w:bookmarkStart w:id="163" w:name="_Toc230331849"/>
+      <w:bookmarkStart w:id="164" w:name="_Toc230493998"/>
+      <w:bookmarkStart w:id="165" w:name="_Toc230494000"/>
+      <w:bookmarkStart w:id="166" w:name="_Toc230331847"/>
+      <w:bookmarkStart w:id="167" w:name="_Toc230494820"/>
+      <w:bookmarkStart w:id="168" w:name="_Toc230493692"/>
+      <w:bookmarkStart w:id="169" w:name="_Toc230494817"/>
+      <w:bookmarkStart w:id="170" w:name="_Toc230493694"/>
+      <w:bookmarkStart w:id="171" w:name="_Toc229454100"/>
+      <w:bookmarkStart w:id="172" w:name="_Toc230405698"/>
+      <w:bookmarkStart w:id="173" w:name="_Toc230331848"/>
+      <w:bookmarkStart w:id="174" w:name="_Toc229383611"/>
+      <w:bookmarkStart w:id="175" w:name="_Toc230494003"/>
+      <w:bookmarkStart w:id="176" w:name="_Toc229454103"/>
+      <w:bookmarkStart w:id="177" w:name="_Toc229454105"/>
+      <w:bookmarkStart w:id="178" w:name="_Toc230331852"/>
+      <w:bookmarkStart w:id="179" w:name="_Toc230493699"/>
+      <w:bookmarkStart w:id="180" w:name="_Toc229454104"/>
+      <w:bookmarkStart w:id="181" w:name="_Toc230494248"/>
+      <w:bookmarkStart w:id="182" w:name="_Toc229454106"/>
+      <w:bookmarkStart w:id="183" w:name="_Toc229454107"/>
+      <w:bookmarkStart w:id="184" w:name="_Toc230331853"/>
+      <w:bookmarkStart w:id="185" w:name="_Toc229454101"/>
+      <w:bookmarkStart w:id="186" w:name="_Toc229383614"/>
+      <w:bookmarkStart w:id="187" w:name="_Toc230494608"/>
+      <w:bookmarkStart w:id="188" w:name="_Toc230493698"/>
+      <w:bookmarkStart w:id="189" w:name="_Toc230494821"/>
+      <w:bookmarkStart w:id="190" w:name="_Toc230494121"/>
+      <w:bookmarkStart w:id="191" w:name="_Toc230494245"/>
+      <w:bookmarkStart w:id="192" w:name="_Toc229383616"/>
+      <w:bookmarkStart w:id="193" w:name="_Toc229383613"/>
+      <w:bookmarkStart w:id="194" w:name="_Toc230494823"/>
+      <w:bookmarkStart w:id="195" w:name="_Toc230494609"/>
+      <w:bookmarkStart w:id="196" w:name="_Toc230405703"/>
+      <w:bookmarkStart w:id="197" w:name="_Toc230405704"/>
+      <w:bookmarkStart w:id="198" w:name="_Toc230494604"/>
+      <w:bookmarkStart w:id="199" w:name="_Toc230331851"/>
+      <w:bookmarkStart w:id="200" w:name="_Toc230494002"/>
+      <w:bookmarkStart w:id="201" w:name="_Toc230494822"/>
+      <w:bookmarkStart w:id="202" w:name="_Toc230493697"/>
+      <w:bookmarkStart w:id="203" w:name="_Toc230494603"/>
+      <w:bookmarkStart w:id="204" w:name="_Toc230494607"/>
+      <w:bookmarkStart w:id="205" w:name="_Toc230494125"/>
+      <w:bookmarkStart w:id="206" w:name="_Toc230331850"/>
+      <w:bookmarkStart w:id="207" w:name="_Toc230494127"/>
+      <w:bookmarkStart w:id="208" w:name="_Toc230494005"/>
+      <w:bookmarkStart w:id="209" w:name="_Toc230494610"/>
+      <w:bookmarkStart w:id="210" w:name="_Toc230494252"/>
+      <w:bookmarkStart w:id="211" w:name="_Toc230494001"/>
+      <w:bookmarkStart w:id="212" w:name="_Toc229454110"/>
+      <w:bookmarkStart w:id="213" w:name="_Toc230405708"/>
+      <w:bookmarkStart w:id="214" w:name="_Toc230405702"/>
+      <w:bookmarkStart w:id="215" w:name="_Toc229383619"/>
+      <w:bookmarkStart w:id="216" w:name="_Toc230494611"/>
+      <w:bookmarkStart w:id="217" w:name="_Toc230494826"/>
+      <w:bookmarkStart w:id="218" w:name="_Toc230494824"/>
+      <w:bookmarkStart w:id="219" w:name="_Toc230494129"/>
+      <w:bookmarkStart w:id="220" w:name="_Toc229454108"/>
+      <w:bookmarkStart w:id="221" w:name="_Toc230494126"/>
+      <w:bookmarkStart w:id="222" w:name="_Toc229383615"/>
+      <w:bookmarkStart w:id="223" w:name="_Toc230494124"/>
+      <w:bookmarkStart w:id="224" w:name="_Toc230494247"/>
+      <w:bookmarkStart w:id="225" w:name="_Toc230494250"/>
+      <w:bookmarkStart w:id="226" w:name="_Toc230405707"/>
+      <w:bookmarkStart w:id="227" w:name="_Toc230493701"/>
+      <w:bookmarkStart w:id="228" w:name="_Toc230331854"/>
+      <w:bookmarkStart w:id="229" w:name="_Toc230494249"/>
+      <w:bookmarkStart w:id="230" w:name="_Toc230493700"/>
+      <w:bookmarkStart w:id="231" w:name="_Toc230494004"/>
+      <w:bookmarkStart w:id="232" w:name="_Toc229383617"/>
+      <w:bookmarkStart w:id="233" w:name="_Toc230331857"/>
+      <w:bookmarkStart w:id="234" w:name="_Toc230405706"/>
+      <w:bookmarkStart w:id="235" w:name="_Toc229383618"/>
+      <w:bookmarkStart w:id="236" w:name="_Toc230494006"/>
+      <w:bookmarkStart w:id="237" w:name="_Toc230331855"/>
+      <w:bookmarkStart w:id="238" w:name="_Toc230494612"/>
+      <w:bookmarkStart w:id="239" w:name="_Toc230494132"/>
+      <w:bookmarkStart w:id="240" w:name="_Toc230405705"/>
+      <w:bookmarkStart w:id="241" w:name="_Toc230494615"/>
+      <w:bookmarkStart w:id="242" w:name="_Toc229454109"/>
+      <w:bookmarkStart w:id="243" w:name="_Toc230331856"/>
+      <w:bookmarkStart w:id="244" w:name="_Toc230331860"/>
+      <w:bookmarkStart w:id="245" w:name="_Toc230405709"/>
+      <w:bookmarkStart w:id="246" w:name="_Toc230494253"/>
+      <w:bookmarkStart w:id="247" w:name="_Toc230494010"/>
+      <w:bookmarkStart w:id="248" w:name="_Toc230494825"/>
+      <w:bookmarkStart w:id="249" w:name="_Toc230493706"/>
+      <w:bookmarkStart w:id="250" w:name="_Toc230331858"/>
+      <w:bookmarkStart w:id="251" w:name="_Toc230493703"/>
+      <w:bookmarkStart w:id="252" w:name="_Toc230494008"/>
+      <w:bookmarkStart w:id="253" w:name="_Toc230494007"/>
+      <w:bookmarkStart w:id="254" w:name="_Toc230494255"/>
+      <w:bookmarkStart w:id="255" w:name="_Toc229454111"/>
+      <w:bookmarkStart w:id="256" w:name="_Toc230494829"/>
+      <w:bookmarkStart w:id="257" w:name="_Toc230494130"/>
+      <w:bookmarkStart w:id="258" w:name="_Toc229383621"/>
+      <w:bookmarkStart w:id="259" w:name="_Toc230494614"/>
+      <w:bookmarkStart w:id="260" w:name="_Toc230494009"/>
+      <w:bookmarkStart w:id="261" w:name="_Toc230494613"/>
+      <w:bookmarkStart w:id="262" w:name="_Toc230493702"/>
+      <w:bookmarkStart w:id="263" w:name="_Toc230493705"/>
+      <w:bookmarkStart w:id="264" w:name="_Toc230494128"/>
+      <w:bookmarkStart w:id="265" w:name="_Toc230405711"/>
+      <w:bookmarkStart w:id="266" w:name="_Toc230405710"/>
+      <w:bookmarkStart w:id="267" w:name="_Toc230494254"/>
+      <w:bookmarkStart w:id="268" w:name="_Toc229383620"/>
+      <w:bookmarkStart w:id="269" w:name="_Toc230494251"/>
+      <w:bookmarkStart w:id="270" w:name="_Toc230494828"/>
+      <w:bookmarkStart w:id="271" w:name="_Toc229383622"/>
+      <w:bookmarkStart w:id="272" w:name="_Toc230331863"/>
+      <w:bookmarkStart w:id="273" w:name="_Toc229454112"/>
+      <w:bookmarkStart w:id="274" w:name="_Toc230494256"/>
+      <w:bookmarkStart w:id="275" w:name="_Toc230494133"/>
+      <w:bookmarkStart w:id="276" w:name="_Toc229454114"/>
+      <w:bookmarkStart w:id="277" w:name="_Toc230405714"/>
+      <w:bookmarkStart w:id="278" w:name="_Toc230331862"/>
+      <w:bookmarkStart w:id="279" w:name="_Toc230494259"/>
+      <w:bookmarkStart w:id="280" w:name="_Toc230494258"/>
+      <w:bookmarkStart w:id="281" w:name="_Toc230493708"/>
+      <w:bookmarkStart w:id="282" w:name="_Toc230493704"/>
+      <w:bookmarkStart w:id="283" w:name="_Toc230405712"/>
+      <w:bookmarkStart w:id="284" w:name="_Toc230494830"/>
+      <w:bookmarkStart w:id="285" w:name="_Toc230494131"/>
+      <w:bookmarkStart w:id="286" w:name="_Toc230331859"/>
+      <w:bookmarkStart w:id="287" w:name="_Toc230494135"/>
+      <w:bookmarkStart w:id="288" w:name="_Toc230494617"/>
+      <w:bookmarkStart w:id="289" w:name="_Toc229383625"/>
+      <w:bookmarkStart w:id="290" w:name="_Toc229383623"/>
+      <w:bookmarkStart w:id="291" w:name="_Toc229454113"/>
+      <w:bookmarkStart w:id="292" w:name="_Toc230494618"/>
+      <w:bookmarkStart w:id="293" w:name="_Toc229454115"/>
+      <w:bookmarkStart w:id="294" w:name="_Toc230493709"/>
+      <w:bookmarkStart w:id="295" w:name="_Toc230494013"/>
+      <w:bookmarkStart w:id="296" w:name="_Toc230494136"/>
+      <w:bookmarkStart w:id="297" w:name="_Toc230494616"/>
+      <w:bookmarkStart w:id="298" w:name="_Toc230494827"/>
+      <w:bookmarkStart w:id="299" w:name="_Toc229454116"/>
+      <w:bookmarkStart w:id="300" w:name="_Toc230494011"/>
+      <w:bookmarkStart w:id="301" w:name="_Toc230494832"/>
+      <w:bookmarkStart w:id="302" w:name="_Toc229383624"/>
+      <w:bookmarkStart w:id="303" w:name="_Toc230493712"/>
+      <w:bookmarkStart w:id="304" w:name="_Toc229454117"/>
+      <w:bookmarkStart w:id="305" w:name="_Toc230331864"/>
+      <w:bookmarkStart w:id="306" w:name="_Toc229383627"/>
+      <w:bookmarkStart w:id="307" w:name="_Toc230494834"/>
+      <w:bookmarkStart w:id="308" w:name="_Toc230494835"/>
+      <w:bookmarkStart w:id="309" w:name="_Toc230494257"/>
+      <w:bookmarkStart w:id="310" w:name="_Toc230494622"/>
+      <w:bookmarkStart w:id="311" w:name="_Toc229454119"/>
+      <w:bookmarkStart w:id="312" w:name="_Toc230494016"/>
+      <w:bookmarkStart w:id="313" w:name="_Toc230494015"/>
+      <w:bookmarkStart w:id="314" w:name="_Toc229383626"/>
+      <w:bookmarkStart w:id="315" w:name="_Toc230494138"/>
+      <w:bookmarkStart w:id="316" w:name="_Toc230493707"/>
+      <w:bookmarkStart w:id="317" w:name="_Toc230494134"/>
+      <w:bookmarkStart w:id="318" w:name="_Toc230331861"/>
+      <w:bookmarkStart w:id="319" w:name="_Toc230405717"/>
+      <w:bookmarkStart w:id="320" w:name="_Toc230494620"/>
+      <w:bookmarkStart w:id="321" w:name="_Toc230331865"/>
+      <w:bookmarkStart w:id="322" w:name="_Toc230493711"/>
+      <w:bookmarkStart w:id="323" w:name="_Toc230494833"/>
+      <w:bookmarkStart w:id="324" w:name="_Toc230494262"/>
+      <w:bookmarkStart w:id="325" w:name="_Toc230494012"/>
+      <w:bookmarkStart w:id="326" w:name="_Toc230331866"/>
+      <w:bookmarkStart w:id="327" w:name="_Toc230494260"/>
+      <w:bookmarkStart w:id="328" w:name="_Toc230405713"/>
+      <w:bookmarkStart w:id="329" w:name="_Toc230493710"/>
+      <w:bookmarkStart w:id="330" w:name="_Toc230405716"/>
+      <w:bookmarkStart w:id="331" w:name="_Toc230405715"/>
+      <w:bookmarkStart w:id="332" w:name="_Toc229383628"/>
+      <w:bookmarkStart w:id="333" w:name="_Toc230494831"/>
+      <w:bookmarkStart w:id="334" w:name="_Toc229454118"/>
+      <w:bookmarkStart w:id="335" w:name="_Toc230331868"/>
+      <w:bookmarkStart w:id="336" w:name="_Toc229383631"/>
+      <w:bookmarkStart w:id="337" w:name="_Toc229383632"/>
+      <w:bookmarkStart w:id="338" w:name="_Toc230405718"/>
+      <w:bookmarkStart w:id="339" w:name="_Toc230494139"/>
+      <w:bookmarkStart w:id="340" w:name="_Toc230494263"/>
+      <w:bookmarkStart w:id="341" w:name="_Toc230405720"/>
+      <w:bookmarkStart w:id="342" w:name="_Toc230494141"/>
+      <w:bookmarkStart w:id="343" w:name="_Toc230494019"/>
+      <w:bookmarkStart w:id="344" w:name="_Toc230493715"/>
+      <w:bookmarkStart w:id="345" w:name="_Toc230494625"/>
+      <w:bookmarkStart w:id="346" w:name="_Toc229454122"/>
+      <w:bookmarkStart w:id="347" w:name="_Toc230494836"/>
+      <w:bookmarkStart w:id="348" w:name="_Toc230494624"/>
+      <w:bookmarkStart w:id="349" w:name="_Toc230494018"/>
+      <w:bookmarkStart w:id="350" w:name="_Toc230494619"/>
+      <w:bookmarkStart w:id="351" w:name="_Toc229454121"/>
+      <w:bookmarkStart w:id="352" w:name="_Toc230494265"/>
+      <w:bookmarkStart w:id="353" w:name="_Toc230494837"/>
+      <w:bookmarkStart w:id="354" w:name="_Toc229383630"/>
+      <w:bookmarkStart w:id="355" w:name="_Toc230494838"/>
+      <w:bookmarkStart w:id="356" w:name="_Toc229383629"/>
+      <w:bookmarkStart w:id="357" w:name="_Toc230493713"/>
+      <w:bookmarkStart w:id="358" w:name="_Toc230494623"/>
+      <w:bookmarkStart w:id="359" w:name="_Toc230494621"/>
+      <w:bookmarkStart w:id="360" w:name="_Toc230494137"/>
+      <w:bookmarkStart w:id="361" w:name="_Toc230494261"/>
+      <w:bookmarkStart w:id="362" w:name="_Toc230494014"/>
+      <w:bookmarkStart w:id="363" w:name="_Toc230493714"/>
+      <w:bookmarkStart w:id="364" w:name="_Toc230331869"/>
+      <w:bookmarkStart w:id="365" w:name="_Toc230494142"/>
+      <w:bookmarkStart w:id="366" w:name="_Toc230494140"/>
+      <w:bookmarkStart w:id="367" w:name="_Toc230405729"/>
+      <w:bookmarkStart w:id="368" w:name="_Toc230494272"/>
+      <w:bookmarkStart w:id="369" w:name="_Toc230494028"/>
+      <w:bookmarkStart w:id="370" w:name="_Toc230494839"/>
+      <w:bookmarkStart w:id="371" w:name="_Toc229454130"/>
+      <w:bookmarkStart w:id="372" w:name="_Toc230331876"/>
+      <w:bookmarkStart w:id="373" w:name="_Toc230494026"/>
+      <w:bookmarkStart w:id="374" w:name="_Toc230331867"/>
+      <w:bookmarkStart w:id="375" w:name="_Toc230405727"/>
+      <w:bookmarkStart w:id="376" w:name="_Toc229454123"/>
+      <w:bookmarkStart w:id="377" w:name="_Toc230494264"/>
+      <w:bookmarkStart w:id="378" w:name="_Toc229454120"/>
+      <w:bookmarkStart w:id="379" w:name="_Toc229454129"/>
+      <w:bookmarkStart w:id="380" w:name="_Toc229454131"/>
+      <w:bookmarkStart w:id="381" w:name="_Toc230493724"/>
+      <w:bookmarkStart w:id="382" w:name="_Toc230331878"/>
+      <w:bookmarkStart w:id="383" w:name="_Toc230494149"/>
+      <w:bookmarkStart w:id="384" w:name="_Toc230493721"/>
+      <w:bookmarkStart w:id="385" w:name="_Toc230494632"/>
+      <w:bookmarkStart w:id="386" w:name="_Toc230493722"/>
+      <w:bookmarkStart w:id="387" w:name="_Toc230494025"/>
+      <w:bookmarkStart w:id="388" w:name="_Toc230405719"/>
+      <w:bookmarkStart w:id="389" w:name="_Toc230494633"/>
+      <w:bookmarkStart w:id="390" w:name="_Toc230494847"/>
+      <w:bookmarkStart w:id="391" w:name="_Toc229383638"/>
+      <w:bookmarkStart w:id="392" w:name="_Toc230494631"/>
+      <w:bookmarkStart w:id="393" w:name="_Toc230494017"/>
+      <w:bookmarkStart w:id="394" w:name="_Toc230494271"/>
+      <w:bookmarkStart w:id="395" w:name="_Toc230494150"/>
+      <w:bookmarkStart w:id="396" w:name="_Toc230405728"/>
+      <w:bookmarkStart w:id="397" w:name="_Toc229383640"/>
+      <w:bookmarkStart w:id="398" w:name="_Toc230494845"/>
+      <w:bookmarkStart w:id="399" w:name="_Toc230494634"/>
+      <w:bookmarkStart w:id="400" w:name="_Toc230405732"/>
+      <w:bookmarkStart w:id="401" w:name="_Toc230494153"/>
+      <w:bookmarkStart w:id="402" w:name="_Toc230493725"/>
+      <w:bookmarkStart w:id="403" w:name="_Toc230494277"/>
+      <w:bookmarkStart w:id="404" w:name="_Toc229383643"/>
+      <w:bookmarkStart w:id="405" w:name="_Toc229454134"/>
+      <w:bookmarkStart w:id="406" w:name="_Toc230405731"/>
+      <w:bookmarkStart w:id="407" w:name="_Toc229383642"/>
+      <w:bookmarkStart w:id="408" w:name="_Toc230494636"/>
+      <w:bookmarkStart w:id="409" w:name="_Toc230405730"/>
+      <w:bookmarkStart w:id="410" w:name="_Toc229454133"/>
+      <w:bookmarkStart w:id="411" w:name="_Toc230494273"/>
+      <w:bookmarkStart w:id="412" w:name="_Toc229383641"/>
+      <w:bookmarkStart w:id="413" w:name="_Toc230494152"/>
+      <w:bookmarkStart w:id="414" w:name="_Toc230494850"/>
+      <w:bookmarkStart w:id="415" w:name="_Toc230493727"/>
+      <w:bookmarkStart w:id="416" w:name="_Toc230494276"/>
+      <w:bookmarkStart w:id="417" w:name="_Toc230494029"/>
+      <w:bookmarkStart w:id="418" w:name="_Toc230331877"/>
+      <w:bookmarkStart w:id="419" w:name="_Toc230494151"/>
+      <w:bookmarkStart w:id="420" w:name="_Toc230494848"/>
+      <w:bookmarkStart w:id="421" w:name="_Toc230493723"/>
+      <w:bookmarkStart w:id="422" w:name="_Toc229454132"/>
+      <w:bookmarkStart w:id="423" w:name="_Toc230494846"/>
+      <w:bookmarkStart w:id="424" w:name="_Toc229383639"/>
+      <w:bookmarkStart w:id="425" w:name="_Toc230494027"/>
+      <w:bookmarkStart w:id="426" w:name="_Toc230494148"/>
+      <w:bookmarkStart w:id="427" w:name="_Toc230331880"/>
+      <w:bookmarkStart w:id="428" w:name="_Toc230494274"/>
+      <w:bookmarkStart w:id="429" w:name="_Toc230494635"/>
+      <w:bookmarkStart w:id="430" w:name="_Toc230494154"/>
+      <w:bookmarkStart w:id="431" w:name="_Toc230494278"/>
+      <w:bookmarkStart w:id="432" w:name="_Toc230494852"/>
+      <w:bookmarkStart w:id="433" w:name="_Toc230494849"/>
+      <w:bookmarkStart w:id="434" w:name="_Toc230494031"/>
+      <w:bookmarkStart w:id="435" w:name="_Toc230494275"/>
+      <w:bookmarkStart w:id="436" w:name="_Toc230494637"/>
+      <w:bookmarkStart w:id="437" w:name="_Toc230331882"/>
+      <w:bookmarkStart w:id="438" w:name="_Toc229383644"/>
+      <w:bookmarkStart w:id="439" w:name="_Toc230405733"/>
+      <w:bookmarkStart w:id="440" w:name="_Toc230331881"/>
+      <w:bookmarkStart w:id="441" w:name="_Toc230493726"/>
+      <w:bookmarkStart w:id="442" w:name="_Toc230494155"/>
+      <w:bookmarkStart w:id="443" w:name="_Toc230494638"/>
+      <w:bookmarkStart w:id="444" w:name="_Toc230494030"/>
+      <w:bookmarkStart w:id="445" w:name="_Toc230494032"/>
+      <w:bookmarkStart w:id="446" w:name="_Toc230494851"/>
+      <w:bookmarkStart w:id="447" w:name="_Toc230493728"/>
+      <w:bookmarkStart w:id="448" w:name="_Toc229454135"/>
+      <w:bookmarkStart w:id="449" w:name="_Toc230331879"/>
+      <w:bookmarkStart w:id="450" w:name="_Toc266358975"/>
+      <w:bookmarkStart w:id="451" w:name="_Toc390947154"/>
+      <w:bookmarkStart w:id="452" w:name="_Toc230494853"/>
+      <w:bookmarkStart w:id="453" w:name="_Toc230494279"/>
+      <w:bookmarkStart w:id="454" w:name="_Toc230955691"/>
       <w:bookmarkEnd w:id="80"/>
       <w:bookmarkEnd w:id="81"/>
       <w:bookmarkEnd w:id="82"/>
@@ -9009,6 +9212,7 @@
       <w:bookmarkEnd w:id="446"/>
       <w:bookmarkEnd w:id="447"/>
       <w:bookmarkEnd w:id="448"/>
+      <w:bookmarkEnd w:id="449"/>
       <w:r>
         <w:rPr>
           <w:rFonts w:hint="eastAsia"/>
@@ -9021,19 +9225,19 @@
         <w:pStyle w:val="2"/>
         <w:wordWrap/>
       </w:pPr>
-      <w:bookmarkStart w:id="454" w:name="_Toc10944"/>
+      <w:bookmarkStart w:id="455" w:name="_Toc10944"/>
       <w:r>
         <w:rPr>
           <w:rFonts w:hint="eastAsia"/>
         </w:rPr>
         <w:t>本章小结</w:t>
       </w:r>
-      <w:bookmarkEnd w:id="449"/>
       <w:bookmarkEnd w:id="450"/>
       <w:bookmarkEnd w:id="451"/>
       <w:bookmarkEnd w:id="452"/>
       <w:bookmarkEnd w:id="453"/>
       <w:bookmarkEnd w:id="454"/>
+      <w:bookmarkEnd w:id="455"/>
     </w:p>
     <w:p>
       <w:pPr>
@@ -9144,9 +9348,9 @@
         <w:wordWrap/>
         <w:spacing w:before="326" w:after="326"/>
       </w:pPr>
-      <w:bookmarkStart w:id="455" w:name="_Toc266358976"/>
-      <w:bookmarkStart w:id="456" w:name="_Toc390947155"/>
-      <w:bookmarkStart w:id="457" w:name="_Toc1879"/>
+      <w:bookmarkStart w:id="456" w:name="_Toc266358976"/>
+      <w:bookmarkStart w:id="457" w:name="_Toc390947155"/>
+      <w:bookmarkStart w:id="458" w:name="_Toc1879"/>
       <w:r>
         <w:rPr>
           <w:rFonts w:hint="eastAsia"/>
@@ -9160,9 +9364,9 @@
         </w:rPr>
         <w:t>系统设计</w:t>
       </w:r>
-      <w:bookmarkEnd w:id="455"/>
       <w:bookmarkEnd w:id="456"/>
       <w:bookmarkEnd w:id="457"/>
+      <w:bookmarkEnd w:id="458"/>
     </w:p>
     <w:p>
       <w:pPr>
@@ -9194,24 +9398,24 @@
         <w:wordWrap/>
         <w:spacing w:before="163" w:after="163"/>
       </w:pPr>
-      <w:bookmarkStart w:id="458" w:name="_Toc266358977"/>
-      <w:bookmarkStart w:id="459" w:name="_Toc230955693"/>
-      <w:bookmarkStart w:id="460" w:name="_Toc230494284"/>
-      <w:bookmarkStart w:id="461" w:name="_Toc390947156"/>
-      <w:bookmarkStart w:id="462" w:name="_Toc230494858"/>
-      <w:bookmarkStart w:id="463" w:name="_Toc21613"/>
+      <w:bookmarkStart w:id="459" w:name="_Toc266358977"/>
+      <w:bookmarkStart w:id="460" w:name="_Toc230955693"/>
+      <w:bookmarkStart w:id="461" w:name="_Toc230494284"/>
+      <w:bookmarkStart w:id="462" w:name="_Toc390947156"/>
+      <w:bookmarkStart w:id="463" w:name="_Toc230494858"/>
+      <w:bookmarkStart w:id="464" w:name="_Toc21613"/>
       <w:r>
         <w:rPr>
           <w:rFonts w:hint="eastAsia"/>
         </w:rPr>
         <w:t>功能需求</w:t>
       </w:r>
-      <w:bookmarkEnd w:id="458"/>
       <w:bookmarkEnd w:id="459"/>
       <w:bookmarkEnd w:id="460"/>
       <w:bookmarkEnd w:id="461"/>
       <w:bookmarkEnd w:id="462"/>
       <w:bookmarkEnd w:id="463"/>
+      <w:bookmarkEnd w:id="464"/>
     </w:p>
     <w:p>
       <w:pPr>
@@ -9220,7 +9424,6 @@
           <w:ilvl w:val="0"/>
           <w:numId w:val="9"/>
         </w:numPr>
-        <w:wordWrap/>
       </w:pPr>
       <w:r>
         <w:rPr>
@@ -9236,7 +9439,6 @@
           <w:ilvl w:val="0"/>
           <w:numId w:val="9"/>
         </w:numPr>
-        <w:wordWrap/>
       </w:pPr>
       <w:r>
         <w:rPr>
@@ -9252,7 +9454,6 @@
           <w:ilvl w:val="0"/>
           <w:numId w:val="9"/>
         </w:numPr>
-        <w:wordWrap/>
       </w:pPr>
       <w:r>
         <w:rPr>
@@ -9268,7 +9469,6 @@
           <w:ilvl w:val="0"/>
           <w:numId w:val="9"/>
         </w:numPr>
-        <w:wordWrap/>
         <w:rPr>
           <w:b/>
           <w:color w:val="C45911" w:themeColor="accent2" w:themeShade="BF"/>
@@ -9280,11 +9480,11 @@
         </w:rPr>
         <w:t>能够通过WEB界面进行统一监控，用户可通过WEB界面对磁盘自愈与数据主动迁移进行相关配置操作，例如可以配置磁盘健康参数、使用数据迁移的目标磁盘替换坏扇区磁盘等；</w:t>
       </w:r>
-      <w:bookmarkStart w:id="464" w:name="_Toc390947157"/>
-      <w:bookmarkStart w:id="465" w:name="_Toc230494859"/>
-      <w:bookmarkStart w:id="466" w:name="_Toc230955694"/>
-      <w:bookmarkStart w:id="467" w:name="_Toc266358978"/>
-      <w:bookmarkStart w:id="468" w:name="_Toc230494285"/>
+      <w:bookmarkStart w:id="465" w:name="_Toc390947157"/>
+      <w:bookmarkStart w:id="466" w:name="_Toc230494859"/>
+      <w:bookmarkStart w:id="467" w:name="_Toc230955694"/>
+      <w:bookmarkStart w:id="468" w:name="_Toc266358978"/>
+      <w:bookmarkStart w:id="469" w:name="_Toc230494285"/>
     </w:p>
     <w:p>
       <w:pPr>
@@ -9293,7 +9493,18 @@
           <w:ilvl w:val="0"/>
           <w:numId w:val="9"/>
         </w:numPr>
-        <w:wordWrap/>
+      </w:pPr>
+      <w:r>
+        <w:rPr>
+          <w:rFonts w:hint="eastAsia"/>
+        </w:rPr>
+        <w:t>一般的系统都必须要有需求分析，有功能需求，界面需求，接口需求，性能需求等等。具体参照软件工程，这是系统设计的重要依据，一定要将自己做什么说清楚，如果第二章写了需求这章就不需要了</w:t>
+      </w:r>
+    </w:p>
+    <w:p>
+      <w:pPr>
+        <w:wordWrap/>
+        <w:ind w:firstLine="482"/>
         <w:rPr>
           <w:b/>
           <w:color w:val="C45911" w:themeColor="accent2" w:themeShade="BF"/>
@@ -9305,31 +9516,13 @@
           <w:b/>
           <w:color w:val="C45911" w:themeColor="accent2" w:themeShade="BF"/>
         </w:rPr>
-        <w:t>一般的系统都必须要有需求分析，有功能需求，界面需求，接口需求，性能需求等等。具体参照软件工程，这是系统设计的重要依据，一定要将自己做什么说清楚，如果第二章写了需求这章就不需要了</w:t>
-      </w:r>
-    </w:p>
-    <w:p>
-      <w:pPr>
-        <w:wordWrap/>
-        <w:ind w:firstLine="482"/>
+        <w:t>。</w:t>
+      </w:r>
+      <w:r>
         <w:rPr>
           <w:b/>
           <w:color w:val="C45911" w:themeColor="accent2" w:themeShade="BF"/>
         </w:rPr>
-      </w:pPr>
-      <w:r>
-        <w:rPr>
-          <w:rFonts w:hint="eastAsia"/>
-          <w:b/>
-          <w:color w:val="C45911" w:themeColor="accent2" w:themeShade="BF"/>
-        </w:rPr>
-        <w:t>。</w:t>
-      </w:r>
-      <w:r>
-        <w:rPr>
-          <w:b/>
-          <w:color w:val="C45911" w:themeColor="accent2" w:themeShade="BF"/>
-        </w:rPr>
         <w:t>。。。</w:t>
       </w:r>
     </w:p>
@@ -9339,7 +9532,7 @@
         <w:wordWrap/>
         <w:spacing w:before="163" w:after="163"/>
       </w:pPr>
-      <w:bookmarkStart w:id="469" w:name="_Toc26124"/>
+      <w:bookmarkStart w:id="470" w:name="_Toc26124"/>
       <w:r>
         <w:rPr>
           <w:rFonts w:hint="eastAsia"/>
@@ -9347,12 +9540,12 @@
         <w:lastRenderedPageBreak/>
         <w:t>系统总体设计</w:t>
       </w:r>
-      <w:bookmarkEnd w:id="464"/>
       <w:bookmarkEnd w:id="465"/>
       <w:bookmarkEnd w:id="466"/>
       <w:bookmarkEnd w:id="467"/>
       <w:bookmarkEnd w:id="468"/>
       <w:bookmarkEnd w:id="469"/>
+      <w:bookmarkEnd w:id="470"/>
     </w:p>
     <w:p>
       <w:pPr>
@@ -9554,10 +9747,10 @@
             <v:path o:extrusionok="f" gradientshapeok="t" o:connecttype="rect"/>
             <o:lock v:ext="edit" aspectratio="t"/>
           </v:shapetype>
-          <v:shape id="_x0000_i1025" type="#_x0000_t75" style="width:316.8pt;height:273.6pt" o:ole="">
+          <v:shape id="_x0000_i1025" type="#_x0000_t75" style="width:316.9pt;height:273.75pt" o:ole="">
             <v:imagedata r:id="rId22" o:title=""/>
           </v:shape>
-          <o:OLEObject Type="Embed" ProgID="Visio.Drawing.11" ShapeID="_x0000_i1025" DrawAspect="Content" ObjectID="_1777355000" r:id="rId23"/>
+          <o:OLEObject Type="Embed" ProgID="Visio.Drawing.11" ShapeID="_x0000_i1025" DrawAspect="Content" ObjectID="_1777478155" r:id="rId23"/>
         </w:object>
       </w:r>
     </w:p>
@@ -9570,7 +9763,7 @@
           <w:szCs w:val="21"/>
         </w:rPr>
       </w:pPr>
-      <w:commentRangeStart w:id="470"/>
+      <w:commentRangeStart w:id="471"/>
       <w:r>
         <w:rPr>
           <w:rFonts w:hint="eastAsia"/>
@@ -9647,13 +9840,13 @@
         </w:rPr>
         <w:t>磁盘阵列硬件平台</w:t>
       </w:r>
-      <w:commentRangeEnd w:id="470"/>
+      <w:commentRangeEnd w:id="471"/>
       <w:r>
         <w:rPr>
           <w:rStyle w:val="aff0"/>
           <w:rFonts w:eastAsia="宋体" w:cstheme="minorBidi"/>
         </w:rPr>
-        <w:commentReference w:id="470"/>
+        <w:commentReference w:id="471"/>
       </w:r>
     </w:p>
     <w:p>
@@ -9913,7 +10106,23 @@
           <w:rFonts w:hint="eastAsia"/>
           <w:color w:val="FF0000"/>
         </w:rPr>
-        <w:t>（软件整体结构图必须提供，有些系统还需要提供详细的动态运行分析图）</w:t>
+        <w:t>（软件整体结构</w:t>
+      </w:r>
+      <w:proofErr w:type="gramStart"/>
+      <w:r>
+        <w:rPr>
+          <w:rFonts w:hint="eastAsia"/>
+          <w:color w:val="FF0000"/>
+        </w:rPr>
+        <w:t>图必须</w:t>
+      </w:r>
+      <w:proofErr w:type="gramEnd"/>
+      <w:r>
+        <w:rPr>
+          <w:rFonts w:hint="eastAsia"/>
+          <w:color w:val="FF0000"/>
+        </w:rPr>
+        <w:t>提供，有些系统还需要提供详细的动态运行分析图）</w:t>
       </w:r>
     </w:p>
     <w:p>
@@ -9924,10 +10133,10 @@
       </w:pPr>
       <w:r>
         <w:object w:dxaOrig="6800" w:dyaOrig="5129" w14:anchorId="16D95A7C">
-          <v:shape id="_x0000_i1026" type="#_x0000_t75" style="width:339.95pt;height:256.7pt" o:ole="">
+          <v:shape id="_x0000_i1026" type="#_x0000_t75" style="width:340pt;height:256.8pt" o:ole="">
             <v:imagedata r:id="rId24" o:title=""/>
           </v:shape>
-          <o:OLEObject Type="Embed" ProgID="Visio.Drawing.11" ShapeID="_x0000_i1026" DrawAspect="Content" ObjectID="_1777355001" r:id="rId25"/>
+          <o:OLEObject Type="Embed" ProgID="Visio.Drawing.11" ShapeID="_x0000_i1026" DrawAspect="Content" ObjectID="_1777478156" r:id="rId25"/>
         </w:object>
       </w:r>
     </w:p>
@@ -10116,7 +10325,6 @@
           <w:ilvl w:val="0"/>
           <w:numId w:val="10"/>
         </w:numPr>
-        <w:wordWrap/>
       </w:pPr>
       <w:r>
         <w:rPr>
@@ -10155,12 +10363,14 @@
         </w:rPr>
         <w:t>RAID</w:t>
       </w:r>
+      <w:proofErr w:type="gramStart"/>
       <w:r>
         <w:rPr>
           <w:rFonts w:hint="eastAsia"/>
         </w:rPr>
         <w:t>组信息</w:t>
       </w:r>
+      <w:proofErr w:type="gramEnd"/>
       <w:r>
         <w:rPr>
           <w:rFonts w:hint="eastAsia"/>
@@ -10217,7 +10427,6 @@
           <w:ilvl w:val="0"/>
           <w:numId w:val="10"/>
         </w:numPr>
-        <w:wordWrap/>
       </w:pPr>
       <w:r>
         <w:rPr>
@@ -10263,7 +10472,6 @@
           <w:ilvl w:val="0"/>
           <w:numId w:val="10"/>
         </w:numPr>
-        <w:wordWrap/>
       </w:pPr>
       <w:r>
         <w:rPr>
@@ -10428,8 +10636,8 @@
           <w:vanish/>
         </w:rPr>
       </w:pPr>
-      <w:bookmarkStart w:id="471" w:name="_Ref126597467"/>
-      <w:bookmarkStart w:id="472" w:name="_Ref126597491"/>
+      <w:bookmarkStart w:id="472" w:name="_Ref126597467"/>
+      <w:bookmarkStart w:id="473" w:name="_Ref126597491"/>
       <w:r>
         <w:rPr>
           <w:sz w:val="32"/>
@@ -10578,13 +10786,13 @@
       <w:r>
         <w:tab/>
       </w:r>
-      <w:commentRangeStart w:id="473"/>
+      <w:commentRangeStart w:id="474"/>
       <w:r>
         <w:t>(</w:t>
       </w:r>
     </w:p>
-    <w:bookmarkStart w:id="474" w:name="_Ref127105874"/>
-    <w:bookmarkStart w:id="475" w:name="_Ref127105873"/>
+    <w:bookmarkStart w:id="475" w:name="_Ref127105874"/>
+    <w:bookmarkStart w:id="476" w:name="_Ref127105873"/>
     <w:p>
       <w:pPr>
         <w:pStyle w:val="affb"/>
@@ -10631,11 +10839,11 @@
       <w:r>
         <w:fldChar w:fldCharType="end"/>
       </w:r>
-      <w:bookmarkEnd w:id="474"/>
+      <w:bookmarkEnd w:id="475"/>
       <w:r>
         <w:t>)</w:t>
       </w:r>
-      <w:bookmarkEnd w:id="475"/>
+      <w:bookmarkEnd w:id="476"/>
     </w:p>
     <w:p>
       <w:pPr>
@@ -10644,12 +10852,12 @@
       <w:r>
         <w:t xml:space="preserve"> </w:t>
       </w:r>
-      <w:commentRangeEnd w:id="473"/>
+      <w:commentRangeEnd w:id="474"/>
       <w:r>
         <w:rPr>
           <w:rStyle w:val="aff0"/>
         </w:rPr>
-        <w:commentReference w:id="473"/>
+        <w:commentReference w:id="474"/>
       </w:r>
     </w:p>
     <w:p>
@@ -10872,8 +11080,8 @@
         <w:t xml:space="preserve"> </w:t>
       </w:r>
     </w:p>
-    <w:bookmarkEnd w:id="471"/>
     <w:bookmarkEnd w:id="472"/>
+    <w:bookmarkEnd w:id="473"/>
     <w:p>
       <w:pPr>
         <w:wordWrap/>
@@ -10908,21 +11116,28 @@
         <w:rPr>
           <w:rFonts w:hint="eastAsia"/>
         </w:rPr>
-        <w:t>整个系统的软硬件设计是同步进行的。在自己定制的控制器硬件可以使用之前，我们使用了</w:t>
-      </w:r>
-      <w:commentRangeStart w:id="476"/>
+        <w:t>整个系统的软硬件设计是同步进行的。在自己定制的控制器硬件可以使用之</w:t>
+      </w:r>
+      <w:r>
+        <w:rPr>
+          <w:rFonts w:hint="eastAsia"/>
+        </w:rPr>
+        <w:lastRenderedPageBreak/>
+        <w:t>前，我们使用了</w:t>
+      </w:r>
+      <w:commentRangeStart w:id="477"/>
       <w:r>
         <w:rPr>
           <w:rFonts w:hint="eastAsia"/>
         </w:rPr>
         <w:t>IQ80321</w:t>
       </w:r>
-      <w:commentRangeEnd w:id="476"/>
+      <w:commentRangeEnd w:id="477"/>
       <w:r>
         <w:rPr>
           <w:rStyle w:val="aff0"/>
         </w:rPr>
-        <w:commentReference w:id="476"/>
+        <w:commentReference w:id="477"/>
       </w:r>
       <w:r>
         <w:rPr>
@@ -10934,7 +11149,21 @@
         <w:rPr>
           <w:rFonts w:hint="eastAsia"/>
         </w:rPr>
-        <w:t>评估板作为软件开发平台。该硬件平台是目前开发网络存储设备比较好的选择。</w:t>
+        <w:t>评估</w:t>
+      </w:r>
+      <w:proofErr w:type="gramStart"/>
+      <w:r>
+        <w:rPr>
+          <w:rFonts w:hint="eastAsia"/>
+        </w:rPr>
+        <w:t>板作为</w:t>
+      </w:r>
+      <w:proofErr w:type="gramEnd"/>
+      <w:r>
+        <w:rPr>
+          <w:rFonts w:hint="eastAsia"/>
+        </w:rPr>
+        <w:t>软件开发平台。该硬件平台是目前开发网络存储设备比较好的选择。</w:t>
       </w:r>
     </w:p>
     <w:p>
@@ -10946,7 +11175,6 @@
         <w:rPr>
           <w:rFonts w:hint="eastAsia"/>
         </w:rPr>
-        <w:lastRenderedPageBreak/>
         <w:t>操作系统的选择将对系统性能和开发过程产生重要影响。已经移植到</w:t>
       </w:r>
       <w:r>
@@ -11118,10 +11346,10 @@
       </w:pPr>
       <w:r>
         <w:object w:dxaOrig="7200" w:dyaOrig="4366" w14:anchorId="69FFF62F">
-          <v:shape id="_x0000_i1027" type="#_x0000_t75" style="width:5in;height:218.5pt" o:ole="">
+          <v:shape id="_x0000_i1027" type="#_x0000_t75" style="width:5in;height:218.3pt" o:ole="">
             <v:imagedata r:id="rId26" o:title=""/>
           </v:shape>
-          <o:OLEObject Type="Embed" ProgID="Word.Picture.8" ShapeID="_x0000_i1027" DrawAspect="Content" ObjectID="_1777355002" r:id="rId27"/>
+          <o:OLEObject Type="Embed" ProgID="Word.Picture.8" ShapeID="_x0000_i1027" DrawAspect="Content" ObjectID="_1777478157" r:id="rId27"/>
         </w:object>
       </w:r>
     </w:p>
@@ -11131,7 +11359,7 @@
         <w:wordWrap/>
         <w:spacing w:before="163" w:after="163"/>
       </w:pPr>
-      <w:bookmarkStart w:id="477" w:name="_Ref126596472"/>
+      <w:bookmarkStart w:id="478" w:name="_Ref126596472"/>
       <w:r>
         <w:rPr>
           <w:rFonts w:hint="eastAsia"/>
@@ -11201,7 +11429,7 @@
       <w:r>
         <w:fldChar w:fldCharType="end"/>
       </w:r>
-      <w:bookmarkEnd w:id="477"/>
+      <w:bookmarkEnd w:id="478"/>
       <w:r>
         <w:rPr>
           <w:rFonts w:hint="eastAsia"/>
@@ -11222,15 +11450,10 @@
           <w:ilvl w:val="0"/>
           <w:numId w:val="11"/>
         </w:numPr>
-        <w:wordWrap/>
-        <w:rPr>
-          <w:b/>
-        </w:rPr>
-      </w:pPr>
-      <w:r>
-        <w:rPr>
-          <w:rFonts w:hint="eastAsia"/>
-          <w:b/>
+      </w:pPr>
+      <w:r>
+        <w:rPr>
+          <w:rFonts w:hint="eastAsia"/>
         </w:rPr>
         <w:t>准备交叉开发工具链</w:t>
       </w:r>
@@ -11314,15 +11537,10 @@
           <w:ilvl w:val="0"/>
           <w:numId w:val="11"/>
         </w:numPr>
-        <w:wordWrap/>
-        <w:rPr>
-          <w:b/>
-        </w:rPr>
-      </w:pPr>
-      <w:r>
-        <w:rPr>
-          <w:rFonts w:hint="eastAsia"/>
-          <w:b/>
+      </w:pPr>
+      <w:r>
+        <w:rPr>
+          <w:rFonts w:hint="eastAsia"/>
         </w:rPr>
         <w:t>编译ARM Linux内核</w:t>
       </w:r>
@@ -11474,7 +11692,14 @@
         <w:rPr>
           <w:rFonts w:hint="eastAsia"/>
         </w:rPr>
-        <w:t>linux-2.6.10-iop1</w:t>
+        <w:t>linux-</w:t>
+      </w:r>
+      <w:r>
+        <w:rPr>
+          <w:rFonts w:hint="eastAsia"/>
+        </w:rPr>
+        <w:lastRenderedPageBreak/>
+        <w:t>2.6.10-iop1</w:t>
       </w:r>
       <w:r>
         <w:rPr>
@@ -11490,15 +11715,10 @@
           <w:ilvl w:val="0"/>
           <w:numId w:val="11"/>
         </w:numPr>
-        <w:wordWrap/>
-        <w:rPr>
-          <w:b/>
-        </w:rPr>
-      </w:pPr>
-      <w:r>
-        <w:rPr>
-          <w:rFonts w:hint="eastAsia"/>
-          <w:b/>
+      </w:pPr>
+      <w:r>
+        <w:rPr>
+          <w:rFonts w:hint="eastAsia"/>
         </w:rPr>
         <w:t>编译ARM Linux内核</w:t>
       </w:r>
@@ -11513,7 +11733,6 @@
         <w:rPr>
           <w:rFonts w:hint="eastAsia"/>
         </w:rPr>
-        <w:lastRenderedPageBreak/>
         <w:t>功能模块划分</w:t>
       </w:r>
     </w:p>
@@ -11540,7 +11759,7 @@
         </w:rPr>
         <w:t>过滤器、数据迁移、磁盘自愈、磁盘属性管理、磁盘状态检测及终端配置接口，模块划分图如</w:t>
       </w:r>
-      <w:commentRangeStart w:id="478"/>
+      <w:commentRangeStart w:id="479"/>
       <w:r>
         <w:fldChar w:fldCharType="begin"/>
       </w:r>
@@ -11586,12 +11805,12 @@
       <w:r>
         <w:fldChar w:fldCharType="end"/>
       </w:r>
-      <w:commentRangeEnd w:id="478"/>
+      <w:commentRangeEnd w:id="479"/>
       <w:r>
         <w:rPr>
           <w:rStyle w:val="aff0"/>
         </w:rPr>
-        <w:commentReference w:id="478"/>
+        <w:commentReference w:id="479"/>
       </w:r>
       <w:r>
         <w:rPr>
@@ -11608,10 +11827,10 @@
       </w:pPr>
       <w:r>
         <w:object w:dxaOrig="7500" w:dyaOrig="4836" w14:anchorId="2624EACF">
-          <v:shape id="_x0000_i1028" type="#_x0000_t75" style="width:375.05pt;height:241.65pt" o:ole="">
+          <v:shape id="_x0000_i1028" type="#_x0000_t75" style="width:375pt;height:241.4pt" o:ole="">
             <v:imagedata r:id="rId28" o:title=""/>
           </v:shape>
-          <o:OLEObject Type="Embed" ProgID="Visio.Drawing.11" ShapeID="_x0000_i1028" DrawAspect="Content" ObjectID="_1777355003" r:id="rId29"/>
+          <o:OLEObject Type="Embed" ProgID="Visio.Drawing.11" ShapeID="_x0000_i1028" DrawAspect="Content" ObjectID="_1777478158" r:id="rId29"/>
         </w:object>
       </w:r>
     </w:p>
@@ -11621,7 +11840,7 @@
         <w:wordWrap/>
         <w:spacing w:before="163" w:after="163"/>
       </w:pPr>
-      <w:bookmarkStart w:id="479" w:name="_Ref126590471"/>
+      <w:bookmarkStart w:id="480" w:name="_Ref126590471"/>
       <w:r>
         <w:rPr>
           <w:rFonts w:hint="eastAsia"/>
@@ -11691,7 +11910,7 @@
       <w:r>
         <w:fldChar w:fldCharType="end"/>
       </w:r>
-      <w:bookmarkEnd w:id="479"/>
+      <w:bookmarkEnd w:id="480"/>
       <w:r>
         <w:rPr>
           <w:rFonts w:hint="eastAsia"/>
@@ -11759,24 +11978,25 @@
         <w:wordWrap/>
         <w:spacing w:before="163" w:after="163"/>
       </w:pPr>
-      <w:bookmarkStart w:id="480" w:name="_Toc230955695"/>
-      <w:bookmarkStart w:id="481" w:name="_Toc266358980"/>
-      <w:bookmarkStart w:id="482" w:name="_Toc230494860"/>
-      <w:bookmarkStart w:id="483" w:name="_Toc390947158"/>
-      <w:bookmarkStart w:id="484" w:name="_Toc230494286"/>
-      <w:bookmarkStart w:id="485" w:name="_Toc8757"/>
-      <w:r>
-        <w:rPr>
-          <w:rFonts w:hint="eastAsia"/>
-        </w:rPr>
+      <w:bookmarkStart w:id="481" w:name="_Toc230955695"/>
+      <w:bookmarkStart w:id="482" w:name="_Toc266358980"/>
+      <w:bookmarkStart w:id="483" w:name="_Toc230494860"/>
+      <w:bookmarkStart w:id="484" w:name="_Toc390947158"/>
+      <w:bookmarkStart w:id="485" w:name="_Toc230494286"/>
+      <w:bookmarkStart w:id="486" w:name="_Toc8757"/>
+      <w:r>
+        <w:rPr>
+          <w:rFonts w:hint="eastAsia"/>
+        </w:rPr>
+        <w:lastRenderedPageBreak/>
         <w:t>功能模块设计</w:t>
       </w:r>
-      <w:bookmarkEnd w:id="480"/>
       <w:bookmarkEnd w:id="481"/>
       <w:bookmarkEnd w:id="482"/>
       <w:bookmarkEnd w:id="483"/>
       <w:bookmarkEnd w:id="484"/>
       <w:bookmarkEnd w:id="485"/>
+      <w:bookmarkEnd w:id="486"/>
     </w:p>
     <w:p>
       <w:pPr>
@@ -11799,14 +12019,7 @@
         <w:rPr>
           <w:rFonts w:hint="eastAsia"/>
         </w:rPr>
-        <w:t>过滤器、磁盘属性管理、磁盘自愈、会调用磁盘自愈功能模块，当磁盘健康状况不满足标准时，则会调用</w:t>
-      </w:r>
-      <w:r>
-        <w:rPr>
-          <w:rFonts w:hint="eastAsia"/>
-        </w:rPr>
-        <w:lastRenderedPageBreak/>
-        <w:t>数据迁移功能模块，因此，磁盘</w:t>
+        <w:t>过滤器、磁盘属性管理、磁盘自愈、会调用磁盘自愈功能模块，当磁盘健康状况不满足标准时，则会调用数据迁移功能模块，因此，磁盘</w:t>
       </w:r>
       <w:r>
         <w:rPr>
@@ -11827,7 +12040,7 @@
         <w:wordWrap/>
         <w:spacing w:before="163" w:after="163"/>
       </w:pPr>
-      <w:bookmarkStart w:id="486" w:name="_Ref225912963"/>
+      <w:bookmarkStart w:id="487" w:name="_Ref225912963"/>
       <w:r>
         <w:rPr>
           <w:rFonts w:hint="eastAsia"/>
@@ -11840,7 +12053,7 @@
         </w:rPr>
         <w:t>过滤器</w:t>
       </w:r>
-      <w:bookmarkEnd w:id="486"/>
+      <w:bookmarkEnd w:id="487"/>
     </w:p>
     <w:p>
       <w:pPr>
@@ -11899,7 +12112,21 @@
         <w:rPr>
           <w:rFonts w:hint="eastAsia"/>
         </w:rPr>
-        <w:t>系统其它模块调用，而在过滤器的最底层，则会调用操作系统提供的磁盘读写接口，真正读写磁盘。</w:t>
+        <w:t>系统其它模块调用，而在过滤器的</w:t>
+      </w:r>
+      <w:proofErr w:type="gramStart"/>
+      <w:r>
+        <w:rPr>
+          <w:rFonts w:hint="eastAsia"/>
+        </w:rPr>
+        <w:t>最</w:t>
+      </w:r>
+      <w:proofErr w:type="gramEnd"/>
+      <w:r>
+        <w:rPr>
+          <w:rFonts w:hint="eastAsia"/>
+        </w:rPr>
+        <w:t>底层，则会调用操作系统提供的磁盘读写接口，真正读写磁盘。</w:t>
       </w:r>
     </w:p>
     <w:p>
@@ -11987,10 +12214,10 @@
       </w:pPr>
       <w:r>
         <w:object w:dxaOrig="7539" w:dyaOrig="4120" w14:anchorId="40801B24">
-          <v:shape id="_x0000_i1029" type="#_x0000_t75" style="width:376.9pt;height:206pt" o:ole="">
+          <v:shape id="_x0000_i1029" type="#_x0000_t75" style="width:376.55pt;height:206.35pt" o:ole="">
             <v:imagedata r:id="rId30" o:title=""/>
           </v:shape>
-          <o:OLEObject Type="Embed" ProgID="Visio.Drawing.11" ShapeID="_x0000_i1029" DrawAspect="Content" ObjectID="_1777355004" r:id="rId31"/>
+          <o:OLEObject Type="Embed" ProgID="Visio.Drawing.11" ShapeID="_x0000_i1029" DrawAspect="Content" ObjectID="_1777478159" r:id="rId31"/>
         </w:object>
       </w:r>
     </w:p>
@@ -12000,8 +12227,8 @@
         <w:wordWrap/>
         <w:spacing w:before="163" w:after="163"/>
       </w:pPr>
-      <w:bookmarkStart w:id="487" w:name="_Ref126590484"/>
-      <w:bookmarkStart w:id="488" w:name="_Ref225828375"/>
+      <w:bookmarkStart w:id="488" w:name="_Ref126590484"/>
+      <w:bookmarkStart w:id="489" w:name="_Ref225828375"/>
       <w:r>
         <w:rPr>
           <w:rFonts w:hint="eastAsia"/>
@@ -12071,7 +12298,7 @@
       <w:r>
         <w:fldChar w:fldCharType="end"/>
       </w:r>
-      <w:bookmarkEnd w:id="487"/>
+      <w:bookmarkEnd w:id="488"/>
       <w:r>
         <w:rPr>
           <w:rFonts w:hint="eastAsia"/>
@@ -12084,7 +12311,7 @@
         </w:rPr>
         <w:t>磁盘属性管理功能模块划分</w:t>
       </w:r>
-      <w:bookmarkEnd w:id="488"/>
+      <w:bookmarkEnd w:id="489"/>
     </w:p>
     <w:p>
       <w:pPr>
@@ -12096,7 +12323,6 @@
         <w:rPr>
           <w:rFonts w:hint="eastAsia"/>
         </w:rPr>
-        <w:lastRenderedPageBreak/>
         <w:t>放置策略</w:t>
       </w:r>
     </w:p>
@@ -12123,7 +12349,7 @@
         </w:rPr>
         <w:t>类型，分别具有不同的配置和特征（</w:t>
       </w:r>
-      <w:commentRangeStart w:id="489"/>
+      <w:commentRangeStart w:id="490"/>
       <w:r>
         <w:fldChar w:fldCharType="begin"/>
       </w:r>
@@ -12158,12 +12384,12 @@
       <w:r>
         <w:fldChar w:fldCharType="end"/>
       </w:r>
-      <w:commentRangeEnd w:id="489"/>
+      <w:commentRangeEnd w:id="490"/>
       <w:r>
         <w:rPr>
           <w:rStyle w:val="aff0"/>
         </w:rPr>
-        <w:commentReference w:id="489"/>
+        <w:commentReference w:id="490"/>
       </w:r>
       <w:r>
         <w:rPr>
@@ -12276,7 +12502,7 @@
         <w:wordWrap/>
         <w:spacing w:before="163" w:after="163"/>
       </w:pPr>
-      <w:bookmarkStart w:id="490" w:name="_Ref126590518"/>
+      <w:bookmarkStart w:id="491" w:name="_Ref126590518"/>
       <w:r>
         <w:rPr>
           <w:rFonts w:hint="eastAsia"/>
@@ -12346,7 +12572,7 @@
       <w:r>
         <w:fldChar w:fldCharType="end"/>
       </w:r>
-      <w:bookmarkEnd w:id="490"/>
+      <w:bookmarkEnd w:id="491"/>
       <w:r>
         <w:rPr>
           <w:rFonts w:hint="eastAsia"/>
@@ -12411,7 +12637,7 @@
                 <w:sz w:val="21"/>
               </w:rPr>
             </w:pPr>
-            <w:commentRangeStart w:id="491"/>
+            <w:commentRangeStart w:id="492"/>
           </w:p>
         </w:tc>
         <w:tc>
@@ -12528,12 +12754,12 @@
               </w:rPr>
               <w:t>Type 7</w:t>
             </w:r>
-            <w:commentRangeEnd w:id="491"/>
+            <w:commentRangeEnd w:id="492"/>
             <w:r>
               <w:rPr>
                 <w:rStyle w:val="aff0"/>
               </w:rPr>
-              <w:commentReference w:id="491"/>
+              <w:commentReference w:id="492"/>
             </w:r>
           </w:p>
         </w:tc>
@@ -13250,19 +13476,19 @@
         <w:wordWrap/>
         <w:ind w:firstLine="480"/>
       </w:pPr>
-      <w:commentRangeStart w:id="492"/>
+      <w:commentRangeStart w:id="493"/>
       <w:r>
         <w:rPr>
           <w:rFonts w:hint="eastAsia"/>
         </w:rPr>
         <w:t>在</w:t>
       </w:r>
-      <w:commentRangeEnd w:id="492"/>
+      <w:commentRangeEnd w:id="493"/>
       <w:r>
         <w:rPr>
           <w:rStyle w:val="aff0"/>
         </w:rPr>
-        <w:commentReference w:id="492"/>
+        <w:commentReference w:id="493"/>
       </w:r>
       <w:r>
         <w:rPr>
@@ -13304,7 +13530,14 @@
         <w:rPr>
           <w:rFonts w:hint="eastAsia"/>
         </w:rPr>
-        <w:t>）命令。利用其属性</w:t>
+        <w:t>）命令。利用其属</w:t>
+      </w:r>
+      <w:r>
+        <w:rPr>
+          <w:rFonts w:hint="eastAsia"/>
+        </w:rPr>
+        <w:lastRenderedPageBreak/>
+        <w:t>性</w:t>
       </w:r>
       <w:r>
         <w:rPr>
@@ -13349,93 +13582,92 @@
         <w:wordWrap/>
         <w:spacing w:before="163" w:after="163"/>
       </w:pPr>
-      <w:bookmarkStart w:id="493" w:name="_Toc230494043"/>
-      <w:bookmarkStart w:id="494" w:name="_Toc229383654"/>
-      <w:bookmarkStart w:id="495" w:name="_Toc230493738"/>
-      <w:bookmarkStart w:id="496" w:name="_Toc230494165"/>
-      <w:bookmarkStart w:id="497" w:name="_Toc230405743"/>
-      <w:bookmarkStart w:id="498" w:name="_Toc230493739"/>
-      <w:bookmarkStart w:id="499" w:name="_Toc229454145"/>
-      <w:bookmarkStart w:id="500" w:name="_Toc230494042"/>
-      <w:bookmarkStart w:id="501" w:name="_Toc230331892"/>
-      <w:bookmarkStart w:id="502" w:name="_Toc230494863"/>
-      <w:bookmarkStart w:id="503" w:name="_Toc229383656"/>
-      <w:bookmarkStart w:id="504" w:name="_Toc230494648"/>
-      <w:bookmarkStart w:id="505" w:name="_Toc230331894"/>
-      <w:bookmarkStart w:id="506" w:name="_Toc229383657"/>
-      <w:bookmarkStart w:id="507" w:name="_Toc230405744"/>
-      <w:bookmarkStart w:id="508" w:name="_Toc230494862"/>
-      <w:bookmarkStart w:id="509" w:name="_Toc230494651"/>
-      <w:bookmarkStart w:id="510" w:name="_Toc230494288"/>
-      <w:bookmarkStart w:id="511" w:name="_Toc229383655"/>
-      <w:bookmarkStart w:id="512" w:name="_Toc230494864"/>
-      <w:bookmarkStart w:id="513" w:name="_Toc230405745"/>
-      <w:bookmarkStart w:id="514" w:name="_Toc229383660"/>
-      <w:bookmarkStart w:id="515" w:name="_Toc230331898"/>
-      <w:bookmarkStart w:id="516" w:name="_Toc230494867"/>
-      <w:bookmarkStart w:id="517" w:name="_Toc230494166"/>
-      <w:bookmarkStart w:id="518" w:name="_Toc230494170"/>
-      <w:bookmarkStart w:id="519" w:name="_Toc230493742"/>
-      <w:bookmarkStart w:id="520" w:name="_Toc230494291"/>
-      <w:bookmarkStart w:id="521" w:name="_Toc229454149"/>
-      <w:bookmarkStart w:id="522" w:name="_Toc230494290"/>
-      <w:bookmarkStart w:id="523" w:name="_Toc230494048"/>
-      <w:bookmarkStart w:id="524" w:name="_Toc230494293"/>
-      <w:bookmarkStart w:id="525" w:name="_Toc230494294"/>
-      <w:bookmarkStart w:id="526" w:name="_Toc230331895"/>
-      <w:bookmarkStart w:id="527" w:name="_Toc230494167"/>
-      <w:bookmarkStart w:id="528" w:name="_Toc229383659"/>
-      <w:bookmarkStart w:id="529" w:name="_Toc230494650"/>
-      <w:bookmarkStart w:id="530" w:name="_Toc229454147"/>
-      <w:bookmarkStart w:id="531" w:name="_Toc230331893"/>
-      <w:bookmarkStart w:id="532" w:name="_Toc229454148"/>
-      <w:bookmarkStart w:id="533" w:name="_Toc230494168"/>
-      <w:bookmarkStart w:id="534" w:name="_Toc230405746"/>
-      <w:bookmarkStart w:id="535" w:name="_Toc230493741"/>
-      <w:bookmarkStart w:id="536" w:name="_Toc230494865"/>
-      <w:bookmarkStart w:id="537" w:name="_Toc230331896"/>
-      <w:bookmarkStart w:id="538" w:name="_Toc229454146"/>
-      <w:bookmarkStart w:id="539" w:name="_Toc230493740"/>
-      <w:bookmarkStart w:id="540" w:name="_Toc230494045"/>
-      <w:bookmarkStart w:id="541" w:name="_Toc229383658"/>
-      <w:bookmarkStart w:id="542" w:name="_Toc230331897"/>
-      <w:bookmarkStart w:id="543" w:name="_Toc230494649"/>
-      <w:bookmarkStart w:id="544" w:name="_Toc230494044"/>
-      <w:bookmarkStart w:id="545" w:name="_Toc230494289"/>
-      <w:bookmarkStart w:id="546" w:name="_Toc230494171"/>
-      <w:bookmarkStart w:id="547" w:name="_Toc230331899"/>
-      <w:bookmarkStart w:id="548" w:name="_Toc230494295"/>
-      <w:bookmarkStart w:id="549" w:name="_Toc230494868"/>
-      <w:bookmarkStart w:id="550" w:name="_Toc230494047"/>
-      <w:bookmarkStart w:id="551" w:name="_Toc230405747"/>
-      <w:bookmarkStart w:id="552" w:name="_Toc230494653"/>
-      <w:bookmarkStart w:id="553" w:name="_Toc230494046"/>
-      <w:bookmarkStart w:id="554" w:name="_Toc230494655"/>
-      <w:bookmarkStart w:id="555" w:name="_Toc230494172"/>
-      <w:bookmarkStart w:id="556" w:name="_Toc230494866"/>
-      <w:bookmarkStart w:id="557" w:name="_Toc230494049"/>
-      <w:bookmarkStart w:id="558" w:name="_Toc229454151"/>
-      <w:bookmarkStart w:id="559" w:name="_Toc230494292"/>
-      <w:bookmarkStart w:id="560" w:name="_Toc230494169"/>
-      <w:bookmarkStart w:id="561" w:name="_Toc230493745"/>
-      <w:bookmarkStart w:id="562" w:name="_Toc230405748"/>
-      <w:bookmarkStart w:id="563" w:name="_Toc230494652"/>
-      <w:bookmarkStart w:id="564" w:name="_Toc229454150"/>
-      <w:bookmarkStart w:id="565" w:name="_Toc230494654"/>
-      <w:bookmarkStart w:id="566" w:name="_Toc229454152"/>
-      <w:bookmarkStart w:id="567" w:name="_Toc230493743"/>
-      <w:bookmarkStart w:id="568" w:name="_Toc230494869"/>
-      <w:bookmarkStart w:id="569" w:name="_Toc230405749"/>
-      <w:bookmarkStart w:id="570" w:name="_Toc229383661"/>
-      <w:bookmarkStart w:id="571" w:name="_Toc230405750"/>
-      <w:bookmarkStart w:id="572" w:name="_Toc230493744"/>
-      <w:bookmarkStart w:id="573" w:name="_Toc266358982"/>
-      <w:bookmarkStart w:id="574" w:name="_Toc390947159"/>
-      <w:bookmarkStart w:id="575" w:name="_Toc230494870"/>
-      <w:bookmarkStart w:id="576" w:name="_Toc230494296"/>
-      <w:bookmarkStart w:id="577" w:name="_Toc230955697"/>
-      <w:bookmarkStart w:id="578" w:name="_Toc18327"/>
-      <w:bookmarkEnd w:id="493"/>
+      <w:bookmarkStart w:id="494" w:name="_Toc230494043"/>
+      <w:bookmarkStart w:id="495" w:name="_Toc229383654"/>
+      <w:bookmarkStart w:id="496" w:name="_Toc230493738"/>
+      <w:bookmarkStart w:id="497" w:name="_Toc230494165"/>
+      <w:bookmarkStart w:id="498" w:name="_Toc230405743"/>
+      <w:bookmarkStart w:id="499" w:name="_Toc230493739"/>
+      <w:bookmarkStart w:id="500" w:name="_Toc229454145"/>
+      <w:bookmarkStart w:id="501" w:name="_Toc230494042"/>
+      <w:bookmarkStart w:id="502" w:name="_Toc230331892"/>
+      <w:bookmarkStart w:id="503" w:name="_Toc230494863"/>
+      <w:bookmarkStart w:id="504" w:name="_Toc229383656"/>
+      <w:bookmarkStart w:id="505" w:name="_Toc230494648"/>
+      <w:bookmarkStart w:id="506" w:name="_Toc230331894"/>
+      <w:bookmarkStart w:id="507" w:name="_Toc229383657"/>
+      <w:bookmarkStart w:id="508" w:name="_Toc230405744"/>
+      <w:bookmarkStart w:id="509" w:name="_Toc230494862"/>
+      <w:bookmarkStart w:id="510" w:name="_Toc230494651"/>
+      <w:bookmarkStart w:id="511" w:name="_Toc230494288"/>
+      <w:bookmarkStart w:id="512" w:name="_Toc229383655"/>
+      <w:bookmarkStart w:id="513" w:name="_Toc230494864"/>
+      <w:bookmarkStart w:id="514" w:name="_Toc230405745"/>
+      <w:bookmarkStart w:id="515" w:name="_Toc229383660"/>
+      <w:bookmarkStart w:id="516" w:name="_Toc230331898"/>
+      <w:bookmarkStart w:id="517" w:name="_Toc230494867"/>
+      <w:bookmarkStart w:id="518" w:name="_Toc230494166"/>
+      <w:bookmarkStart w:id="519" w:name="_Toc230494170"/>
+      <w:bookmarkStart w:id="520" w:name="_Toc230493742"/>
+      <w:bookmarkStart w:id="521" w:name="_Toc230494291"/>
+      <w:bookmarkStart w:id="522" w:name="_Toc229454149"/>
+      <w:bookmarkStart w:id="523" w:name="_Toc230494290"/>
+      <w:bookmarkStart w:id="524" w:name="_Toc230494048"/>
+      <w:bookmarkStart w:id="525" w:name="_Toc230494293"/>
+      <w:bookmarkStart w:id="526" w:name="_Toc230494294"/>
+      <w:bookmarkStart w:id="527" w:name="_Toc230331895"/>
+      <w:bookmarkStart w:id="528" w:name="_Toc230494167"/>
+      <w:bookmarkStart w:id="529" w:name="_Toc229383659"/>
+      <w:bookmarkStart w:id="530" w:name="_Toc230494650"/>
+      <w:bookmarkStart w:id="531" w:name="_Toc229454147"/>
+      <w:bookmarkStart w:id="532" w:name="_Toc230331893"/>
+      <w:bookmarkStart w:id="533" w:name="_Toc229454148"/>
+      <w:bookmarkStart w:id="534" w:name="_Toc230494168"/>
+      <w:bookmarkStart w:id="535" w:name="_Toc230405746"/>
+      <w:bookmarkStart w:id="536" w:name="_Toc230493741"/>
+      <w:bookmarkStart w:id="537" w:name="_Toc230494865"/>
+      <w:bookmarkStart w:id="538" w:name="_Toc230331896"/>
+      <w:bookmarkStart w:id="539" w:name="_Toc229454146"/>
+      <w:bookmarkStart w:id="540" w:name="_Toc230493740"/>
+      <w:bookmarkStart w:id="541" w:name="_Toc230494045"/>
+      <w:bookmarkStart w:id="542" w:name="_Toc229383658"/>
+      <w:bookmarkStart w:id="543" w:name="_Toc230331897"/>
+      <w:bookmarkStart w:id="544" w:name="_Toc230494649"/>
+      <w:bookmarkStart w:id="545" w:name="_Toc230494044"/>
+      <w:bookmarkStart w:id="546" w:name="_Toc230494289"/>
+      <w:bookmarkStart w:id="547" w:name="_Toc230494171"/>
+      <w:bookmarkStart w:id="548" w:name="_Toc230331899"/>
+      <w:bookmarkStart w:id="549" w:name="_Toc230494295"/>
+      <w:bookmarkStart w:id="550" w:name="_Toc230494868"/>
+      <w:bookmarkStart w:id="551" w:name="_Toc230494047"/>
+      <w:bookmarkStart w:id="552" w:name="_Toc230405747"/>
+      <w:bookmarkStart w:id="553" w:name="_Toc230494653"/>
+      <w:bookmarkStart w:id="554" w:name="_Toc230494046"/>
+      <w:bookmarkStart w:id="555" w:name="_Toc230494655"/>
+      <w:bookmarkStart w:id="556" w:name="_Toc230494172"/>
+      <w:bookmarkStart w:id="557" w:name="_Toc230494866"/>
+      <w:bookmarkStart w:id="558" w:name="_Toc230494049"/>
+      <w:bookmarkStart w:id="559" w:name="_Toc229454151"/>
+      <w:bookmarkStart w:id="560" w:name="_Toc230494292"/>
+      <w:bookmarkStart w:id="561" w:name="_Toc230494169"/>
+      <w:bookmarkStart w:id="562" w:name="_Toc230493745"/>
+      <w:bookmarkStart w:id="563" w:name="_Toc230405748"/>
+      <w:bookmarkStart w:id="564" w:name="_Toc230494652"/>
+      <w:bookmarkStart w:id="565" w:name="_Toc229454150"/>
+      <w:bookmarkStart w:id="566" w:name="_Toc230494654"/>
+      <w:bookmarkStart w:id="567" w:name="_Toc229454152"/>
+      <w:bookmarkStart w:id="568" w:name="_Toc230493743"/>
+      <w:bookmarkStart w:id="569" w:name="_Toc230494869"/>
+      <w:bookmarkStart w:id="570" w:name="_Toc230405749"/>
+      <w:bookmarkStart w:id="571" w:name="_Toc229383661"/>
+      <w:bookmarkStart w:id="572" w:name="_Toc230405750"/>
+      <w:bookmarkStart w:id="573" w:name="_Toc230493744"/>
+      <w:bookmarkStart w:id="574" w:name="_Toc266358982"/>
+      <w:bookmarkStart w:id="575" w:name="_Toc390947159"/>
+      <w:bookmarkStart w:id="576" w:name="_Toc230494870"/>
+      <w:bookmarkStart w:id="577" w:name="_Toc230494296"/>
+      <w:bookmarkStart w:id="578" w:name="_Toc230955697"/>
+      <w:bookmarkStart w:id="579" w:name="_Toc18327"/>
       <w:bookmarkEnd w:id="494"/>
       <w:bookmarkEnd w:id="495"/>
       <w:bookmarkEnd w:id="496"/>
@@ -13515,18 +13747,19 @@
       <w:bookmarkEnd w:id="570"/>
       <w:bookmarkEnd w:id="571"/>
       <w:bookmarkEnd w:id="572"/>
+      <w:bookmarkEnd w:id="573"/>
       <w:r>
         <w:rPr>
           <w:rFonts w:hint="eastAsia"/>
         </w:rPr>
         <w:t>本章小结</w:t>
       </w:r>
-      <w:bookmarkEnd w:id="573"/>
       <w:bookmarkEnd w:id="574"/>
       <w:bookmarkEnd w:id="575"/>
       <w:bookmarkEnd w:id="576"/>
       <w:bookmarkEnd w:id="577"/>
       <w:bookmarkEnd w:id="578"/>
+      <w:bookmarkEnd w:id="579"/>
     </w:p>
     <w:p>
       <w:pPr>
@@ -13563,14 +13796,14 @@
         <w:pStyle w:val="1"/>
         <w:wordWrap/>
       </w:pPr>
-      <w:bookmarkStart w:id="579" w:name="_Toc134007918"/>
-      <w:bookmarkStart w:id="580" w:name="_Toc390947160"/>
-      <w:bookmarkStart w:id="581" w:name="_Toc135227334"/>
-      <w:bookmarkStart w:id="582" w:name="_Toc135227413"/>
-      <w:bookmarkStart w:id="583" w:name="_Toc135229738"/>
-      <w:bookmarkStart w:id="584" w:name="_Toc135227569"/>
-      <w:bookmarkStart w:id="585" w:name="_Toc266358983"/>
-      <w:bookmarkStart w:id="586" w:name="_Toc780"/>
+      <w:bookmarkStart w:id="580" w:name="_Toc134007918"/>
+      <w:bookmarkStart w:id="581" w:name="_Toc390947160"/>
+      <w:bookmarkStart w:id="582" w:name="_Toc135227334"/>
+      <w:bookmarkStart w:id="583" w:name="_Toc135227413"/>
+      <w:bookmarkStart w:id="584" w:name="_Toc135229738"/>
+      <w:bookmarkStart w:id="585" w:name="_Toc135227569"/>
+      <w:bookmarkStart w:id="586" w:name="_Toc266358983"/>
+      <w:bookmarkStart w:id="587" w:name="_Toc780"/>
       <w:r>
         <w:rPr>
           <w:rFonts w:hint="eastAsia"/>
@@ -13584,7 +13817,6 @@
         </w:rPr>
         <w:t>系统实现</w:t>
       </w:r>
-      <w:bookmarkEnd w:id="579"/>
       <w:bookmarkEnd w:id="580"/>
       <w:bookmarkEnd w:id="581"/>
       <w:bookmarkEnd w:id="582"/>
@@ -13592,6 +13824,7 @@
       <w:bookmarkEnd w:id="584"/>
       <w:bookmarkEnd w:id="585"/>
       <w:bookmarkEnd w:id="586"/>
+      <w:bookmarkEnd w:id="587"/>
     </w:p>
     <w:p>
       <w:pPr>
@@ -13672,265 +13905,264 @@
         <w:pStyle w:val="2"/>
         <w:wordWrap/>
       </w:pPr>
-      <w:bookmarkStart w:id="587" w:name="_Toc229383679"/>
-      <w:bookmarkStart w:id="588" w:name="_Toc230494888"/>
-      <w:bookmarkStart w:id="589" w:name="_Toc230494886"/>
-      <w:bookmarkStart w:id="590" w:name="_Toc230493764"/>
-      <w:bookmarkStart w:id="591" w:name="_Toc230493762"/>
-      <w:bookmarkStart w:id="592" w:name="_Toc230494308"/>
-      <w:bookmarkStart w:id="593" w:name="_Toc230494668"/>
-      <w:bookmarkStart w:id="594" w:name="_Toc230494185"/>
-      <w:bookmarkStart w:id="595" w:name="_Toc230494183"/>
-      <w:bookmarkStart w:id="596" w:name="_Toc230494306"/>
-      <w:bookmarkStart w:id="597" w:name="_Toc230493757"/>
-      <w:bookmarkStart w:id="598" w:name="_Toc229454165"/>
-      <w:bookmarkStart w:id="599" w:name="_Toc230494186"/>
-      <w:bookmarkStart w:id="600" w:name="_Toc230494188"/>
-      <w:bookmarkStart w:id="601" w:name="_Toc230493761"/>
-      <w:bookmarkStart w:id="602" w:name="_Toc230494064"/>
-      <w:bookmarkStart w:id="603" w:name="_Toc230494671"/>
-      <w:bookmarkStart w:id="604" w:name="_Toc229454167"/>
-      <w:bookmarkStart w:id="605" w:name="_Toc230405765"/>
-      <w:bookmarkStart w:id="606" w:name="_Toc230493756"/>
-      <w:bookmarkStart w:id="607" w:name="_Toc230494882"/>
-      <w:bookmarkStart w:id="608" w:name="_Toc230494879"/>
-      <w:bookmarkStart w:id="609" w:name="_Toc230493758"/>
-      <w:bookmarkStart w:id="610" w:name="_Toc230494184"/>
-      <w:bookmarkStart w:id="611" w:name="_Toc229383675"/>
-      <w:bookmarkStart w:id="612" w:name="_Toc230494880"/>
-      <w:bookmarkStart w:id="613" w:name="_Toc230494670"/>
-      <w:bookmarkStart w:id="614" w:name="_Toc230494311"/>
-      <w:bookmarkStart w:id="615" w:name="_Toc230494884"/>
-      <w:bookmarkStart w:id="616" w:name="_Toc230493759"/>
-      <w:bookmarkStart w:id="617" w:name="_Toc230493760"/>
-      <w:bookmarkStart w:id="618" w:name="_Toc230405764"/>
-      <w:bookmarkStart w:id="619" w:name="_Toc230494885"/>
-      <w:bookmarkStart w:id="620" w:name="_Toc230494063"/>
-      <w:bookmarkStart w:id="621" w:name="_Toc230494187"/>
-      <w:bookmarkStart w:id="622" w:name="_Toc229383674"/>
-      <w:bookmarkStart w:id="623" w:name="_Toc230494060"/>
-      <w:bookmarkStart w:id="624" w:name="_Toc230405769"/>
-      <w:bookmarkStart w:id="625" w:name="_Toc229454168"/>
-      <w:bookmarkStart w:id="626" w:name="_Toc229383677"/>
-      <w:bookmarkStart w:id="627" w:name="_Toc230331918"/>
-      <w:bookmarkStart w:id="628" w:name="_Toc230494065"/>
-      <w:bookmarkStart w:id="629" w:name="_Toc230494310"/>
-      <w:bookmarkStart w:id="630" w:name="_Toc229454169"/>
-      <w:bookmarkStart w:id="631" w:name="_Toc230494883"/>
-      <w:bookmarkStart w:id="632" w:name="_Toc230493763"/>
-      <w:bookmarkStart w:id="633" w:name="_Toc229383680"/>
-      <w:bookmarkStart w:id="634" w:name="_Toc230405770"/>
-      <w:bookmarkStart w:id="635" w:name="_Toc230493765"/>
-      <w:bookmarkStart w:id="636" w:name="_Toc230494673"/>
-      <w:bookmarkStart w:id="637" w:name="_Toc230331916"/>
-      <w:bookmarkStart w:id="638" w:name="_Toc230331915"/>
-      <w:bookmarkStart w:id="639" w:name="_Toc229454166"/>
-      <w:bookmarkStart w:id="640" w:name="_Toc230331913"/>
-      <w:bookmarkStart w:id="641" w:name="_Toc230494669"/>
-      <w:bookmarkStart w:id="642" w:name="_Toc229383676"/>
-      <w:bookmarkStart w:id="643" w:name="_Toc230405767"/>
-      <w:bookmarkStart w:id="644" w:name="_Toc230494190"/>
-      <w:bookmarkStart w:id="645" w:name="_Toc230331914"/>
-      <w:bookmarkStart w:id="646" w:name="_Toc230405766"/>
-      <w:bookmarkStart w:id="647" w:name="_Toc230494191"/>
-      <w:bookmarkStart w:id="648" w:name="_Toc230331919"/>
-      <w:bookmarkStart w:id="649" w:name="_Toc230494066"/>
-      <w:bookmarkStart w:id="650" w:name="_Toc230494309"/>
-      <w:bookmarkStart w:id="651" w:name="_Toc230494887"/>
-      <w:bookmarkStart w:id="652" w:name="_Toc229454172"/>
-      <w:bookmarkStart w:id="653" w:name="_Toc229383678"/>
-      <w:bookmarkStart w:id="654" w:name="_Toc229454171"/>
-      <w:bookmarkStart w:id="655" w:name="_Toc230494672"/>
-      <w:bookmarkStart w:id="656" w:name="_Toc230494313"/>
-      <w:bookmarkStart w:id="657" w:name="_Toc230494314"/>
-      <w:bookmarkStart w:id="658" w:name="_Toc230331917"/>
-      <w:bookmarkStart w:id="659" w:name="_Toc230494312"/>
-      <w:bookmarkStart w:id="660" w:name="_Toc230405768"/>
-      <w:bookmarkStart w:id="661" w:name="_Toc230494189"/>
-      <w:bookmarkStart w:id="662" w:name="_Toc229454175"/>
-      <w:bookmarkStart w:id="663" w:name="_Toc230331921"/>
-      <w:bookmarkStart w:id="664" w:name="_Toc229383682"/>
-      <w:bookmarkStart w:id="665" w:name="_Toc229454174"/>
-      <w:bookmarkStart w:id="666" w:name="_Toc230494193"/>
-      <w:bookmarkStart w:id="667" w:name="_Toc230494072"/>
-      <w:bookmarkStart w:id="668" w:name="_Toc230494676"/>
-      <w:bookmarkStart w:id="669" w:name="_Toc230405773"/>
-      <w:bookmarkStart w:id="670" w:name="_Toc230493768"/>
-      <w:bookmarkStart w:id="671" w:name="_Toc230494889"/>
-      <w:bookmarkStart w:id="672" w:name="_Toc230331922"/>
-      <w:bookmarkStart w:id="673" w:name="_Toc230494195"/>
-      <w:bookmarkStart w:id="674" w:name="_Toc230494318"/>
-      <w:bookmarkStart w:id="675" w:name="_Toc230405775"/>
-      <w:bookmarkStart w:id="676" w:name="_Toc229454176"/>
-      <w:bookmarkStart w:id="677" w:name="_Toc230494894"/>
-      <w:bookmarkStart w:id="678" w:name="_Toc229383688"/>
-      <w:bookmarkStart w:id="679" w:name="_Toc229383685"/>
-      <w:bookmarkStart w:id="680" w:name="_Toc230405771"/>
-      <w:bookmarkStart w:id="681" w:name="_Toc230494890"/>
-      <w:bookmarkStart w:id="682" w:name="_Toc230331920"/>
-      <w:bookmarkStart w:id="683" w:name="_Toc229454173"/>
-      <w:bookmarkStart w:id="684" w:name="_Toc229383684"/>
-      <w:bookmarkStart w:id="685" w:name="_Toc230493770"/>
-      <w:bookmarkStart w:id="686" w:name="_Toc230494074"/>
-      <w:bookmarkStart w:id="687" w:name="_Toc230494892"/>
-      <w:bookmarkStart w:id="688" w:name="_Toc230494194"/>
-      <w:bookmarkStart w:id="689" w:name="_Toc230331926"/>
-      <w:bookmarkStart w:id="690" w:name="_Toc230494321"/>
-      <w:bookmarkStart w:id="691" w:name="_Toc230494678"/>
-      <w:bookmarkStart w:id="692" w:name="_Toc229383683"/>
-      <w:bookmarkStart w:id="693" w:name="_Toc230494891"/>
-      <w:bookmarkStart w:id="694" w:name="_Toc230493766"/>
-      <w:bookmarkStart w:id="695" w:name="_Toc230494317"/>
-      <w:bookmarkStart w:id="696" w:name="_Toc230331924"/>
-      <w:bookmarkStart w:id="697" w:name="_Toc230493771"/>
-      <w:bookmarkStart w:id="698" w:name="_Toc230405772"/>
-      <w:bookmarkStart w:id="699" w:name="_Toc230494316"/>
-      <w:bookmarkStart w:id="700" w:name="_Toc230494677"/>
-      <w:bookmarkStart w:id="701" w:name="_Toc230494071"/>
-      <w:bookmarkStart w:id="702" w:name="_Toc230493767"/>
-      <w:bookmarkStart w:id="703" w:name="_Toc230494070"/>
-      <w:bookmarkStart w:id="704" w:name="_Toc230494893"/>
-      <w:bookmarkStart w:id="705" w:name="_Toc229454179"/>
-      <w:bookmarkStart w:id="706" w:name="_Toc230494319"/>
-      <w:bookmarkStart w:id="707" w:name="_Toc230494681"/>
-      <w:bookmarkStart w:id="708" w:name="_Toc230494199"/>
-      <w:bookmarkStart w:id="709" w:name="_Toc229383687"/>
-      <w:bookmarkStart w:id="710" w:name="_Toc230331925"/>
-      <w:bookmarkStart w:id="711" w:name="_Toc230494197"/>
-      <w:bookmarkStart w:id="712" w:name="_Toc228776319"/>
-      <w:bookmarkStart w:id="713" w:name="_Toc230493772"/>
-      <w:bookmarkStart w:id="714" w:name="_Toc230494076"/>
-      <w:bookmarkStart w:id="715" w:name="_Toc230494896"/>
-      <w:bookmarkStart w:id="716" w:name="_Toc230405774"/>
-      <w:bookmarkStart w:id="717" w:name="_Toc230405777"/>
-      <w:bookmarkStart w:id="718" w:name="_Toc230494679"/>
-      <w:bookmarkStart w:id="719" w:name="_Toc230494073"/>
-      <w:bookmarkStart w:id="720" w:name="_Toc230494322"/>
-      <w:bookmarkStart w:id="721" w:name="_Toc230494682"/>
-      <w:bookmarkStart w:id="722" w:name="_Toc230331923"/>
-      <w:bookmarkStart w:id="723" w:name="_Toc230494175"/>
-      <w:bookmarkStart w:id="724" w:name="_Toc229383664"/>
-      <w:bookmarkStart w:id="725" w:name="_Toc230494895"/>
-      <w:bookmarkStart w:id="726" w:name="_Toc230494196"/>
-      <w:bookmarkStart w:id="727" w:name="_Toc229383686"/>
-      <w:bookmarkStart w:id="728" w:name="_Toc230494680"/>
-      <w:bookmarkStart w:id="729" w:name="_Toc230493769"/>
-      <w:bookmarkStart w:id="730" w:name="_Toc230494658"/>
-      <w:bookmarkStart w:id="731" w:name="_Toc230494872"/>
-      <w:bookmarkStart w:id="732" w:name="_Toc230494320"/>
-      <w:bookmarkStart w:id="733" w:name="_Toc230405776"/>
-      <w:bookmarkStart w:id="734" w:name="_Toc230494075"/>
-      <w:bookmarkStart w:id="735" w:name="_Toc229454178"/>
-      <w:bookmarkStart w:id="736" w:name="_Toc228776318"/>
-      <w:bookmarkStart w:id="737" w:name="_Toc230494198"/>
-      <w:bookmarkStart w:id="738" w:name="_Toc229454177"/>
-      <w:bookmarkStart w:id="739" w:name="_Toc230493748"/>
-      <w:bookmarkStart w:id="740" w:name="_Toc229454155"/>
-      <w:bookmarkStart w:id="741" w:name="_Toc230493749"/>
-      <w:bookmarkStart w:id="742" w:name="_Toc229454156"/>
-      <w:bookmarkStart w:id="743" w:name="_Toc230405756"/>
-      <w:bookmarkStart w:id="744" w:name="_Toc230494298"/>
-      <w:bookmarkStart w:id="745" w:name="_Toc230494177"/>
-      <w:bookmarkStart w:id="746" w:name="_Toc230493750"/>
-      <w:bookmarkStart w:id="747" w:name="_Toc230494875"/>
-      <w:bookmarkStart w:id="748" w:name="_Toc230494178"/>
-      <w:bookmarkStart w:id="749" w:name="_Toc230494660"/>
-      <w:bookmarkStart w:id="750" w:name="_Toc230494054"/>
-      <w:bookmarkStart w:id="751" w:name="_Toc229383665"/>
-      <w:bookmarkStart w:id="752" w:name="_Toc229454159"/>
-      <w:bookmarkStart w:id="753" w:name="_Toc230331906"/>
-      <w:bookmarkStart w:id="754" w:name="_Toc230405753"/>
-      <w:bookmarkStart w:id="755" w:name="_Toc230331903"/>
-      <w:bookmarkStart w:id="756" w:name="_Toc230405754"/>
-      <w:bookmarkStart w:id="757" w:name="_Toc230331902"/>
-      <w:bookmarkStart w:id="758" w:name="_Toc230494873"/>
-      <w:bookmarkStart w:id="759" w:name="_Toc229383666"/>
-      <w:bookmarkStart w:id="760" w:name="_Toc229383668"/>
-      <w:bookmarkStart w:id="761" w:name="_Toc229454158"/>
-      <w:bookmarkStart w:id="762" w:name="_Toc230331904"/>
-      <w:bookmarkStart w:id="763" w:name="_Toc230493751"/>
-      <w:bookmarkStart w:id="764" w:name="_Toc230405757"/>
-      <w:bookmarkStart w:id="765" w:name="_Toc230494053"/>
-      <w:bookmarkStart w:id="766" w:name="_Toc230493752"/>
-      <w:bookmarkStart w:id="767" w:name="_Toc230494299"/>
-      <w:bookmarkStart w:id="768" w:name="_Toc230494056"/>
-      <w:bookmarkStart w:id="769" w:name="_Toc230494052"/>
-      <w:bookmarkStart w:id="770" w:name="_Toc230494661"/>
-      <w:bookmarkStart w:id="771" w:name="_Toc230494304"/>
-      <w:bookmarkStart w:id="772" w:name="_Toc230494057"/>
-      <w:bookmarkStart w:id="773" w:name="_Toc230494058"/>
-      <w:bookmarkStart w:id="774" w:name="_Toc230494176"/>
-      <w:bookmarkStart w:id="775" w:name="_Toc230494179"/>
-      <w:bookmarkStart w:id="776" w:name="_Toc230405755"/>
-      <w:bookmarkStart w:id="777" w:name="_Toc230494659"/>
-      <w:bookmarkStart w:id="778" w:name="_Toc230494874"/>
-      <w:bookmarkStart w:id="779" w:name="_Toc230494301"/>
-      <w:bookmarkStart w:id="780" w:name="_Toc229383671"/>
-      <w:bookmarkStart w:id="781" w:name="_Toc229454161"/>
-      <w:bookmarkStart w:id="782" w:name="_Toc230493755"/>
-      <w:bookmarkStart w:id="783" w:name="_Toc230494182"/>
-      <w:bookmarkStart w:id="784" w:name="_Toc229454157"/>
-      <w:bookmarkStart w:id="785" w:name="_Toc230331905"/>
-      <w:bookmarkStart w:id="786" w:name="_Toc230494300"/>
-      <w:bookmarkStart w:id="787" w:name="_Toc229383667"/>
-      <w:bookmarkStart w:id="788" w:name="_Toc230494663"/>
-      <w:bookmarkStart w:id="789" w:name="_Toc230494180"/>
-      <w:bookmarkStart w:id="790" w:name="_Toc230494877"/>
-      <w:bookmarkStart w:id="791" w:name="_Toc230493754"/>
-      <w:bookmarkStart w:id="792" w:name="_Toc229383669"/>
-      <w:bookmarkStart w:id="793" w:name="_Toc230494876"/>
-      <w:bookmarkStart w:id="794" w:name="_Toc230331909"/>
-      <w:bookmarkStart w:id="795" w:name="_Toc230494059"/>
-      <w:bookmarkStart w:id="796" w:name="_Toc230493753"/>
-      <w:bookmarkStart w:id="797" w:name="_Toc230494181"/>
-      <w:bookmarkStart w:id="798" w:name="_Toc230494662"/>
-      <w:bookmarkStart w:id="799" w:name="_Toc230331907"/>
-      <w:bookmarkStart w:id="800" w:name="_Toc230494055"/>
-      <w:bookmarkStart w:id="801" w:name="_Toc230494878"/>
-      <w:bookmarkStart w:id="802" w:name="_Toc229454160"/>
-      <w:bookmarkStart w:id="803" w:name="_Toc230494061"/>
-      <w:bookmarkStart w:id="804" w:name="_Toc230494305"/>
-      <w:bookmarkStart w:id="805" w:name="_Toc230494307"/>
-      <w:bookmarkStart w:id="806" w:name="_Toc230331910"/>
-      <w:bookmarkStart w:id="807" w:name="_Toc229383670"/>
-      <w:bookmarkStart w:id="808" w:name="_Toc229383673"/>
-      <w:bookmarkStart w:id="809" w:name="_Toc229383672"/>
-      <w:bookmarkStart w:id="810" w:name="_Toc230405760"/>
-      <w:bookmarkStart w:id="811" w:name="_Toc230494881"/>
-      <w:bookmarkStart w:id="812" w:name="_Toc230494302"/>
-      <w:bookmarkStart w:id="813" w:name="_Toc230331908"/>
-      <w:bookmarkStart w:id="814" w:name="_Toc230331912"/>
-      <w:bookmarkStart w:id="815" w:name="_Toc230331911"/>
-      <w:bookmarkStart w:id="816" w:name="_Toc230494665"/>
-      <w:bookmarkStart w:id="817" w:name="_Toc230405763"/>
-      <w:bookmarkStart w:id="818" w:name="_Toc229454162"/>
-      <w:bookmarkStart w:id="819" w:name="_Toc229454164"/>
-      <w:bookmarkStart w:id="820" w:name="_Toc230494667"/>
-      <w:bookmarkStart w:id="821" w:name="_Toc230405758"/>
-      <w:bookmarkStart w:id="822" w:name="_Toc230494062"/>
-      <w:bookmarkStart w:id="823" w:name="_Toc230494666"/>
-      <w:bookmarkStart w:id="824" w:name="_Toc230405759"/>
-      <w:bookmarkStart w:id="825" w:name="_Toc230494303"/>
-      <w:bookmarkStart w:id="826" w:name="_Toc229454163"/>
-      <w:bookmarkStart w:id="827" w:name="_Toc230405762"/>
-      <w:bookmarkStart w:id="828" w:name="_Toc230494664"/>
-      <w:bookmarkStart w:id="829" w:name="_Toc230405761"/>
-      <w:bookmarkStart w:id="830" w:name="_Toc229454170"/>
-      <w:bookmarkStart w:id="831" w:name="_Toc230494069"/>
-      <w:bookmarkStart w:id="832" w:name="_Toc230494067"/>
-      <w:bookmarkStart w:id="833" w:name="_Toc230494192"/>
-      <w:bookmarkStart w:id="834" w:name="_Toc230494674"/>
-      <w:bookmarkStart w:id="835" w:name="_Toc230494675"/>
-      <w:bookmarkStart w:id="836" w:name="_Toc230494315"/>
-      <w:bookmarkStart w:id="837" w:name="_Toc230494068"/>
-      <w:bookmarkStart w:id="838" w:name="_Toc229383681"/>
-      <w:bookmarkStart w:id="839" w:name="_Toc390947161"/>
-      <w:bookmarkStart w:id="840" w:name="_Toc266358984"/>
-      <w:bookmarkStart w:id="841" w:name="_Toc230955699"/>
-      <w:bookmarkStart w:id="842" w:name="_Toc230494323"/>
-      <w:bookmarkStart w:id="843" w:name="_Toc230494897"/>
-      <w:bookmarkStart w:id="844" w:name="_Toc25168"/>
-      <w:bookmarkEnd w:id="587"/>
+      <w:bookmarkStart w:id="588" w:name="_Toc229383679"/>
+      <w:bookmarkStart w:id="589" w:name="_Toc230494888"/>
+      <w:bookmarkStart w:id="590" w:name="_Toc230494886"/>
+      <w:bookmarkStart w:id="591" w:name="_Toc230493764"/>
+      <w:bookmarkStart w:id="592" w:name="_Toc230493762"/>
+      <w:bookmarkStart w:id="593" w:name="_Toc230494308"/>
+      <w:bookmarkStart w:id="594" w:name="_Toc230494668"/>
+      <w:bookmarkStart w:id="595" w:name="_Toc230494185"/>
+      <w:bookmarkStart w:id="596" w:name="_Toc230494183"/>
+      <w:bookmarkStart w:id="597" w:name="_Toc230494306"/>
+      <w:bookmarkStart w:id="598" w:name="_Toc230493757"/>
+      <w:bookmarkStart w:id="599" w:name="_Toc229454165"/>
+      <w:bookmarkStart w:id="600" w:name="_Toc230494186"/>
+      <w:bookmarkStart w:id="601" w:name="_Toc230494188"/>
+      <w:bookmarkStart w:id="602" w:name="_Toc230493761"/>
+      <w:bookmarkStart w:id="603" w:name="_Toc230494064"/>
+      <w:bookmarkStart w:id="604" w:name="_Toc230494671"/>
+      <w:bookmarkStart w:id="605" w:name="_Toc229454167"/>
+      <w:bookmarkStart w:id="606" w:name="_Toc230405765"/>
+      <w:bookmarkStart w:id="607" w:name="_Toc230493756"/>
+      <w:bookmarkStart w:id="608" w:name="_Toc230494882"/>
+      <w:bookmarkStart w:id="609" w:name="_Toc230494879"/>
+      <w:bookmarkStart w:id="610" w:name="_Toc230493758"/>
+      <w:bookmarkStart w:id="611" w:name="_Toc230494184"/>
+      <w:bookmarkStart w:id="612" w:name="_Toc229383675"/>
+      <w:bookmarkStart w:id="613" w:name="_Toc230494880"/>
+      <w:bookmarkStart w:id="614" w:name="_Toc230494670"/>
+      <w:bookmarkStart w:id="615" w:name="_Toc230494311"/>
+      <w:bookmarkStart w:id="616" w:name="_Toc230494884"/>
+      <w:bookmarkStart w:id="617" w:name="_Toc230493759"/>
+      <w:bookmarkStart w:id="618" w:name="_Toc230493760"/>
+      <w:bookmarkStart w:id="619" w:name="_Toc230405764"/>
+      <w:bookmarkStart w:id="620" w:name="_Toc230494885"/>
+      <w:bookmarkStart w:id="621" w:name="_Toc230494063"/>
+      <w:bookmarkStart w:id="622" w:name="_Toc230494187"/>
+      <w:bookmarkStart w:id="623" w:name="_Toc229383674"/>
+      <w:bookmarkStart w:id="624" w:name="_Toc230494060"/>
+      <w:bookmarkStart w:id="625" w:name="_Toc230405769"/>
+      <w:bookmarkStart w:id="626" w:name="_Toc229454168"/>
+      <w:bookmarkStart w:id="627" w:name="_Toc229383677"/>
+      <w:bookmarkStart w:id="628" w:name="_Toc230331918"/>
+      <w:bookmarkStart w:id="629" w:name="_Toc230494065"/>
+      <w:bookmarkStart w:id="630" w:name="_Toc230494310"/>
+      <w:bookmarkStart w:id="631" w:name="_Toc229454169"/>
+      <w:bookmarkStart w:id="632" w:name="_Toc230494883"/>
+      <w:bookmarkStart w:id="633" w:name="_Toc230493763"/>
+      <w:bookmarkStart w:id="634" w:name="_Toc229383680"/>
+      <w:bookmarkStart w:id="635" w:name="_Toc230405770"/>
+      <w:bookmarkStart w:id="636" w:name="_Toc230493765"/>
+      <w:bookmarkStart w:id="637" w:name="_Toc230494673"/>
+      <w:bookmarkStart w:id="638" w:name="_Toc230331916"/>
+      <w:bookmarkStart w:id="639" w:name="_Toc230331915"/>
+      <w:bookmarkStart w:id="640" w:name="_Toc229454166"/>
+      <w:bookmarkStart w:id="641" w:name="_Toc230331913"/>
+      <w:bookmarkStart w:id="642" w:name="_Toc230494669"/>
+      <w:bookmarkStart w:id="643" w:name="_Toc229383676"/>
+      <w:bookmarkStart w:id="644" w:name="_Toc230405767"/>
+      <w:bookmarkStart w:id="645" w:name="_Toc230494190"/>
+      <w:bookmarkStart w:id="646" w:name="_Toc230331914"/>
+      <w:bookmarkStart w:id="647" w:name="_Toc230405766"/>
+      <w:bookmarkStart w:id="648" w:name="_Toc230494191"/>
+      <w:bookmarkStart w:id="649" w:name="_Toc230331919"/>
+      <w:bookmarkStart w:id="650" w:name="_Toc230494066"/>
+      <w:bookmarkStart w:id="651" w:name="_Toc230494309"/>
+      <w:bookmarkStart w:id="652" w:name="_Toc230494887"/>
+      <w:bookmarkStart w:id="653" w:name="_Toc229454172"/>
+      <w:bookmarkStart w:id="654" w:name="_Toc229383678"/>
+      <w:bookmarkStart w:id="655" w:name="_Toc229454171"/>
+      <w:bookmarkStart w:id="656" w:name="_Toc230494672"/>
+      <w:bookmarkStart w:id="657" w:name="_Toc230494313"/>
+      <w:bookmarkStart w:id="658" w:name="_Toc230494314"/>
+      <w:bookmarkStart w:id="659" w:name="_Toc230331917"/>
+      <w:bookmarkStart w:id="660" w:name="_Toc230494312"/>
+      <w:bookmarkStart w:id="661" w:name="_Toc230405768"/>
+      <w:bookmarkStart w:id="662" w:name="_Toc230494189"/>
+      <w:bookmarkStart w:id="663" w:name="_Toc229454175"/>
+      <w:bookmarkStart w:id="664" w:name="_Toc230331921"/>
+      <w:bookmarkStart w:id="665" w:name="_Toc229383682"/>
+      <w:bookmarkStart w:id="666" w:name="_Toc229454174"/>
+      <w:bookmarkStart w:id="667" w:name="_Toc230494193"/>
+      <w:bookmarkStart w:id="668" w:name="_Toc230494072"/>
+      <w:bookmarkStart w:id="669" w:name="_Toc230494676"/>
+      <w:bookmarkStart w:id="670" w:name="_Toc230405773"/>
+      <w:bookmarkStart w:id="671" w:name="_Toc230493768"/>
+      <w:bookmarkStart w:id="672" w:name="_Toc230494889"/>
+      <w:bookmarkStart w:id="673" w:name="_Toc230331922"/>
+      <w:bookmarkStart w:id="674" w:name="_Toc230494195"/>
+      <w:bookmarkStart w:id="675" w:name="_Toc230494318"/>
+      <w:bookmarkStart w:id="676" w:name="_Toc230405775"/>
+      <w:bookmarkStart w:id="677" w:name="_Toc229454176"/>
+      <w:bookmarkStart w:id="678" w:name="_Toc230494894"/>
+      <w:bookmarkStart w:id="679" w:name="_Toc229383688"/>
+      <w:bookmarkStart w:id="680" w:name="_Toc229383685"/>
+      <w:bookmarkStart w:id="681" w:name="_Toc230405771"/>
+      <w:bookmarkStart w:id="682" w:name="_Toc230494890"/>
+      <w:bookmarkStart w:id="683" w:name="_Toc230331920"/>
+      <w:bookmarkStart w:id="684" w:name="_Toc229454173"/>
+      <w:bookmarkStart w:id="685" w:name="_Toc229383684"/>
+      <w:bookmarkStart w:id="686" w:name="_Toc230493770"/>
+      <w:bookmarkStart w:id="687" w:name="_Toc230494074"/>
+      <w:bookmarkStart w:id="688" w:name="_Toc230494892"/>
+      <w:bookmarkStart w:id="689" w:name="_Toc230494194"/>
+      <w:bookmarkStart w:id="690" w:name="_Toc230331926"/>
+      <w:bookmarkStart w:id="691" w:name="_Toc230494321"/>
+      <w:bookmarkStart w:id="692" w:name="_Toc230494678"/>
+      <w:bookmarkStart w:id="693" w:name="_Toc229383683"/>
+      <w:bookmarkStart w:id="694" w:name="_Toc230494891"/>
+      <w:bookmarkStart w:id="695" w:name="_Toc230493766"/>
+      <w:bookmarkStart w:id="696" w:name="_Toc230494317"/>
+      <w:bookmarkStart w:id="697" w:name="_Toc230331924"/>
+      <w:bookmarkStart w:id="698" w:name="_Toc230493771"/>
+      <w:bookmarkStart w:id="699" w:name="_Toc230405772"/>
+      <w:bookmarkStart w:id="700" w:name="_Toc230494316"/>
+      <w:bookmarkStart w:id="701" w:name="_Toc230494677"/>
+      <w:bookmarkStart w:id="702" w:name="_Toc230494071"/>
+      <w:bookmarkStart w:id="703" w:name="_Toc230493767"/>
+      <w:bookmarkStart w:id="704" w:name="_Toc230494070"/>
+      <w:bookmarkStart w:id="705" w:name="_Toc230494893"/>
+      <w:bookmarkStart w:id="706" w:name="_Toc229454179"/>
+      <w:bookmarkStart w:id="707" w:name="_Toc230494319"/>
+      <w:bookmarkStart w:id="708" w:name="_Toc230494681"/>
+      <w:bookmarkStart w:id="709" w:name="_Toc230494199"/>
+      <w:bookmarkStart w:id="710" w:name="_Toc229383687"/>
+      <w:bookmarkStart w:id="711" w:name="_Toc230331925"/>
+      <w:bookmarkStart w:id="712" w:name="_Toc230494197"/>
+      <w:bookmarkStart w:id="713" w:name="_Toc228776319"/>
+      <w:bookmarkStart w:id="714" w:name="_Toc230493772"/>
+      <w:bookmarkStart w:id="715" w:name="_Toc230494076"/>
+      <w:bookmarkStart w:id="716" w:name="_Toc230494896"/>
+      <w:bookmarkStart w:id="717" w:name="_Toc230405774"/>
+      <w:bookmarkStart w:id="718" w:name="_Toc230405777"/>
+      <w:bookmarkStart w:id="719" w:name="_Toc230494679"/>
+      <w:bookmarkStart w:id="720" w:name="_Toc230494073"/>
+      <w:bookmarkStart w:id="721" w:name="_Toc230494322"/>
+      <w:bookmarkStart w:id="722" w:name="_Toc230494682"/>
+      <w:bookmarkStart w:id="723" w:name="_Toc230331923"/>
+      <w:bookmarkStart w:id="724" w:name="_Toc230494175"/>
+      <w:bookmarkStart w:id="725" w:name="_Toc229383664"/>
+      <w:bookmarkStart w:id="726" w:name="_Toc230494895"/>
+      <w:bookmarkStart w:id="727" w:name="_Toc230494196"/>
+      <w:bookmarkStart w:id="728" w:name="_Toc229383686"/>
+      <w:bookmarkStart w:id="729" w:name="_Toc230494680"/>
+      <w:bookmarkStart w:id="730" w:name="_Toc230493769"/>
+      <w:bookmarkStart w:id="731" w:name="_Toc230494658"/>
+      <w:bookmarkStart w:id="732" w:name="_Toc230494872"/>
+      <w:bookmarkStart w:id="733" w:name="_Toc230494320"/>
+      <w:bookmarkStart w:id="734" w:name="_Toc230405776"/>
+      <w:bookmarkStart w:id="735" w:name="_Toc230494075"/>
+      <w:bookmarkStart w:id="736" w:name="_Toc229454178"/>
+      <w:bookmarkStart w:id="737" w:name="_Toc228776318"/>
+      <w:bookmarkStart w:id="738" w:name="_Toc230494198"/>
+      <w:bookmarkStart w:id="739" w:name="_Toc229454177"/>
+      <w:bookmarkStart w:id="740" w:name="_Toc230493748"/>
+      <w:bookmarkStart w:id="741" w:name="_Toc229454155"/>
+      <w:bookmarkStart w:id="742" w:name="_Toc230493749"/>
+      <w:bookmarkStart w:id="743" w:name="_Toc229454156"/>
+      <w:bookmarkStart w:id="744" w:name="_Toc230405756"/>
+      <w:bookmarkStart w:id="745" w:name="_Toc230494298"/>
+      <w:bookmarkStart w:id="746" w:name="_Toc230494177"/>
+      <w:bookmarkStart w:id="747" w:name="_Toc230493750"/>
+      <w:bookmarkStart w:id="748" w:name="_Toc230494875"/>
+      <w:bookmarkStart w:id="749" w:name="_Toc230494178"/>
+      <w:bookmarkStart w:id="750" w:name="_Toc230494660"/>
+      <w:bookmarkStart w:id="751" w:name="_Toc230494054"/>
+      <w:bookmarkStart w:id="752" w:name="_Toc229383665"/>
+      <w:bookmarkStart w:id="753" w:name="_Toc229454159"/>
+      <w:bookmarkStart w:id="754" w:name="_Toc230331906"/>
+      <w:bookmarkStart w:id="755" w:name="_Toc230405753"/>
+      <w:bookmarkStart w:id="756" w:name="_Toc230331903"/>
+      <w:bookmarkStart w:id="757" w:name="_Toc230405754"/>
+      <w:bookmarkStart w:id="758" w:name="_Toc230331902"/>
+      <w:bookmarkStart w:id="759" w:name="_Toc230494873"/>
+      <w:bookmarkStart w:id="760" w:name="_Toc229383666"/>
+      <w:bookmarkStart w:id="761" w:name="_Toc229383668"/>
+      <w:bookmarkStart w:id="762" w:name="_Toc229454158"/>
+      <w:bookmarkStart w:id="763" w:name="_Toc230331904"/>
+      <w:bookmarkStart w:id="764" w:name="_Toc230493751"/>
+      <w:bookmarkStart w:id="765" w:name="_Toc230405757"/>
+      <w:bookmarkStart w:id="766" w:name="_Toc230494053"/>
+      <w:bookmarkStart w:id="767" w:name="_Toc230493752"/>
+      <w:bookmarkStart w:id="768" w:name="_Toc230494299"/>
+      <w:bookmarkStart w:id="769" w:name="_Toc230494056"/>
+      <w:bookmarkStart w:id="770" w:name="_Toc230494052"/>
+      <w:bookmarkStart w:id="771" w:name="_Toc230494661"/>
+      <w:bookmarkStart w:id="772" w:name="_Toc230494304"/>
+      <w:bookmarkStart w:id="773" w:name="_Toc230494057"/>
+      <w:bookmarkStart w:id="774" w:name="_Toc230494058"/>
+      <w:bookmarkStart w:id="775" w:name="_Toc230494176"/>
+      <w:bookmarkStart w:id="776" w:name="_Toc230494179"/>
+      <w:bookmarkStart w:id="777" w:name="_Toc230405755"/>
+      <w:bookmarkStart w:id="778" w:name="_Toc230494659"/>
+      <w:bookmarkStart w:id="779" w:name="_Toc230494874"/>
+      <w:bookmarkStart w:id="780" w:name="_Toc230494301"/>
+      <w:bookmarkStart w:id="781" w:name="_Toc229383671"/>
+      <w:bookmarkStart w:id="782" w:name="_Toc229454161"/>
+      <w:bookmarkStart w:id="783" w:name="_Toc230493755"/>
+      <w:bookmarkStart w:id="784" w:name="_Toc230494182"/>
+      <w:bookmarkStart w:id="785" w:name="_Toc229454157"/>
+      <w:bookmarkStart w:id="786" w:name="_Toc230331905"/>
+      <w:bookmarkStart w:id="787" w:name="_Toc230494300"/>
+      <w:bookmarkStart w:id="788" w:name="_Toc229383667"/>
+      <w:bookmarkStart w:id="789" w:name="_Toc230494663"/>
+      <w:bookmarkStart w:id="790" w:name="_Toc230494180"/>
+      <w:bookmarkStart w:id="791" w:name="_Toc230494877"/>
+      <w:bookmarkStart w:id="792" w:name="_Toc230493754"/>
+      <w:bookmarkStart w:id="793" w:name="_Toc229383669"/>
+      <w:bookmarkStart w:id="794" w:name="_Toc230494876"/>
+      <w:bookmarkStart w:id="795" w:name="_Toc230331909"/>
+      <w:bookmarkStart w:id="796" w:name="_Toc230494059"/>
+      <w:bookmarkStart w:id="797" w:name="_Toc230493753"/>
+      <w:bookmarkStart w:id="798" w:name="_Toc230494181"/>
+      <w:bookmarkStart w:id="799" w:name="_Toc230494662"/>
+      <w:bookmarkStart w:id="800" w:name="_Toc230331907"/>
+      <w:bookmarkStart w:id="801" w:name="_Toc230494055"/>
+      <w:bookmarkStart w:id="802" w:name="_Toc230494878"/>
+      <w:bookmarkStart w:id="803" w:name="_Toc229454160"/>
+      <w:bookmarkStart w:id="804" w:name="_Toc230494061"/>
+      <w:bookmarkStart w:id="805" w:name="_Toc230494305"/>
+      <w:bookmarkStart w:id="806" w:name="_Toc230494307"/>
+      <w:bookmarkStart w:id="807" w:name="_Toc230331910"/>
+      <w:bookmarkStart w:id="808" w:name="_Toc229383670"/>
+      <w:bookmarkStart w:id="809" w:name="_Toc229383673"/>
+      <w:bookmarkStart w:id="810" w:name="_Toc229383672"/>
+      <w:bookmarkStart w:id="811" w:name="_Toc230405760"/>
+      <w:bookmarkStart w:id="812" w:name="_Toc230494881"/>
+      <w:bookmarkStart w:id="813" w:name="_Toc230494302"/>
+      <w:bookmarkStart w:id="814" w:name="_Toc230331908"/>
+      <w:bookmarkStart w:id="815" w:name="_Toc230331912"/>
+      <w:bookmarkStart w:id="816" w:name="_Toc230331911"/>
+      <w:bookmarkStart w:id="817" w:name="_Toc230494665"/>
+      <w:bookmarkStart w:id="818" w:name="_Toc230405763"/>
+      <w:bookmarkStart w:id="819" w:name="_Toc229454162"/>
+      <w:bookmarkStart w:id="820" w:name="_Toc229454164"/>
+      <w:bookmarkStart w:id="821" w:name="_Toc230494667"/>
+      <w:bookmarkStart w:id="822" w:name="_Toc230405758"/>
+      <w:bookmarkStart w:id="823" w:name="_Toc230494062"/>
+      <w:bookmarkStart w:id="824" w:name="_Toc230494666"/>
+      <w:bookmarkStart w:id="825" w:name="_Toc230405759"/>
+      <w:bookmarkStart w:id="826" w:name="_Toc230494303"/>
+      <w:bookmarkStart w:id="827" w:name="_Toc229454163"/>
+      <w:bookmarkStart w:id="828" w:name="_Toc230405762"/>
+      <w:bookmarkStart w:id="829" w:name="_Toc230494664"/>
+      <w:bookmarkStart w:id="830" w:name="_Toc230405761"/>
+      <w:bookmarkStart w:id="831" w:name="_Toc229454170"/>
+      <w:bookmarkStart w:id="832" w:name="_Toc230494069"/>
+      <w:bookmarkStart w:id="833" w:name="_Toc230494067"/>
+      <w:bookmarkStart w:id="834" w:name="_Toc230494192"/>
+      <w:bookmarkStart w:id="835" w:name="_Toc230494674"/>
+      <w:bookmarkStart w:id="836" w:name="_Toc230494675"/>
+      <w:bookmarkStart w:id="837" w:name="_Toc230494315"/>
+      <w:bookmarkStart w:id="838" w:name="_Toc230494068"/>
+      <w:bookmarkStart w:id="839" w:name="_Toc229383681"/>
+      <w:bookmarkStart w:id="840" w:name="_Toc390947161"/>
+      <w:bookmarkStart w:id="841" w:name="_Toc266358984"/>
+      <w:bookmarkStart w:id="842" w:name="_Toc230955699"/>
+      <w:bookmarkStart w:id="843" w:name="_Toc230494323"/>
+      <w:bookmarkStart w:id="844" w:name="_Toc230494897"/>
+      <w:bookmarkStart w:id="845" w:name="_Toc25168"/>
       <w:bookmarkEnd w:id="588"/>
       <w:bookmarkEnd w:id="589"/>
       <w:bookmarkEnd w:id="590"/>
@@ -14182,18 +14414,19 @@
       <w:bookmarkEnd w:id="836"/>
       <w:bookmarkEnd w:id="837"/>
       <w:bookmarkEnd w:id="838"/>
+      <w:bookmarkEnd w:id="839"/>
       <w:r>
         <w:rPr>
           <w:rFonts w:hint="eastAsia"/>
         </w:rPr>
         <w:t>过滤器实现</w:t>
       </w:r>
-      <w:bookmarkEnd w:id="839"/>
       <w:bookmarkEnd w:id="840"/>
       <w:bookmarkEnd w:id="841"/>
       <w:bookmarkEnd w:id="842"/>
       <w:bookmarkEnd w:id="843"/>
       <w:bookmarkEnd w:id="844"/>
+      <w:bookmarkEnd w:id="845"/>
     </w:p>
     <w:p>
       <w:pPr>
@@ -14206,14 +14439,14 @@
         </w:rPr>
         <w:t>过滤器注册</w:t>
       </w:r>
-      <w:commentRangeStart w:id="845"/>
+      <w:commentRangeStart w:id="846"/>
       <w:r>
         <w:rPr>
           <w:rFonts w:hint="eastAsia"/>
         </w:rPr>
         <w:t>数据结构</w:t>
       </w:r>
-      <w:commentRangeEnd w:id="845"/>
+      <w:commentRangeEnd w:id="846"/>
       <w:r>
         <w:rPr>
           <w:rStyle w:val="aff0"/>
@@ -14221,7 +14454,7 @@
           <w:b w:val="0"/>
           <w:bCs w:val="0"/>
         </w:rPr>
-        <w:commentReference w:id="845"/>
+        <w:commentReference w:id="846"/>
       </w:r>
     </w:p>
     <w:p>
@@ -14239,57 +14472,66 @@
           <w:i/>
           <w:sz w:val="22"/>
         </w:rPr>
-        <w:t>typedef struct _DEVICE_T{</w:t>
-      </w:r>
-    </w:p>
-    <w:p>
-      <w:pPr>
-        <w:shd w:val="clear" w:color="auto" w:fill="D9D9D9"/>
-        <w:wordWrap/>
-        <w:ind w:firstLineChars="350" w:firstLine="770"/>
+        <w:t>typedef struct _DEVICE_</w:t>
+      </w:r>
+      <w:proofErr w:type="gramStart"/>
+      <w:r>
         <w:rPr>
           <w:i/>
           <w:sz w:val="22"/>
         </w:rPr>
-      </w:pPr>
-      <w:r>
+        <w:t>T{</w:t>
+      </w:r>
+      <w:proofErr w:type="gramEnd"/>
+    </w:p>
+    <w:p>
+      <w:pPr>
+        <w:shd w:val="clear" w:color="auto" w:fill="D9D9D9"/>
+        <w:wordWrap/>
+        <w:ind w:firstLineChars="350" w:firstLine="770"/>
         <w:rPr>
           <w:i/>
           <w:sz w:val="22"/>
         </w:rPr>
-        <w:t>ADD_DEVICE_FUN AddDeviceFun; //</w:t>
-      </w:r>
-      <w:r>
-        <w:rPr>
-          <w:rFonts w:hint="eastAsia"/>
+      </w:pPr>
+      <w:r>
+        <w:rPr>
           <w:i/>
           <w:sz w:val="22"/>
         </w:rPr>
-        <w:t>过滤器增加设备通知函数</w:t>
-      </w:r>
-    </w:p>
-    <w:p>
-      <w:pPr>
-        <w:shd w:val="clear" w:color="auto" w:fill="D9D9D9"/>
-        <w:wordWrap/>
-        <w:ind w:firstLine="440"/>
-        <w:rPr>
+        <w:t>ADD_DEVICE_FUN AddDeviceFun; //</w:t>
+      </w:r>
+      <w:r>
+        <w:rPr>
+          <w:rFonts w:hint="eastAsia"/>
           <w:i/>
           <w:sz w:val="22"/>
         </w:rPr>
-      </w:pPr>
-      <w:r>
+        <w:t>过滤器增加设备通知函数</w:t>
+      </w:r>
+    </w:p>
+    <w:p>
+      <w:pPr>
+        <w:shd w:val="clear" w:color="auto" w:fill="D9D9D9"/>
+        <w:wordWrap/>
+        <w:ind w:firstLine="440"/>
         <w:rPr>
           <w:i/>
           <w:sz w:val="22"/>
         </w:rPr>
-        <w:t xml:space="preserve">   DELETE_DEVICE_FUN  DeleteDeviceFun;</w:t>
-      </w:r>
+      </w:pPr>
       <w:r>
         <w:rPr>
           <w:i/>
           <w:sz w:val="22"/>
         </w:rPr>
+        <w:t xml:space="preserve">   DELETE_DEVICE_FUN  DeleteDeviceFun;</w:t>
+      </w:r>
+      <w:r>
+        <w:rPr>
+          <w:i/>
+          <w:sz w:val="22"/>
+        </w:rPr>
         <w:tab/>
         <w:t xml:space="preserve"> //</w:t>
       </w:r>
@@ -14477,24 +14719,39 @@
           <w:sz w:val="22"/>
         </w:rPr>
         <w:tab/>
-        <w:t>}list_entry;</w:t>
-      </w:r>
-    </w:p>
-    <w:p>
-      <w:pPr>
-        <w:shd w:val="clear" w:color="auto" w:fill="D9D9D9"/>
-        <w:wordWrap/>
-        <w:ind w:firstLine="440"/>
+      </w:r>
+      <w:proofErr w:type="gramStart"/>
+      <w:r>
         <w:rPr>
           <w:i/>
           <w:sz w:val="22"/>
         </w:rPr>
-      </w:pPr>
+        <w:t>}list</w:t>
+      </w:r>
+      <w:proofErr w:type="gramEnd"/>
       <w:r>
         <w:rPr>
           <w:i/>
           <w:sz w:val="22"/>
         </w:rPr>
+        <w:t>_entry;</w:t>
+      </w:r>
+    </w:p>
+    <w:p>
+      <w:pPr>
+        <w:shd w:val="clear" w:color="auto" w:fill="D9D9D9"/>
+        <w:wordWrap/>
+        <w:ind w:firstLine="440"/>
+        <w:rPr>
+          <w:i/>
+          <w:sz w:val="22"/>
+        </w:rPr>
+      </w:pPr>
+      <w:r>
+        <w:rPr>
+          <w:i/>
+          <w:sz w:val="22"/>
+        </w:rPr>
         <w:tab/>
         <w:t>char MyData[1]; //</w:t>
       </w:r>
@@ -14517,12 +14774,21 @@
           <w:sz w:val="22"/>
         </w:rPr>
       </w:pPr>
+      <w:proofErr w:type="gramStart"/>
       <w:r>
         <w:rPr>
           <w:i/>
           <w:sz w:val="22"/>
         </w:rPr>
-        <w:t>}DEVICE_T;</w:t>
+        <w:t>}DEVICE</w:t>
+      </w:r>
+      <w:proofErr w:type="gramEnd"/>
+      <w:r>
+        <w:rPr>
+          <w:i/>
+          <w:sz w:val="22"/>
+        </w:rPr>
+        <w:t>_T;</w:t>
       </w:r>
     </w:p>
     <w:p>
@@ -14688,10 +14954,10 @@
           <w:position w:val="-6"/>
         </w:rPr>
         <w:object w:dxaOrig="8309" w:dyaOrig="8101" w14:anchorId="564B3A2A">
-          <v:shape id="_x0000_i1030" type="#_x0000_t75" style="width:415.7pt;height:405.1pt" o:ole="">
+          <v:shape id="_x0000_i1030" type="#_x0000_t75" style="width:415.85pt;height:405.05pt" o:ole="">
             <v:imagedata r:id="rId32" o:title=""/>
           </v:shape>
-          <o:OLEObject Type="Embed" ProgID="Equation.Ribbit" ShapeID="_x0000_i1030" DrawAspect="Content" ObjectID="_1777355005" r:id="rId33"/>
+          <o:OLEObject Type="Embed" ProgID="Equation.Ribbit" ShapeID="_x0000_i1030" DrawAspect="Content" ObjectID="_1777478160" r:id="rId33"/>
         </w:object>
       </w:r>
     </w:p>
@@ -14786,7 +15052,21 @@
         <w:rPr>
           <w:rFonts w:hint="eastAsia"/>
         </w:rPr>
-        <w:t>请求的接口，这些接口对请求进行处理后会调用它下层的过滤器将请求继续向下传递，这样每层过滤器就都能够过滤到读写请求。到达过滤器链表中的最底层就直接调用</w:t>
+        <w:t>请求的接口，这些接口对请求进行处理后会调用它下层的过滤器将请求继续向下传递，这样每层过滤器就都能够过滤到读写请求。到达过滤器链表中的</w:t>
+      </w:r>
+      <w:proofErr w:type="gramStart"/>
+      <w:r>
+        <w:rPr>
+          <w:rFonts w:hint="eastAsia"/>
+        </w:rPr>
+        <w:t>最</w:t>
+      </w:r>
+      <w:proofErr w:type="gramEnd"/>
+      <w:r>
+        <w:rPr>
+          <w:rFonts w:hint="eastAsia"/>
+        </w:rPr>
+        <w:t>底层就直接调用</w:t>
       </w:r>
       <w:r>
         <w:t>SCSI</w:t>
@@ -14804,7 +15084,21 @@
         <w:rPr>
           <w:rFonts w:hint="eastAsia"/>
         </w:rPr>
-        <w:t>请求返回时，会从最底层向最上层传递，这样各层既能够过滤请求，也能够分析该请求处理的结果。</w:t>
+        <w:t>请求返回时，会从</w:t>
+      </w:r>
+      <w:proofErr w:type="gramStart"/>
+      <w:r>
+        <w:rPr>
+          <w:rFonts w:hint="eastAsia"/>
+        </w:rPr>
+        <w:t>最</w:t>
+      </w:r>
+      <w:proofErr w:type="gramEnd"/>
+      <w:r>
+        <w:rPr>
+          <w:rFonts w:hint="eastAsia"/>
+        </w:rPr>
+        <w:t>底层向最上层传递，这样各层既能够过滤请求，也能够分析该请求处理的结果。</w:t>
       </w:r>
     </w:p>
     <w:p>
@@ -14812,12 +15106,12 @@
         <w:pStyle w:val="2"/>
         <w:wordWrap/>
       </w:pPr>
-      <w:bookmarkStart w:id="846" w:name="_Toc230955700"/>
-      <w:bookmarkStart w:id="847" w:name="_Toc390947162"/>
-      <w:bookmarkStart w:id="848" w:name="_Toc266358985"/>
-      <w:bookmarkStart w:id="849" w:name="_Toc230494898"/>
-      <w:bookmarkStart w:id="850" w:name="_Toc230494324"/>
-      <w:bookmarkStart w:id="851" w:name="_Toc4688"/>
+      <w:bookmarkStart w:id="847" w:name="_Toc230955700"/>
+      <w:bookmarkStart w:id="848" w:name="_Toc390947162"/>
+      <w:bookmarkStart w:id="849" w:name="_Toc266358985"/>
+      <w:bookmarkStart w:id="850" w:name="_Toc230494898"/>
+      <w:bookmarkStart w:id="851" w:name="_Toc230494324"/>
+      <w:bookmarkStart w:id="852" w:name="_Toc4688"/>
       <w:r>
         <w:rPr>
           <w:rFonts w:hint="eastAsia"/>
@@ -14825,12 +15119,12 @@
         <w:lastRenderedPageBreak/>
         <w:t>属性管理模块实现</w:t>
       </w:r>
-      <w:bookmarkEnd w:id="846"/>
       <w:bookmarkEnd w:id="847"/>
       <w:bookmarkEnd w:id="848"/>
       <w:bookmarkEnd w:id="849"/>
       <w:bookmarkEnd w:id="850"/>
       <w:bookmarkEnd w:id="851"/>
+      <w:bookmarkEnd w:id="852"/>
     </w:p>
     <w:p>
       <w:pPr>
@@ -14843,7 +15137,21 @@
         <w:rPr>
           <w:rFonts w:hint="eastAsia"/>
         </w:rPr>
-        <w:t>磁盘属性管理包括磁盘健康状况统计、数据迁移信息的管理、磁盘自愈信息管理及与配置终端接口功能模块交互等功能。磁盘健康状况统计是提供相关接口供其它功能模块调用，以更新磁盘健康状况信息。数据迁移信息的管理，是指对数据迁移中的源磁盘、目标磁盘、迁移进度及迁移状态位图等信息进行管理</w:t>
+        <w:t>磁盘属性管理包括磁盘健康状况统计、数据迁移信息的管理、磁盘自愈信息管理及与配置终端接口功能模块</w:t>
+      </w:r>
+      <w:proofErr w:type="gramStart"/>
+      <w:r>
+        <w:rPr>
+          <w:rFonts w:hint="eastAsia"/>
+        </w:rPr>
+        <w:t>交互等</w:t>
+      </w:r>
+      <w:proofErr w:type="gramEnd"/>
+      <w:r>
+        <w:rPr>
+          <w:rFonts w:hint="eastAsia"/>
+        </w:rPr>
+        <w:t>功能。磁盘健康状况统计是提供相关接口供其它功能模块调用，以更新磁盘健康状况信息。数据迁移信息的管理，是指对数据迁移中的源磁盘、目标磁盘、迁移进度及迁移状态位图等信息进行管理</w:t>
       </w:r>
       <w:r>
         <w:t>(</w:t>
@@ -14904,36 +15212,45 @@
           <w:sz w:val="22"/>
         </w:rPr>
       </w:pPr>
+      <w:proofErr w:type="gramStart"/>
       <w:r>
         <w:rPr>
           <w:i/>
           <w:sz w:val="22"/>
         </w:rPr>
-        <w:t xml:space="preserve">{   int uMagic;   </w:t>
-      </w:r>
-    </w:p>
-    <w:p>
-      <w:pPr>
-        <w:shd w:val="clear" w:color="auto" w:fill="D9D9D9"/>
-        <w:wordWrap/>
-        <w:ind w:firstLine="440"/>
+        <w:t xml:space="preserve">{  </w:t>
+      </w:r>
+      <w:proofErr w:type="gramEnd"/>
+      <w:r>
         <w:rPr>
           <w:i/>
           <w:sz w:val="22"/>
         </w:rPr>
-      </w:pPr>
-      <w:r>
+        <w:t xml:space="preserve"> int uMagic;   </w:t>
+      </w:r>
+    </w:p>
+    <w:p>
+      <w:pPr>
+        <w:shd w:val="clear" w:color="auto" w:fill="D9D9D9"/>
+        <w:wordWrap/>
+        <w:ind w:firstLine="440"/>
         <w:rPr>
           <w:i/>
           <w:sz w:val="22"/>
         </w:rPr>
-        <w:t xml:space="preserve">    DH_TWINS_DISK_T stTwinsDiskInfo;</w:t>
-      </w:r>
+      </w:pPr>
       <w:r>
         <w:rPr>
           <w:i/>
           <w:sz w:val="22"/>
         </w:rPr>
+        <w:t xml:space="preserve">    DH_TWINS_DISK_T stTwinsDiskInfo;</w:t>
+      </w:r>
+      <w:r>
+        <w:rPr>
+          <w:i/>
+          <w:sz w:val="22"/>
+        </w:rPr>
         <w:tab/>
         <w:t>//</w:t>
       </w:r>
@@ -15102,12 +15419,21 @@
           <w:sz w:val="22"/>
         </w:rPr>
       </w:pPr>
+      <w:proofErr w:type="gramStart"/>
       <w:r>
         <w:rPr>
           <w:i/>
           <w:sz w:val="22"/>
         </w:rPr>
-        <w:t>}DH_DISK_INFO_T;</w:t>
+        <w:t>}DH</w:t>
+      </w:r>
+      <w:proofErr w:type="gramEnd"/>
+      <w:r>
+        <w:rPr>
+          <w:i/>
+          <w:sz w:val="22"/>
+        </w:rPr>
+        <w:t>_DISK_INFO_T;</w:t>
       </w:r>
     </w:p>
     <w:p>
@@ -15195,7 +15521,21 @@
         <w:rPr>
           <w:rFonts w:hint="eastAsia"/>
         </w:rPr>
-        <w:t>、磁盘健康相关信息、预留区管理及映射表相关信息。磁盘健康相关信息的更新目前主要依靠</w:t>
+        <w:t>、磁盘健康相关信息、预留区管理及映射</w:t>
+      </w:r>
+      <w:proofErr w:type="gramStart"/>
+      <w:r>
+        <w:rPr>
+          <w:rFonts w:hint="eastAsia"/>
+        </w:rPr>
+        <w:t>表相关</w:t>
+      </w:r>
+      <w:proofErr w:type="gramEnd"/>
+      <w:r>
+        <w:rPr>
+          <w:rFonts w:hint="eastAsia"/>
+        </w:rPr>
+        <w:t>信息。磁盘健康相关信息的更新目前主要依靠</w:t>
       </w:r>
       <w:r>
         <w:t>I/O</w:t>
@@ -15247,12 +15587,12 @@
         <w:pStyle w:val="2"/>
         <w:wordWrap/>
       </w:pPr>
-      <w:bookmarkStart w:id="852" w:name="_Toc230955702"/>
-      <w:bookmarkStart w:id="853" w:name="_Toc266358986"/>
-      <w:bookmarkStart w:id="854" w:name="_Toc390947163"/>
-      <w:bookmarkStart w:id="855" w:name="_Toc230494326"/>
-      <w:bookmarkStart w:id="856" w:name="_Toc230494900"/>
-      <w:bookmarkStart w:id="857" w:name="_Toc20695"/>
+      <w:bookmarkStart w:id="853" w:name="_Toc230955702"/>
+      <w:bookmarkStart w:id="854" w:name="_Toc266358986"/>
+      <w:bookmarkStart w:id="855" w:name="_Toc390947163"/>
+      <w:bookmarkStart w:id="856" w:name="_Toc230494326"/>
+      <w:bookmarkStart w:id="857" w:name="_Toc230494900"/>
+      <w:bookmarkStart w:id="858" w:name="_Toc20695"/>
       <w:r>
         <w:rPr>
           <w:rFonts w:hint="eastAsia"/>
@@ -15260,12 +15600,12 @@
         <w:lastRenderedPageBreak/>
         <w:t>数据迁移模块实现</w:t>
       </w:r>
-      <w:bookmarkEnd w:id="852"/>
       <w:bookmarkEnd w:id="853"/>
       <w:bookmarkEnd w:id="854"/>
       <w:bookmarkEnd w:id="855"/>
       <w:bookmarkEnd w:id="856"/>
       <w:bookmarkEnd w:id="857"/>
+      <w:bookmarkEnd w:id="858"/>
     </w:p>
     <w:p>
       <w:pPr>
@@ -15398,10 +15738,10 @@
           <w:szCs w:val="21"/>
         </w:rPr>
         <w:object w:dxaOrig="4120" w:dyaOrig="5760" w14:anchorId="405E05D7">
-          <v:shape id="_x0000_i1031" type="#_x0000_t75" style="width:206pt;height:4in" o:ole="">
+          <v:shape id="_x0000_i1031" type="#_x0000_t75" style="width:206.35pt;height:4in" o:ole="">
             <v:imagedata r:id="rId34" o:title=""/>
           </v:shape>
-          <o:OLEObject Type="Embed" ProgID="Visio.Drawing.11" ShapeID="_x0000_i1031" DrawAspect="Content" ObjectID="_1777355006" r:id="rId35"/>
+          <o:OLEObject Type="Embed" ProgID="Visio.Drawing.11" ShapeID="_x0000_i1031" DrawAspect="Content" ObjectID="_1777478161" r:id="rId35"/>
         </w:object>
       </w:r>
     </w:p>
@@ -15534,13 +15874,26 @@
           <w:ilvl w:val="0"/>
           <w:numId w:val="12"/>
         </w:numPr>
-        <w:wordWrap/>
-      </w:pPr>
-      <w:r>
-        <w:rPr>
-          <w:rFonts w:hint="eastAsia"/>
-        </w:rPr>
-        <w:t>使用异步的方式读源磁盘，构造</w:t>
+      </w:pPr>
+      <w:r>
+        <w:rPr>
+          <w:rFonts w:hint="eastAsia"/>
+        </w:rPr>
+        <w:t>使用异步的</w:t>
+      </w:r>
+      <w:proofErr w:type="gramStart"/>
+      <w:r>
+        <w:rPr>
+          <w:rFonts w:hint="eastAsia"/>
+        </w:rPr>
+        <w:t>方式读源磁盘</w:t>
+      </w:r>
+      <w:proofErr w:type="gramEnd"/>
+      <w:r>
+        <w:rPr>
+          <w:rFonts w:hint="eastAsia"/>
+        </w:rPr>
+        <w:t>，构造</w:t>
       </w:r>
       <w:r>
         <w:t>SCSI</w:t>
@@ -15549,7 +15902,21 @@
         <w:rPr>
           <w:rFonts w:hint="eastAsia"/>
         </w:rPr>
-        <w:t>请求并注册回调函数，将请求发给源磁盘；</w:t>
+        <w:t>请求并</w:t>
+      </w:r>
+      <w:proofErr w:type="gramStart"/>
+      <w:r>
+        <w:rPr>
+          <w:rFonts w:hint="eastAsia"/>
+        </w:rPr>
+        <w:t>注册回调函</w:t>
+      </w:r>
+      <w:proofErr w:type="gramEnd"/>
+      <w:r>
+        <w:rPr>
+          <w:rFonts w:hint="eastAsia"/>
+        </w:rPr>
+        <w:t>数，将请求发给源磁盘；</w:t>
       </w:r>
     </w:p>
     <w:p>
@@ -15559,13 +15926,40 @@
           <w:ilvl w:val="0"/>
           <w:numId w:val="12"/>
         </w:numPr>
-        <w:wordWrap/>
-      </w:pPr>
-      <w:r>
-        <w:rPr>
-          <w:rFonts w:hint="eastAsia"/>
-        </w:rPr>
-        <w:t>下层处理完成，调用回调函数通知，回调函数将响应挂回队列；</w:t>
+      </w:pPr>
+      <w:r>
+        <w:rPr>
+          <w:rFonts w:hint="eastAsia"/>
+        </w:rPr>
+        <w:t>下层处理完成，</w:t>
+      </w:r>
+      <w:proofErr w:type="gramStart"/>
+      <w:r>
+        <w:rPr>
+          <w:rFonts w:hint="eastAsia"/>
+        </w:rPr>
+        <w:t>调用回调函数</w:t>
+      </w:r>
+      <w:proofErr w:type="gramEnd"/>
+      <w:r>
+        <w:rPr>
+          <w:rFonts w:hint="eastAsia"/>
+        </w:rPr>
+        <w:t>通知，回</w:t>
+      </w:r>
+      <w:proofErr w:type="gramStart"/>
+      <w:r>
+        <w:rPr>
+          <w:rFonts w:hint="eastAsia"/>
+        </w:rPr>
+        <w:t>调函数</w:t>
+      </w:r>
+      <w:proofErr w:type="gramEnd"/>
+      <w:r>
+        <w:rPr>
+          <w:rFonts w:hint="eastAsia"/>
+        </w:rPr>
+        <w:t>将响应挂回队列；</w:t>
       </w:r>
     </w:p>
     <w:p>
@@ -15575,7 +15969,6 @@
           <w:ilvl w:val="0"/>
           <w:numId w:val="12"/>
         </w:numPr>
-        <w:wordWrap/>
       </w:pPr>
       <w:r>
         <w:t>DH_MainThread</w:t>
@@ -15584,7 +15977,21 @@
         <w:rPr>
           <w:rFonts w:hint="eastAsia"/>
         </w:rPr>
-        <w:t>进入下次循环，取出读源磁盘响应。</w:t>
+        <w:t>进入下次循环，</w:t>
+      </w:r>
+      <w:proofErr w:type="gramStart"/>
+      <w:r>
+        <w:rPr>
+          <w:rFonts w:hint="eastAsia"/>
+        </w:rPr>
+        <w:t>取出读源磁盘</w:t>
+      </w:r>
+      <w:proofErr w:type="gramEnd"/>
+      <w:r>
+        <w:rPr>
+          <w:rFonts w:hint="eastAsia"/>
+        </w:rPr>
+        <w:t>响应。</w:t>
       </w:r>
     </w:p>
     <w:p>
@@ -15682,10 +16089,10 @@
           <w:szCs w:val="21"/>
         </w:rPr>
         <w:object w:dxaOrig="6861" w:dyaOrig="7316" w14:anchorId="0CD88793">
-          <v:shape id="_x0000_i1032" type="#_x0000_t75" style="width:343.1pt;height:365.65pt" o:ole="">
+          <v:shape id="_x0000_i1032" type="#_x0000_t75" style="width:343.45pt;height:365.8pt" o:ole="">
             <v:imagedata r:id="rId36" o:title=""/>
           </v:shape>
-          <o:OLEObject Type="Embed" ProgID="Visio.Drawing.11" ShapeID="_x0000_i1032" DrawAspect="Content" ObjectID="_1777355007" r:id="rId37"/>
+          <o:OLEObject Type="Embed" ProgID="Visio.Drawing.11" ShapeID="_x0000_i1032" DrawAspect="Content" ObjectID="_1777478162" r:id="rId37"/>
         </w:object>
       </w:r>
     </w:p>
@@ -15910,7 +16317,21 @@
         <w:rPr>
           <w:rFonts w:hint="eastAsia"/>
         </w:rPr>
-        <w:t>负载调整迁移请求队列深度。迁移请求队列是后台迁移线程初始化的用来保存数据迁移请求的队列，通过控制其深度，能够控制后台迁移线程序每次发给</w:t>
+        <w:t>负载调整迁移请求队列深度。迁移请求队列是后台迁移线程初始化的用来保存数据迁移请求的队列，通过控制其深度，能够控制后台迁移</w:t>
+      </w:r>
+      <w:proofErr w:type="gramStart"/>
+      <w:r>
+        <w:rPr>
+          <w:rFonts w:hint="eastAsia"/>
+        </w:rPr>
+        <w:t>线程序</w:t>
+      </w:r>
+      <w:proofErr w:type="gramEnd"/>
+      <w:r>
+        <w:rPr>
+          <w:rFonts w:hint="eastAsia"/>
+        </w:rPr>
+        <w:t>每次发给</w:t>
       </w:r>
       <w:r>
         <w:t>I/O</w:t>
@@ -15936,24 +16357,24 @@
         <w:pStyle w:val="2"/>
         <w:wordWrap/>
       </w:pPr>
-      <w:bookmarkStart w:id="858" w:name="_Toc230955706"/>
-      <w:bookmarkStart w:id="859" w:name="_Toc230494331"/>
-      <w:bookmarkStart w:id="860" w:name="_Toc230494905"/>
-      <w:bookmarkStart w:id="861" w:name="_Toc266358989"/>
-      <w:bookmarkStart w:id="862" w:name="_Toc390947164"/>
-      <w:bookmarkStart w:id="863" w:name="_Toc16858"/>
+      <w:bookmarkStart w:id="859" w:name="_Toc230955706"/>
+      <w:bookmarkStart w:id="860" w:name="_Toc230494331"/>
+      <w:bookmarkStart w:id="861" w:name="_Toc230494905"/>
+      <w:bookmarkStart w:id="862" w:name="_Toc266358989"/>
+      <w:bookmarkStart w:id="863" w:name="_Toc390947164"/>
+      <w:bookmarkStart w:id="864" w:name="_Toc16858"/>
       <w:r>
         <w:rPr>
           <w:rFonts w:hint="eastAsia"/>
         </w:rPr>
         <w:t>本章小结</w:t>
       </w:r>
-      <w:bookmarkEnd w:id="858"/>
       <w:bookmarkEnd w:id="859"/>
       <w:bookmarkEnd w:id="860"/>
       <w:bookmarkEnd w:id="861"/>
       <w:bookmarkEnd w:id="862"/>
       <w:bookmarkEnd w:id="863"/>
+      <w:bookmarkEnd w:id="864"/>
     </w:p>
     <w:p>
       <w:pPr>
@@ -15978,7 +16399,7 @@
         <w:pStyle w:val="1"/>
         <w:wordWrap/>
       </w:pPr>
-      <w:bookmarkStart w:id="864" w:name="_Toc24699"/>
+      <w:bookmarkStart w:id="865" w:name="_Toc24699"/>
       <w:r>
         <w:rPr>
           <w:rFonts w:hint="eastAsia"/>
@@ -15986,29 +16407,29 @@
         <w:lastRenderedPageBreak/>
         <w:t>性能测试与分析</w:t>
       </w:r>
-      <w:bookmarkEnd w:id="864"/>
+      <w:bookmarkEnd w:id="865"/>
     </w:p>
     <w:p>
       <w:pPr>
         <w:pStyle w:val="2"/>
         <w:wordWrap/>
       </w:pPr>
-      <w:bookmarkStart w:id="865" w:name="_Toc134007934"/>
-      <w:bookmarkStart w:id="866" w:name="_Toc390947166"/>
-      <w:bookmarkStart w:id="867" w:name="_Toc135227585"/>
-      <w:bookmarkStart w:id="868" w:name="_Toc266358991"/>
-      <w:bookmarkStart w:id="869" w:name="_Toc2376"/>
+      <w:bookmarkStart w:id="866" w:name="_Toc134007934"/>
+      <w:bookmarkStart w:id="867" w:name="_Toc390947166"/>
+      <w:bookmarkStart w:id="868" w:name="_Toc135227585"/>
+      <w:bookmarkStart w:id="869" w:name="_Toc266358991"/>
+      <w:bookmarkStart w:id="870" w:name="_Toc2376"/>
       <w:r>
         <w:rPr>
           <w:rFonts w:hint="eastAsia"/>
         </w:rPr>
         <w:t>测试环境</w:t>
       </w:r>
-      <w:bookmarkEnd w:id="865"/>
       <w:bookmarkEnd w:id="866"/>
       <w:bookmarkEnd w:id="867"/>
       <w:bookmarkEnd w:id="868"/>
       <w:bookmarkEnd w:id="869"/>
+      <w:bookmarkEnd w:id="870"/>
     </w:p>
     <w:p>
       <w:pPr>
@@ -16102,7 +16523,7 @@
         </w:rPr>
         <w:t>（</w:t>
       </w:r>
-      <w:commentRangeStart w:id="870"/>
+      <w:commentRangeStart w:id="871"/>
       <w:r>
         <w:t>2G</w:t>
       </w:r>
@@ -16112,12 +16533,12 @@
         </w:rPr>
         <w:t>B</w:t>
       </w:r>
-      <w:commentRangeEnd w:id="870"/>
+      <w:commentRangeEnd w:id="871"/>
       <w:r>
         <w:rPr>
           <w:rStyle w:val="aff0"/>
         </w:rPr>
-        <w:commentReference w:id="870"/>
+        <w:commentReference w:id="871"/>
       </w:r>
       <w:r>
         <w:rPr>
@@ -16205,7 +16626,7 @@
         <w:pStyle w:val="a8"/>
         <w:wordWrap/>
       </w:pPr>
-      <w:bookmarkStart w:id="871" w:name="_Ref126590565"/>
+      <w:bookmarkStart w:id="872" w:name="_Ref126590565"/>
       <w:r>
         <w:rPr>
           <w:rFonts w:hint="eastAsia"/>
@@ -16275,7 +16696,7 @@
       <w:r>
         <w:fldChar w:fldCharType="end"/>
       </w:r>
-      <w:bookmarkEnd w:id="871"/>
+      <w:bookmarkEnd w:id="872"/>
       <w:r>
         <w:t xml:space="preserve"> </w:t>
       </w:r>
@@ -16671,6 +17092,7 @@
                 <w:szCs w:val="18"/>
               </w:rPr>
             </w:pPr>
+            <w:proofErr w:type="gramStart"/>
             <w:r>
               <w:rPr>
                 <w:sz w:val="18"/>
@@ -16684,7 +17106,16 @@
                 <w:sz w:val="18"/>
                 <w:szCs w:val="18"/>
               </w:rPr>
-              <w:t xml:space="preserve"> DX2</w:t>
+              <w:t xml:space="preserve"> DX</w:t>
+            </w:r>
+            <w:proofErr w:type="gramEnd"/>
+            <w:r>
+              <w:rPr>
+                <w:rFonts w:hint="eastAsia"/>
+                <w:sz w:val="18"/>
+                <w:szCs w:val="18"/>
+              </w:rPr>
+              <w:t>2</w:t>
             </w:r>
           </w:p>
         </w:tc>
@@ -16797,18 +17228,18 @@
         <w:pStyle w:val="2"/>
         <w:wordWrap/>
       </w:pPr>
-      <w:bookmarkStart w:id="872" w:name="_Toc390947167"/>
-      <w:bookmarkStart w:id="873" w:name="_Toc266358992"/>
-      <w:bookmarkStart w:id="874" w:name="_Toc13250"/>
+      <w:bookmarkStart w:id="873" w:name="_Toc390947167"/>
+      <w:bookmarkStart w:id="874" w:name="_Toc266358992"/>
+      <w:bookmarkStart w:id="875" w:name="_Toc13250"/>
       <w:r>
         <w:rPr>
           <w:rFonts w:hint="eastAsia"/>
         </w:rPr>
         <w:t>功能测试</w:t>
       </w:r>
-      <w:bookmarkEnd w:id="872"/>
       <w:bookmarkEnd w:id="873"/>
       <w:bookmarkEnd w:id="874"/>
+      <w:bookmarkEnd w:id="875"/>
     </w:p>
     <w:p>
       <w:pPr>
@@ -16833,18 +17264,18 @@
         <w:pStyle w:val="2"/>
         <w:wordWrap/>
       </w:pPr>
-      <w:bookmarkStart w:id="875" w:name="_Toc266358993"/>
-      <w:bookmarkStart w:id="876" w:name="_Toc390947168"/>
-      <w:bookmarkStart w:id="877" w:name="_Toc27876"/>
+      <w:bookmarkStart w:id="876" w:name="_Toc266358993"/>
+      <w:bookmarkStart w:id="877" w:name="_Toc390947168"/>
+      <w:bookmarkStart w:id="878" w:name="_Toc27876"/>
       <w:r>
         <w:rPr>
           <w:rFonts w:hint="eastAsia"/>
         </w:rPr>
         <w:t>系统界面</w:t>
       </w:r>
-      <w:bookmarkEnd w:id="875"/>
       <w:bookmarkEnd w:id="876"/>
       <w:bookmarkEnd w:id="877"/>
+      <w:bookmarkEnd w:id="878"/>
     </w:p>
     <w:p>
       <w:pPr>
@@ -16875,18 +17306,18 @@
         <w:pStyle w:val="2"/>
         <w:wordWrap/>
       </w:pPr>
-      <w:bookmarkStart w:id="878" w:name="_Toc390947169"/>
-      <w:bookmarkStart w:id="879" w:name="_Toc266358994"/>
-      <w:bookmarkStart w:id="880" w:name="_Toc25149"/>
+      <w:bookmarkStart w:id="879" w:name="_Toc390947169"/>
+      <w:bookmarkStart w:id="880" w:name="_Toc266358994"/>
+      <w:bookmarkStart w:id="881" w:name="_Toc25149"/>
       <w:r>
         <w:rPr>
           <w:rFonts w:hint="eastAsia"/>
         </w:rPr>
         <w:t>性能测试</w:t>
       </w:r>
-      <w:bookmarkEnd w:id="878"/>
       <w:bookmarkEnd w:id="879"/>
       <w:bookmarkEnd w:id="880"/>
+      <w:bookmarkEnd w:id="881"/>
     </w:p>
     <w:p>
       <w:pPr>
@@ -16965,11 +17396,19 @@
         </w:rPr>
         <w:t>RAID5</w:t>
       </w:r>
-      <w:r>
-        <w:rPr>
-          <w:rFonts w:hint="eastAsia"/>
-        </w:rPr>
-        <w:t>三种不同的阵列级别，</w:t>
+      <w:proofErr w:type="gramStart"/>
+      <w:r>
+        <w:rPr>
+          <w:rFonts w:hint="eastAsia"/>
+        </w:rPr>
+        <w:t>三</w:t>
+      </w:r>
+      <w:proofErr w:type="gramEnd"/>
+      <w:r>
+        <w:rPr>
+          <w:rFonts w:hint="eastAsia"/>
+        </w:rPr>
+        <w:t>种不同的阵列级别，</w:t>
       </w:r>
       <w:r>
         <w:t>分条大小为</w:t>
@@ -17089,7 +17528,7 @@
         <w:pStyle w:val="a8"/>
         <w:wordWrap/>
       </w:pPr>
-      <w:bookmarkStart w:id="881" w:name="_Ref199013356"/>
+      <w:bookmarkStart w:id="882" w:name="_Ref199013356"/>
       <w:r>
         <w:rPr>
           <w:rFonts w:hint="eastAsia"/>
@@ -17195,7 +17634,7 @@
         </w:rPr>
         <w:t>性能</w:t>
       </w:r>
-      <w:bookmarkEnd w:id="881"/>
+      <w:bookmarkEnd w:id="882"/>
     </w:p>
     <w:p>
       <w:pPr>
@@ -17383,7 +17822,7 @@
         <w:ind w:firstLineChars="0" w:firstLine="0"/>
         <w:jc w:val="center"/>
       </w:pPr>
-      <w:commentRangeStart w:id="882"/>
+      <w:commentRangeStart w:id="883"/>
       <w:r>
         <w:rPr>
           <w:noProof/>
@@ -17437,12 +17876,12 @@
           </wp:inline>
         </w:drawing>
       </w:r>
-      <w:commentRangeEnd w:id="882"/>
+      <w:commentRangeEnd w:id="883"/>
       <w:r>
         <w:rPr>
           <w:rStyle w:val="aff0"/>
         </w:rPr>
-        <w:commentReference w:id="882"/>
+        <w:commentReference w:id="883"/>
       </w:r>
     </w:p>
     <w:p>
@@ -17640,7 +18079,43 @@
           <w:b/>
           <w:color w:val="FF0000"/>
         </w:rPr>
-        <w:t>（有坐标轴的图必须给出单位，坐标轴意义，所有测试图应该有详细分析）</w:t>
+        <w:t>（有坐标轴的</w:t>
+      </w:r>
+      <w:proofErr w:type="gramStart"/>
+      <w:r>
+        <w:rPr>
+          <w:rFonts w:hint="eastAsia"/>
+          <w:b/>
+          <w:color w:val="FF0000"/>
+        </w:rPr>
+        <w:t>图必须</w:t>
+      </w:r>
+      <w:proofErr w:type="gramEnd"/>
+      <w:r>
+        <w:rPr>
+          <w:rFonts w:hint="eastAsia"/>
+          <w:b/>
+          <w:color w:val="FF0000"/>
+        </w:rPr>
+        <w:t>给出单位，坐标轴意义，所有测试</w:t>
+      </w:r>
+      <w:proofErr w:type="gramStart"/>
+      <w:r>
+        <w:rPr>
+          <w:rFonts w:hint="eastAsia"/>
+          <w:b/>
+          <w:color w:val="FF0000"/>
+        </w:rPr>
+        <w:t>图应该</w:t>
+      </w:r>
+      <w:proofErr w:type="gramEnd"/>
+      <w:r>
+        <w:rPr>
+          <w:rFonts w:hint="eastAsia"/>
+          <w:b/>
+          <w:color w:val="FF0000"/>
+        </w:rPr>
+        <w:t>有详细分析）</w:t>
       </w:r>
     </w:p>
     <w:p>
@@ -17696,17 +18171,17 @@
         <w:pStyle w:val="2"/>
         <w:wordWrap/>
       </w:pPr>
-      <w:bookmarkStart w:id="883" w:name="_Toc390947170"/>
-      <w:bookmarkStart w:id="884" w:name="_Toc266358995"/>
-      <w:bookmarkStart w:id="885" w:name="_Toc199040533"/>
-      <w:bookmarkStart w:id="886" w:name="_Toc161"/>
+      <w:bookmarkStart w:id="884" w:name="_Toc390947170"/>
+      <w:bookmarkStart w:id="885" w:name="_Toc266358995"/>
+      <w:bookmarkStart w:id="886" w:name="_Toc199040533"/>
+      <w:bookmarkStart w:id="887" w:name="_Toc161"/>
       <w:r>
         <w:t>本章小结</w:t>
       </w:r>
-      <w:bookmarkEnd w:id="883"/>
       <w:bookmarkEnd w:id="884"/>
       <w:bookmarkEnd w:id="885"/>
       <w:bookmarkEnd w:id="886"/>
+      <w:bookmarkEnd w:id="887"/>
     </w:p>
     <w:p>
       <w:pPr>
@@ -17741,9 +18216,23 @@
         <w:rPr>
           <w:rFonts w:hint="eastAsia"/>
         </w:rPr>
-        <w:t>提出了主机板与通道板分离的架构，可以灵活构建全系列阵列控制器产品线；提出了磁盘阵列软件分层异步体系结构，</w:t>
-      </w:r>
-      <w:bookmarkStart w:id="887" w:name="OLE_LINK7"/>
+        <w:t>提出了主机板与通道板分离的架构，可以灵活</w:t>
+      </w:r>
+      <w:proofErr w:type="gramStart"/>
+      <w:r>
+        <w:rPr>
+          <w:rFonts w:hint="eastAsia"/>
+        </w:rPr>
+        <w:t>构建全</w:t>
+      </w:r>
+      <w:proofErr w:type="gramEnd"/>
+      <w:r>
+        <w:rPr>
+          <w:rFonts w:hint="eastAsia"/>
+        </w:rPr>
+        <w:t>系列阵列控制器产品线；提出了磁盘阵列软件分层异步体系结构，</w:t>
+      </w:r>
+      <w:bookmarkStart w:id="888" w:name="OLE_LINK7"/>
       <w:r>
         <w:t>可以有效提高</w:t>
       </w:r>
@@ -17753,7 +18242,7 @@
       <w:r>
         <w:t>请求处理的并行度</w:t>
       </w:r>
-      <w:bookmarkEnd w:id="887"/>
+      <w:bookmarkEnd w:id="888"/>
       <w:r>
         <w:rPr>
           <w:rFonts w:hint="eastAsia"/>
@@ -17823,7 +18312,7 @@
         <w:pStyle w:val="1"/>
         <w:wordWrap/>
       </w:pPr>
-      <w:bookmarkStart w:id="888" w:name="_Toc18457"/>
+      <w:bookmarkStart w:id="889" w:name="_Toc18457"/>
       <w:r>
         <w:rPr>
           <w:rFonts w:hint="eastAsia"/>
@@ -17831,7 +18320,7 @@
         <w:lastRenderedPageBreak/>
         <w:t>总结与展望</w:t>
       </w:r>
-      <w:bookmarkEnd w:id="888"/>
+      <w:bookmarkEnd w:id="889"/>
     </w:p>
     <w:p>
       <w:pPr>
@@ -17862,7 +18351,6 @@
           <w:ilvl w:val="0"/>
           <w:numId w:val="13"/>
         </w:numPr>
-        <w:wordWrap/>
       </w:pPr>
       <w:r>
         <w:rPr>
@@ -17878,7 +18366,6 @@
           <w:ilvl w:val="0"/>
           <w:numId w:val="13"/>
         </w:numPr>
-        <w:wordWrap/>
       </w:pPr>
       <w:r>
         <w:rPr>
@@ -17894,7 +18381,6 @@
           <w:ilvl w:val="0"/>
           <w:numId w:val="13"/>
         </w:numPr>
-        <w:wordWrap/>
       </w:pPr>
       <w:r>
         <w:rPr>
@@ -17910,15 +18396,10 @@
           <w:ilvl w:val="0"/>
           <w:numId w:val="13"/>
         </w:numPr>
-        <w:wordWrap/>
-        <w:rPr>
-          <w:color w:val="C45911" w:themeColor="accent2" w:themeShade="BF"/>
-        </w:rPr>
-      </w:pPr>
-      <w:r>
-        <w:rPr>
-          <w:rFonts w:hint="eastAsia"/>
-          <w:color w:val="C45911" w:themeColor="accent2" w:themeShade="BF"/>
+      </w:pPr>
+      <w:r>
+        <w:rPr>
+          <w:rFonts w:hint="eastAsia"/>
         </w:rPr>
         <w:t>论文总结必须用这样的条目的形式给出，总结是对全文的总结，不是对毕业设计的心得，心得部分不要写。</w:t>
       </w:r>
@@ -17954,7 +18435,6 @@
           <w:ilvl w:val="0"/>
           <w:numId w:val="14"/>
         </w:numPr>
-        <w:wordWrap/>
       </w:pPr>
       <w:r>
         <w:rPr>
@@ -17970,7 +18450,6 @@
           <w:ilvl w:val="0"/>
           <w:numId w:val="14"/>
         </w:numPr>
-        <w:wordWrap/>
       </w:pPr>
       <w:r>
         <w:rPr>
@@ -17986,7 +18465,6 @@
           <w:ilvl w:val="0"/>
           <w:numId w:val="14"/>
         </w:numPr>
-        <w:wordWrap/>
       </w:pPr>
       <w:r>
         <w:rPr>
@@ -18002,7 +18480,6 @@
           <w:ilvl w:val="0"/>
           <w:numId w:val="14"/>
         </w:numPr>
-        <w:wordWrap/>
       </w:pPr>
       <w:r>
         <w:rPr>
@@ -18034,11 +18511,11 @@
         <w:pStyle w:val="1"/>
         <w:wordWrap/>
       </w:pPr>
-      <w:bookmarkStart w:id="889" w:name="_Toc28661"/>
-      <w:bookmarkStart w:id="890" w:name="_Toc452327482"/>
-      <w:bookmarkStart w:id="891" w:name="_Toc451934727"/>
-      <w:bookmarkStart w:id="892" w:name="_Toc452327316"/>
-      <w:bookmarkStart w:id="893" w:name="_Toc451934065"/>
+      <w:bookmarkStart w:id="890" w:name="_Toc28661"/>
+      <w:bookmarkStart w:id="891" w:name="_Toc452327482"/>
+      <w:bookmarkStart w:id="892" w:name="_Toc451934727"/>
+      <w:bookmarkStart w:id="893" w:name="_Toc452327316"/>
+      <w:bookmarkStart w:id="894" w:name="_Toc451934065"/>
       <w:r>
         <w:rPr>
           <w:rFonts w:hint="eastAsia"/>
@@ -18046,21 +18523,21 @@
         <w:lastRenderedPageBreak/>
         <w:t>毕业设计撰写要求</w:t>
       </w:r>
-      <w:bookmarkEnd w:id="889"/>
+      <w:bookmarkEnd w:id="890"/>
     </w:p>
     <w:p>
       <w:pPr>
         <w:pStyle w:val="2"/>
         <w:wordWrap/>
       </w:pPr>
-      <w:bookmarkStart w:id="894" w:name="_Toc2819"/>
+      <w:bookmarkStart w:id="895" w:name="_Toc2819"/>
       <w:r>
         <w:rPr>
           <w:rFonts w:hint="eastAsia"/>
         </w:rPr>
         <w:t>图的格式</w:t>
       </w:r>
-      <w:bookmarkEnd w:id="894"/>
+      <w:bookmarkEnd w:id="895"/>
     </w:p>
     <w:p>
       <w:pPr>
@@ -18343,7 +18820,23 @@
           <w:rFonts w:hint="eastAsia"/>
           <w:color w:val="C45911" w:themeColor="accent2" w:themeShade="BF"/>
         </w:rPr>
-        <w:t>会自动缩进，请调整标尺取消缩进，让插图严格居中</w:t>
+        <w:t>会自动缩进，</w:t>
+      </w:r>
+      <w:proofErr w:type="gramStart"/>
+      <w:r>
+        <w:rPr>
+          <w:rFonts w:hint="eastAsia"/>
+          <w:color w:val="C45911" w:themeColor="accent2" w:themeShade="BF"/>
+        </w:rPr>
+        <w:t>请调整</w:t>
+      </w:r>
+      <w:proofErr w:type="gramEnd"/>
+      <w:r>
+        <w:rPr>
+          <w:rFonts w:hint="eastAsia"/>
+          <w:color w:val="C45911" w:themeColor="accent2" w:themeShade="BF"/>
+        </w:rPr>
+        <w:t>标尺取消缩进，让插图严格居中</w:t>
       </w:r>
       <w:r>
         <w:rPr>
@@ -18381,11 +18874,19 @@
         </w:rPr>
         <w:t>office</w:t>
       </w:r>
-      <w:r>
-        <w:rPr>
-          <w:rFonts w:hint="eastAsia"/>
-        </w:rPr>
-        <w:t>中称题注，</w:t>
+      <w:proofErr w:type="gramStart"/>
+      <w:r>
+        <w:rPr>
+          <w:rFonts w:hint="eastAsia"/>
+        </w:rPr>
+        <w:t>中称题注</w:t>
+      </w:r>
+      <w:proofErr w:type="gramEnd"/>
+      <w:r>
+        <w:rPr>
+          <w:rFonts w:hint="eastAsia"/>
+        </w:rPr>
+        <w:t>，</w:t>
       </w:r>
       <w:r>
         <w:t>图</w:t>
@@ -19337,7 +19838,21 @@
         <w:rPr>
           <w:rFonts w:hint="eastAsia"/>
         </w:rPr>
-        <w:t>”。正文中的插图均须安排在文中第一次引用到该图的正文下面，一般要求先见文，后见插图，且图一般不跨页绘制。</w:t>
+        <w:t>”。正文中的插图均须安排在文中第一次引用到该图的正文下面，一般要求先见文，后见插图，</w:t>
+      </w:r>
+      <w:proofErr w:type="gramStart"/>
+      <w:r>
+        <w:rPr>
+          <w:rFonts w:hint="eastAsia"/>
+        </w:rPr>
+        <w:t>且图一般</w:t>
+      </w:r>
+      <w:proofErr w:type="gramEnd"/>
+      <w:r>
+        <w:rPr>
+          <w:rFonts w:hint="eastAsia"/>
+        </w:rPr>
+        <w:t>不跨页绘制。</w:t>
       </w:r>
     </w:p>
     <w:p>
@@ -20037,7 +20552,7 @@
         <w:pStyle w:val="2"/>
         <w:wordWrap/>
       </w:pPr>
-      <w:bookmarkStart w:id="895" w:name="_Toc6563"/>
+      <w:bookmarkStart w:id="896" w:name="_Toc6563"/>
       <w:r>
         <w:rPr>
           <w:rFonts w:hint="eastAsia"/>
@@ -20045,7 +20560,7 @@
         <w:lastRenderedPageBreak/>
         <w:t>表的格式要求</w:t>
       </w:r>
-      <w:bookmarkEnd w:id="895"/>
+      <w:bookmarkEnd w:id="896"/>
     </w:p>
     <w:p>
       <w:pPr>
@@ -20056,7 +20571,21 @@
         <w:rPr>
           <w:rFonts w:hint="eastAsia"/>
         </w:rPr>
-        <w:t>表的格式要求基本和图一致，注意图表中的文字均需要小于正文字体大小，与图注位置相反，表的题注必须在表的正上方。</w:t>
+        <w:t>表的格式要求基本和图一致，注意图表中的文字均需要小于正文字体大小，与图注位置相反，表的题</w:t>
+      </w:r>
+      <w:proofErr w:type="gramStart"/>
+      <w:r>
+        <w:rPr>
+          <w:rFonts w:hint="eastAsia"/>
+        </w:rPr>
+        <w:t>注必须</w:t>
+      </w:r>
+      <w:proofErr w:type="gramEnd"/>
+      <w:r>
+        <w:rPr>
+          <w:rFonts w:hint="eastAsia"/>
+        </w:rPr>
+        <w:t>在表的正上方。</w:t>
       </w:r>
     </w:p>
     <w:p>
@@ -21018,7 +21547,35 @@
         <w:rPr>
           <w:rFonts w:hint="eastAsia"/>
         </w:rPr>
-        <w:t>表格通常采用三线表形式，三线表通常只有</w:t>
+        <w:t>表格通常采用</w:t>
+      </w:r>
+      <w:proofErr w:type="gramStart"/>
+      <w:r>
+        <w:rPr>
+          <w:rFonts w:hint="eastAsia"/>
+        </w:rPr>
+        <w:t>三线表</w:t>
+      </w:r>
+      <w:proofErr w:type="gramEnd"/>
+      <w:r>
+        <w:rPr>
+          <w:rFonts w:hint="eastAsia"/>
+        </w:rPr>
+        <w:t>形式，</w:t>
+      </w:r>
+      <w:proofErr w:type="gramStart"/>
+      <w:r>
+        <w:rPr>
+          <w:rFonts w:hint="eastAsia"/>
+        </w:rPr>
+        <w:t>三线表</w:t>
+      </w:r>
+      <w:proofErr w:type="gramEnd"/>
+      <w:r>
+        <w:rPr>
+          <w:rFonts w:hint="eastAsia"/>
+        </w:rPr>
+        <w:t>通常只有</w:t>
       </w:r>
       <w:r>
         <w:rPr>
@@ -21030,7 +21587,35 @@
         <w:rPr>
           <w:rFonts w:hint="eastAsia"/>
         </w:rPr>
-        <w:t>条线，即顶线、底线和栏目线（见图，注意：表两侧没有竖线）。其中顶线和底线为粗线，栏目线为细线。当然，三线表并不一定只有</w:t>
+        <w:t>条线，</w:t>
+      </w:r>
+      <w:proofErr w:type="gramStart"/>
+      <w:r>
+        <w:rPr>
+          <w:rFonts w:hint="eastAsia"/>
+        </w:rPr>
+        <w:t>即顶线</w:t>
+      </w:r>
+      <w:proofErr w:type="gramEnd"/>
+      <w:r>
+        <w:rPr>
+          <w:rFonts w:hint="eastAsia"/>
+        </w:rPr>
+        <w:t>、底线和栏目线（见图，注意：表两侧没有竖线）。其中顶线和底线为粗线，栏目线为细线。当然，</w:t>
+      </w:r>
+      <w:proofErr w:type="gramStart"/>
+      <w:r>
+        <w:rPr>
+          <w:rFonts w:hint="eastAsia"/>
+        </w:rPr>
+        <w:t>三线表</w:t>
+      </w:r>
+      <w:proofErr w:type="gramEnd"/>
+      <w:r>
+        <w:rPr>
+          <w:rFonts w:hint="eastAsia"/>
+        </w:rPr>
+        <w:t>并不一定只有</w:t>
       </w:r>
       <w:r>
         <w:rPr>
@@ -21042,7 +21627,21 @@
         <w:rPr>
           <w:rFonts w:hint="eastAsia"/>
         </w:rPr>
-        <w:t>条线，必要时可加辅助线，但无论加多少条辅助线，仍称做三线表。</w:t>
+        <w:t>条线，必要时可加辅助线，但无论加多少条辅助线，仍</w:t>
+      </w:r>
+      <w:proofErr w:type="gramStart"/>
+      <w:r>
+        <w:rPr>
+          <w:rFonts w:hint="eastAsia"/>
+        </w:rPr>
+        <w:t>称做</w:t>
+      </w:r>
+      <w:proofErr w:type="gramEnd"/>
+      <w:r>
+        <w:rPr>
+          <w:rFonts w:hint="eastAsia"/>
+        </w:rPr>
+        <w:t>三线表。</w:t>
       </w:r>
     </w:p>
     <w:p>
@@ -21062,11 +21661,19 @@
         </w:rPr>
         <w:t>office</w:t>
       </w:r>
-      <w:r>
-        <w:rPr>
-          <w:rFonts w:hint="eastAsia"/>
-        </w:rPr>
-        <w:t>中称题注，表注</w:t>
+      <w:proofErr w:type="gramStart"/>
+      <w:r>
+        <w:rPr>
+          <w:rFonts w:hint="eastAsia"/>
+        </w:rPr>
+        <w:t>中称题注</w:t>
+      </w:r>
+      <w:proofErr w:type="gramEnd"/>
+      <w:r>
+        <w:rPr>
+          <w:rFonts w:hint="eastAsia"/>
+        </w:rPr>
+        <w:t>，表注</w:t>
       </w:r>
       <w:r>
         <w:t>）</w:t>
@@ -21075,14 +21682,29 @@
         <w:rPr>
           <w:rFonts w:hint="eastAsia"/>
         </w:rPr>
-        <w:t>，表</w:t>
+        <w:t>，</w:t>
+      </w:r>
+      <w:proofErr w:type="gramStart"/>
+      <w:r>
+        <w:rPr>
+          <w:rFonts w:hint="eastAsia"/>
+        </w:rPr>
+        <w:t>表</w:t>
       </w:r>
       <w:r>
         <w:rPr>
           <w:rFonts w:hint="eastAsia"/>
           <w:color w:val="C45911" w:themeColor="accent2" w:themeShade="BF"/>
         </w:rPr>
-        <w:t>注出现在表的正上方，小四黑体居中</w:t>
+        <w:t>注出现</w:t>
+      </w:r>
+      <w:proofErr w:type="gramEnd"/>
+      <w:r>
+        <w:rPr>
+          <w:rFonts w:hint="eastAsia"/>
+          <w:color w:val="C45911" w:themeColor="accent2" w:themeShade="BF"/>
+        </w:rPr>
+        <w:t>在表的正上方，小四黑体居中</w:t>
       </w:r>
       <w:r>
         <w:rPr>
@@ -21208,7 +21830,77 @@
         <w:rPr>
           <w:rFonts w:hint="eastAsia"/>
         </w:rPr>
-        <w:t>表头包括栏头、行头，与表身一起构成表格的主体。表中的竖称为栏，横格称为行。表身的内容，一般包括：数据、文字、公式和表图等。表内的数据对应位要对齐。少数表有表注，表注写在表下面且字号应比表号、表名的字小一号。</w:t>
+        <w:t>表</w:t>
+      </w:r>
+      <w:proofErr w:type="gramStart"/>
+      <w:r>
+        <w:rPr>
+          <w:rFonts w:hint="eastAsia"/>
+        </w:rPr>
+        <w:t>头包括</w:t>
+      </w:r>
+      <w:proofErr w:type="gramEnd"/>
+      <w:r>
+        <w:rPr>
+          <w:rFonts w:hint="eastAsia"/>
+        </w:rPr>
+        <w:t>栏头、行头，与表身一起构成表格的主体。表中的</w:t>
+      </w:r>
+      <w:proofErr w:type="gramStart"/>
+      <w:r>
+        <w:rPr>
+          <w:rFonts w:hint="eastAsia"/>
+        </w:rPr>
+        <w:t>竖称为</w:t>
+      </w:r>
+      <w:proofErr w:type="gramEnd"/>
+      <w:r>
+        <w:rPr>
+          <w:rFonts w:hint="eastAsia"/>
+        </w:rPr>
+        <w:t>栏，横格称为行。表身的内容，一般包括：数据、文字、公式和表图等。表内的数据</w:t>
+      </w:r>
+      <w:proofErr w:type="gramStart"/>
+      <w:r>
+        <w:rPr>
+          <w:rFonts w:hint="eastAsia"/>
+        </w:rPr>
+        <w:t>对应位</w:t>
+      </w:r>
+      <w:proofErr w:type="gramEnd"/>
+      <w:r>
+        <w:rPr>
+          <w:rFonts w:hint="eastAsia"/>
+        </w:rPr>
+        <w:t>要对齐。少数表有表注，</w:t>
+      </w:r>
+      <w:proofErr w:type="gramStart"/>
+      <w:r>
+        <w:rPr>
+          <w:rFonts w:hint="eastAsia"/>
+        </w:rPr>
+        <w:t>表注写在</w:t>
+      </w:r>
+      <w:proofErr w:type="gramEnd"/>
+      <w:r>
+        <w:rPr>
+          <w:rFonts w:hint="eastAsia"/>
+        </w:rPr>
+        <w:t>表下面且字号</w:t>
+      </w:r>
+      <w:proofErr w:type="gramStart"/>
+      <w:r>
+        <w:rPr>
+          <w:rFonts w:hint="eastAsia"/>
+        </w:rPr>
+        <w:t>应比表号</w:t>
+      </w:r>
+      <w:proofErr w:type="gramEnd"/>
+      <w:r>
+        <w:rPr>
+          <w:rFonts w:hint="eastAsia"/>
+        </w:rPr>
+        <w:t>、表名的字小一号。</w:t>
       </w:r>
     </w:p>
     <w:p>
@@ -21568,12 +22260,14 @@
         </w:rPr>
         <w:t xml:space="preserve"> </w:t>
       </w:r>
+      <w:proofErr w:type="gramStart"/>
       <w:r>
         <w:rPr>
           <w:rFonts w:hint="eastAsia"/>
         </w:rPr>
         <w:t>插入表注对话框</w:t>
       </w:r>
+      <w:proofErr w:type="gramEnd"/>
     </w:p>
     <w:p>
       <w:pPr>
@@ -21736,7 +22430,7 @@
         <w:pStyle w:val="2"/>
         <w:wordWrap/>
       </w:pPr>
-      <w:bookmarkStart w:id="896" w:name="_Toc18264"/>
+      <w:bookmarkStart w:id="897" w:name="_Toc18264"/>
       <w:r>
         <w:rPr>
           <w:rFonts w:hint="eastAsia"/>
@@ -21744,7 +22438,7 @@
         <w:lastRenderedPageBreak/>
         <w:t>公式的格式要求</w:t>
       </w:r>
-      <w:bookmarkEnd w:id="896"/>
+      <w:bookmarkEnd w:id="897"/>
     </w:p>
     <w:p>
       <w:pPr>
@@ -21913,7 +22607,7 @@
       <w:r>
         <w:tab/>
       </w:r>
-      <w:commentRangeStart w:id="897"/>
+      <w:commentRangeStart w:id="898"/>
       <w:r>
         <w:t>(</w:t>
       </w:r>
@@ -21975,12 +22669,12 @@
       <w:r>
         <w:t xml:space="preserve"> </w:t>
       </w:r>
-      <w:commentRangeEnd w:id="897"/>
+      <w:commentRangeEnd w:id="898"/>
       <w:r>
         <w:rPr>
           <w:rStyle w:val="aff0"/>
         </w:rPr>
-        <w:commentReference w:id="897"/>
+        <w:commentReference w:id="898"/>
       </w:r>
     </w:p>
     <w:p>
@@ -22232,7 +22926,39 @@
           <w:rFonts w:cs="宋体" w:hint="eastAsia"/>
           <w:color w:val="FF0000"/>
         </w:rPr>
-        <w:t>公式一般另行居中写，公式末不加标点。若公式前有文字，如例、解、证、假定等，文字顶格写，公式仍居中写。一行写不下时，公式允许转行。公式转行需处理得当，做到既意义正确，又使版面美观匀称。</w:t>
+        <w:t>公式一般另行居中写，公式末不加标点。若公式前有文字，如例、解、证、假定等，文字顶格写，公式仍居中写。一行写不下时，公式允许转行。公式</w:t>
+      </w:r>
+      <w:proofErr w:type="gramStart"/>
+      <w:r>
+        <w:rPr>
+          <w:rFonts w:cs="宋体" w:hint="eastAsia"/>
+          <w:color w:val="FF0000"/>
+        </w:rPr>
+        <w:t>转行需</w:t>
+      </w:r>
+      <w:proofErr w:type="gramEnd"/>
+      <w:r>
+        <w:rPr>
+          <w:rFonts w:cs="宋体" w:hint="eastAsia"/>
+          <w:color w:val="FF0000"/>
+        </w:rPr>
+        <w:t>处理得当，做到</w:t>
+      </w:r>
+      <w:proofErr w:type="gramStart"/>
+      <w:r>
+        <w:rPr>
+          <w:rFonts w:cs="宋体" w:hint="eastAsia"/>
+          <w:color w:val="FF0000"/>
+        </w:rPr>
+        <w:t>既意义</w:t>
+      </w:r>
+      <w:proofErr w:type="gramEnd"/>
+      <w:r>
+        <w:rPr>
+          <w:rFonts w:cs="宋体" w:hint="eastAsia"/>
+          <w:color w:val="FF0000"/>
+        </w:rPr>
+        <w:t>正确，又使版面美观匀称。</w:t>
       </w:r>
     </w:p>
     <w:p>
@@ -22370,7 +23096,43 @@
           <w:color w:val="FF0000"/>
           <w:spacing w:val="-3"/>
         </w:rPr>
-        <w:t>等。公式编号写在公式右侧行末顶边线，并加圆括号。模板中公式编号已经按照图题注的方式给出，</w:t>
+        <w:t>等。公式编号写在公式右侧</w:t>
+      </w:r>
+      <w:proofErr w:type="gramStart"/>
+      <w:r>
+        <w:rPr>
+          <w:rFonts w:cs="宋体" w:hint="eastAsia"/>
+          <w:color w:val="FF0000"/>
+          <w:spacing w:val="-3"/>
+        </w:rPr>
+        <w:t>行末顶边线</w:t>
+      </w:r>
+      <w:proofErr w:type="gramEnd"/>
+      <w:r>
+        <w:rPr>
+          <w:rFonts w:cs="宋体" w:hint="eastAsia"/>
+          <w:color w:val="FF0000"/>
+          <w:spacing w:val="-3"/>
+        </w:rPr>
+        <w:t>，并加圆括号。模板中公式编号已经</w:t>
+      </w:r>
+      <w:proofErr w:type="gramStart"/>
+      <w:r>
+        <w:rPr>
+          <w:rFonts w:cs="宋体" w:hint="eastAsia"/>
+          <w:color w:val="FF0000"/>
+          <w:spacing w:val="-3"/>
+        </w:rPr>
+        <w:t>按照图题注</w:t>
+      </w:r>
+      <w:proofErr w:type="gramEnd"/>
+      <w:r>
+        <w:rPr>
+          <w:rFonts w:cs="宋体" w:hint="eastAsia"/>
+          <w:color w:val="FF0000"/>
+          <w:spacing w:val="-3"/>
+        </w:rPr>
+        <w:t>的方式给出，</w:t>
       </w:r>
       <w:r>
         <w:rPr>
@@ -22463,7 +23225,7 @@
         <w:pStyle w:val="2"/>
         <w:wordWrap/>
       </w:pPr>
-      <w:bookmarkStart w:id="898" w:name="_Toc1709"/>
+      <w:bookmarkStart w:id="899" w:name="_Toc1709"/>
       <w:r>
         <w:rPr>
           <w:rFonts w:hint="eastAsia"/>
@@ -22471,7 +23233,7 @@
         <w:lastRenderedPageBreak/>
         <w:t>流程图的格式要求</w:t>
       </w:r>
-      <w:bookmarkEnd w:id="898"/>
+      <w:bookmarkEnd w:id="899"/>
     </w:p>
     <w:p>
       <w:pPr>
@@ -22488,10 +23250,10 @@
           <w:szCs w:val="21"/>
         </w:rPr>
         <w:object w:dxaOrig="6861" w:dyaOrig="7316" w14:anchorId="1F5C5D01">
-          <v:shape id="_x0000_i1033" type="#_x0000_t75" style="width:343.1pt;height:365.65pt" o:ole="">
+          <v:shape id="_x0000_i1033" type="#_x0000_t75" style="width:343.45pt;height:365.8pt" o:ole="">
             <v:imagedata r:id="rId36" o:title=""/>
           </v:shape>
-          <o:OLEObject Type="Embed" ProgID="Visio.Drawing.11" ShapeID="_x0000_i1033" DrawAspect="Content" ObjectID="_1777355008" r:id="rId48"/>
+          <o:OLEObject Type="Embed" ProgID="Visio.Drawing.11" ShapeID="_x0000_i1033" DrawAspect="Content" ObjectID="_1777478163" r:id="rId48"/>
         </w:object>
       </w:r>
     </w:p>
@@ -22623,14 +23385,14 @@
         <w:pStyle w:val="2"/>
         <w:wordWrap/>
       </w:pPr>
-      <w:bookmarkStart w:id="899" w:name="_Toc12223"/>
+      <w:bookmarkStart w:id="900" w:name="_Toc12223"/>
       <w:r>
         <w:rPr>
           <w:rFonts w:hint="eastAsia"/>
         </w:rPr>
         <w:t>常见格式问题</w:t>
       </w:r>
-      <w:bookmarkEnd w:id="899"/>
+      <w:bookmarkEnd w:id="900"/>
     </w:p>
     <w:p>
       <w:pPr>
@@ -22645,7 +23407,23 @@
           <w:rFonts w:hint="eastAsia"/>
           <w:color w:val="FF0000"/>
         </w:rPr>
-        <w:t>未定义标签、各章之间未分页、标题格式不正确、章节标题不合适、缩进不规范、行距不统一、不必要的留白和空行、图表中字体明显大于正文、图表比例失调，有出血现象、表注不规范、表格排版欠美观</w:t>
+        <w:t>未定义标签、各章之间未分页、标题格式不正确、章节标题不合适、缩进不规范、行距不统一、不必要的留白和空行、图表中字体明显大于正文、图表比例失调，有出血现象、</w:t>
+      </w:r>
+      <w:proofErr w:type="gramStart"/>
+      <w:r>
+        <w:rPr>
+          <w:rFonts w:hint="eastAsia"/>
+          <w:color w:val="FF0000"/>
+        </w:rPr>
+        <w:t>表注不</w:t>
+      </w:r>
+      <w:proofErr w:type="gramEnd"/>
+      <w:r>
+        <w:rPr>
+          <w:rFonts w:hint="eastAsia"/>
+          <w:color w:val="FF0000"/>
+        </w:rPr>
+        <w:t>规范、表格排版欠美观</w:t>
       </w:r>
     </w:p>
     <w:p>
@@ -22666,7 +23444,7 @@
         <w:wordWrap/>
         <w:spacing w:before="360" w:after="240"/>
       </w:pPr>
-      <w:bookmarkStart w:id="900" w:name="_Toc32266"/>
+      <w:bookmarkStart w:id="901" w:name="_Toc32266"/>
       <w:r>
         <w:lastRenderedPageBreak/>
         <w:t>致</w:t>
@@ -22680,21 +23458,21 @@
       <w:r>
         <w:t>谢</w:t>
       </w:r>
-      <w:bookmarkEnd w:id="890"/>
       <w:bookmarkEnd w:id="891"/>
       <w:bookmarkEnd w:id="892"/>
       <w:bookmarkEnd w:id="893"/>
-      <w:bookmarkEnd w:id="900"/>
+      <w:bookmarkEnd w:id="894"/>
+      <w:bookmarkEnd w:id="901"/>
     </w:p>
     <w:p>
       <w:pPr>
         <w:wordWrap/>
         <w:ind w:firstLine="480"/>
       </w:pPr>
-      <w:bookmarkStart w:id="901" w:name="_Toc451934728"/>
-      <w:bookmarkStart w:id="902" w:name="_Toc452327483"/>
-      <w:bookmarkStart w:id="903" w:name="_Toc452327317"/>
-      <w:bookmarkStart w:id="904" w:name="_Toc451934066"/>
+      <w:bookmarkStart w:id="902" w:name="_Toc451934728"/>
+      <w:bookmarkStart w:id="903" w:name="_Toc452327483"/>
+      <w:bookmarkStart w:id="904" w:name="_Toc452327317"/>
+      <w:bookmarkStart w:id="905" w:name="_Toc451934066"/>
       <w:r>
         <w:rPr>
           <w:rFonts w:hint="eastAsia"/>
@@ -22750,7 +23528,7 @@
         <w:wordWrap/>
         <w:ind w:firstLine="480"/>
       </w:pPr>
-      <w:commentRangeStart w:id="905"/>
+      <w:commentRangeStart w:id="906"/>
       <w:r>
         <w:rPr>
           <w:rFonts w:hint="eastAsia"/>
@@ -22779,14 +23557,28 @@
         <w:rPr>
           <w:rFonts w:hint="eastAsia"/>
         </w:rPr>
-        <w:t>等老师对我的关心和帮助。在课题研究和项目开发过程中，我与很多同学一起度过了一段段难忘的时光，值得怀念。我们大家共同创造的良好的学术氛围，将给我以永远而美好的回忆。</w:t>
-      </w:r>
-      <w:commentRangeEnd w:id="905"/>
+        <w:t>等老师对我的关心和帮助。在课题研究和项目开发过程中，我与很多同学一起度过了一段</w:t>
+      </w:r>
+      <w:proofErr w:type="gramStart"/>
+      <w:r>
+        <w:rPr>
+          <w:rFonts w:hint="eastAsia"/>
+        </w:rPr>
+        <w:t>段</w:t>
+      </w:r>
+      <w:proofErr w:type="gramEnd"/>
+      <w:r>
+        <w:rPr>
+          <w:rFonts w:hint="eastAsia"/>
+        </w:rPr>
+        <w:t>难忘的时光，值得怀念。我们大家共同创造的良好的学术氛围，将给我以永远而美好的回忆。</w:t>
+      </w:r>
+      <w:commentRangeEnd w:id="906"/>
       <w:r>
         <w:rPr>
           <w:rStyle w:val="aff0"/>
         </w:rPr>
-        <w:commentReference w:id="905"/>
+        <w:commentReference w:id="906"/>
       </w:r>
     </w:p>
     <w:p>
@@ -22846,20 +23638,20 @@
         <w:wordWrap/>
         <w:spacing w:before="360" w:after="240"/>
       </w:pPr>
-      <w:bookmarkStart w:id="906" w:name="_Toc31383"/>
+      <w:bookmarkStart w:id="907" w:name="_Toc31383"/>
       <w:r>
         <w:lastRenderedPageBreak/>
         <w:t>参考</w:t>
       </w:r>
-      <w:commentRangeStart w:id="907"/>
+      <w:commentRangeStart w:id="908"/>
       <w:r>
         <w:t>文献</w:t>
       </w:r>
-      <w:bookmarkEnd w:id="901"/>
       <w:bookmarkEnd w:id="902"/>
       <w:bookmarkEnd w:id="903"/>
       <w:bookmarkEnd w:id="904"/>
-      <w:commentRangeEnd w:id="907"/>
+      <w:bookmarkEnd w:id="905"/>
+      <w:commentRangeEnd w:id="908"/>
       <w:r>
         <w:rPr>
           <w:rStyle w:val="aff0"/>
@@ -22867,109 +23659,109 @@
           <w:b w:val="0"/>
           <w:bCs w:val="0"/>
         </w:rPr>
-        <w:commentReference w:id="907"/>
-      </w:r>
-      <w:bookmarkEnd w:id="906"/>
+        <w:commentReference w:id="908"/>
+      </w:r>
+      <w:bookmarkEnd w:id="907"/>
     </w:p>
     <w:p>
       <w:pPr>
         <w:pStyle w:val="a1"/>
         <w:wordWrap/>
       </w:pPr>
-      <w:bookmarkStart w:id="908" w:name="_Ref484195402"/>
-      <w:bookmarkStart w:id="909" w:name="_Ref482447132"/>
+      <w:bookmarkStart w:id="909" w:name="_Ref484195402"/>
+      <w:bookmarkStart w:id="910" w:name="_Ref482447132"/>
       <w:r>
         <w:t>Palkar S, Lan C, Han S, et al. E2: a framework for NFV applications[C]. Symposium on Operating Systems Principles. ACM, 2015:121-136.</w:t>
       </w:r>
-      <w:bookmarkEnd w:id="908"/>
+      <w:bookmarkEnd w:id="909"/>
     </w:p>
     <w:p>
       <w:pPr>
         <w:pStyle w:val="a1"/>
         <w:wordWrap/>
       </w:pPr>
-      <w:bookmarkStart w:id="910" w:name="_Ref484196102"/>
+      <w:bookmarkStart w:id="911" w:name="_Ref484196102"/>
       <w:r>
         <w:t>Bremler-Barr A, Harchol Y, Hay D. OpenBox: A Software-Defined Framework for Developing, Deploying, and Managing Network Functions[C]. Conference on ACM SIGCOMM 2016 Conference. ACM, 2016:511-524.</w:t>
       </w:r>
-      <w:bookmarkEnd w:id="910"/>
+      <w:bookmarkEnd w:id="911"/>
     </w:p>
     <w:p>
       <w:pPr>
         <w:pStyle w:val="a1"/>
         <w:wordWrap/>
       </w:pPr>
-      <w:bookmarkStart w:id="911" w:name="_Ref484175628"/>
+      <w:bookmarkStart w:id="912" w:name="_Ref484175628"/>
       <w:r>
         <w:t>Sekar V, Egi N, Ratnasamy S, et al. Design and implementation of a consolidated middlebox architecture[C]. Usenix Conference on Networked Systems Design and Implementation. 2011:24-24.</w:t>
       </w:r>
-      <w:bookmarkEnd w:id="911"/>
+      <w:bookmarkEnd w:id="912"/>
     </w:p>
     <w:p>
       <w:pPr>
         <w:pStyle w:val="a1"/>
         <w:wordWrap/>
       </w:pPr>
-      <w:bookmarkStart w:id="912" w:name="_Ref484195445"/>
+      <w:bookmarkStart w:id="913" w:name="_Ref484195445"/>
       <w:r>
         <w:t>Anderson J W, Braud R, Kapoor R, et al. xOMB: extensible open middleboxes with commodity servers[C]. Eighth ACM/IEEE Symposium on Architectures for NETWORKING and Communications Systems. ACM, 2012:49-60.</w:t>
       </w:r>
-      <w:bookmarkEnd w:id="912"/>
+      <w:bookmarkEnd w:id="913"/>
     </w:p>
     <w:p>
       <w:pPr>
         <w:pStyle w:val="a1"/>
         <w:wordWrap/>
       </w:pPr>
-      <w:bookmarkStart w:id="913" w:name="_Ref484195895"/>
+      <w:bookmarkStart w:id="914" w:name="_Ref484195895"/>
       <w:r>
         <w:t>A. Gember, R. Grandl, A. Anand, T. Benson, and A. Akella. Stratos: Virtual Middleboxes as First-class Entities[R]. Technical report, UW-Madison 2012.</w:t>
       </w:r>
-      <w:bookmarkEnd w:id="913"/>
+      <w:bookmarkEnd w:id="914"/>
     </w:p>
     <w:p>
       <w:pPr>
         <w:pStyle w:val="a1"/>
         <w:wordWrap/>
       </w:pPr>
-      <w:bookmarkStart w:id="914" w:name="_Ref484196072"/>
+      <w:bookmarkStart w:id="915" w:name="_Ref484196072"/>
       <w:r>
         <w:t>Zhang W, Liu G, Zhang W, et al. OpenNetVM: A Platform for High Performance Network Service Chains[C]. The Workshop on Hot Topics in Middleboxes and Network Function Virtualization. ACM, 2016:26-31.</w:t>
       </w:r>
-      <w:bookmarkEnd w:id="914"/>
+      <w:bookmarkEnd w:id="915"/>
     </w:p>
     <w:p>
       <w:pPr>
         <w:pStyle w:val="a1"/>
         <w:wordWrap/>
       </w:pPr>
-      <w:bookmarkStart w:id="915" w:name="_Ref484195433"/>
+      <w:bookmarkStart w:id="916" w:name="_Ref484195433"/>
       <w:r>
         <w:t>Gember-Jacobson A, Viswanathan R, Prakash C, et al. OpenNF: enabling innovation in network function control[C]. ACM Conference on SIGCOMM. ACM, 2015:163-174.</w:t>
       </w:r>
-      <w:bookmarkEnd w:id="915"/>
+      <w:bookmarkEnd w:id="916"/>
     </w:p>
     <w:p>
       <w:pPr>
         <w:pStyle w:val="a1"/>
         <w:wordWrap/>
       </w:pPr>
-      <w:bookmarkStart w:id="916" w:name="_Ref484194784"/>
+      <w:bookmarkStart w:id="917" w:name="_Ref484194784"/>
       <w:r>
         <w:t>Rajagopalan S, Dan W, Jamjoom H, et al. Split/merge: system support for elastic execution in virtual middleboxes[C]. Usenix Conference on Networked Systems Design and Implementation. 2013:227-240.</w:t>
       </w:r>
-      <w:bookmarkEnd w:id="916"/>
+      <w:bookmarkEnd w:id="917"/>
     </w:p>
     <w:p>
       <w:pPr>
         <w:pStyle w:val="a1"/>
         <w:wordWrap/>
       </w:pPr>
-      <w:bookmarkStart w:id="917" w:name="_Ref484194796"/>
+      <w:bookmarkStart w:id="918" w:name="_Ref484194796"/>
       <w:r>
         <w:t>J. Khalid, A. Gember-Jacobson, R. Michael, A. Abhashkumar, and A. Akella. Paving the Way for NFV: Simplifying Middlebox Modifications Using StateAlyzr[C]. In Proc. of the 13th USENIX Symposium on Networked Systems Design and Implementation (NSDI’16), 2016.</w:t>
       </w:r>
-      <w:bookmarkEnd w:id="917"/>
+      <w:bookmarkEnd w:id="918"/>
     </w:p>
     <w:p>
       <w:pPr>
@@ -22990,7 +23782,7 @@
           <w:szCs w:val="24"/>
         </w:rPr>
       </w:pPr>
-      <w:bookmarkStart w:id="918" w:name="_Ref484196201"/>
+      <w:bookmarkStart w:id="919" w:name="_Ref484196201"/>
       <w:r>
         <w:rPr>
           <w:rFonts w:cs="Times New Roman"/>
@@ -22998,7 +23790,7 @@
         </w:rPr>
         <w:t>Ballani H, Costa P, Gkantsidis C, et al. Enabling End-Host Network Functions[J]. ACM SIGCOMM Computer Communication Review, 2015, 45(4):493-507.</w:t>
       </w:r>
-      <w:bookmarkEnd w:id="918"/>
+      <w:bookmarkEnd w:id="919"/>
     </w:p>
     <w:p>
       <w:pPr>
@@ -23019,7 +23811,7 @@
           <w:szCs w:val="24"/>
         </w:rPr>
       </w:pPr>
-      <w:bookmarkStart w:id="919" w:name="_Ref484194762"/>
+      <w:bookmarkStart w:id="920" w:name="_Ref484194762"/>
       <w:r>
         <w:rPr>
           <w:rFonts w:cs="Times New Roman"/>
@@ -23035,7 +23827,7 @@
         <w:lastRenderedPageBreak/>
         <w:t>Conference on Usenix Security Symposium. USENIX Association, 1998:3-3.</w:t>
       </w:r>
-      <w:bookmarkEnd w:id="919"/>
+      <w:bookmarkEnd w:id="920"/>
     </w:p>
     <w:p>
       <w:pPr>
@@ -23056,7 +23848,7 @@
           <w:szCs w:val="24"/>
         </w:rPr>
       </w:pPr>
-      <w:bookmarkStart w:id="920" w:name="_Ref484195110"/>
+      <w:bookmarkStart w:id="921" w:name="_Ref484195110"/>
       <w:r>
         <w:rPr>
           <w:rFonts w:cs="Times New Roman"/>
@@ -23064,7 +23856,7 @@
         </w:rPr>
         <w:t>Yoan N. Iptables[M]. Miss Press, 2013.</w:t>
       </w:r>
-      <w:bookmarkEnd w:id="920"/>
+      <w:bookmarkEnd w:id="921"/>
     </w:p>
     <w:p>
       <w:pPr>
@@ -23085,7 +23877,7 @@
           <w:szCs w:val="24"/>
         </w:rPr>
       </w:pPr>
-      <w:bookmarkStart w:id="921" w:name="_Ref484175646"/>
+      <w:bookmarkStart w:id="922" w:name="_Ref484175646"/>
       <w:r>
         <w:rPr>
           <w:rFonts w:cs="Times New Roman"/>
@@ -23093,7 +23885,7 @@
         </w:rPr>
         <w:t>Sherry J, Gao P X, Basu S, et al. Rollback-Recovery for Middleboxes[C]. ACM Conference on Special Interest Group on Data Communication. ACM, 2015:227-240.</w:t>
       </w:r>
-      <w:bookmarkEnd w:id="921"/>
+      <w:bookmarkEnd w:id="922"/>
     </w:p>
     <w:p>
       <w:pPr>
@@ -23114,8 +23906,8 @@
           <w:szCs w:val="24"/>
         </w:rPr>
       </w:pPr>
-      <w:bookmarkStart w:id="922" w:name="_Ref484175663"/>
-      <w:commentRangeStart w:id="923"/>
+      <w:bookmarkStart w:id="923" w:name="_Ref484175663"/>
+      <w:commentRangeStart w:id="924"/>
       <w:r>
         <w:rPr>
           <w:rFonts w:cs="Times New Roman"/>
@@ -23123,13 +23915,13 @@
         </w:rPr>
         <w:t>Chrome G. HTTP persistent connection[J]. 2015.</w:t>
       </w:r>
-      <w:bookmarkEnd w:id="922"/>
-      <w:commentRangeEnd w:id="923"/>
+      <w:bookmarkEnd w:id="923"/>
+      <w:commentRangeEnd w:id="924"/>
       <w:r>
         <w:rPr>
           <w:rStyle w:val="aff0"/>
         </w:rPr>
-        <w:commentReference w:id="923"/>
+        <w:commentReference w:id="924"/>
       </w:r>
     </w:p>
     <w:p>
@@ -23151,7 +23943,7 @@
           <w:szCs w:val="24"/>
         </w:rPr>
       </w:pPr>
-      <w:bookmarkStart w:id="924" w:name="_Ref484194722"/>
+      <w:bookmarkStart w:id="925" w:name="_Ref484194722"/>
       <w:r>
         <w:rPr>
           <w:rFonts w:cs="Times New Roman"/>
@@ -23159,7 +23951,7 @@
         </w:rPr>
         <w:t>Surhone L M, Tennoe M T, Henssonow S F, et al. Ffmpeg[M]. 2010.</w:t>
       </w:r>
-      <w:bookmarkEnd w:id="924"/>
+      <w:bookmarkEnd w:id="925"/>
     </w:p>
     <w:p>
       <w:pPr>
@@ -23180,7 +23972,7 @@
           <w:szCs w:val="24"/>
         </w:rPr>
       </w:pPr>
-      <w:bookmarkStart w:id="925" w:name="_Ref484195619"/>
+      <w:bookmarkStart w:id="926" w:name="_Ref484195619"/>
       <w:r>
         <w:rPr>
           <w:rFonts w:cs="Times New Roman"/>
@@ -23188,7 +23980,7 @@
         </w:rPr>
         <w:t>Housley R, Hoffman P. Internet X.509 Public Key Infrastructure Operational Protocols: FTP and HTTP[J]. Ietf Rfc Sri Network Information, 1999, 11(3):82--89.</w:t>
       </w:r>
-      <w:bookmarkEnd w:id="925"/>
+      <w:bookmarkEnd w:id="926"/>
     </w:p>
     <w:p>
       <w:pPr>
@@ -23209,15 +24001,31 @@
           <w:szCs w:val="24"/>
         </w:rPr>
       </w:pPr>
-      <w:bookmarkStart w:id="926" w:name="_Ref484195841"/>
-      <w:r>
-        <w:rPr>
-          <w:rFonts w:cs="Times New Roman"/>
-          <w:szCs w:val="24"/>
-        </w:rPr>
-        <w:t>Maheshwari A, Sharma A, Ramamritham K, et al. TranSquid :Transcoding and Caching Proxy for Heterogenous E-Commerce Environments[C]. International Workshop on Research Issues in Data Engineering: Engineering E-Commerce/e-Business Systems. IEEE Computer Society, 2002:50.</w:t>
-      </w:r>
-      <w:bookmarkEnd w:id="926"/>
+      <w:bookmarkStart w:id="927" w:name="_Ref484195841"/>
+      <w:r>
+        <w:rPr>
+          <w:rFonts w:cs="Times New Roman"/>
+          <w:szCs w:val="24"/>
+        </w:rPr>
+        <w:t xml:space="preserve">Maheshwari A, Sharma A, Ramamritham K, et al. </w:t>
+      </w:r>
+      <w:proofErr w:type="gramStart"/>
+      <w:r>
+        <w:rPr>
+          <w:rFonts w:cs="Times New Roman"/>
+          <w:szCs w:val="24"/>
+        </w:rPr>
+        <w:t>TranSquid :Transcoding</w:t>
+      </w:r>
+      <w:proofErr w:type="gramEnd"/>
+      <w:r>
+        <w:rPr>
+          <w:rFonts w:cs="Times New Roman"/>
+          <w:szCs w:val="24"/>
+        </w:rPr>
+        <w:t xml:space="preserve"> and Caching Proxy for Heterogenous E-Commerce Environments[C]. International Workshop on Research Issues in Data Engineering: Engineering E-Commerce/e-Business Systems. IEEE Computer Society, 2002:50.</w:t>
+      </w:r>
+      <w:bookmarkEnd w:id="927"/>
     </w:p>
     <w:p>
       <w:pPr>
@@ -23238,7 +24046,7 @@
           <w:szCs w:val="24"/>
         </w:rPr>
       </w:pPr>
-      <w:bookmarkStart w:id="927" w:name="_Ref484195013"/>
+      <w:bookmarkStart w:id="928" w:name="_Ref484195013"/>
       <w:r>
         <w:rPr>
           <w:rFonts w:cs="Times New Roman"/>
@@ -23246,7 +24054,7 @@
         </w:rPr>
         <w:t>J. Khalid, A. Gember-Jacobson, R. Michael, A. Abhashkumar, and A. Akella. Paving the Way for NFV: Simplifying Middlebox Modifications Using StateAlyzr[C]. In Proc. of the 13th USENIX Symposium on Networked Systems Design and Implementation (NSDI’16), 2016.</w:t>
       </w:r>
-      <w:bookmarkEnd w:id="927"/>
+      <w:bookmarkEnd w:id="928"/>
     </w:p>
     <w:p>
       <w:pPr>
@@ -23267,15 +24075,31 @@
           <w:szCs w:val="24"/>
         </w:rPr>
       </w:pPr>
-      <w:bookmarkStart w:id="928" w:name="_Ref484196224"/>
-      <w:r>
-        <w:rPr>
-          <w:rFonts w:cs="Times New Roman"/>
-          <w:szCs w:val="24"/>
-        </w:rPr>
-        <w:t>NFV Paper [EB/OL].https://portal.etsi.org/NFV/NFV White Paper2.pdf,2017-05-05.</w:t>
-      </w:r>
-      <w:bookmarkEnd w:id="928"/>
+      <w:bookmarkStart w:id="929" w:name="_Ref484196224"/>
+      <w:r>
+        <w:rPr>
+          <w:rFonts w:cs="Times New Roman"/>
+          <w:szCs w:val="24"/>
+        </w:rPr>
+        <w:t>NFV Paper [EB/OL</w:t>
+      </w:r>
+      <w:proofErr w:type="gramStart"/>
+      <w:r>
+        <w:rPr>
+          <w:rFonts w:cs="Times New Roman"/>
+          <w:szCs w:val="24"/>
+        </w:rPr>
+        <w:t>].https://portal.etsi.org/NFV/NFV</w:t>
+      </w:r>
+      <w:proofErr w:type="gramEnd"/>
+      <w:r>
+        <w:rPr>
+          <w:rFonts w:cs="Times New Roman"/>
+          <w:szCs w:val="24"/>
+        </w:rPr>
+        <w:t xml:space="preserve"> White Paper2.pdf,2017-05-05.</w:t>
+      </w:r>
+      <w:bookmarkEnd w:id="929"/>
     </w:p>
     <w:p>
       <w:pPr>
@@ -23296,7 +24120,7 @@
           <w:szCs w:val="24"/>
         </w:rPr>
       </w:pPr>
-      <w:bookmarkStart w:id="929" w:name="_Ref484194910"/>
+      <w:bookmarkStart w:id="930" w:name="_Ref484194910"/>
       <w:r>
         <w:rPr>
           <w:rFonts w:cs="Times New Roman"/>
@@ -23304,7 +24128,7 @@
         </w:rPr>
         <w:t>Hwang J, Ramakrishnan K K, Wood T. NetVM: high performance and flexible networking using virtualization on commodity platforms[C]. Usenix Conference on Networked Systems Design and Implementation. USENIX Association, 2014:445-458.</w:t>
       </w:r>
-      <w:bookmarkEnd w:id="929"/>
+      <w:bookmarkEnd w:id="930"/>
     </w:p>
     <w:p>
       <w:pPr>
@@ -23325,15 +24149,24 @@
           <w:szCs w:val="24"/>
         </w:rPr>
       </w:pPr>
-      <w:bookmarkStart w:id="930" w:name="_Ref484195126"/>
-      <w:r>
-        <w:rPr>
-          <w:rFonts w:cs="Times New Roman"/>
-          <w:szCs w:val="24"/>
-        </w:rPr>
-        <w:t>S. Han, K. Jang, A. Panda, S. Palkar, D. Han, and S. Ratnasamy. SoftNIC: A Software NIC to Augment Hardware[R]. Technical report, EECS Department, University of California, Berkeley, 2015..</w:t>
-      </w:r>
-      <w:bookmarkEnd w:id="930"/>
+      <w:bookmarkStart w:id="931" w:name="_Ref484195126"/>
+      <w:r>
+        <w:rPr>
+          <w:rFonts w:cs="Times New Roman"/>
+          <w:szCs w:val="24"/>
+        </w:rPr>
+        <w:t xml:space="preserve">S. Han, K. Jang, A. Panda, S. Palkar, D. Han, and S. Ratnasamy. SoftNIC: A Software NIC to Augment Hardware[R]. Technical report, EECS Department, University of California, Berkeley, </w:t>
+      </w:r>
+      <w:proofErr w:type="gramStart"/>
+      <w:r>
+        <w:rPr>
+          <w:rFonts w:cs="Times New Roman"/>
+          <w:szCs w:val="24"/>
+        </w:rPr>
+        <w:t>2015..</w:t>
+      </w:r>
+      <w:bookmarkEnd w:id="931"/>
+      <w:proofErr w:type="gramEnd"/>
     </w:p>
     <w:p>
       <w:pPr>
@@ -23354,7 +24187,7 @@
           <w:szCs w:val="24"/>
         </w:rPr>
       </w:pPr>
-      <w:bookmarkStart w:id="931" w:name="_Ref484195145"/>
+      <w:bookmarkStart w:id="932" w:name="_Ref484195145"/>
       <w:r>
         <w:rPr>
           <w:rFonts w:cs="Times New Roman"/>
@@ -23362,7 +24195,7 @@
         </w:rPr>
         <w:t>Martins J, Ahmed M, Raiciu C, et al. ClickOS and the art of network function virtualization[C]. Usenix Conference on Networked Systems Design and Implementation. USENIX Association, 2014:459-473.</w:t>
       </w:r>
-      <w:bookmarkEnd w:id="931"/>
+      <w:bookmarkEnd w:id="932"/>
     </w:p>
     <w:p>
       <w:pPr>
@@ -23383,7 +24216,7 @@
           <w:szCs w:val="24"/>
         </w:rPr>
       </w:pPr>
-      <w:bookmarkStart w:id="932" w:name="_Ref484175423"/>
+      <w:bookmarkStart w:id="933" w:name="_Ref484175423"/>
       <w:r>
         <w:rPr>
           <w:rFonts w:cs="Times New Roman"/>
@@ -23399,7 +24232,7 @@
         <w:lastRenderedPageBreak/>
         <w:t>Association, 2016:203-216.</w:t>
       </w:r>
-      <w:bookmarkEnd w:id="932"/>
+      <w:bookmarkEnd w:id="933"/>
     </w:p>
     <w:p>
       <w:pPr>
@@ -23420,7 +24253,7 @@
           <w:szCs w:val="24"/>
         </w:rPr>
       </w:pPr>
-      <w:bookmarkStart w:id="933" w:name="_Ref484175606"/>
+      <w:bookmarkStart w:id="934" w:name="_Ref484175606"/>
       <w:r>
         <w:rPr>
           <w:rFonts w:cs="Times New Roman"/>
@@ -23428,7 +24261,7 @@
         </w:rPr>
         <w:t>A. Gember, R. Grandl, A. Anand, T. Benson, and A. Akella. Stratos: Virtual Middleboxes as First-class Entities[R]. Technical report, UW-Madison 2012.</w:t>
       </w:r>
-      <w:bookmarkEnd w:id="933"/>
+      <w:bookmarkEnd w:id="934"/>
     </w:p>
     <w:p>
       <w:pPr>
@@ -23449,7 +24282,7 @@
           <w:szCs w:val="24"/>
         </w:rPr>
       </w:pPr>
-      <w:bookmarkStart w:id="934" w:name="_Ref484175386"/>
+      <w:bookmarkStart w:id="935" w:name="_Ref484175386"/>
       <w:r>
         <w:rPr>
           <w:rFonts w:cs="Times New Roman"/>
@@ -23457,7 +24290,7 @@
         </w:rPr>
         <w:t>Palkar S, Lan C, Han S, et al. E2: a framework for NFV applications[C]. Symposium on Operating Systems Principles. ACM, 2015:121-136.</w:t>
       </w:r>
-      <w:bookmarkEnd w:id="934"/>
+      <w:bookmarkEnd w:id="935"/>
     </w:p>
     <w:p>
       <w:pPr>
@@ -23478,15 +24311,31 @@
           <w:szCs w:val="24"/>
         </w:rPr>
       </w:pPr>
-      <w:bookmarkStart w:id="935" w:name="_Ref484175441"/>
-      <w:r>
-        <w:rPr>
-          <w:rFonts w:cs="Times New Roman"/>
-          <w:szCs w:val="24"/>
-        </w:rPr>
-        <w:t>Rajagopalan S, Dan W, Jamjoom H. Pico replication:a high availability framework for middleboxes[C]. Symposium on Cloud Computing. 2013:1-15.</w:t>
-      </w:r>
-      <w:bookmarkEnd w:id="935"/>
+      <w:bookmarkStart w:id="936" w:name="_Ref484175441"/>
+      <w:r>
+        <w:rPr>
+          <w:rFonts w:cs="Times New Roman"/>
+          <w:szCs w:val="24"/>
+        </w:rPr>
+        <w:t xml:space="preserve">Rajagopalan S, Dan W, Jamjoom H. Pico </w:t>
+      </w:r>
+      <w:proofErr w:type="gramStart"/>
+      <w:r>
+        <w:rPr>
+          <w:rFonts w:cs="Times New Roman"/>
+          <w:szCs w:val="24"/>
+        </w:rPr>
+        <w:t>replication:a</w:t>
+      </w:r>
+      <w:proofErr w:type="gramEnd"/>
+      <w:r>
+        <w:rPr>
+          <w:rFonts w:cs="Times New Roman"/>
+          <w:szCs w:val="24"/>
+        </w:rPr>
+        <w:t xml:space="preserve"> high availability framework for middleboxes[C]. Symposium on Cloud Computing. 2013:1-15.</w:t>
+      </w:r>
+      <w:bookmarkEnd w:id="936"/>
     </w:p>
     <w:p>
       <w:pPr>
@@ -23507,7 +24356,7 @@
           <w:szCs w:val="24"/>
         </w:rPr>
       </w:pPr>
-      <w:bookmarkStart w:id="936" w:name="_Ref484175530"/>
+      <w:bookmarkStart w:id="937" w:name="_Ref484175530"/>
       <w:r>
         <w:rPr>
           <w:rFonts w:cs="Times New Roman"/>
@@ -23515,7 +24364,7 @@
         </w:rPr>
         <w:t>Sherry J, Gao P X, Basu S, et al. Rollback-Recovery for Middleboxes[C]. ACM Conference on Special Interest Group on Data Communication. ACM, 2015:227-240.</w:t>
       </w:r>
-      <w:bookmarkEnd w:id="936"/>
+      <w:bookmarkEnd w:id="937"/>
     </w:p>
     <w:p>
       <w:pPr>
@@ -23536,7 +24385,7 @@
           <w:szCs w:val="24"/>
         </w:rPr>
       </w:pPr>
-      <w:bookmarkStart w:id="937" w:name="_Ref484195163"/>
+      <w:bookmarkStart w:id="938" w:name="_Ref484195163"/>
       <w:r>
         <w:rPr>
           <w:rFonts w:cs="Times New Roman"/>
@@ -23544,7 +24393,7 @@
         </w:rPr>
         <w:t>Qazi Z A, Tu C C, Chiang L, et al. SIMPLE-fying middlebox policy enforcement using SDN[J]. Computer Communication Review, 2013, 43(4):27-38.</w:t>
       </w:r>
-      <w:bookmarkEnd w:id="937"/>
+      <w:bookmarkEnd w:id="938"/>
     </w:p>
     <w:p>
       <w:pPr>
@@ -23565,7 +24414,7 @@
           <w:szCs w:val="24"/>
         </w:rPr>
       </w:pPr>
-      <w:bookmarkStart w:id="938" w:name="_Ref484195884"/>
+      <w:bookmarkStart w:id="939" w:name="_Ref484195884"/>
       <w:r>
         <w:rPr>
           <w:rFonts w:cs="Times New Roman"/>
@@ -23573,7 +24422,7 @@
         </w:rPr>
         <w:t>Zhang W, Hwang J, Rajagopalan S, et al. Flurries: Countless Fine-Grained NFs for Flexible Per-Flow Customization[C]. International on Conference on Emerging NETWORKING Experiments and Technologies. ACM, 2016:3-17.</w:t>
       </w:r>
-      <w:bookmarkEnd w:id="938"/>
+      <w:bookmarkEnd w:id="939"/>
     </w:p>
     <w:p>
       <w:pPr>
@@ -23600,7 +24449,7 @@
           <w:docGrid w:linePitch="312"/>
         </w:sectPr>
       </w:pPr>
-      <w:bookmarkStart w:id="939" w:name="_Ref484195161"/>
+      <w:bookmarkStart w:id="940" w:name="_Ref484195161"/>
       <w:r>
         <w:rPr>
           <w:rFonts w:cs="Times New Roman"/>
@@ -23608,7 +24457,7 @@
         </w:rPr>
         <w:t>Bremler-Barr A, Harchol Y, Hay D. OpenBox: A Software-Defined Framework for Developing, Deploying, and Managing Network Functions[C]. Conference on ACM SIGCOMM 2016 Conference. ACM, 2016:511-524</w:t>
       </w:r>
-      <w:bookmarkEnd w:id="939"/>
+      <w:bookmarkEnd w:id="940"/>
     </w:p>
     <w:p>
       <w:pPr>
@@ -23616,7 +24465,7 @@
         <w:wordWrap/>
         <w:spacing w:before="360" w:after="240"/>
       </w:pPr>
-      <w:bookmarkStart w:id="940" w:name="_Toc17107"/>
+      <w:bookmarkStart w:id="941" w:name="_Toc17107"/>
       <w:r>
         <w:rPr>
           <w:rFonts w:hint="eastAsia"/>
@@ -23624,7 +24473,7 @@
         <w:lastRenderedPageBreak/>
         <w:t>附录：大学期间发表或提交的论文</w:t>
       </w:r>
-      <w:bookmarkEnd w:id="940"/>
+      <w:bookmarkEnd w:id="941"/>
     </w:p>
     <w:p>
       <w:pPr>
@@ -23646,7 +24495,7 @@
           <w:szCs w:val="24"/>
         </w:rPr>
       </w:pPr>
-      <w:commentRangeStart w:id="941"/>
+      <w:commentRangeStart w:id="942"/>
       <w:r>
         <w:rPr>
           <w:rFonts w:cs="Times New Roman"/>
@@ -23654,12 +24503,12 @@
         </w:rPr>
         <w:t>A. Gember, R. Grandl, A. Anand, T. Benson, and A. Akella. Stratos: Virtual Middleboxes as First-class Entities[R]. Technical report, UW-Madison 2012.</w:t>
       </w:r>
-      <w:commentRangeEnd w:id="941"/>
+      <w:commentRangeEnd w:id="942"/>
       <w:r>
         <w:rPr>
           <w:rStyle w:val="aff0"/>
         </w:rPr>
-        <w:commentReference w:id="941"/>
+        <w:commentReference w:id="942"/>
       </w:r>
     </w:p>
     <w:p>
@@ -23689,7 +24538,7 @@
         </w:rPr>
         <w:t>Palkar S, Lan C, Han S, et al. E2: a framework for NFV applications[C]. Symposium on Operating Systems Principles. ACM, 2015:121-136.</w:t>
       </w:r>
-      <w:bookmarkEnd w:id="909"/>
+      <w:bookmarkEnd w:id="910"/>
     </w:p>
     <w:sectPr>
       <w:pgSz w:w="11906" w:h="16838"/>
@@ -25192,7 +26041,7 @@
       </w:r>
     </w:p>
   </w:comment>
-  <w:comment w:id="56" w:author="HustCS" w:date="2022-06-17T20:45:00Z" w:initials="A">
+  <w:comment w:id="57" w:author="HustCS" w:date="2022-06-17T20:45:00Z" w:initials="A">
     <w:p>
       <w:pPr>
         <w:pStyle w:val="aa"/>
@@ -25355,7 +26204,7 @@
       </w:pPr>
     </w:p>
   </w:comment>
-  <w:comment w:id="470" w:author="HustCS" w:date="2023-02-06T17:04:00Z" w:initials="A">
+  <w:comment w:id="471" w:author="HustCS" w:date="2023-02-06T17:04:00Z" w:initials="A">
     <w:p>
       <w:pPr>
         <w:pStyle w:val="aa"/>
@@ -25617,7 +26466,7 @@
       </w:r>
     </w:p>
   </w:comment>
-  <w:comment w:id="473" w:author="HustCS" w:date="2023-02-12T14:30:00Z" w:initials="A">
+  <w:comment w:id="474" w:author="HustCS" w:date="2023-02-12T14:30:00Z" w:initials="A">
     <w:p>
       <w:pPr>
         <w:pStyle w:val="aa"/>
@@ -25744,7 +26593,7 @@
       </w:r>
     </w:p>
   </w:comment>
-  <w:comment w:id="476" w:author="HustCS" w:date="2023-02-06T18:31:00Z" w:initials="A">
+  <w:comment w:id="477" w:author="HustCS" w:date="2023-02-06T18:31:00Z" w:initials="A">
     <w:p>
       <w:pPr>
         <w:pStyle w:val="aa"/>
@@ -25757,7 +26606,7 @@
       </w:r>
     </w:p>
   </w:comment>
-  <w:comment w:id="478" w:author="HustCS" w:date="2023-02-06T17:10:00Z" w:initials="A">
+  <w:comment w:id="479" w:author="HustCS" w:date="2023-02-06T17:10:00Z" w:initials="A">
     <w:p>
       <w:pPr>
         <w:wordWrap/>
@@ -25780,7 +26629,7 @@
       </w:pPr>
     </w:p>
   </w:comment>
-  <w:comment w:id="489" w:author="HustCS" w:date="2023-02-06T17:12:00Z" w:initials="A">
+  <w:comment w:id="490" w:author="HustCS" w:date="2023-02-06T17:12:00Z" w:initials="A">
     <w:p>
       <w:pPr>
         <w:pStyle w:val="aa"/>
@@ -25795,7 +26644,7 @@
       </w:r>
     </w:p>
   </w:comment>
-  <w:comment w:id="491" w:author="HustCS" w:date="2023-02-06T17:17:00Z" w:initials="A">
+  <w:comment w:id="492" w:author="HustCS" w:date="2023-02-06T17:17:00Z" w:initials="A">
     <w:p>
       <w:pPr>
         <w:pStyle w:val="aa"/>
@@ -26197,7 +27046,7 @@
       </w:r>
     </w:p>
   </w:comment>
-  <w:comment w:id="492" w:author="HustCS" w:date="2023-02-06T17:16:00Z" w:initials="A">
+  <w:comment w:id="493" w:author="HustCS" w:date="2023-02-06T17:16:00Z" w:initials="A">
     <w:p>
       <w:pPr>
         <w:pStyle w:val="aa"/>
@@ -26247,7 +27096,7 @@
       </w:pPr>
     </w:p>
   </w:comment>
-  <w:comment w:id="845" w:author="HustCS" w:date="2023-02-06T17:22:00Z" w:initials="A">
+  <w:comment w:id="846" w:author="HustCS" w:date="2023-02-06T17:22:00Z" w:initials="A">
     <w:p>
       <w:pPr>
         <w:pStyle w:val="aa"/>
@@ -26260,7 +27109,7 @@
       </w:r>
     </w:p>
   </w:comment>
-  <w:comment w:id="870" w:author="HustCS" w:date="2023-02-06T17:25:00Z" w:initials="A">
+  <w:comment w:id="871" w:author="HustCS" w:date="2023-02-06T17:25:00Z" w:initials="A">
     <w:p>
       <w:pPr>
         <w:pStyle w:val="aa"/>
@@ -26391,7 +27240,7 @@
       </w:r>
     </w:p>
   </w:comment>
-  <w:comment w:id="882" w:author="HustCS" w:date="2023-02-06T17:26:00Z" w:initials="A">
+  <w:comment w:id="883" w:author="HustCS" w:date="2023-02-06T17:26:00Z" w:initials="A">
     <w:p>
       <w:pPr>
         <w:pStyle w:val="aa"/>
@@ -26442,7 +27291,7 @@
       </w:r>
     </w:p>
   </w:comment>
-  <w:comment w:id="897" w:author="HustCS" w:date="2023-02-12T14:30:00Z" w:initials="A">
+  <w:comment w:id="898" w:author="HustCS" w:date="2023-02-12T14:30:00Z" w:initials="A">
     <w:p>
       <w:pPr>
         <w:pStyle w:val="aa"/>
@@ -26569,7 +27418,7 @@
       </w:r>
     </w:p>
   </w:comment>
-  <w:comment w:id="905" w:author="HustCS" w:date="2023-02-06T17:27:00Z" w:initials="A">
+  <w:comment w:id="906" w:author="HustCS" w:date="2023-02-06T17:27:00Z" w:initials="A">
     <w:p>
       <w:pPr>
         <w:pStyle w:val="aa"/>
@@ -26615,7 +27464,7 @@
       </w:r>
     </w:p>
   </w:comment>
-  <w:comment w:id="907" w:author="HustCS" w:date="2023-02-06T17:28:00Z" w:initials="A">
+  <w:comment w:id="908" w:author="HustCS" w:date="2023-02-06T17:28:00Z" w:initials="A">
     <w:p>
       <w:pPr>
         <w:pStyle w:val="aa"/>
@@ -26894,7 +27743,7 @@
       </w:pPr>
     </w:p>
   </w:comment>
-  <w:comment w:id="923" w:author="HustCS" w:date="2023-02-06T17:30:00Z" w:initials="A">
+  <w:comment w:id="924" w:author="HustCS" w:date="2023-02-06T17:30:00Z" w:initials="A">
     <w:p>
       <w:pPr>
         <w:pStyle w:val="aa"/>
@@ -26941,7 +27790,7 @@
       </w:pPr>
     </w:p>
   </w:comment>
-  <w:comment w:id="941" w:author="HustCS" w:date="2023-02-06T17:30:00Z" w:initials="A">
+  <w:comment w:id="942" w:author="HustCS" w:date="2023-02-06T17:30:00Z" w:initials="A">
     <w:p>
       <w:pPr>
         <w:pStyle w:val="aa"/>
@@ -27491,15 +28340,16 @@
   <w:abstractNum w:abstractNumId="1" w15:restartNumberingAfterBreak="0">
     <w:nsid w:val="017216BC"/>
     <w:multiLevelType w:val="multilevel"/>
-    <w:tmpl w:val="017216BC"/>
+    <w:tmpl w:val="F9862E9A"/>
     <w:lvl w:ilvl="0">
       <w:start w:val="1"/>
       <w:numFmt w:val="decimal"/>
+      <w:pStyle w:val="a0"/>
       <w:suff w:val="nothing"/>
       <w:lvlText w:val="（%1）"/>
       <w:lvlJc w:val="left"/>
       <w:pPr>
-        <w:ind w:left="0" w:firstLine="480"/>
+        <w:ind w:left="-338" w:firstLine="480"/>
       </w:pPr>
       <w:rPr>
         <w:rFonts w:hint="eastAsia"/>
@@ -28216,7 +29066,6 @@
     <w:lvl w:ilvl="0">
       <w:start w:val="1"/>
       <w:numFmt w:val="decimal"/>
-      <w:pStyle w:val="a0"/>
       <w:lvlText w:val="%1)"/>
       <w:lvlJc w:val="left"/>
       <w:pPr>
@@ -30454,11 +31303,13 @@
     <w:autoRedefine/>
     <w:uiPriority w:val="34"/>
     <w:qFormat/>
+    <w:rsid w:val="00211A59"/>
     <w:pPr>
       <w:numPr>
-        <w:numId w:val="3"/>
+        <w:numId w:val="8"/>
       </w:numPr>
-      <w:ind w:firstLineChars="0" w:firstLine="0"/>
+      <w:wordWrap/>
+      <w:ind w:left="0" w:firstLineChars="0"/>
     </w:pPr>
     <w:rPr>
       <w:rFonts w:ascii="宋体" w:hAnsi="宋体"/>
@@ -31462,7 +32313,6 @@
   </w:font>
   <w:font w:name="仿宋_GB2312">
     <w:altName w:val="微软雅黑"/>
-    <w:panose1 w:val="02010609030101010101"/>
     <w:charset w:val="86"/>
     <w:family w:val="modern"/>
     <w:pitch w:val="fixed"/>
@@ -31512,6 +32362,7 @@
     <w:rsid w:val="001250CE"/>
     <w:rsid w:val="001A4F38"/>
     <w:rsid w:val="002049C9"/>
+    <w:rsid w:val="0020771F"/>
     <w:rsid w:val="00246091"/>
     <w:rsid w:val="00285C9E"/>
     <w:rsid w:val="00306EDD"/>
@@ -31519,6 +32370,7 @@
     <w:rsid w:val="003D63EA"/>
     <w:rsid w:val="0041254C"/>
     <w:rsid w:val="00510194"/>
+    <w:rsid w:val="00572CE9"/>
     <w:rsid w:val="00574CF2"/>
     <w:rsid w:val="00577239"/>
     <w:rsid w:val="005B3D6E"/>
@@ -31541,6 +32393,7 @@
     <w:rsid w:val="00970EBD"/>
     <w:rsid w:val="00984712"/>
     <w:rsid w:val="00A347D0"/>
+    <w:rsid w:val="00A71246"/>
     <w:rsid w:val="00AA4750"/>
     <w:rsid w:val="00AB28DD"/>
     <w:rsid w:val="00B66704"/>

--- a/毕设/毕业设计公文包（计算机学院）2024-2-26/4、计算机学院毕业设计模板 2023-7-2.docx
+++ b/毕设/毕业设计公文包（计算机学院）2024-2-26/4、计算机学院毕业设计模板 2023-7-2.docx
@@ -9747,10 +9747,10 @@
             <v:path o:extrusionok="f" gradientshapeok="t" o:connecttype="rect"/>
             <o:lock v:ext="edit" aspectratio="t"/>
           </v:shapetype>
-          <v:shape id="_x0000_i1025" type="#_x0000_t75" style="width:316.9pt;height:273.75pt" o:ole="">
+          <v:shape id="_x0000_i1025" type="#_x0000_t75" style="width:316.8pt;height:273.6pt" o:ole="">
             <v:imagedata r:id="rId22" o:title=""/>
           </v:shape>
-          <o:OLEObject Type="Embed" ProgID="Visio.Drawing.11" ShapeID="_x0000_i1025" DrawAspect="Content" ObjectID="_1777478155" r:id="rId23"/>
+          <o:OLEObject Type="Embed" ProgID="Visio.Drawing.11" ShapeID="_x0000_i1025" DrawAspect="Content" ObjectID="_1777484186" r:id="rId23"/>
         </w:object>
       </w:r>
     </w:p>
@@ -10133,10 +10133,10 @@
       </w:pPr>
       <w:r>
         <w:object w:dxaOrig="6800" w:dyaOrig="5129" w14:anchorId="16D95A7C">
-          <v:shape id="_x0000_i1026" type="#_x0000_t75" style="width:340pt;height:256.8pt" o:ole="">
+          <v:shape id="_x0000_i1026" type="#_x0000_t75" style="width:339.85pt;height:256.9pt" o:ole="">
             <v:imagedata r:id="rId24" o:title=""/>
           </v:shape>
-          <o:OLEObject Type="Embed" ProgID="Visio.Drawing.11" ShapeID="_x0000_i1026" DrawAspect="Content" ObjectID="_1777478156" r:id="rId25"/>
+          <o:OLEObject Type="Embed" ProgID="Visio.Drawing.11" ShapeID="_x0000_i1026" DrawAspect="Content" ObjectID="_1777484187" r:id="rId25"/>
         </w:object>
       </w:r>
     </w:p>
@@ -11029,21 +11029,11 @@
           <w:vanish/>
         </w:rPr>
       </w:pPr>
-      <w:r>
-        <w:fldChar w:fldCharType="begin"/>
-      </w:r>
-      <w:r>
-        <w:instrText xml:space="preserve"> STYLEREF 1 \s </w:instrText>
-      </w:r>
-      <w:r>
-        <w:fldChar w:fldCharType="separate"/>
-      </w:r>
-      <w:r>
-        <w:t>3</w:t>
-      </w:r>
-      <w:r>
-        <w:fldChar w:fldCharType="end"/>
-      </w:r>
+      <w:fldSimple w:instr=" STYLEREF 1 \s ">
+        <w:r>
+          <w:t>3</w:t>
+        </w:r>
+      </w:fldSimple>
       <w:r>
         <w:noBreakHyphen/>
       </w:r>
@@ -11116,65 +11106,59 @@
         <w:rPr>
           <w:rFonts w:hint="eastAsia"/>
         </w:rPr>
-        <w:t>整个系统的软硬件设计是同步进行的。在自己定制的控制器硬件可以使用之</w:t>
-      </w:r>
+        <w:t>整个系统的软硬件设计是同步进行的。在自己定制的控制器硬件可以使用之前，我们使用了</w:t>
+      </w:r>
+      <w:commentRangeStart w:id="477"/>
+      <w:r>
+        <w:rPr>
+          <w:rFonts w:hint="eastAsia"/>
+        </w:rPr>
+        <w:t>IQ80321</w:t>
+      </w:r>
+      <w:commentRangeEnd w:id="477"/>
+      <w:r>
+        <w:rPr>
+          <w:rStyle w:val="aff0"/>
+        </w:rPr>
+        <w:commentReference w:id="477"/>
+      </w:r>
+      <w:r>
+        <w:rPr>
+          <w:rStyle w:val="aff1"/>
+        </w:rPr>
+        <w:footnoteReference w:id="1"/>
+      </w:r>
+      <w:r>
+        <w:rPr>
+          <w:rFonts w:hint="eastAsia"/>
+        </w:rPr>
+        <w:t>评估</w:t>
+      </w:r>
+      <w:proofErr w:type="gramStart"/>
+      <w:r>
+        <w:rPr>
+          <w:rFonts w:hint="eastAsia"/>
+        </w:rPr>
+        <w:t>板作为</w:t>
+      </w:r>
+      <w:proofErr w:type="gramEnd"/>
+      <w:r>
+        <w:rPr>
+          <w:rFonts w:hint="eastAsia"/>
+        </w:rPr>
+        <w:t>软件开发平台。该硬件平台是目前开发网络存储设备比较好的选择。</w:t>
+      </w:r>
+    </w:p>
+    <w:p>
+      <w:pPr>
+        <w:wordWrap/>
+        <w:ind w:firstLine="480"/>
+      </w:pPr>
       <w:r>
         <w:rPr>
           <w:rFonts w:hint="eastAsia"/>
         </w:rPr>
         <w:lastRenderedPageBreak/>
-        <w:t>前，我们使用了</w:t>
-      </w:r>
-      <w:commentRangeStart w:id="477"/>
-      <w:r>
-        <w:rPr>
-          <w:rFonts w:hint="eastAsia"/>
-        </w:rPr>
-        <w:t>IQ80321</w:t>
-      </w:r>
-      <w:commentRangeEnd w:id="477"/>
-      <w:r>
-        <w:rPr>
-          <w:rStyle w:val="aff0"/>
-        </w:rPr>
-        <w:commentReference w:id="477"/>
-      </w:r>
-      <w:r>
-        <w:rPr>
-          <w:rStyle w:val="aff1"/>
-        </w:rPr>
-        <w:footnoteReference w:id="1"/>
-      </w:r>
-      <w:r>
-        <w:rPr>
-          <w:rFonts w:hint="eastAsia"/>
-        </w:rPr>
-        <w:t>评估</w:t>
-      </w:r>
-      <w:proofErr w:type="gramStart"/>
-      <w:r>
-        <w:rPr>
-          <w:rFonts w:hint="eastAsia"/>
-        </w:rPr>
-        <w:t>板作为</w:t>
-      </w:r>
-      <w:proofErr w:type="gramEnd"/>
-      <w:r>
-        <w:rPr>
-          <w:rFonts w:hint="eastAsia"/>
-        </w:rPr>
-        <w:t>软件开发平台。该硬件平台是目前开发网络存储设备比较好的选择。</w:t>
-      </w:r>
-    </w:p>
-    <w:p>
-      <w:pPr>
-        <w:wordWrap/>
-        <w:ind w:firstLine="480"/>
-      </w:pPr>
-      <w:r>
-        <w:rPr>
-          <w:rFonts w:hint="eastAsia"/>
-        </w:rPr>
         <w:t>操作系统的选择将对系统性能和开发过程产生重要影响。已经移植到</w:t>
       </w:r>
       <w:r>
@@ -11349,7 +11333,7 @@
           <v:shape id="_x0000_i1027" type="#_x0000_t75" style="width:5in;height:218.3pt" o:ole="">
             <v:imagedata r:id="rId26" o:title=""/>
           </v:shape>
-          <o:OLEObject Type="Embed" ProgID="Word.Picture.8" ShapeID="_x0000_i1027" DrawAspect="Content" ObjectID="_1777478157" r:id="rId27"/>
+          <o:OLEObject Type="Embed" ProgID="Word.Picture.8" ShapeID="_x0000_i1027" DrawAspect="Content" ObjectID="_1777484188" r:id="rId27"/>
         </w:object>
       </w:r>
     </w:p>
@@ -11692,14 +11676,7 @@
         <w:rPr>
           <w:rFonts w:hint="eastAsia"/>
         </w:rPr>
-        <w:t>linux-</w:t>
-      </w:r>
-      <w:r>
-        <w:rPr>
-          <w:rFonts w:hint="eastAsia"/>
-        </w:rPr>
-        <w:lastRenderedPageBreak/>
-        <w:t>2.6.10-iop1</w:t>
+        <w:t>linux-2.6.10-iop1</w:t>
       </w:r>
       <w:r>
         <w:rPr>
@@ -11733,6 +11710,7 @@
         <w:rPr>
           <w:rFonts w:hint="eastAsia"/>
         </w:rPr>
+        <w:lastRenderedPageBreak/>
         <w:t>功能模块划分</w:t>
       </w:r>
     </w:p>
@@ -11827,10 +11805,10 @@
       </w:pPr>
       <w:r>
         <w:object w:dxaOrig="7500" w:dyaOrig="4836" w14:anchorId="2624EACF">
-          <v:shape id="_x0000_i1028" type="#_x0000_t75" style="width:375pt;height:241.4pt" o:ole="">
+          <v:shape id="_x0000_i1028" type="#_x0000_t75" style="width:375pt;height:241.35pt" o:ole="">
             <v:imagedata r:id="rId28" o:title=""/>
           </v:shape>
-          <o:OLEObject Type="Embed" ProgID="Visio.Drawing.11" ShapeID="_x0000_i1028" DrawAspect="Content" ObjectID="_1777478158" r:id="rId29"/>
+          <o:OLEObject Type="Embed" ProgID="Visio.Drawing.11" ShapeID="_x0000_i1028" DrawAspect="Content" ObjectID="_1777484189" r:id="rId29"/>
         </w:object>
       </w:r>
     </w:p>
@@ -11988,7 +11966,6 @@
         <w:rPr>
           <w:rFonts w:hint="eastAsia"/>
         </w:rPr>
-        <w:lastRenderedPageBreak/>
         <w:t>功能模块设计</w:t>
       </w:r>
       <w:bookmarkEnd w:id="481"/>
@@ -12019,7 +11996,14 @@
         <w:rPr>
           <w:rFonts w:hint="eastAsia"/>
         </w:rPr>
-        <w:t>过滤器、磁盘属性管理、磁盘自愈、会调用磁盘自愈功能模块，当磁盘健康状况不满足标准时，则会调用数据迁移功能模块，因此，磁盘</w:t>
+        <w:t>过滤器、磁盘属性管理、磁盘自愈、会调用磁盘自愈功能模块，当磁盘健康状况不满足标准时，则会调用</w:t>
+      </w:r>
+      <w:r>
+        <w:rPr>
+          <w:rFonts w:hint="eastAsia"/>
+        </w:rPr>
+        <w:lastRenderedPageBreak/>
+        <w:t>数据迁移功能模块，因此，磁盘</w:t>
       </w:r>
       <w:r>
         <w:rPr>
@@ -12214,10 +12198,10 @@
       </w:pPr>
       <w:r>
         <w:object w:dxaOrig="7539" w:dyaOrig="4120" w14:anchorId="40801B24">
-          <v:shape id="_x0000_i1029" type="#_x0000_t75" style="width:376.55pt;height:206.35pt" o:ole="">
+          <v:shape id="_x0000_i1029" type="#_x0000_t75" style="width:376.7pt;height:206.2pt" o:ole="">
             <v:imagedata r:id="rId30" o:title=""/>
           </v:shape>
-          <o:OLEObject Type="Embed" ProgID="Visio.Drawing.11" ShapeID="_x0000_i1029" DrawAspect="Content" ObjectID="_1777478159" r:id="rId31"/>
+          <o:OLEObject Type="Embed" ProgID="Visio.Drawing.11" ShapeID="_x0000_i1029" DrawAspect="Content" ObjectID="_1777484190" r:id="rId31"/>
         </w:object>
       </w:r>
     </w:p>
@@ -12323,6 +12307,7 @@
         <w:rPr>
           <w:rFonts w:hint="eastAsia"/>
         </w:rPr>
+        <w:lastRenderedPageBreak/>
         <w:t>放置策略</w:t>
       </w:r>
     </w:p>
@@ -13530,14 +13515,7 @@
         <w:rPr>
           <w:rFonts w:hint="eastAsia"/>
         </w:rPr>
-        <w:t>）命令。利用其属</w:t>
-      </w:r>
-      <w:r>
-        <w:rPr>
-          <w:rFonts w:hint="eastAsia"/>
-        </w:rPr>
-        <w:lastRenderedPageBreak/>
-        <w:t>性</w:t>
+        <w:t>）命令。利用其属性</w:t>
       </w:r>
       <w:r>
         <w:rPr>
@@ -14954,10 +14932,10 @@
           <w:position w:val="-6"/>
         </w:rPr>
         <w:object w:dxaOrig="8309" w:dyaOrig="8101" w14:anchorId="564B3A2A">
-          <v:shape id="_x0000_i1030" type="#_x0000_t75" style="width:415.85pt;height:405.05pt" o:ole="">
+          <v:shape id="_x0000_i1030" type="#_x0000_t75" style="width:415.85pt;height:404.95pt" o:ole="">
             <v:imagedata r:id="rId32" o:title=""/>
           </v:shape>
-          <o:OLEObject Type="Embed" ProgID="Equation.Ribbit" ShapeID="_x0000_i1030" DrawAspect="Content" ObjectID="_1777478160" r:id="rId33"/>
+          <o:OLEObject Type="Embed" ProgID="Equation.Ribbit" ShapeID="_x0000_i1030" DrawAspect="Content" ObjectID="_1777484191" r:id="rId33"/>
         </w:object>
       </w:r>
     </w:p>
@@ -15738,10 +15716,10 @@
           <w:szCs w:val="21"/>
         </w:rPr>
         <w:object w:dxaOrig="4120" w:dyaOrig="5760" w14:anchorId="405E05D7">
-          <v:shape id="_x0000_i1031" type="#_x0000_t75" style="width:206.35pt;height:4in" o:ole="">
+          <v:shape id="_x0000_i1031" type="#_x0000_t75" style="width:206.2pt;height:4in" o:ole="">
             <v:imagedata r:id="rId34" o:title=""/>
           </v:shape>
-          <o:OLEObject Type="Embed" ProgID="Visio.Drawing.11" ShapeID="_x0000_i1031" DrawAspect="Content" ObjectID="_1777478161" r:id="rId35"/>
+          <o:OLEObject Type="Embed" ProgID="Visio.Drawing.11" ShapeID="_x0000_i1031" DrawAspect="Content" ObjectID="_1777484192" r:id="rId35"/>
         </w:object>
       </w:r>
     </w:p>
@@ -16089,10 +16067,10 @@
           <w:szCs w:val="21"/>
         </w:rPr>
         <w:object w:dxaOrig="6861" w:dyaOrig="7316" w14:anchorId="0CD88793">
-          <v:shape id="_x0000_i1032" type="#_x0000_t75" style="width:343.45pt;height:365.8pt" o:ole="">
+          <v:shape id="_x0000_i1032" type="#_x0000_t75" style="width:343.3pt;height:365.75pt" o:ole="">
             <v:imagedata r:id="rId36" o:title=""/>
           </v:shape>
-          <o:OLEObject Type="Embed" ProgID="Visio.Drawing.11" ShapeID="_x0000_i1032" DrawAspect="Content" ObjectID="_1777478162" r:id="rId37"/>
+          <o:OLEObject Type="Embed" ProgID="Visio.Drawing.11" ShapeID="_x0000_i1032" DrawAspect="Content" ObjectID="_1777484193" r:id="rId37"/>
         </w:object>
       </w:r>
     </w:p>
@@ -22619,21 +22597,11 @@
           <w:vanish/>
         </w:rPr>
       </w:pPr>
-      <w:r>
-        <w:fldChar w:fldCharType="begin"/>
-      </w:r>
-      <w:r>
-        <w:instrText xml:space="preserve"> STYLEREF 1 \s </w:instrText>
-      </w:r>
-      <w:r>
-        <w:fldChar w:fldCharType="separate"/>
-      </w:r>
-      <w:r>
-        <w:t>7</w:t>
-      </w:r>
-      <w:r>
-        <w:fldChar w:fldCharType="end"/>
-      </w:r>
+      <w:fldSimple w:instr=" STYLEREF 1 \s ">
+        <w:r>
+          <w:t>7</w:t>
+        </w:r>
+      </w:fldSimple>
       <w:r>
         <w:noBreakHyphen/>
       </w:r>
@@ -22862,21 +22830,11 @@
           <w:vanish/>
         </w:rPr>
       </w:pPr>
-      <w:r>
-        <w:fldChar w:fldCharType="begin"/>
-      </w:r>
-      <w:r>
-        <w:instrText xml:space="preserve"> STYLEREF 1 \s </w:instrText>
-      </w:r>
-      <w:r>
-        <w:fldChar w:fldCharType="separate"/>
-      </w:r>
-      <w:r>
-        <w:t>7</w:t>
-      </w:r>
-      <w:r>
-        <w:fldChar w:fldCharType="end"/>
-      </w:r>
+      <w:fldSimple w:instr=" STYLEREF 1 \s ">
+        <w:r>
+          <w:t>7</w:t>
+        </w:r>
+      </w:fldSimple>
       <w:r>
         <w:noBreakHyphen/>
       </w:r>
@@ -23250,10 +23208,10 @@
           <w:szCs w:val="21"/>
         </w:rPr>
         <w:object w:dxaOrig="6861" w:dyaOrig="7316" w14:anchorId="1F5C5D01">
-          <v:shape id="_x0000_i1033" type="#_x0000_t75" style="width:343.45pt;height:365.8pt" o:ole="">
+          <v:shape id="_x0000_i1033" type="#_x0000_t75" style="width:343.3pt;height:365.75pt" o:ole="">
             <v:imagedata r:id="rId36" o:title=""/>
           </v:shape>
-          <o:OLEObject Type="Embed" ProgID="Visio.Drawing.11" ShapeID="_x0000_i1033" DrawAspect="Content" ObjectID="_1777478163" r:id="rId48"/>
+          <o:OLEObject Type="Embed" ProgID="Visio.Drawing.11" ShapeID="_x0000_i1033" DrawAspect="Content" ObjectID="_1777484194" r:id="rId48"/>
         </w:object>
       </w:r>
     </w:p>
@@ -31309,7 +31267,7 @@
         <w:numId w:val="8"/>
       </w:numPr>
       <w:wordWrap/>
-      <w:ind w:left="0" w:firstLineChars="0"/>
+      <w:ind w:left="0" w:firstLineChars="0" w:firstLine="0"/>
     </w:pPr>
     <w:rPr>
       <w:rFonts w:ascii="宋体" w:hAnsi="宋体"/>
@@ -32313,6 +32271,7 @@
   </w:font>
   <w:font w:name="仿宋_GB2312">
     <w:altName w:val="微软雅黑"/>
+    <w:panose1 w:val="02010609030101010101"/>
     <w:charset w:val="86"/>
     <w:family w:val="modern"/>
     <w:pitch w:val="fixed"/>
@@ -32396,6 +32355,7 @@
     <w:rsid w:val="00A71246"/>
     <w:rsid w:val="00AA4750"/>
     <w:rsid w:val="00AB28DD"/>
+    <w:rsid w:val="00B528C4"/>
     <w:rsid w:val="00B66704"/>
     <w:rsid w:val="00BE1E4C"/>
     <w:rsid w:val="00D91AE1"/>
@@ -33234,10 +33194,6 @@
 </file>
 
 <file path=customXml/item1.xml><?xml version="1.0" encoding="utf-8"?>
-<b:Sources xmlns:b="http://schemas.openxmlformats.org/officeDocument/2006/bibliography" xmlns="http://schemas.openxmlformats.org/officeDocument/2006/bibliography" SelectedStyle="\APASixthEditionOfficeOnline.xsl" StyleName="APA" Version="6"/>
-</file>
-
-<file path=customXml/item2.xml><?xml version="1.0" encoding="utf-8"?>
 <s:customData xmlns="http://www.wps.cn/officeDocument/2013/wpsCustomData" xmlns:s="http://www.wps.cn/officeDocument/2013/wpsCustomData">
   <customSectProps>
     <customSectPr/>
@@ -33262,18 +33218,22 @@
 </s:customData>
 </file>
 
+<file path=customXml/item2.xml><?xml version="1.0" encoding="utf-8"?>
+<b:Sources xmlns:b="http://schemas.openxmlformats.org/officeDocument/2006/bibliography" xmlns="http://schemas.openxmlformats.org/officeDocument/2006/bibliography" SelectedStyle="\APASixthEditionOfficeOnline.xsl" StyleName="APA" Version="6"/>
+</file>
+
 <file path=customXml/itemProps1.xml><?xml version="1.0" encoding="utf-8"?>
+<ds:datastoreItem xmlns:ds="http://schemas.openxmlformats.org/officeDocument/2006/customXml" ds:itemID="{B1977F7D-205B-4081-913C-38D41E755F92}">
+  <ds:schemaRefs>
+    <ds:schemaRef ds:uri="http://www.wps.cn/officeDocument/2013/wpsCustomData"/>
+  </ds:schemaRefs>
+</ds:datastoreItem>
+</file>
+
+<file path=customXml/itemProps2.xml><?xml version="1.0" encoding="utf-8"?>
 <ds:datastoreItem xmlns:ds="http://schemas.openxmlformats.org/officeDocument/2006/customXml" ds:itemID="{53EEA7E4-BAFA-4066-93B6-D8D117BE0AA4}">
   <ds:schemaRefs>
     <ds:schemaRef ds:uri="http://schemas.openxmlformats.org/officeDocument/2006/bibliography"/>
   </ds:schemaRefs>
 </ds:datastoreItem>
-</file>
-
-<file path=customXml/itemProps2.xml><?xml version="1.0" encoding="utf-8"?>
-<ds:datastoreItem xmlns:ds="http://schemas.openxmlformats.org/officeDocument/2006/customXml" ds:itemID="{B1977F7D-205B-4081-913C-38D41E755F92}">
-  <ds:schemaRefs>
-    <ds:schemaRef ds:uri="http://www.wps.cn/officeDocument/2013/wpsCustomData"/>
-  </ds:schemaRefs>
-</ds:datastoreItem>
 </file>